--- a/ER diagram.docx
+++ b/ER diagram.docx
@@ -16,18 +16,1522 @@
           <w:szCs w:val="16"/>
         </w:rPr>
         <mc:AlternateContent>
+          <mc:Choice Requires="wpg">
+            <w:drawing>
+              <wp:anchor distT="0" distB="0" distL="114300" distR="114300" simplePos="0" relativeHeight="251739136" behindDoc="0" locked="0" layoutInCell="1" allowOverlap="1" wp14:anchorId="502E4121" wp14:editId="6C004EA4">
+                <wp:simplePos x="0" y="0"/>
+                <wp:positionH relativeFrom="column">
+                  <wp:posOffset>5532634</wp:posOffset>
+                </wp:positionH>
+                <wp:positionV relativeFrom="paragraph">
+                  <wp:posOffset>-231169</wp:posOffset>
+                </wp:positionV>
+                <wp:extent cx="2643011" cy="1221740"/>
+                <wp:effectExtent l="0" t="0" r="0" b="16510"/>
+                <wp:wrapNone/>
+                <wp:docPr id="1217652975" name="Group 48"/>
+                <wp:cNvGraphicFramePr/>
+                <a:graphic xmlns:a="http://schemas.openxmlformats.org/drawingml/2006/main">
+                  <a:graphicData uri="http://schemas.microsoft.com/office/word/2010/wordprocessingGroup">
+                    <wpg:wgp>
+                      <wpg:cNvGrpSpPr/>
+                      <wpg:grpSpPr>
+                        <a:xfrm>
+                          <a:off x="0" y="0"/>
+                          <a:ext cx="2643011" cy="1221740"/>
+                          <a:chOff x="0" y="0"/>
+                          <a:chExt cx="2643011" cy="1221740"/>
+                        </a:xfrm>
+                      </wpg:grpSpPr>
+                      <wpg:grpSp>
+                        <wpg:cNvPr id="1531267372" name="Group 33"/>
+                        <wpg:cNvGrpSpPr/>
+                        <wpg:grpSpPr>
+                          <a:xfrm>
+                            <a:off x="0" y="0"/>
+                            <a:ext cx="2605789" cy="1221740"/>
+                            <a:chOff x="0" y="0"/>
+                            <a:chExt cx="2605904" cy="1222065"/>
+                          </a:xfrm>
+                        </wpg:grpSpPr>
+                        <wpg:grpSp>
+                          <wpg:cNvPr id="2055088227" name="Group 9"/>
+                          <wpg:cNvGrpSpPr/>
+                          <wpg:grpSpPr>
+                            <a:xfrm>
+                              <a:off x="758683" y="1001486"/>
+                              <a:ext cx="692214" cy="220579"/>
+                              <a:chOff x="-29047" y="0"/>
+                              <a:chExt cx="692214" cy="220579"/>
+                            </a:xfrm>
+                          </wpg:grpSpPr>
+                          <wps:wsp>
+                            <wps:cNvPr id="1273894549" name="Text Box 7"/>
+                            <wps:cNvSpPr txBox="1"/>
+                            <wps:spPr>
+                              <a:xfrm>
+                                <a:off x="-29047" y="0"/>
+                                <a:ext cx="692214" cy="220579"/>
+                              </a:xfrm>
+                              <a:prstGeom prst="rect">
+                                <a:avLst/>
+                              </a:prstGeom>
+                              <a:noFill/>
+                              <a:ln w="6350">
+                                <a:noFill/>
+                              </a:ln>
+                            </wps:spPr>
+                            <wps:txbx>
+                              <w:txbxContent>
+                                <w:p>
+                                  <w:pPr>
+                                    <w:rPr>
+                                      <w:sz w:val="16"/>
+                                      <w:szCs w:val="16"/>
+                                    </w:rPr>
+                                  </w:pPr>
+                                  <w:proofErr w:type="spellStart"/>
+                                  <w:r>
+                                    <w:rPr>
+                                      <w:sz w:val="16"/>
+                                      <w:szCs w:val="16"/>
+                                    </w:rPr>
+                                    <w:t>Attendence</w:t>
+                                  </w:r>
+                                  <w:proofErr w:type="spellEnd"/>
+                                </w:p>
+                                <w:p>
+                                  <w:pPr>
+                                    <w:rPr>
+                                      <w:sz w:val="16"/>
+                                      <w:szCs w:val="16"/>
+                                    </w:rPr>
+                                  </w:pPr>
+                                </w:p>
+                                <w:p>
+                                  <w:pPr>
+                                    <w:rPr>
+                                      <w:sz w:val="16"/>
+                                      <w:szCs w:val="16"/>
+                                    </w:rPr>
+                                  </w:pPr>
+                                </w:p>
+                              </w:txbxContent>
+                            </wps:txbx>
+                            <wps:bodyPr rot="0" spcFirstLastPara="0" vertOverflow="overflow" horzOverflow="overflow" vert="horz" wrap="square" lIns="91440" tIns="45720" rIns="91440" bIns="45720" numCol="1" spcCol="0" rtlCol="0" fromWordArt="0" anchor="t" anchorCtr="0" forceAA="0" compatLnSpc="1">
+                              <a:prstTxWarp prst="textNoShape">
+                                <a:avLst/>
+                              </a:prstTxWarp>
+                              <a:noAutofit/>
+                            </wps:bodyPr>
+                          </wps:wsp>
+                          <wps:wsp>
+                            <wps:cNvPr id="499924690" name="Rectangle 8"/>
+                            <wps:cNvSpPr/>
+                            <wps:spPr>
+                              <a:xfrm>
+                                <a:off x="0" y="0"/>
+                                <a:ext cx="621632" cy="220345"/>
+                              </a:xfrm>
+                              <a:prstGeom prst="rect">
+                                <a:avLst/>
+                              </a:prstGeom>
+                              <a:noFill/>
+                              <a:ln w="6350" cap="flat" cmpd="sng" algn="ctr">
+                                <a:solidFill>
+                                  <a:srgbClr val="4472C4">
+                                    <a:shade val="15000"/>
+                                  </a:srgbClr>
+                                </a:solidFill>
+                                <a:prstDash val="solid"/>
+                                <a:miter lim="800000"/>
+                              </a:ln>
+                              <a:effectLst/>
+                            </wps:spPr>
+                            <wps:bodyPr rot="0" spcFirstLastPara="0" vertOverflow="overflow" horzOverflow="overflow" vert="horz" wrap="square" lIns="91440" tIns="45720" rIns="91440" bIns="45720" numCol="1" spcCol="0" rtlCol="0" fromWordArt="0" anchor="ctr" anchorCtr="0" forceAA="0" compatLnSpc="1">
+                              <a:prstTxWarp prst="textNoShape">
+                                <a:avLst/>
+                              </a:prstTxWarp>
+                              <a:noAutofit/>
+                            </wps:bodyPr>
+                          </wps:wsp>
+                        </wpg:grpSp>
+                        <wpg:grpSp>
+                          <wpg:cNvPr id="828844082" name="Group 16"/>
+                          <wpg:cNvGrpSpPr/>
+                          <wpg:grpSpPr>
+                            <a:xfrm>
+                              <a:off x="0" y="451262"/>
+                              <a:ext cx="864724" cy="390939"/>
+                              <a:chOff x="0" y="0"/>
+                              <a:chExt cx="864724" cy="390939"/>
+                            </a:xfrm>
+                          </wpg:grpSpPr>
+                          <wps:wsp>
+                            <wps:cNvPr id="363552358" name="Oval 14"/>
+                            <wps:cNvSpPr/>
+                            <wps:spPr>
+                              <a:xfrm>
+                                <a:off x="0" y="0"/>
+                                <a:ext cx="815008" cy="253475"/>
+                              </a:xfrm>
+                              <a:prstGeom prst="ellipse">
+                                <a:avLst/>
+                              </a:prstGeom>
+                              <a:noFill/>
+                              <a:ln w="6350" cap="flat" cmpd="sng" algn="ctr">
+                                <a:solidFill>
+                                  <a:srgbClr val="4472C4">
+                                    <a:shade val="15000"/>
+                                  </a:srgbClr>
+                                </a:solidFill>
+                                <a:prstDash val="solid"/>
+                                <a:miter lim="800000"/>
+                              </a:ln>
+                              <a:effectLst/>
+                            </wps:spPr>
+                            <wps:bodyPr rot="0" spcFirstLastPara="0" vertOverflow="overflow" horzOverflow="overflow" vert="horz" wrap="square" lIns="91440" tIns="45720" rIns="91440" bIns="45720" numCol="1" spcCol="0" rtlCol="0" fromWordArt="0" anchor="ctr" anchorCtr="0" forceAA="0" compatLnSpc="1">
+                              <a:prstTxWarp prst="textNoShape">
+                                <a:avLst/>
+                              </a:prstTxWarp>
+                              <a:noAutofit/>
+                            </wps:bodyPr>
+                          </wps:wsp>
+                          <wps:wsp>
+                            <wps:cNvPr id="1851802303" name="Text Box 15"/>
+                            <wps:cNvSpPr txBox="1"/>
+                            <wps:spPr>
+                              <a:xfrm>
+                                <a:off x="6645" y="0"/>
+                                <a:ext cx="858079" cy="390939"/>
+                              </a:xfrm>
+                              <a:prstGeom prst="rect">
+                                <a:avLst/>
+                              </a:prstGeom>
+                              <a:noFill/>
+                              <a:ln w="6350">
+                                <a:noFill/>
+                              </a:ln>
+                            </wps:spPr>
+                            <wps:txbx>
+                              <w:txbxContent>
+                                <w:p>
+                                  <w:pPr>
+                                    <w:rPr>
+                                      <w:sz w:val="16"/>
+                                      <w:szCs w:val="16"/>
+                                      <w:u w:val="single"/>
+                                    </w:rPr>
+                                  </w:pPr>
+                                  <w:proofErr w:type="spellStart"/>
+                                  <w:r>
+                                    <w:rPr>
+                                      <w:sz w:val="16"/>
+                                      <w:szCs w:val="16"/>
+                                      <w:u w:val="single"/>
+                                    </w:rPr>
+                                    <w:t>AttendenceID</w:t>
+                                  </w:r>
+                                  <w:proofErr w:type="spellEnd"/>
+                                </w:p>
+                              </w:txbxContent>
+                            </wps:txbx>
+                            <wps:bodyPr rot="0" spcFirstLastPara="0" vertOverflow="overflow" horzOverflow="overflow" vert="horz" wrap="square" lIns="91440" tIns="45720" rIns="91440" bIns="45720" numCol="1" spcCol="0" rtlCol="0" fromWordArt="0" anchor="t" anchorCtr="0" forceAA="0" compatLnSpc="1">
+                              <a:prstTxWarp prst="textNoShape">
+                                <a:avLst/>
+                              </a:prstTxWarp>
+                              <a:noAutofit/>
+                            </wps:bodyPr>
+                          </wps:wsp>
+                        </wpg:grpSp>
+                        <wpg:grpSp>
+                          <wpg:cNvPr id="119788908" name="Group 16"/>
+                          <wpg:cNvGrpSpPr/>
+                          <wpg:grpSpPr>
+                            <a:xfrm>
+                              <a:off x="1543793" y="348343"/>
+                              <a:ext cx="1062111" cy="389890"/>
+                              <a:chOff x="0" y="0"/>
+                              <a:chExt cx="1063087" cy="390939"/>
+                            </a:xfrm>
+                          </wpg:grpSpPr>
+                          <wps:wsp>
+                            <wps:cNvPr id="730459711" name="Oval 14"/>
+                            <wps:cNvSpPr/>
+                            <wps:spPr>
+                              <a:xfrm>
+                                <a:off x="0" y="0"/>
+                                <a:ext cx="815008" cy="253475"/>
+                              </a:xfrm>
+                              <a:prstGeom prst="ellipse">
+                                <a:avLst/>
+                              </a:prstGeom>
+                              <a:noFill/>
+                              <a:ln w="6350" cap="flat" cmpd="sng" algn="ctr">
+                                <a:solidFill>
+                                  <a:srgbClr val="4472C4">
+                                    <a:shade val="15000"/>
+                                  </a:srgbClr>
+                                </a:solidFill>
+                                <a:prstDash val="solid"/>
+                                <a:miter lim="800000"/>
+                              </a:ln>
+                              <a:effectLst/>
+                            </wps:spPr>
+                            <wps:bodyPr rot="0" spcFirstLastPara="0" vertOverflow="overflow" horzOverflow="overflow" vert="horz" wrap="square" lIns="91440" tIns="45720" rIns="91440" bIns="45720" numCol="1" spcCol="0" rtlCol="0" fromWordArt="0" anchor="ctr" anchorCtr="0" forceAA="0" compatLnSpc="1">
+                              <a:prstTxWarp prst="textNoShape">
+                                <a:avLst/>
+                              </a:prstTxWarp>
+                              <a:noAutofit/>
+                            </wps:bodyPr>
+                          </wps:wsp>
+                          <wps:wsp>
+                            <wps:cNvPr id="1001091209" name="Text Box 15"/>
+                            <wps:cNvSpPr txBox="1"/>
+                            <wps:spPr>
+                              <a:xfrm>
+                                <a:off x="205008" y="0"/>
+                                <a:ext cx="858079" cy="390939"/>
+                              </a:xfrm>
+                              <a:prstGeom prst="rect">
+                                <a:avLst/>
+                              </a:prstGeom>
+                              <a:noFill/>
+                              <a:ln w="6350">
+                                <a:noFill/>
+                              </a:ln>
+                            </wps:spPr>
+                            <wps:txbx>
+                              <w:txbxContent>
+                                <w:p>
+                                  <w:pPr>
+                                    <w:rPr>
+                                      <w:sz w:val="16"/>
+                                      <w:szCs w:val="16"/>
+                                    </w:rPr>
+                                  </w:pPr>
+                                  <w:r>
+                                    <w:rPr>
+                                      <w:sz w:val="16"/>
+                                      <w:szCs w:val="16"/>
+                                    </w:rPr>
+                                    <w:t>Status</w:t>
+                                  </w:r>
+                                </w:p>
+                              </w:txbxContent>
+                            </wps:txbx>
+                            <wps:bodyPr rot="0" spcFirstLastPara="0" vertOverflow="overflow" horzOverflow="overflow" vert="horz" wrap="square" lIns="91440" tIns="45720" rIns="91440" bIns="45720" numCol="1" spcCol="0" rtlCol="0" fromWordArt="0" anchor="t" anchorCtr="0" forceAA="0" compatLnSpc="1">
+                              <a:prstTxWarp prst="textNoShape">
+                                <a:avLst/>
+                              </a:prstTxWarp>
+                              <a:noAutofit/>
+                            </wps:bodyPr>
+                          </wps:wsp>
+                        </wpg:grpSp>
+                        <wpg:grpSp>
+                          <wpg:cNvPr id="335308567" name="Group 16"/>
+                          <wpg:cNvGrpSpPr/>
+                          <wpg:grpSpPr>
+                            <a:xfrm>
+                              <a:off x="1076696" y="0"/>
+                              <a:ext cx="923222" cy="390945"/>
+                              <a:chOff x="0" y="0"/>
+                              <a:chExt cx="923222" cy="390945"/>
+                            </a:xfrm>
+                          </wpg:grpSpPr>
+                          <wps:wsp>
+                            <wps:cNvPr id="240927170" name="Oval 14"/>
+                            <wps:cNvSpPr/>
+                            <wps:spPr>
+                              <a:xfrm>
+                                <a:off x="0" y="0"/>
+                                <a:ext cx="815008" cy="253475"/>
+                              </a:xfrm>
+                              <a:prstGeom prst="ellipse">
+                                <a:avLst/>
+                              </a:prstGeom>
+                              <a:noFill/>
+                              <a:ln w="6350" cap="flat" cmpd="sng" algn="ctr">
+                                <a:solidFill>
+                                  <a:srgbClr val="4472C4">
+                                    <a:shade val="15000"/>
+                                  </a:srgbClr>
+                                </a:solidFill>
+                                <a:prstDash val="solid"/>
+                                <a:miter lim="800000"/>
+                              </a:ln>
+                              <a:effectLst/>
+                            </wps:spPr>
+                            <wps:bodyPr rot="0" spcFirstLastPara="0" vertOverflow="overflow" horzOverflow="overflow" vert="horz" wrap="square" lIns="91440" tIns="45720" rIns="91440" bIns="45720" numCol="1" spcCol="0" rtlCol="0" fromWordArt="0" anchor="ctr" anchorCtr="0" forceAA="0" compatLnSpc="1">
+                              <a:prstTxWarp prst="textNoShape">
+                                <a:avLst/>
+                              </a:prstTxWarp>
+                              <a:noAutofit/>
+                            </wps:bodyPr>
+                          </wps:wsp>
+                          <wps:wsp>
+                            <wps:cNvPr id="708111623" name="Text Box 15"/>
+                            <wps:cNvSpPr txBox="1"/>
+                            <wps:spPr>
+                              <a:xfrm>
+                                <a:off x="65143" y="6"/>
+                                <a:ext cx="858079" cy="390939"/>
+                              </a:xfrm>
+                              <a:prstGeom prst="rect">
+                                <a:avLst/>
+                              </a:prstGeom>
+                              <a:noFill/>
+                              <a:ln w="6350">
+                                <a:noFill/>
+                              </a:ln>
+                            </wps:spPr>
+                            <wps:txbx>
+                              <w:txbxContent>
+                                <w:p>
+                                  <w:pPr>
+                                    <w:rPr>
+                                      <w:sz w:val="16"/>
+                                      <w:szCs w:val="16"/>
+                                    </w:rPr>
+                                  </w:pPr>
+                                  <w:proofErr w:type="spellStart"/>
+                                  <w:r>
+                                    <w:rPr>
+                                      <w:sz w:val="16"/>
+                                      <w:szCs w:val="16"/>
+                                    </w:rPr>
+                                    <w:t>SessionType</w:t>
+                                  </w:r>
+                                  <w:proofErr w:type="spellEnd"/>
+                                </w:p>
+                              </w:txbxContent>
+                            </wps:txbx>
+                            <wps:bodyPr rot="0" spcFirstLastPara="0" vertOverflow="overflow" horzOverflow="overflow" vert="horz" wrap="square" lIns="91440" tIns="45720" rIns="91440" bIns="45720" numCol="1" spcCol="0" rtlCol="0" fromWordArt="0" anchor="t" anchorCtr="0" forceAA="0" compatLnSpc="1">
+                              <a:prstTxWarp prst="textNoShape">
+                                <a:avLst/>
+                              </a:prstTxWarp>
+                              <a:noAutofit/>
+                            </wps:bodyPr>
+                          </wps:wsp>
+                        </wpg:grpSp>
+                        <wpg:grpSp>
+                          <wpg:cNvPr id="590168302" name="Group 16"/>
+                          <wpg:cNvGrpSpPr/>
+                          <wpg:grpSpPr>
+                            <a:xfrm>
+                              <a:off x="186047" y="95002"/>
+                              <a:ext cx="1053402" cy="397408"/>
+                              <a:chOff x="0" y="0"/>
+                              <a:chExt cx="1053402" cy="397408"/>
+                            </a:xfrm>
+                          </wpg:grpSpPr>
+                          <wps:wsp>
+                            <wps:cNvPr id="1772058863" name="Oval 14"/>
+                            <wps:cNvSpPr/>
+                            <wps:spPr>
+                              <a:xfrm>
+                                <a:off x="0" y="0"/>
+                                <a:ext cx="815008" cy="253475"/>
+                              </a:xfrm>
+                              <a:prstGeom prst="ellipse">
+                                <a:avLst/>
+                              </a:prstGeom>
+                              <a:noFill/>
+                              <a:ln w="6350" cap="flat" cmpd="sng" algn="ctr">
+                                <a:solidFill>
+                                  <a:srgbClr val="4472C4">
+                                    <a:shade val="15000"/>
+                                  </a:srgbClr>
+                                </a:solidFill>
+                                <a:prstDash val="solid"/>
+                                <a:miter lim="800000"/>
+                              </a:ln>
+                              <a:effectLst/>
+                            </wps:spPr>
+                            <wps:bodyPr rot="0" spcFirstLastPara="0" vertOverflow="overflow" horzOverflow="overflow" vert="horz" wrap="square" lIns="91440" tIns="45720" rIns="91440" bIns="45720" numCol="1" spcCol="0" rtlCol="0" fromWordArt="0" anchor="ctr" anchorCtr="0" forceAA="0" compatLnSpc="1">
+                              <a:prstTxWarp prst="textNoShape">
+                                <a:avLst/>
+                              </a:prstTxWarp>
+                              <a:noAutofit/>
+                            </wps:bodyPr>
+                          </wps:wsp>
+                          <wps:wsp>
+                            <wps:cNvPr id="1434219233" name="Text Box 15"/>
+                            <wps:cNvSpPr txBox="1"/>
+                            <wps:spPr>
+                              <a:xfrm>
+                                <a:off x="195323" y="6469"/>
+                                <a:ext cx="858079" cy="390939"/>
+                              </a:xfrm>
+                              <a:prstGeom prst="rect">
+                                <a:avLst/>
+                              </a:prstGeom>
+                              <a:noFill/>
+                              <a:ln w="6350">
+                                <a:noFill/>
+                              </a:ln>
+                            </wps:spPr>
+                            <wps:txbx>
+                              <w:txbxContent>
+                                <w:p>
+                                  <w:pPr>
+                                    <w:rPr>
+                                      <w:sz w:val="16"/>
+                                      <w:szCs w:val="16"/>
+                                    </w:rPr>
+                                  </w:pPr>
+                                  <w:r>
+                                    <w:rPr>
+                                      <w:sz w:val="16"/>
+                                      <w:szCs w:val="16"/>
+                                    </w:rPr>
+                                    <w:t>Date</w:t>
+                                  </w:r>
+                                </w:p>
+                              </w:txbxContent>
+                            </wps:txbx>
+                            <wps:bodyPr rot="0" spcFirstLastPara="0" vertOverflow="overflow" horzOverflow="overflow" vert="horz" wrap="square" lIns="91440" tIns="45720" rIns="91440" bIns="45720" numCol="1" spcCol="0" rtlCol="0" fromWordArt="0" anchor="t" anchorCtr="0" forceAA="0" compatLnSpc="1">
+                              <a:prstTxWarp prst="textNoShape">
+                                <a:avLst/>
+                              </a:prstTxWarp>
+                              <a:noAutofit/>
+                            </wps:bodyPr>
+                          </wps:wsp>
+                        </wpg:grpSp>
+                        <wps:wsp>
+                          <wps:cNvPr id="1124481898" name="Straight Connector 29"/>
+                          <wps:cNvCnPr/>
+                          <wps:spPr>
+                            <a:xfrm>
+                              <a:off x="427512" y="704602"/>
+                              <a:ext cx="360004" cy="296884"/>
+                            </a:xfrm>
+                            <a:prstGeom prst="line">
+                              <a:avLst/>
+                            </a:prstGeom>
+                            <a:noFill/>
+                            <a:ln w="6350" cap="flat" cmpd="sng" algn="ctr">
+                              <a:solidFill>
+                                <a:sysClr val="windowText" lastClr="000000"/>
+                              </a:solidFill>
+                              <a:prstDash val="solid"/>
+                              <a:miter lim="800000"/>
+                            </a:ln>
+                            <a:effectLst/>
+                          </wps:spPr>
+                          <wps:bodyPr/>
+                        </wps:wsp>
+                        <wps:wsp>
+                          <wps:cNvPr id="1974386350" name="Straight Connector 30"/>
+                          <wps:cNvCnPr/>
+                          <wps:spPr>
+                            <a:xfrm>
+                              <a:off x="787730" y="316675"/>
+                              <a:ext cx="173990" cy="683895"/>
+                            </a:xfrm>
+                            <a:prstGeom prst="line">
+                              <a:avLst/>
+                            </a:prstGeom>
+                            <a:noFill/>
+                            <a:ln w="6350" cap="flat" cmpd="sng" algn="ctr">
+                              <a:solidFill>
+                                <a:sysClr val="windowText" lastClr="000000"/>
+                              </a:solidFill>
+                              <a:prstDash val="solid"/>
+                              <a:miter lim="800000"/>
+                            </a:ln>
+                            <a:effectLst/>
+                          </wps:spPr>
+                          <wps:bodyPr/>
+                        </wps:wsp>
+                        <wps:wsp>
+                          <wps:cNvPr id="1803709687" name="Straight Connector 31"/>
+                          <wps:cNvCnPr/>
+                          <wps:spPr>
+                            <a:xfrm flipH="1">
+                              <a:off x="1048987" y="201880"/>
+                              <a:ext cx="134587" cy="798690"/>
+                            </a:xfrm>
+                            <a:prstGeom prst="line">
+                              <a:avLst/>
+                            </a:prstGeom>
+                            <a:noFill/>
+                            <a:ln w="6350" cap="flat" cmpd="sng" algn="ctr">
+                              <a:solidFill>
+                                <a:sysClr val="windowText" lastClr="000000"/>
+                              </a:solidFill>
+                              <a:prstDash val="solid"/>
+                              <a:miter lim="800000"/>
+                            </a:ln>
+                            <a:effectLst/>
+                          </wps:spPr>
+                          <wps:bodyPr/>
+                        </wps:wsp>
+                        <wps:wsp>
+                          <wps:cNvPr id="1888776825" name="Straight Connector 32"/>
+                          <wps:cNvCnPr/>
+                          <wps:spPr>
+                            <a:xfrm flipH="1">
+                              <a:off x="1183574" y="478971"/>
+                              <a:ext cx="360821" cy="521121"/>
+                            </a:xfrm>
+                            <a:prstGeom prst="line">
+                              <a:avLst/>
+                            </a:prstGeom>
+                            <a:noFill/>
+                            <a:ln w="6350" cap="flat" cmpd="sng" algn="ctr">
+                              <a:solidFill>
+                                <a:sysClr val="windowText" lastClr="000000"/>
+                              </a:solidFill>
+                              <a:prstDash val="solid"/>
+                              <a:miter lim="800000"/>
+                            </a:ln>
+                            <a:effectLst/>
+                          </wps:spPr>
+                          <wps:bodyPr/>
+                        </wps:wsp>
+                      </wpg:grpSp>
+                      <wpg:grpSp>
+                        <wpg:cNvPr id="1087308762" name="Group 16"/>
+                        <wpg:cNvGrpSpPr/>
+                        <wpg:grpSpPr>
+                          <a:xfrm>
+                            <a:off x="1664413" y="703780"/>
+                            <a:ext cx="978598" cy="391295"/>
+                            <a:chOff x="0" y="0"/>
+                            <a:chExt cx="978966" cy="391710"/>
+                          </a:xfrm>
+                        </wpg:grpSpPr>
+                        <wps:wsp>
+                          <wps:cNvPr id="1785978750" name="Oval 14"/>
+                          <wps:cNvSpPr/>
+                          <wps:spPr>
+                            <a:xfrm>
+                              <a:off x="0" y="0"/>
+                              <a:ext cx="815008" cy="253475"/>
+                            </a:xfrm>
+                            <a:prstGeom prst="ellipse">
+                              <a:avLst/>
+                            </a:prstGeom>
+                            <a:noFill/>
+                            <a:ln w="6350" cap="flat" cmpd="sng" algn="ctr">
+                              <a:solidFill>
+                                <a:srgbClr val="4472C4">
+                                  <a:shade val="15000"/>
+                                </a:srgbClr>
+                              </a:solidFill>
+                              <a:prstDash val="solid"/>
+                              <a:miter lim="800000"/>
+                            </a:ln>
+                            <a:effectLst/>
+                          </wps:spPr>
+                          <wps:bodyPr rot="0" spcFirstLastPara="0" vertOverflow="overflow" horzOverflow="overflow" vert="horz" wrap="square" lIns="91440" tIns="45720" rIns="91440" bIns="45720" numCol="1" spcCol="0" rtlCol="0" fromWordArt="0" anchor="ctr" anchorCtr="0" forceAA="0" compatLnSpc="1">
+                            <a:prstTxWarp prst="textNoShape">
+                              <a:avLst/>
+                            </a:prstTxWarp>
+                            <a:noAutofit/>
+                          </wps:bodyPr>
+                        </wps:wsp>
+                        <wps:wsp>
+                          <wps:cNvPr id="1452093665" name="Text Box 15"/>
+                          <wps:cNvSpPr txBox="1"/>
+                          <wps:spPr>
+                            <a:xfrm>
+                              <a:off x="120887" y="771"/>
+                              <a:ext cx="858079" cy="390939"/>
+                            </a:xfrm>
+                            <a:prstGeom prst="rect">
+                              <a:avLst/>
+                            </a:prstGeom>
+                            <a:noFill/>
+                            <a:ln w="6350">
+                              <a:noFill/>
+                            </a:ln>
+                          </wps:spPr>
+                          <wps:txbx>
+                            <w:txbxContent>
+                              <w:p>
+                                <w:pPr>
+                                  <w:rPr>
+                                    <w:sz w:val="16"/>
+                                    <w:szCs w:val="16"/>
+                                  </w:rPr>
+                                </w:pPr>
+                                <w:r>
+                                  <w:rPr>
+                                    <w:sz w:val="16"/>
+                                    <w:szCs w:val="16"/>
+                                  </w:rPr>
+                                  <w:t>Medical</w:t>
+                                </w:r>
+                              </w:p>
+                            </w:txbxContent>
+                          </wps:txbx>
+                          <wps:bodyPr rot="0" spcFirstLastPara="0" vertOverflow="overflow" horzOverflow="overflow" vert="horz" wrap="square" lIns="91440" tIns="45720" rIns="91440" bIns="45720" numCol="1" spcCol="0" rtlCol="0" fromWordArt="0" anchor="t" anchorCtr="0" forceAA="0" compatLnSpc="1">
+                            <a:prstTxWarp prst="textNoShape">
+                              <a:avLst/>
+                            </a:prstTxWarp>
+                            <a:noAutofit/>
+                          </wps:bodyPr>
+                        </wps:wsp>
+                      </wpg:grpSp>
+                      <wps:wsp>
+                        <wps:cNvPr id="1005383169" name="Straight Connector 47"/>
+                        <wps:cNvCnPr/>
+                        <wps:spPr>
+                          <a:xfrm flipV="1">
+                            <a:off x="1407559" y="842481"/>
+                            <a:ext cx="255321" cy="157849"/>
+                          </a:xfrm>
+                          <a:prstGeom prst="line">
+                            <a:avLst/>
+                          </a:prstGeom>
+                        </wps:spPr>
+                        <wps:style>
+                          <a:lnRef idx="1">
+                            <a:schemeClr val="dk1"/>
+                          </a:lnRef>
+                          <a:fillRef idx="0">
+                            <a:schemeClr val="dk1"/>
+                          </a:fillRef>
+                          <a:effectRef idx="0">
+                            <a:schemeClr val="dk1"/>
+                          </a:effectRef>
+                          <a:fontRef idx="minor">
+                            <a:schemeClr val="tx1"/>
+                          </a:fontRef>
+                        </wps:style>
+                        <wps:bodyPr/>
+                      </wps:wsp>
+                    </wpg:wgp>
+                  </a:graphicData>
+                </a:graphic>
+              </wp:anchor>
+            </w:drawing>
+          </mc:Choice>
+          <mc:Fallback>
+            <w:pict>
+              <v:group w14:anchorId="502E4121" id="Group 48" o:spid="_x0000_s1026" style="position:absolute;margin-left:435.65pt;margin-top:-18.2pt;width:208.1pt;height:96.2pt;z-index:251739136" coordsize="26430,12217" o:gfxdata="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">
+                <v:group id="_x0000_s1027" style="position:absolute;width:26057;height:12217" coordsize="26059,12220" o:gfxdata="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">
+                  <v:group id="Group 9" o:spid="_x0000_s1028" style="position:absolute;left:7586;top:10014;width:6922;height:2206" coordorigin="-290" coordsize="6922,2205" o:gfxdata="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">
+                    <v:shapetype id="_x0000_t202" coordsize="21600,21600" o:spt="202" path="m,l,21600r21600,l21600,xe">
+                      <v:stroke joinstyle="miter"/>
+                      <v:path gradientshapeok="t" o:connecttype="rect"/>
+                    </v:shapetype>
+                    <v:shape id="Text Box 7" o:spid="_x0000_s1029" type="#_x0000_t202" style="position:absolute;left:-290;width:6921;height:2205;visibility:visible;mso-wrap-style:square;v-text-anchor:top" o:gfxdata="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" filled="f" stroked="f" strokeweight=".5pt">
+                      <v:textbox>
+                        <w:txbxContent>
+                          <w:p>
+                            <w:pPr>
+                              <w:rPr>
+                                <w:sz w:val="16"/>
+                                <w:szCs w:val="16"/>
+                              </w:rPr>
+                            </w:pPr>
+                            <w:proofErr w:type="spellStart"/>
+                            <w:r>
+                              <w:rPr>
+                                <w:sz w:val="16"/>
+                                <w:szCs w:val="16"/>
+                              </w:rPr>
+                              <w:t>Attendence</w:t>
+                            </w:r>
+                            <w:proofErr w:type="spellEnd"/>
+                          </w:p>
+                          <w:p>
+                            <w:pPr>
+                              <w:rPr>
+                                <w:sz w:val="16"/>
+                                <w:szCs w:val="16"/>
+                              </w:rPr>
+                            </w:pPr>
+                          </w:p>
+                          <w:p>
+                            <w:pPr>
+                              <w:rPr>
+                                <w:sz w:val="16"/>
+                                <w:szCs w:val="16"/>
+                              </w:rPr>
+                            </w:pPr>
+                          </w:p>
+                        </w:txbxContent>
+                      </v:textbox>
+                    </v:shape>
+                    <v:rect id="Rectangle 8" o:spid="_x0000_s1030" style="position:absolute;width:6216;height:2203;visibility:visible;mso-wrap-style:square;v-text-anchor:middle" o:gfxdata="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" filled="f" strokecolor="#172c51" strokeweight=".5pt"/>
+                  </v:group>
+                  <v:group id="Group 16" o:spid="_x0000_s1031" style="position:absolute;top:4512;width:8647;height:3910" coordsize="8647,3909" o:gfxdata="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">
+                    <v:oval id="Oval 14" o:spid="_x0000_s1032" style="position:absolute;width:8150;height:2534;visibility:visible;mso-wrap-style:square;v-text-anchor:middle" o:gfxdata="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" filled="f" strokecolor="#172c51" strokeweight=".5pt">
+                      <v:stroke joinstyle="miter"/>
+                    </v:oval>
+                    <v:shape id="Text Box 15" o:spid="_x0000_s1033" type="#_x0000_t202" style="position:absolute;left:66;width:8581;height:3909;visibility:visible;mso-wrap-style:square;v-text-anchor:top" o:gfxdata="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" filled="f" stroked="f" strokeweight=".5pt">
+                      <v:textbox>
+                        <w:txbxContent>
+                          <w:p>
+                            <w:pPr>
+                              <w:rPr>
+                                <w:sz w:val="16"/>
+                                <w:szCs w:val="16"/>
+                                <w:u w:val="single"/>
+                              </w:rPr>
+                            </w:pPr>
+                            <w:proofErr w:type="spellStart"/>
+                            <w:r>
+                              <w:rPr>
+                                <w:sz w:val="16"/>
+                                <w:szCs w:val="16"/>
+                                <w:u w:val="single"/>
+                              </w:rPr>
+                              <w:t>AttendenceID</w:t>
+                            </w:r>
+                            <w:proofErr w:type="spellEnd"/>
+                          </w:p>
+                        </w:txbxContent>
+                      </v:textbox>
+                    </v:shape>
+                  </v:group>
+                  <v:group id="Group 16" o:spid="_x0000_s1034" style="position:absolute;left:15437;top:3483;width:10622;height:3899" coordsize="10630,3909" o:gfxdata="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">
+                    <v:oval id="Oval 14" o:spid="_x0000_s1035" style="position:absolute;width:8150;height:2534;visibility:visible;mso-wrap-style:square;v-text-anchor:middle" o:gfxdata="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" filled="f" strokecolor="#172c51" strokeweight=".5pt">
+                      <v:stroke joinstyle="miter"/>
+                    </v:oval>
+                    <v:shape id="Text Box 15" o:spid="_x0000_s1036" type="#_x0000_t202" style="position:absolute;left:2050;width:8580;height:3909;visibility:visible;mso-wrap-style:square;v-text-anchor:top" o:gfxdata="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" filled="f" stroked="f" strokeweight=".5pt">
+                      <v:textbox>
+                        <w:txbxContent>
+                          <w:p>
+                            <w:pPr>
+                              <w:rPr>
+                                <w:sz w:val="16"/>
+                                <w:szCs w:val="16"/>
+                              </w:rPr>
+                            </w:pPr>
+                            <w:r>
+                              <w:rPr>
+                                <w:sz w:val="16"/>
+                                <w:szCs w:val="16"/>
+                              </w:rPr>
+                              <w:t>Status</w:t>
+                            </w:r>
+                          </w:p>
+                        </w:txbxContent>
+                      </v:textbox>
+                    </v:shape>
+                  </v:group>
+                  <v:group id="Group 16" o:spid="_x0000_s1037" style="position:absolute;left:10766;width:9233;height:3909" coordsize="9232,3909" o:gfxdata="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">
+                    <v:oval id="Oval 14" o:spid="_x0000_s1038" style="position:absolute;width:8150;height:2534;visibility:visible;mso-wrap-style:square;v-text-anchor:middle" o:gfxdata="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" filled="f" strokecolor="#172c51" strokeweight=".5pt">
+                      <v:stroke joinstyle="miter"/>
+                    </v:oval>
+                    <v:shape id="Text Box 15" o:spid="_x0000_s1039" type="#_x0000_t202" style="position:absolute;left:651;width:8581;height:3909;visibility:visible;mso-wrap-style:square;v-text-anchor:top" o:gfxdata="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" filled="f" stroked="f" strokeweight=".5pt">
+                      <v:textbox>
+                        <w:txbxContent>
+                          <w:p>
+                            <w:pPr>
+                              <w:rPr>
+                                <w:sz w:val="16"/>
+                                <w:szCs w:val="16"/>
+                              </w:rPr>
+                            </w:pPr>
+                            <w:proofErr w:type="spellStart"/>
+                            <w:r>
+                              <w:rPr>
+                                <w:sz w:val="16"/>
+                                <w:szCs w:val="16"/>
+                              </w:rPr>
+                              <w:t>SessionType</w:t>
+                            </w:r>
+                            <w:proofErr w:type="spellEnd"/>
+                          </w:p>
+                        </w:txbxContent>
+                      </v:textbox>
+                    </v:shape>
+                  </v:group>
+                  <v:group id="Group 16" o:spid="_x0000_s1040" style="position:absolute;left:1860;top:950;width:10534;height:3974" coordsize="10534,3974" o:gfxdata="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">
+                    <v:oval id="Oval 14" o:spid="_x0000_s1041" style="position:absolute;width:8150;height:2534;visibility:visible;mso-wrap-style:square;v-text-anchor:middle" o:gfxdata="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" filled="f" strokecolor="#172c51" strokeweight=".5pt">
+                      <v:stroke joinstyle="miter"/>
+                    </v:oval>
+                    <v:shape id="Text Box 15" o:spid="_x0000_s1042" type="#_x0000_t202" style="position:absolute;left:1953;top:64;width:8581;height:3910;visibility:visible;mso-wrap-style:square;v-text-anchor:top" o:gfxdata="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" filled="f" stroked="f" strokeweight=".5pt">
+                      <v:textbox>
+                        <w:txbxContent>
+                          <w:p>
+                            <w:pPr>
+                              <w:rPr>
+                                <w:sz w:val="16"/>
+                                <w:szCs w:val="16"/>
+                              </w:rPr>
+                            </w:pPr>
+                            <w:r>
+                              <w:rPr>
+                                <w:sz w:val="16"/>
+                                <w:szCs w:val="16"/>
+                              </w:rPr>
+                              <w:t>Date</w:t>
+                            </w:r>
+                          </w:p>
+                        </w:txbxContent>
+                      </v:textbox>
+                    </v:shape>
+                  </v:group>
+                  <v:line id="Straight Connector 29" o:spid="_x0000_s1043" style="position:absolute;visibility:visible;mso-wrap-style:square" from="4275,7046" to="7875,10014" o:connectortype="straight" o:gfxdata="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" strokecolor="windowText" strokeweight=".5pt">
+                    <v:stroke joinstyle="miter"/>
+                  </v:line>
+                  <v:line id="Straight Connector 30" o:spid="_x0000_s1044" style="position:absolute;visibility:visible;mso-wrap-style:square" from="7877,3166" to="9617,10005" o:connectortype="straight" o:gfxdata="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" strokecolor="windowText" strokeweight=".5pt">
+                    <v:stroke joinstyle="miter"/>
+                  </v:line>
+                  <v:line id="Straight Connector 31" o:spid="_x0000_s1045" style="position:absolute;flip:x;visibility:visible;mso-wrap-style:square" from="10489,2018" to="11835,10005" o:connectortype="straight" o:gfxdata="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" strokecolor="windowText" strokeweight=".5pt">
+                    <v:stroke joinstyle="miter"/>
+                  </v:line>
+                  <v:line id="Straight Connector 32" o:spid="_x0000_s1046" style="position:absolute;flip:x;visibility:visible;mso-wrap-style:square" from="11835,4789" to="15443,10000" o:connectortype="straight" o:gfxdata="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" strokecolor="windowText" strokeweight=".5pt">
+                    <v:stroke joinstyle="miter"/>
+                  </v:line>
+                </v:group>
+                <v:group id="Group 16" o:spid="_x0000_s1047" style="position:absolute;left:16644;top:7037;width:9786;height:3913" coordsize="9789,3917" o:gfxdata="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">
+                  <v:oval id="Oval 14" o:spid="_x0000_s1048" style="position:absolute;width:8150;height:2534;visibility:visible;mso-wrap-style:square;v-text-anchor:middle" o:gfxdata="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" filled="f" strokecolor="#172c51" strokeweight=".5pt">
+                    <v:stroke joinstyle="miter"/>
+                  </v:oval>
+                  <v:shape id="Text Box 15" o:spid="_x0000_s1049" type="#_x0000_t202" style="position:absolute;left:1208;top:7;width:8581;height:3910;visibility:visible;mso-wrap-style:square;v-text-anchor:top" o:gfxdata="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" filled="f" stroked="f" strokeweight=".5pt">
+                    <v:textbox>
+                      <w:txbxContent>
+                        <w:p>
+                          <w:pPr>
+                            <w:rPr>
+                              <w:sz w:val="16"/>
+                              <w:szCs w:val="16"/>
+                            </w:rPr>
+                          </w:pPr>
+                          <w:r>
+                            <w:rPr>
+                              <w:sz w:val="16"/>
+                              <w:szCs w:val="16"/>
+                            </w:rPr>
+                            <w:t>Medical</w:t>
+                          </w:r>
+                        </w:p>
+                      </w:txbxContent>
+                    </v:textbox>
+                  </v:shape>
+                </v:group>
+                <v:line id="Straight Connector 47" o:spid="_x0000_s1050" style="position:absolute;flip:y;visibility:visible;mso-wrap-style:square" from="14075,8424" to="16628,10003" o:connectortype="straight" o:gfxdata="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" strokecolor="black [3200]" strokeweight=".5pt">
+                  <v:stroke joinstyle="miter"/>
+                </v:line>
+              </v:group>
+            </w:pict>
+          </mc:Fallback>
+        </mc:AlternateContent>
+      </w:r>
+      <w:r>
+        <w:rPr>
+          <w:sz w:val="16"/>
+          <w:szCs w:val="16"/>
+        </w:rPr>
+        <w:t xml:space="preserve">     </w:t>
+      </w:r>
+    </w:p>
+    <w:p>
+      <w:pPr>
+        <w:rPr>
+          <w:sz w:val="16"/>
+          <w:szCs w:val="16"/>
+        </w:rPr>
+      </w:pPr>
+    </w:p>
+    <w:p>
+      <w:pPr>
+        <w:rPr>
+          <w:sz w:val="16"/>
+          <w:szCs w:val="16"/>
+        </w:rPr>
+      </w:pPr>
+    </w:p>
+    <w:p>
+      <w:pPr>
+        <w:rPr>
+          <w:sz w:val="16"/>
+          <w:szCs w:val="16"/>
+        </w:rPr>
+      </w:pPr>
+      <w:r>
+        <w:rPr>
+          <w:noProof/>
+          <w:sz w:val="16"/>
+          <w:szCs w:val="16"/>
+        </w:rPr>
+        <mc:AlternateContent>
           <mc:Choice Requires="wps">
             <w:drawing>
-              <wp:anchor distT="0" distB="0" distL="114300" distR="114300" simplePos="0" relativeHeight="251688960" behindDoc="1" locked="0" layoutInCell="1" allowOverlap="1" wp14:anchorId="3B2760C6" wp14:editId="20481B6A">
+              <wp:anchor distT="0" distB="0" distL="114300" distR="114300" simplePos="0" relativeHeight="251748352" behindDoc="0" locked="0" layoutInCell="1" allowOverlap="1" wp14:anchorId="4E4913B5" wp14:editId="2B3ED148">
                 <wp:simplePos x="0" y="0"/>
                 <wp:positionH relativeFrom="column">
-                  <wp:posOffset>1777340</wp:posOffset>
+                  <wp:posOffset>2619374</wp:posOffset>
                 </wp:positionH>
                 <wp:positionV relativeFrom="paragraph">
-                  <wp:posOffset>1793174</wp:posOffset>
+                  <wp:posOffset>871855</wp:posOffset>
                 </wp:positionV>
-                <wp:extent cx="1935678" cy="51416"/>
-                <wp:effectExtent l="0" t="0" r="26670" b="25400"/>
+                <wp:extent cx="1624965" cy="1203798"/>
+                <wp:effectExtent l="0" t="0" r="13335" b="34925"/>
+                <wp:wrapNone/>
+                <wp:docPr id="1036770661" name="Connector: Elbow 54"/>
+                <wp:cNvGraphicFramePr/>
+                <a:graphic xmlns:a="http://schemas.openxmlformats.org/drawingml/2006/main">
+                  <a:graphicData uri="http://schemas.microsoft.com/office/word/2010/wordprocessingShape">
+                    <wps:wsp>
+                      <wps:cNvCnPr/>
+                      <wps:spPr>
+                        <a:xfrm flipH="1">
+                          <a:off x="0" y="0"/>
+                          <a:ext cx="1624965" cy="1203798"/>
+                        </a:xfrm>
+                        <a:prstGeom prst="bentConnector3">
+                          <a:avLst/>
+                        </a:prstGeom>
+                      </wps:spPr>
+                      <wps:style>
+                        <a:lnRef idx="1">
+                          <a:schemeClr val="dk1"/>
+                        </a:lnRef>
+                        <a:fillRef idx="0">
+                          <a:schemeClr val="dk1"/>
+                        </a:fillRef>
+                        <a:effectRef idx="0">
+                          <a:schemeClr val="dk1"/>
+                        </a:effectRef>
+                        <a:fontRef idx="minor">
+                          <a:schemeClr val="tx1"/>
+                        </a:fontRef>
+                      </wps:style>
+                      <wps:bodyPr/>
+                    </wps:wsp>
+                  </a:graphicData>
+                </a:graphic>
+                <wp14:sizeRelH relativeFrom="margin">
+                  <wp14:pctWidth>0</wp14:pctWidth>
+                </wp14:sizeRelH>
+                <wp14:sizeRelV relativeFrom="margin">
+                  <wp14:pctHeight>0</wp14:pctHeight>
+                </wp14:sizeRelV>
+              </wp:anchor>
+            </w:drawing>
+          </mc:Choice>
+          <mc:Fallback>
+            <w:pict>
+              <v:shapetype w14:anchorId="5DD82660" id="_x0000_t34" coordsize="21600,21600" o:spt="34" o:oned="t" adj="10800" path="m,l@0,0@0,21600,21600,21600e" filled="f">
+                <v:stroke joinstyle="miter"/>
+                <v:formulas>
+                  <v:f eqn="val #0"/>
+                </v:formulas>
+                <v:path arrowok="t" fillok="f" o:connecttype="none"/>
+                <v:handles>
+                  <v:h position="#0,center"/>
+                </v:handles>
+                <o:lock v:ext="edit" shapetype="t"/>
+              </v:shapetype>
+              <v:shape id="Connector: Elbow 54" o:spid="_x0000_s1026" type="#_x0000_t34" style="position:absolute;margin-left:206.25pt;margin-top:68.65pt;width:127.95pt;height:94.8pt;flip:x;z-index:251748352;visibility:visible;mso-wrap-style:square;mso-width-percent:0;mso-height-percent:0;mso-wrap-distance-left:9pt;mso-wrap-distance-top:0;mso-wrap-distance-right:9pt;mso-wrap-distance-bottom:0;mso-position-horizontal:absolute;mso-position-horizontal-relative:text;mso-position-vertical:absolute;mso-position-vertical-relative:text;mso-width-percent:0;mso-height-percent:0;mso-width-relative:margin;mso-height-relative:margin" o:gfxdata="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" strokecolor="black [3200]" strokeweight=".5pt"/>
+            </w:pict>
+          </mc:Fallback>
+        </mc:AlternateContent>
+      </w:r>
+      <w:r>
+        <w:rPr>
+          <w:noProof/>
+          <w:sz w:val="16"/>
+          <w:szCs w:val="16"/>
+        </w:rPr>
+        <mc:AlternateContent>
+          <mc:Choice Requires="wps">
+            <w:drawing>
+              <wp:anchor distT="0" distB="0" distL="114300" distR="114300" simplePos="0" relativeHeight="251749376" behindDoc="0" locked="0" layoutInCell="1" allowOverlap="1" wp14:anchorId="1A1CAA24" wp14:editId="23EF8515">
+                <wp:simplePos x="0" y="0"/>
+                <wp:positionH relativeFrom="column">
+                  <wp:posOffset>5120640</wp:posOffset>
+                </wp:positionH>
+                <wp:positionV relativeFrom="paragraph">
+                  <wp:posOffset>256540</wp:posOffset>
+                </wp:positionV>
+                <wp:extent cx="1195705" cy="615315"/>
+                <wp:effectExtent l="0" t="0" r="23495" b="32385"/>
+                <wp:wrapNone/>
+                <wp:docPr id="1044699739" name="Connector: Elbow 55"/>
+                <wp:cNvGraphicFramePr/>
+                <a:graphic xmlns:a="http://schemas.openxmlformats.org/drawingml/2006/main">
+                  <a:graphicData uri="http://schemas.microsoft.com/office/word/2010/wordprocessingShape">
+                    <wps:wsp>
+                      <wps:cNvCnPr/>
+                      <wps:spPr>
+                        <a:xfrm flipH="1">
+                          <a:off x="0" y="0"/>
+                          <a:ext cx="1195705" cy="615315"/>
+                        </a:xfrm>
+                        <a:prstGeom prst="bentConnector3">
+                          <a:avLst/>
+                        </a:prstGeom>
+                      </wps:spPr>
+                      <wps:style>
+                        <a:lnRef idx="1">
+                          <a:schemeClr val="dk1"/>
+                        </a:lnRef>
+                        <a:fillRef idx="0">
+                          <a:schemeClr val="dk1"/>
+                        </a:fillRef>
+                        <a:effectRef idx="0">
+                          <a:schemeClr val="dk1"/>
+                        </a:effectRef>
+                        <a:fontRef idx="minor">
+                          <a:schemeClr val="tx1"/>
+                        </a:fontRef>
+                      </wps:style>
+                      <wps:bodyPr/>
+                    </wps:wsp>
+                  </a:graphicData>
+                </a:graphic>
+                <wp14:sizeRelH relativeFrom="margin">
+                  <wp14:pctWidth>0</wp14:pctWidth>
+                </wp14:sizeRelH>
+              </wp:anchor>
+            </w:drawing>
+          </mc:Choice>
+          <mc:Fallback>
+            <w:pict>
+              <v:shape w14:anchorId="5F6CCBBD" id="Connector: Elbow 55" o:spid="_x0000_s1026" type="#_x0000_t34" style="position:absolute;margin-left:403.2pt;margin-top:20.2pt;width:94.15pt;height:48.45pt;flip:x;z-index:251749376;visibility:visible;mso-wrap-style:square;mso-width-percent:0;mso-wrap-distance-left:9pt;mso-wrap-distance-top:0;mso-wrap-distance-right:9pt;mso-wrap-distance-bottom:0;mso-position-horizontal:absolute;mso-position-horizontal-relative:text;mso-position-vertical:absolute;mso-position-vertical-relative:text;mso-width-percent:0;mso-width-relative:margin" o:gfxdata="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" strokecolor="black [3200]" strokeweight=".5pt"/>
+            </w:pict>
+          </mc:Fallback>
+        </mc:AlternateContent>
+      </w:r>
+      <w:r>
+        <w:rPr>
+          <w:noProof/>
+          <w:sz w:val="16"/>
+          <w:szCs w:val="16"/>
+        </w:rPr>
+        <mc:AlternateContent>
+          <mc:Choice Requires="wps">
+            <w:drawing>
+              <wp:anchor distT="0" distB="0" distL="114300" distR="114300" simplePos="0" relativeHeight="251750400" behindDoc="0" locked="0" layoutInCell="1" allowOverlap="1" wp14:anchorId="01CFF829" wp14:editId="36D14CDF">
+                <wp:simplePos x="0" y="0"/>
+                <wp:positionH relativeFrom="column">
+                  <wp:posOffset>6937958</wp:posOffset>
+                </wp:positionH>
+                <wp:positionV relativeFrom="paragraph">
+                  <wp:posOffset>257175</wp:posOffset>
+                </wp:positionV>
+                <wp:extent cx="955092" cy="657866"/>
+                <wp:effectExtent l="0" t="0" r="16510" b="27940"/>
+                <wp:wrapNone/>
+                <wp:docPr id="1514440951" name="Connector: Elbow 56"/>
+                <wp:cNvGraphicFramePr/>
+                <a:graphic xmlns:a="http://schemas.openxmlformats.org/drawingml/2006/main">
+                  <a:graphicData uri="http://schemas.microsoft.com/office/word/2010/wordprocessingShape">
+                    <wps:wsp>
+                      <wps:cNvCnPr/>
+                      <wps:spPr>
+                        <a:xfrm>
+                          <a:off x="0" y="0"/>
+                          <a:ext cx="955092" cy="657866"/>
+                        </a:xfrm>
+                        <a:prstGeom prst="bentConnector3">
+                          <a:avLst/>
+                        </a:prstGeom>
+                      </wps:spPr>
+                      <wps:style>
+                        <a:lnRef idx="1">
+                          <a:schemeClr val="dk1"/>
+                        </a:lnRef>
+                        <a:fillRef idx="0">
+                          <a:schemeClr val="dk1"/>
+                        </a:fillRef>
+                        <a:effectRef idx="0">
+                          <a:schemeClr val="dk1"/>
+                        </a:effectRef>
+                        <a:fontRef idx="minor">
+                          <a:schemeClr val="tx1"/>
+                        </a:fontRef>
+                      </wps:style>
+                      <wps:bodyPr/>
+                    </wps:wsp>
+                  </a:graphicData>
+                </a:graphic>
+              </wp:anchor>
+            </w:drawing>
+          </mc:Choice>
+          <mc:Fallback>
+            <w:pict>
+              <v:shape w14:anchorId="07FF3637" id="Connector: Elbow 56" o:spid="_x0000_s1026" type="#_x0000_t34" style="position:absolute;margin-left:546.3pt;margin-top:20.25pt;width:75.2pt;height:51.8pt;z-index:251750400;visibility:visible;mso-wrap-style:square;mso-wrap-distance-left:9pt;mso-wrap-distance-top:0;mso-wrap-distance-right:9pt;mso-wrap-distance-bottom:0;mso-position-horizontal:absolute;mso-position-horizontal-relative:text;mso-position-vertical:absolute;mso-position-vertical-relative:text" o:gfxdata="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" strokecolor="black [3200]" strokeweight=".5pt"/>
+            </w:pict>
+          </mc:Fallback>
+        </mc:AlternateContent>
+      </w:r>
+      <w:r>
+        <w:rPr>
+          <w:noProof/>
+          <w:sz w:val="16"/>
+          <w:szCs w:val="16"/>
+        </w:rPr>
+        <mc:AlternateContent>
+          <mc:Choice Requires="wps">
+            <w:drawing>
+              <wp:anchor distT="0" distB="0" distL="114300" distR="114300" simplePos="0" relativeHeight="251747328" behindDoc="0" locked="0" layoutInCell="1" allowOverlap="1" wp14:anchorId="3C223333" wp14:editId="618E4D78">
+                <wp:simplePos x="0" y="0"/>
+                <wp:positionH relativeFrom="column">
+                  <wp:posOffset>8764486</wp:posOffset>
+                </wp:positionH>
+                <wp:positionV relativeFrom="paragraph">
+                  <wp:posOffset>917087</wp:posOffset>
+                </wp:positionV>
+                <wp:extent cx="2026188" cy="1057036"/>
+                <wp:effectExtent l="0" t="0" r="12700" b="29210"/>
+                <wp:wrapNone/>
+                <wp:docPr id="1860133033" name="Connector: Elbow 53"/>
+                <wp:cNvGraphicFramePr/>
+                <a:graphic xmlns:a="http://schemas.openxmlformats.org/drawingml/2006/main">
+                  <a:graphicData uri="http://schemas.microsoft.com/office/word/2010/wordprocessingShape">
+                    <wps:wsp>
+                      <wps:cNvCnPr/>
+                      <wps:spPr>
+                        <a:xfrm>
+                          <a:off x="0" y="0"/>
+                          <a:ext cx="2026188" cy="1057036"/>
+                        </a:xfrm>
+                        <a:prstGeom prst="bentConnector3">
+                          <a:avLst/>
+                        </a:prstGeom>
+                      </wps:spPr>
+                      <wps:style>
+                        <a:lnRef idx="1">
+                          <a:schemeClr val="dk1"/>
+                        </a:lnRef>
+                        <a:fillRef idx="0">
+                          <a:schemeClr val="dk1"/>
+                        </a:fillRef>
+                        <a:effectRef idx="0">
+                          <a:schemeClr val="dk1"/>
+                        </a:effectRef>
+                        <a:fontRef idx="minor">
+                          <a:schemeClr val="tx1"/>
+                        </a:fontRef>
+                      </wps:style>
+                      <wps:bodyPr/>
+                    </wps:wsp>
+                  </a:graphicData>
+                </a:graphic>
+                <wp14:sizeRelH relativeFrom="margin">
+                  <wp14:pctWidth>0</wp14:pctWidth>
+                </wp14:sizeRelH>
+                <wp14:sizeRelV relativeFrom="margin">
+                  <wp14:pctHeight>0</wp14:pctHeight>
+                </wp14:sizeRelV>
+              </wp:anchor>
+            </w:drawing>
+          </mc:Choice>
+          <mc:Fallback>
+            <w:pict>
+              <v:shape w14:anchorId="2E358BE2" id="Connector: Elbow 53" o:spid="_x0000_s1026" type="#_x0000_t34" style="position:absolute;margin-left:690.1pt;margin-top:72.2pt;width:159.55pt;height:83.25pt;z-index:251747328;visibility:visible;mso-wrap-style:square;mso-width-percent:0;mso-height-percent:0;mso-wrap-distance-left:9pt;mso-wrap-distance-top:0;mso-wrap-distance-right:9pt;mso-wrap-distance-bottom:0;mso-position-horizontal:absolute;mso-position-horizontal-relative:text;mso-position-vertical:absolute;mso-position-vertical-relative:text;mso-width-percent:0;mso-height-percent:0;mso-width-relative:margin;mso-height-relative:margin" o:gfxdata="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" strokecolor="black [3200]" strokeweight=".5pt"/>
+            </w:pict>
+          </mc:Fallback>
+        </mc:AlternateContent>
+      </w:r>
+      <w:r>
+        <w:rPr>
+          <w:noProof/>
+          <w:sz w:val="16"/>
+          <w:szCs w:val="16"/>
+        </w:rPr>
+        <mc:AlternateContent>
+          <mc:Choice Requires="wpg">
+            <w:drawing>
+              <wp:anchor distT="0" distB="0" distL="114300" distR="114300" simplePos="0" relativeHeight="251743232" behindDoc="0" locked="0" layoutInCell="1" allowOverlap="1" wp14:anchorId="3034C8BB" wp14:editId="3F4BFF4F">
+                <wp:simplePos x="0" y="0"/>
+                <wp:positionH relativeFrom="column">
+                  <wp:posOffset>4246286</wp:posOffset>
+                </wp:positionH>
+                <wp:positionV relativeFrom="paragraph">
+                  <wp:posOffset>628076</wp:posOffset>
+                </wp:positionV>
+                <wp:extent cx="874395" cy="490220"/>
+                <wp:effectExtent l="19050" t="19050" r="20955" b="43180"/>
+                <wp:wrapNone/>
+                <wp:docPr id="2009917668" name="Group 13"/>
+                <wp:cNvGraphicFramePr/>
+                <a:graphic xmlns:a="http://schemas.openxmlformats.org/drawingml/2006/main">
+                  <a:graphicData uri="http://schemas.microsoft.com/office/word/2010/wordprocessingGroup">
+                    <wpg:wgp>
+                      <wpg:cNvGrpSpPr/>
+                      <wpg:grpSpPr>
+                        <a:xfrm>
+                          <a:off x="0" y="0"/>
+                          <a:ext cx="874395" cy="490220"/>
+                          <a:chOff x="0" y="0"/>
+                          <a:chExt cx="874644" cy="490330"/>
+                        </a:xfrm>
+                      </wpg:grpSpPr>
+                      <wps:wsp>
+                        <wps:cNvPr id="1103912431" name="Diamond 10"/>
+                        <wps:cNvSpPr/>
+                        <wps:spPr>
+                          <a:xfrm>
+                            <a:off x="0" y="0"/>
+                            <a:ext cx="874644" cy="490330"/>
+                          </a:xfrm>
+                          <a:prstGeom prst="diamond">
+                            <a:avLst/>
+                          </a:prstGeom>
+                          <a:noFill/>
+                          <a:ln w="6350" cap="flat" cmpd="sng" algn="ctr">
+                            <a:solidFill>
+                              <a:srgbClr val="4472C4">
+                                <a:shade val="15000"/>
+                              </a:srgbClr>
+                            </a:solidFill>
+                            <a:prstDash val="solid"/>
+                            <a:miter lim="800000"/>
+                          </a:ln>
+                          <a:effectLst/>
+                        </wps:spPr>
+                        <wps:bodyPr rot="0" spcFirstLastPara="0" vertOverflow="overflow" horzOverflow="overflow" vert="horz" wrap="square" lIns="91440" tIns="45720" rIns="91440" bIns="45720" numCol="1" spcCol="0" rtlCol="0" fromWordArt="0" anchor="ctr" anchorCtr="0" forceAA="0" compatLnSpc="1">
+                          <a:prstTxWarp prst="textNoShape">
+                            <a:avLst/>
+                          </a:prstTxWarp>
+                          <a:noAutofit/>
+                        </wps:bodyPr>
+                      </wps:wsp>
+                      <wps:wsp>
+                        <wps:cNvPr id="1829580476" name="Text Box 11"/>
+                        <wps:cNvSpPr txBox="1"/>
+                        <wps:spPr>
+                          <a:xfrm>
+                            <a:off x="282152" y="153229"/>
+                            <a:ext cx="513522" cy="255104"/>
+                          </a:xfrm>
+                          <a:prstGeom prst="rect">
+                            <a:avLst/>
+                          </a:prstGeom>
+                          <a:noFill/>
+                          <a:ln w="6350">
+                            <a:noFill/>
+                          </a:ln>
+                        </wps:spPr>
+                        <wps:txbx>
+                          <w:txbxContent>
+                            <w:p>
+                              <w:pPr>
+                                <w:rPr>
+                                  <w:sz w:val="16"/>
+                                  <w:szCs w:val="16"/>
+                                </w:rPr>
+                              </w:pPr>
+                              <w:r>
+                                <w:rPr>
+                                  <w:sz w:val="16"/>
+                                  <w:szCs w:val="16"/>
+                                </w:rPr>
+                                <w:t>has</w:t>
+                              </w:r>
+                            </w:p>
+                          </w:txbxContent>
+                        </wps:txbx>
+                        <wps:bodyPr rot="0" spcFirstLastPara="0" vertOverflow="overflow" horzOverflow="overflow" vert="horz" wrap="square" lIns="91440" tIns="45720" rIns="91440" bIns="45720" numCol="1" spcCol="0" rtlCol="0" fromWordArt="0" anchor="t" anchorCtr="0" forceAA="0" compatLnSpc="1">
+                          <a:prstTxWarp prst="textNoShape">
+                            <a:avLst/>
+                          </a:prstTxWarp>
+                          <a:noAutofit/>
+                        </wps:bodyPr>
+                      </wps:wsp>
+                    </wpg:wgp>
+                  </a:graphicData>
+                </a:graphic>
+              </wp:anchor>
+            </w:drawing>
+          </mc:Choice>
+          <mc:Fallback>
+            <w:pict>
+              <v:group w14:anchorId="3034C8BB" id="Group 13" o:spid="_x0000_s1051" style="position:absolute;margin-left:334.35pt;margin-top:49.45pt;width:68.85pt;height:38.6pt;z-index:251743232" coordsize="8746,4903" o:gfxdata="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">
+                <v:shapetype id="_x0000_t4" coordsize="21600,21600" o:spt="4" path="m10800,l,10800,10800,21600,21600,10800xe">
+                  <v:stroke joinstyle="miter"/>
+                  <v:path gradientshapeok="t" o:connecttype="rect" textboxrect="5400,5400,16200,16200"/>
+                </v:shapetype>
+                <v:shape id="Diamond 10" o:spid="_x0000_s1052" type="#_x0000_t4" style="position:absolute;width:8746;height:4903;visibility:visible;mso-wrap-style:square;v-text-anchor:middle" o:gfxdata="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" filled="f" strokecolor="#172c51" strokeweight=".5pt"/>
+                <v:shape id="Text Box 11" o:spid="_x0000_s1053" type="#_x0000_t202" style="position:absolute;left:2821;top:1532;width:5135;height:2551;visibility:visible;mso-wrap-style:square;v-text-anchor:top" o:gfxdata="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" filled="f" stroked="f" strokeweight=".5pt">
+                  <v:textbox>
+                    <w:txbxContent>
+                      <w:p>
+                        <w:pPr>
+                          <w:rPr>
+                            <w:sz w:val="16"/>
+                            <w:szCs w:val="16"/>
+                          </w:rPr>
+                        </w:pPr>
+                        <w:r>
+                          <w:rPr>
+                            <w:sz w:val="16"/>
+                            <w:szCs w:val="16"/>
+                          </w:rPr>
+                          <w:t>has</w:t>
+                        </w:r>
+                      </w:p>
+                    </w:txbxContent>
+                  </v:textbox>
+                </v:shape>
+              </v:group>
+            </w:pict>
+          </mc:Fallback>
+        </mc:AlternateContent>
+      </w:r>
+      <w:r>
+        <w:rPr>
+          <w:noProof/>
+          <w:sz w:val="16"/>
+          <w:szCs w:val="16"/>
+        </w:rPr>
+        <mc:AlternateContent>
+          <mc:Choice Requires="wpg">
+            <w:drawing>
+              <wp:anchor distT="0" distB="0" distL="114300" distR="114300" simplePos="0" relativeHeight="251741184" behindDoc="0" locked="0" layoutInCell="1" allowOverlap="1" wp14:anchorId="68FA7ED7" wp14:editId="62D5CDFB">
+                <wp:simplePos x="0" y="0"/>
+                <wp:positionH relativeFrom="column">
+                  <wp:posOffset>7889657</wp:posOffset>
+                </wp:positionH>
+                <wp:positionV relativeFrom="paragraph">
+                  <wp:posOffset>673321</wp:posOffset>
+                </wp:positionV>
+                <wp:extent cx="874395" cy="490220"/>
+                <wp:effectExtent l="19050" t="19050" r="20955" b="43180"/>
+                <wp:wrapNone/>
+                <wp:docPr id="1884557001" name="Group 13"/>
+                <wp:cNvGraphicFramePr/>
+                <a:graphic xmlns:a="http://schemas.openxmlformats.org/drawingml/2006/main">
+                  <a:graphicData uri="http://schemas.microsoft.com/office/word/2010/wordprocessingGroup">
+                    <wpg:wgp>
+                      <wpg:cNvGrpSpPr/>
+                      <wpg:grpSpPr>
+                        <a:xfrm>
+                          <a:off x="0" y="0"/>
+                          <a:ext cx="874395" cy="490220"/>
+                          <a:chOff x="0" y="0"/>
+                          <a:chExt cx="874644" cy="490330"/>
+                        </a:xfrm>
+                      </wpg:grpSpPr>
+                      <wps:wsp>
+                        <wps:cNvPr id="1843678556" name="Diamond 10"/>
+                        <wps:cNvSpPr/>
+                        <wps:spPr>
+                          <a:xfrm>
+                            <a:off x="0" y="0"/>
+                            <a:ext cx="874644" cy="490330"/>
+                          </a:xfrm>
+                          <a:prstGeom prst="diamond">
+                            <a:avLst/>
+                          </a:prstGeom>
+                          <a:noFill/>
+                          <a:ln w="6350" cap="flat" cmpd="sng" algn="ctr">
+                            <a:solidFill>
+                              <a:srgbClr val="4472C4">
+                                <a:shade val="15000"/>
+                              </a:srgbClr>
+                            </a:solidFill>
+                            <a:prstDash val="solid"/>
+                            <a:miter lim="800000"/>
+                          </a:ln>
+                          <a:effectLst/>
+                        </wps:spPr>
+                        <wps:bodyPr rot="0" spcFirstLastPara="0" vertOverflow="overflow" horzOverflow="overflow" vert="horz" wrap="square" lIns="91440" tIns="45720" rIns="91440" bIns="45720" numCol="1" spcCol="0" rtlCol="0" fromWordArt="0" anchor="ctr" anchorCtr="0" forceAA="0" compatLnSpc="1">
+                          <a:prstTxWarp prst="textNoShape">
+                            <a:avLst/>
+                          </a:prstTxWarp>
+                          <a:noAutofit/>
+                        </wps:bodyPr>
+                      </wps:wsp>
+                      <wps:wsp>
+                        <wps:cNvPr id="1508942970" name="Text Box 11"/>
+                        <wps:cNvSpPr txBox="1"/>
+                        <wps:spPr>
+                          <a:xfrm>
+                            <a:off x="282152" y="153229"/>
+                            <a:ext cx="513522" cy="255104"/>
+                          </a:xfrm>
+                          <a:prstGeom prst="rect">
+                            <a:avLst/>
+                          </a:prstGeom>
+                          <a:noFill/>
+                          <a:ln w="6350">
+                            <a:noFill/>
+                          </a:ln>
+                        </wps:spPr>
+                        <wps:txbx>
+                          <w:txbxContent>
+                            <w:p>
+                              <w:pPr>
+                                <w:rPr>
+                                  <w:sz w:val="16"/>
+                                  <w:szCs w:val="16"/>
+                                </w:rPr>
+                              </w:pPr>
+                              <w:r>
+                                <w:rPr>
+                                  <w:sz w:val="16"/>
+                                  <w:szCs w:val="16"/>
+                                </w:rPr>
+                                <w:t>has</w:t>
+                              </w:r>
+                            </w:p>
+                          </w:txbxContent>
+                        </wps:txbx>
+                        <wps:bodyPr rot="0" spcFirstLastPara="0" vertOverflow="overflow" horzOverflow="overflow" vert="horz" wrap="square" lIns="91440" tIns="45720" rIns="91440" bIns="45720" numCol="1" spcCol="0" rtlCol="0" fromWordArt="0" anchor="t" anchorCtr="0" forceAA="0" compatLnSpc="1">
+                          <a:prstTxWarp prst="textNoShape">
+                            <a:avLst/>
+                          </a:prstTxWarp>
+                          <a:noAutofit/>
+                        </wps:bodyPr>
+                      </wps:wsp>
+                    </wpg:wgp>
+                  </a:graphicData>
+                </a:graphic>
+              </wp:anchor>
+            </w:drawing>
+          </mc:Choice>
+          <mc:Fallback>
+            <w:pict>
+              <v:group w14:anchorId="68FA7ED7" id="_x0000_s1054" style="position:absolute;margin-left:621.25pt;margin-top:53pt;width:68.85pt;height:38.6pt;z-index:251741184" coordsize="8746,4903" o:gfxdata="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">
+                <v:shape id="Diamond 10" o:spid="_x0000_s1055" type="#_x0000_t4" style="position:absolute;width:8746;height:4903;visibility:visible;mso-wrap-style:square;v-text-anchor:middle" o:gfxdata="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" filled="f" strokecolor="#172c51" strokeweight=".5pt"/>
+                <v:shape id="Text Box 11" o:spid="_x0000_s1056" type="#_x0000_t202" style="position:absolute;left:2821;top:1532;width:5135;height:2551;visibility:visible;mso-wrap-style:square;v-text-anchor:top" o:gfxdata="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" filled="f" stroked="f" strokeweight=".5pt">
+                  <v:textbox>
+                    <w:txbxContent>
+                      <w:p>
+                        <w:pPr>
+                          <w:rPr>
+                            <w:sz w:val="16"/>
+                            <w:szCs w:val="16"/>
+                          </w:rPr>
+                        </w:pPr>
+                        <w:r>
+                          <w:rPr>
+                            <w:sz w:val="16"/>
+                            <w:szCs w:val="16"/>
+                          </w:rPr>
+                          <w:t>has</w:t>
+                        </w:r>
+                      </w:p>
+                    </w:txbxContent>
+                  </v:textbox>
+                </v:shape>
+              </v:group>
+            </w:pict>
+          </mc:Fallback>
+        </mc:AlternateContent>
+      </w:r>
+      <w:r>
+        <w:rPr>
+          <w:noProof/>
+          <w:sz w:val="16"/>
+          <w:szCs w:val="16"/>
+        </w:rPr>
+        <mc:AlternateContent>
+          <mc:Choice Requires="wps">
+            <w:drawing>
+              <wp:anchor distT="0" distB="0" distL="114300" distR="114300" simplePos="0" relativeHeight="251670528" behindDoc="1" locked="0" layoutInCell="1" allowOverlap="1" wp14:anchorId="3B2760C6" wp14:editId="4023F816">
+                <wp:simplePos x="0" y="0"/>
+                <wp:positionH relativeFrom="column">
+                  <wp:posOffset>2618232</wp:posOffset>
+                </wp:positionH>
+                <wp:positionV relativeFrom="paragraph">
+                  <wp:posOffset>2034666</wp:posOffset>
+                </wp:positionV>
+                <wp:extent cx="3643122" cy="104267"/>
+                <wp:effectExtent l="0" t="0" r="33655" b="29210"/>
                 <wp:wrapNone/>
                 <wp:docPr id="1271169591" name="Straight Connector 27"/>
                 <wp:cNvGraphicFramePr/>
@@ -36,9 +1540,9 @@
                     <wps:wsp>
                       <wps:cNvCnPr/>
                       <wps:spPr>
-                        <a:xfrm>
+                        <a:xfrm flipV="1">
                           <a:off x="0" y="0"/>
-                          <a:ext cx="1935678" cy="51416"/>
+                          <a:ext cx="3643122" cy="104267"/>
                         </a:xfrm>
                         <a:prstGeom prst="line">
                           <a:avLst/>
@@ -73,7 +1577,78 @@
           </mc:Choice>
           <mc:Fallback>
             <w:pict>
-              <v:line w14:anchorId="36CB7D8A" id="Straight Connector 27" o:spid="_x0000_s1026" style="position:absolute;z-index:-251627520;visibility:visible;mso-wrap-style:square;mso-width-percent:0;mso-height-percent:0;mso-wrap-distance-left:9pt;mso-wrap-distance-top:0;mso-wrap-distance-right:9pt;mso-wrap-distance-bottom:0;mso-position-horizontal:absolute;mso-position-horizontal-relative:text;mso-position-vertical:absolute;mso-position-vertical-relative:text;mso-width-percent:0;mso-height-percent:0;mso-width-relative:margin;mso-height-relative:margin" from="139.95pt,141.2pt" to="292.35pt,145.25pt" o:gfxdata="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" strokecolor="black [3200]" strokeweight=".5pt">
+              <v:line w14:anchorId="2F01F971" id="Straight Connector 27" o:spid="_x0000_s1026" style="position:absolute;flip:y;z-index:-251645952;visibility:visible;mso-wrap-style:square;mso-width-percent:0;mso-height-percent:0;mso-wrap-distance-left:9pt;mso-wrap-distance-top:0;mso-wrap-distance-right:9pt;mso-wrap-distance-bottom:0;mso-position-horizontal:absolute;mso-position-horizontal-relative:text;mso-position-vertical:absolute;mso-position-vertical-relative:text;mso-width-percent:0;mso-height-percent:0;mso-width-relative:margin;mso-height-relative:margin" from="206.15pt,160.2pt" to="493pt,168.4pt" o:gfxdata="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" strokecolor="black [3200]" strokeweight=".5pt">
+                <v:stroke joinstyle="miter"/>
+              </v:line>
+            </w:pict>
+          </mc:Fallback>
+        </mc:AlternateContent>
+      </w:r>
+      <w:r>
+        <w:rPr>
+          <w:noProof/>
+          <w:sz w:val="16"/>
+          <w:szCs w:val="16"/>
+        </w:rPr>
+        <mc:AlternateContent>
+          <mc:Choice Requires="wps">
+            <w:drawing>
+              <wp:anchor distT="0" distB="0" distL="114300" distR="114300" simplePos="0" relativeHeight="251691008" behindDoc="0" locked="0" layoutInCell="1" allowOverlap="1" wp14:anchorId="0752E445" wp14:editId="40C89C81">
+                <wp:simplePos x="0" y="0"/>
+                <wp:positionH relativeFrom="column">
+                  <wp:posOffset>11811000</wp:posOffset>
+                </wp:positionH>
+                <wp:positionV relativeFrom="paragraph">
+                  <wp:posOffset>5380355</wp:posOffset>
+                </wp:positionV>
+                <wp:extent cx="709930" cy="1764665"/>
+                <wp:effectExtent l="0" t="0" r="33020" b="26035"/>
+                <wp:wrapNone/>
+                <wp:docPr id="464067233" name="Straight Connector 35"/>
+                <wp:cNvGraphicFramePr/>
+                <a:graphic xmlns:a="http://schemas.openxmlformats.org/drawingml/2006/main">
+                  <a:graphicData uri="http://schemas.microsoft.com/office/word/2010/wordprocessingShape">
+                    <wps:wsp>
+                      <wps:cNvCnPr/>
+                      <wps:spPr>
+                        <a:xfrm flipH="1">
+                          <a:off x="0" y="0"/>
+                          <a:ext cx="709930" cy="1764665"/>
+                        </a:xfrm>
+                        <a:prstGeom prst="line">
+                          <a:avLst/>
+                        </a:prstGeom>
+                      </wps:spPr>
+                      <wps:style>
+                        <a:lnRef idx="1">
+                          <a:schemeClr val="dk1"/>
+                        </a:lnRef>
+                        <a:fillRef idx="0">
+                          <a:schemeClr val="dk1"/>
+                        </a:fillRef>
+                        <a:effectRef idx="0">
+                          <a:schemeClr val="dk1"/>
+                        </a:effectRef>
+                        <a:fontRef idx="minor">
+                          <a:schemeClr val="tx1"/>
+                        </a:fontRef>
+                      </wps:style>
+                      <wps:bodyPr/>
+                    </wps:wsp>
+                  </a:graphicData>
+                </a:graphic>
+                <wp14:sizeRelH relativeFrom="margin">
+                  <wp14:pctWidth>0</wp14:pctWidth>
+                </wp14:sizeRelH>
+                <wp14:sizeRelV relativeFrom="margin">
+                  <wp14:pctHeight>0</wp14:pctHeight>
+                </wp14:sizeRelV>
+              </wp:anchor>
+            </w:drawing>
+          </mc:Choice>
+          <mc:Fallback>
+            <w:pict>
+              <v:line w14:anchorId="6A674E85" id="Straight Connector 35" o:spid="_x0000_s1026" style="position:absolute;flip:x;z-index:251691008;visibility:visible;mso-wrap-style:square;mso-width-percent:0;mso-height-percent:0;mso-wrap-distance-left:9pt;mso-wrap-distance-top:0;mso-wrap-distance-right:9pt;mso-wrap-distance-bottom:0;mso-position-horizontal:absolute;mso-position-horizontal-relative:text;mso-position-vertical:absolute;mso-position-vertical-relative:text;mso-width-percent:0;mso-height-percent:0;mso-width-relative:margin;mso-height-relative:margin" from="930pt,423.65pt" to="985.9pt,562.6pt" o:gfxdata="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" strokecolor="black [3200]" strokeweight=".5pt">
                 <v:stroke joinstyle="miter"/>
               </v:line>
             </w:pict>
@@ -89,13 +1664,2368 @@
         <mc:AlternateContent>
           <mc:Choice Requires="wpg">
             <w:drawing>
-              <wp:anchor distT="0" distB="0" distL="114300" distR="114300" simplePos="0" relativeHeight="251687936" behindDoc="0" locked="0" layoutInCell="1" allowOverlap="1" wp14:anchorId="536FAC66" wp14:editId="02ACC14C">
+              <wp:anchor distT="0" distB="0" distL="114300" distR="114300" simplePos="0" relativeHeight="251688960" behindDoc="0" locked="0" layoutInCell="1" allowOverlap="1" wp14:anchorId="50D1ACB6" wp14:editId="2D007ABC">
                 <wp:simplePos x="0" y="0"/>
                 <wp:positionH relativeFrom="column">
-                  <wp:posOffset>-410665</wp:posOffset>
+                  <wp:posOffset>12077478</wp:posOffset>
                 </wp:positionH>
                 <wp:positionV relativeFrom="paragraph">
-                  <wp:posOffset>763287</wp:posOffset>
+                  <wp:posOffset>4892675</wp:posOffset>
+                </wp:positionV>
+                <wp:extent cx="874644" cy="490330"/>
+                <wp:effectExtent l="19050" t="19050" r="20955" b="43180"/>
+                <wp:wrapNone/>
+                <wp:docPr id="1460342428" name="Group 13"/>
+                <wp:cNvGraphicFramePr/>
+                <a:graphic xmlns:a="http://schemas.openxmlformats.org/drawingml/2006/main">
+                  <a:graphicData uri="http://schemas.microsoft.com/office/word/2010/wordprocessingGroup">
+                    <wpg:wgp>
+                      <wpg:cNvGrpSpPr/>
+                      <wpg:grpSpPr>
+                        <a:xfrm>
+                          <a:off x="0" y="0"/>
+                          <a:ext cx="874644" cy="490330"/>
+                          <a:chOff x="0" y="0"/>
+                          <a:chExt cx="874644" cy="490330"/>
+                        </a:xfrm>
+                      </wpg:grpSpPr>
+                      <wps:wsp>
+                        <wps:cNvPr id="1354664469" name="Diamond 10"/>
+                        <wps:cNvSpPr/>
+                        <wps:spPr>
+                          <a:xfrm>
+                            <a:off x="0" y="0"/>
+                            <a:ext cx="874644" cy="490330"/>
+                          </a:xfrm>
+                          <a:prstGeom prst="diamond">
+                            <a:avLst/>
+                          </a:prstGeom>
+                          <a:noFill/>
+                          <a:ln w="6350" cap="flat" cmpd="sng" algn="ctr">
+                            <a:solidFill>
+                              <a:srgbClr val="4472C4">
+                                <a:shade val="15000"/>
+                              </a:srgbClr>
+                            </a:solidFill>
+                            <a:prstDash val="solid"/>
+                            <a:miter lim="800000"/>
+                          </a:ln>
+                          <a:effectLst/>
+                        </wps:spPr>
+                        <wps:bodyPr rot="0" spcFirstLastPara="0" vertOverflow="overflow" horzOverflow="overflow" vert="horz" wrap="square" lIns="91440" tIns="45720" rIns="91440" bIns="45720" numCol="1" spcCol="0" rtlCol="0" fromWordArt="0" anchor="ctr" anchorCtr="0" forceAA="0" compatLnSpc="1">
+                          <a:prstTxWarp prst="textNoShape">
+                            <a:avLst/>
+                          </a:prstTxWarp>
+                          <a:noAutofit/>
+                        </wps:bodyPr>
+                      </wps:wsp>
+                      <wps:wsp>
+                        <wps:cNvPr id="861228701" name="Text Box 11"/>
+                        <wps:cNvSpPr txBox="1"/>
+                        <wps:spPr>
+                          <a:xfrm>
+                            <a:off x="137181" y="135401"/>
+                            <a:ext cx="578982" cy="255104"/>
+                          </a:xfrm>
+                          <a:prstGeom prst="rect">
+                            <a:avLst/>
+                          </a:prstGeom>
+                          <a:noFill/>
+                          <a:ln w="6350">
+                            <a:noFill/>
+                          </a:ln>
+                        </wps:spPr>
+                        <wps:txbx>
+                          <w:txbxContent>
+                            <w:p>
+                              <w:pPr>
+                                <w:rPr>
+                                  <w:sz w:val="16"/>
+                                  <w:szCs w:val="16"/>
+                                </w:rPr>
+                              </w:pPr>
+                              <w:r>
+                                <w:rPr>
+                                  <w:sz w:val="16"/>
+                                  <w:szCs w:val="16"/>
+                                </w:rPr>
+                                <w:t>Lectures</w:t>
+                              </w:r>
+                            </w:p>
+                          </w:txbxContent>
+                        </wps:txbx>
+                        <wps:bodyPr rot="0" spcFirstLastPara="0" vertOverflow="overflow" horzOverflow="overflow" vert="horz" wrap="square" lIns="91440" tIns="45720" rIns="91440" bIns="45720" numCol="1" spcCol="0" rtlCol="0" fromWordArt="0" anchor="t" anchorCtr="0" forceAA="0" compatLnSpc="1">
+                          <a:prstTxWarp prst="textNoShape">
+                            <a:avLst/>
+                          </a:prstTxWarp>
+                          <a:noAutofit/>
+                        </wps:bodyPr>
+                      </wps:wsp>
+                    </wpg:wgp>
+                  </a:graphicData>
+                </a:graphic>
+              </wp:anchor>
+            </w:drawing>
+          </mc:Choice>
+          <mc:Fallback>
+            <w:pict>
+              <v:group w14:anchorId="50D1ACB6" id="_x0000_s1057" style="position:absolute;margin-left:951pt;margin-top:385.25pt;width:68.85pt;height:38.6pt;z-index:251688960" coordsize="8746,4903" o:gfxdata="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">
+                <v:shape id="Diamond 10" o:spid="_x0000_s1058" type="#_x0000_t4" style="position:absolute;width:8746;height:4903;visibility:visible;mso-wrap-style:square;v-text-anchor:middle" o:gfxdata="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" filled="f" strokecolor="#172c51" strokeweight=".5pt"/>
+                <v:shape id="Text Box 11" o:spid="_x0000_s1059" type="#_x0000_t202" style="position:absolute;left:1371;top:1354;width:5790;height:2551;visibility:visible;mso-wrap-style:square;v-text-anchor:top" o:gfxdata="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" filled="f" stroked="f" strokeweight=".5pt">
+                  <v:textbox>
+                    <w:txbxContent>
+                      <w:p>
+                        <w:pPr>
+                          <w:rPr>
+                            <w:sz w:val="16"/>
+                            <w:szCs w:val="16"/>
+                          </w:rPr>
+                        </w:pPr>
+                        <w:r>
+                          <w:rPr>
+                            <w:sz w:val="16"/>
+                            <w:szCs w:val="16"/>
+                          </w:rPr>
+                          <w:t>Lectures</w:t>
+                        </w:r>
+                      </w:p>
+                    </w:txbxContent>
+                  </v:textbox>
+                </v:shape>
+              </v:group>
+            </w:pict>
+          </mc:Fallback>
+        </mc:AlternateContent>
+      </w:r>
+      <w:r>
+        <w:rPr>
+          <w:noProof/>
+          <w:sz w:val="16"/>
+          <w:szCs w:val="16"/>
+        </w:rPr>
+        <mc:AlternateContent>
+          <mc:Choice Requires="wpg">
+            <w:drawing>
+              <wp:anchor distT="0" distB="0" distL="114300" distR="114300" simplePos="0" relativeHeight="251716608" behindDoc="0" locked="0" layoutInCell="1" allowOverlap="1" wp14:anchorId="1D0C6BAA" wp14:editId="6B28E56A">
+                <wp:simplePos x="0" y="0"/>
+                <wp:positionH relativeFrom="column">
+                  <wp:posOffset>10296302</wp:posOffset>
+                </wp:positionH>
+                <wp:positionV relativeFrom="paragraph">
+                  <wp:posOffset>6823497</wp:posOffset>
+                </wp:positionV>
+                <wp:extent cx="3253443" cy="1330739"/>
+                <wp:effectExtent l="0" t="0" r="0" b="3175"/>
+                <wp:wrapNone/>
+                <wp:docPr id="1669829973" name="Group 45"/>
+                <wp:cNvGraphicFramePr/>
+                <a:graphic xmlns:a="http://schemas.openxmlformats.org/drawingml/2006/main">
+                  <a:graphicData uri="http://schemas.microsoft.com/office/word/2010/wordprocessingGroup">
+                    <wpg:wgp>
+                      <wpg:cNvGrpSpPr/>
+                      <wpg:grpSpPr>
+                        <a:xfrm>
+                          <a:off x="0" y="0"/>
+                          <a:ext cx="3253443" cy="1330739"/>
+                          <a:chOff x="0" y="0"/>
+                          <a:chExt cx="3253443" cy="1330739"/>
+                        </a:xfrm>
+                      </wpg:grpSpPr>
+                      <wpg:grpSp>
+                        <wpg:cNvPr id="176558944" name="Group 9"/>
+                        <wpg:cNvGrpSpPr/>
+                        <wpg:grpSpPr>
+                          <a:xfrm>
+                            <a:off x="1153160" y="325120"/>
+                            <a:ext cx="621653" cy="220579"/>
+                            <a:chOff x="0" y="-234"/>
+                            <a:chExt cx="621653" cy="220579"/>
+                          </a:xfrm>
+                        </wpg:grpSpPr>
+                        <wps:wsp>
+                          <wps:cNvPr id="1900541871" name="Text Box 7"/>
+                          <wps:cNvSpPr txBox="1"/>
+                          <wps:spPr>
+                            <a:xfrm>
+                              <a:off x="20308" y="-234"/>
+                              <a:ext cx="601345" cy="220579"/>
+                            </a:xfrm>
+                            <a:prstGeom prst="rect">
+                              <a:avLst/>
+                            </a:prstGeom>
+                            <a:noFill/>
+                            <a:ln w="6350">
+                              <a:noFill/>
+                            </a:ln>
+                          </wps:spPr>
+                          <wps:txbx>
+                            <w:txbxContent>
+                              <w:p>
+                                <w:pPr>
+                                  <w:rPr>
+                                    <w:sz w:val="16"/>
+                                    <w:szCs w:val="16"/>
+                                  </w:rPr>
+                                </w:pPr>
+                                <w:r>
+                                  <w:rPr>
+                                    <w:sz w:val="16"/>
+                                    <w:szCs w:val="16"/>
+                                  </w:rPr>
+                                  <w:t>Lecturer</w:t>
+                                </w:r>
+                              </w:p>
+                              <w:p>
+                                <w:pPr>
+                                  <w:rPr>
+                                    <w:sz w:val="16"/>
+                                    <w:szCs w:val="16"/>
+                                  </w:rPr>
+                                </w:pPr>
+                              </w:p>
+                              <w:p>
+                                <w:pPr>
+                                  <w:rPr>
+                                    <w:sz w:val="16"/>
+                                    <w:szCs w:val="16"/>
+                                  </w:rPr>
+                                </w:pPr>
+                              </w:p>
+                            </w:txbxContent>
+                          </wps:txbx>
+                          <wps:bodyPr rot="0" spcFirstLastPara="0" vertOverflow="overflow" horzOverflow="overflow" vert="horz" wrap="square" lIns="91440" tIns="45720" rIns="91440" bIns="45720" numCol="1" spcCol="0" rtlCol="0" fromWordArt="0" anchor="t" anchorCtr="0" forceAA="0" compatLnSpc="1">
+                            <a:prstTxWarp prst="textNoShape">
+                              <a:avLst/>
+                            </a:prstTxWarp>
+                            <a:noAutofit/>
+                          </wps:bodyPr>
+                        </wps:wsp>
+                        <wps:wsp>
+                          <wps:cNvPr id="1505937645" name="Rectangle 8"/>
+                          <wps:cNvSpPr/>
+                          <wps:spPr>
+                            <a:xfrm>
+                              <a:off x="0" y="0"/>
+                              <a:ext cx="621632" cy="220345"/>
+                            </a:xfrm>
+                            <a:prstGeom prst="rect">
+                              <a:avLst/>
+                            </a:prstGeom>
+                            <a:noFill/>
+                            <a:ln w="6350" cap="flat" cmpd="sng" algn="ctr">
+                              <a:solidFill>
+                                <a:srgbClr val="4472C4">
+                                  <a:shade val="15000"/>
+                                </a:srgbClr>
+                              </a:solidFill>
+                              <a:prstDash val="solid"/>
+                              <a:miter lim="800000"/>
+                            </a:ln>
+                            <a:effectLst/>
+                          </wps:spPr>
+                          <wps:bodyPr rot="0" spcFirstLastPara="0" vertOverflow="overflow" horzOverflow="overflow" vert="horz" wrap="square" lIns="91440" tIns="45720" rIns="91440" bIns="45720" numCol="1" spcCol="0" rtlCol="0" fromWordArt="0" anchor="ctr" anchorCtr="0" forceAA="0" compatLnSpc="1">
+                            <a:prstTxWarp prst="textNoShape">
+                              <a:avLst/>
+                            </a:prstTxWarp>
+                            <a:noAutofit/>
+                          </wps:bodyPr>
+                        </wps:wsp>
+                      </wpg:grpSp>
+                      <wpg:grpSp>
+                        <wpg:cNvPr id="1699207318" name="Group 16"/>
+                        <wpg:cNvGrpSpPr/>
+                        <wpg:grpSpPr>
+                          <a:xfrm>
+                            <a:off x="0" y="381000"/>
+                            <a:ext cx="957433" cy="391277"/>
+                            <a:chOff x="0" y="0"/>
+                            <a:chExt cx="957433" cy="391277"/>
+                          </a:xfrm>
+                        </wpg:grpSpPr>
+                        <wps:wsp>
+                          <wps:cNvPr id="1630111360" name="Oval 14"/>
+                          <wps:cNvSpPr/>
+                          <wps:spPr>
+                            <a:xfrm>
+                              <a:off x="0" y="0"/>
+                              <a:ext cx="815008" cy="253475"/>
+                            </a:xfrm>
+                            <a:prstGeom prst="ellipse">
+                              <a:avLst/>
+                            </a:prstGeom>
+                            <a:noFill/>
+                            <a:ln w="6350" cap="flat" cmpd="sng" algn="ctr">
+                              <a:solidFill>
+                                <a:srgbClr val="4472C4">
+                                  <a:shade val="15000"/>
+                                </a:srgbClr>
+                              </a:solidFill>
+                              <a:prstDash val="solid"/>
+                              <a:miter lim="800000"/>
+                            </a:ln>
+                            <a:effectLst/>
+                          </wps:spPr>
+                          <wps:bodyPr rot="0" spcFirstLastPara="0" vertOverflow="overflow" horzOverflow="overflow" vert="horz" wrap="square" lIns="91440" tIns="45720" rIns="91440" bIns="45720" numCol="1" spcCol="0" rtlCol="0" fromWordArt="0" anchor="ctr" anchorCtr="0" forceAA="0" compatLnSpc="1">
+                            <a:prstTxWarp prst="textNoShape">
+                              <a:avLst/>
+                            </a:prstTxWarp>
+                            <a:noAutofit/>
+                          </wps:bodyPr>
+                        </wps:wsp>
+                        <wps:wsp>
+                          <wps:cNvPr id="740151161" name="Text Box 15"/>
+                          <wps:cNvSpPr txBox="1"/>
+                          <wps:spPr>
+                            <a:xfrm>
+                              <a:off x="99354" y="338"/>
+                              <a:ext cx="858079" cy="390939"/>
+                            </a:xfrm>
+                            <a:prstGeom prst="rect">
+                              <a:avLst/>
+                            </a:prstGeom>
+                            <a:noFill/>
+                            <a:ln w="6350">
+                              <a:noFill/>
+                            </a:ln>
+                          </wps:spPr>
+                          <wps:txbx>
+                            <w:txbxContent>
+                              <w:p>
+                                <w:pPr>
+                                  <w:rPr>
+                                    <w:sz w:val="16"/>
+                                    <w:szCs w:val="16"/>
+                                    <w:u w:val="single"/>
+                                  </w:rPr>
+                                </w:pPr>
+                                <w:proofErr w:type="spellStart"/>
+                                <w:r>
+                                  <w:rPr>
+                                    <w:sz w:val="16"/>
+                                    <w:szCs w:val="16"/>
+                                    <w:u w:val="single"/>
+                                  </w:rPr>
+                                  <w:t>LectureID</w:t>
+                                </w:r>
+                                <w:proofErr w:type="spellEnd"/>
+                              </w:p>
+                            </w:txbxContent>
+                          </wps:txbx>
+                          <wps:bodyPr rot="0" spcFirstLastPara="0" vertOverflow="overflow" horzOverflow="overflow" vert="horz" wrap="square" lIns="91440" tIns="45720" rIns="91440" bIns="45720" numCol="1" spcCol="0" rtlCol="0" fromWordArt="0" anchor="t" anchorCtr="0" forceAA="0" compatLnSpc="1">
+                            <a:prstTxWarp prst="textNoShape">
+                              <a:avLst/>
+                            </a:prstTxWarp>
+                            <a:noAutofit/>
+                          </wps:bodyPr>
+                        </wps:wsp>
+                      </wpg:grpSp>
+                      <wpg:grpSp>
+                        <wpg:cNvPr id="1934130959" name="Group 16"/>
+                        <wpg:cNvGrpSpPr/>
+                        <wpg:grpSpPr>
+                          <a:xfrm>
+                            <a:off x="279400" y="680720"/>
+                            <a:ext cx="1030357" cy="390939"/>
+                            <a:chOff x="0" y="0"/>
+                            <a:chExt cx="1030357" cy="390939"/>
+                          </a:xfrm>
+                        </wpg:grpSpPr>
+                        <wps:wsp>
+                          <wps:cNvPr id="1939005680" name="Oval 14"/>
+                          <wps:cNvSpPr/>
+                          <wps:spPr>
+                            <a:xfrm>
+                              <a:off x="0" y="0"/>
+                              <a:ext cx="815008" cy="253475"/>
+                            </a:xfrm>
+                            <a:prstGeom prst="ellipse">
+                              <a:avLst/>
+                            </a:prstGeom>
+                            <a:noFill/>
+                            <a:ln w="6350" cap="flat" cmpd="sng" algn="ctr">
+                              <a:solidFill>
+                                <a:srgbClr val="4472C4">
+                                  <a:shade val="15000"/>
+                                </a:srgbClr>
+                              </a:solidFill>
+                              <a:prstDash val="solid"/>
+                              <a:miter lim="800000"/>
+                            </a:ln>
+                            <a:effectLst/>
+                          </wps:spPr>
+                          <wps:bodyPr rot="0" spcFirstLastPara="0" vertOverflow="overflow" horzOverflow="overflow" vert="horz" wrap="square" lIns="91440" tIns="45720" rIns="91440" bIns="45720" numCol="1" spcCol="0" rtlCol="0" fromWordArt="0" anchor="ctr" anchorCtr="0" forceAA="0" compatLnSpc="1">
+                            <a:prstTxWarp prst="textNoShape">
+                              <a:avLst/>
+                            </a:prstTxWarp>
+                            <a:noAutofit/>
+                          </wps:bodyPr>
+                        </wps:wsp>
+                        <wps:wsp>
+                          <wps:cNvPr id="42575427" name="Text Box 15"/>
+                          <wps:cNvSpPr txBox="1"/>
+                          <wps:spPr>
+                            <a:xfrm>
+                              <a:off x="172278" y="0"/>
+                              <a:ext cx="858079" cy="390939"/>
+                            </a:xfrm>
+                            <a:prstGeom prst="rect">
+                              <a:avLst/>
+                            </a:prstGeom>
+                            <a:noFill/>
+                            <a:ln w="6350">
+                              <a:noFill/>
+                            </a:ln>
+                          </wps:spPr>
+                          <wps:txbx>
+                            <w:txbxContent>
+                              <w:p>
+                                <w:pPr>
+                                  <w:rPr>
+                                    <w:sz w:val="16"/>
+                                    <w:szCs w:val="16"/>
+                                  </w:rPr>
+                                </w:pPr>
+                                <w:r>
+                                  <w:rPr>
+                                    <w:sz w:val="16"/>
+                                    <w:szCs w:val="16"/>
+                                  </w:rPr>
+                                  <w:t>Name</w:t>
+                                </w:r>
+                              </w:p>
+                            </w:txbxContent>
+                          </wps:txbx>
+                          <wps:bodyPr rot="0" spcFirstLastPara="0" vertOverflow="overflow" horzOverflow="overflow" vert="horz" wrap="square" lIns="91440" tIns="45720" rIns="91440" bIns="45720" numCol="1" spcCol="0" rtlCol="0" fromWordArt="0" anchor="t" anchorCtr="0" forceAA="0" compatLnSpc="1">
+                            <a:prstTxWarp prst="textNoShape">
+                              <a:avLst/>
+                            </a:prstTxWarp>
+                            <a:noAutofit/>
+                          </wps:bodyPr>
+                        </wps:wsp>
+                      </wpg:grpSp>
+                      <wpg:grpSp>
+                        <wpg:cNvPr id="1812737191" name="Group 16"/>
+                        <wpg:cNvGrpSpPr/>
+                        <wpg:grpSpPr>
+                          <a:xfrm>
+                            <a:off x="873760" y="939800"/>
+                            <a:ext cx="1030357" cy="390939"/>
+                            <a:chOff x="0" y="0"/>
+                            <a:chExt cx="1030357" cy="390939"/>
+                          </a:xfrm>
+                        </wpg:grpSpPr>
+                        <wps:wsp>
+                          <wps:cNvPr id="1558168557" name="Oval 14"/>
+                          <wps:cNvSpPr/>
+                          <wps:spPr>
+                            <a:xfrm>
+                              <a:off x="0" y="0"/>
+                              <a:ext cx="815008" cy="253475"/>
+                            </a:xfrm>
+                            <a:prstGeom prst="ellipse">
+                              <a:avLst/>
+                            </a:prstGeom>
+                            <a:noFill/>
+                            <a:ln w="6350" cap="flat" cmpd="sng" algn="ctr">
+                              <a:solidFill>
+                                <a:srgbClr val="4472C4">
+                                  <a:shade val="15000"/>
+                                </a:srgbClr>
+                              </a:solidFill>
+                              <a:prstDash val="solid"/>
+                              <a:miter lim="800000"/>
+                            </a:ln>
+                            <a:effectLst/>
+                          </wps:spPr>
+                          <wps:bodyPr rot="0" spcFirstLastPara="0" vertOverflow="overflow" horzOverflow="overflow" vert="horz" wrap="square" lIns="91440" tIns="45720" rIns="91440" bIns="45720" numCol="1" spcCol="0" rtlCol="0" fromWordArt="0" anchor="ctr" anchorCtr="0" forceAA="0" compatLnSpc="1">
+                            <a:prstTxWarp prst="textNoShape">
+                              <a:avLst/>
+                            </a:prstTxWarp>
+                            <a:noAutofit/>
+                          </wps:bodyPr>
+                        </wps:wsp>
+                        <wps:wsp>
+                          <wps:cNvPr id="1137807529" name="Text Box 15"/>
+                          <wps:cNvSpPr txBox="1"/>
+                          <wps:spPr>
+                            <a:xfrm>
+                              <a:off x="172278" y="0"/>
+                              <a:ext cx="858079" cy="390939"/>
+                            </a:xfrm>
+                            <a:prstGeom prst="rect">
+                              <a:avLst/>
+                            </a:prstGeom>
+                            <a:noFill/>
+                            <a:ln w="6350">
+                              <a:noFill/>
+                            </a:ln>
+                          </wps:spPr>
+                          <wps:txbx>
+                            <w:txbxContent>
+                              <w:p>
+                                <w:pPr>
+                                  <w:rPr>
+                                    <w:sz w:val="16"/>
+                                    <w:szCs w:val="16"/>
+                                  </w:rPr>
+                                </w:pPr>
+                                <w:r>
+                                  <w:rPr>
+                                    <w:sz w:val="16"/>
+                                    <w:szCs w:val="16"/>
+                                  </w:rPr>
+                                  <w:t>Email</w:t>
+                                </w:r>
+                              </w:p>
+                            </w:txbxContent>
+                          </wps:txbx>
+                          <wps:bodyPr rot="0" spcFirstLastPara="0" vertOverflow="overflow" horzOverflow="overflow" vert="horz" wrap="square" lIns="91440" tIns="45720" rIns="91440" bIns="45720" numCol="1" spcCol="0" rtlCol="0" fromWordArt="0" anchor="t" anchorCtr="0" forceAA="0" compatLnSpc="1">
+                            <a:prstTxWarp prst="textNoShape">
+                              <a:avLst/>
+                            </a:prstTxWarp>
+                            <a:noAutofit/>
+                          </wps:bodyPr>
+                        </wps:wsp>
+                      </wpg:grpSp>
+                      <wpg:grpSp>
+                        <wpg:cNvPr id="429058918" name="Group 16"/>
+                        <wpg:cNvGrpSpPr/>
+                        <wpg:grpSpPr>
+                          <a:xfrm>
+                            <a:off x="2169160" y="436880"/>
+                            <a:ext cx="895383" cy="390525"/>
+                            <a:chOff x="0" y="0"/>
+                            <a:chExt cx="895719" cy="390939"/>
+                          </a:xfrm>
+                        </wpg:grpSpPr>
+                        <wps:wsp>
+                          <wps:cNvPr id="1156710508" name="Oval 14"/>
+                          <wps:cNvSpPr/>
+                          <wps:spPr>
+                            <a:xfrm>
+                              <a:off x="0" y="0"/>
+                              <a:ext cx="815008" cy="253475"/>
+                            </a:xfrm>
+                            <a:prstGeom prst="ellipse">
+                              <a:avLst/>
+                            </a:prstGeom>
+                            <a:noFill/>
+                            <a:ln w="6350" cap="flat" cmpd="sng" algn="ctr">
+                              <a:solidFill>
+                                <a:srgbClr val="4472C4">
+                                  <a:shade val="15000"/>
+                                </a:srgbClr>
+                              </a:solidFill>
+                              <a:prstDash val="solid"/>
+                              <a:miter lim="800000"/>
+                            </a:ln>
+                            <a:effectLst/>
+                          </wps:spPr>
+                          <wps:bodyPr rot="0" spcFirstLastPara="0" vertOverflow="overflow" horzOverflow="overflow" vert="horz" wrap="square" lIns="91440" tIns="45720" rIns="91440" bIns="45720" numCol="1" spcCol="0" rtlCol="0" fromWordArt="0" anchor="ctr" anchorCtr="0" forceAA="0" compatLnSpc="1">
+                            <a:prstTxWarp prst="textNoShape">
+                              <a:avLst/>
+                            </a:prstTxWarp>
+                            <a:noAutofit/>
+                          </wps:bodyPr>
+                        </wps:wsp>
+                        <wps:wsp>
+                          <wps:cNvPr id="95169553" name="Text Box 15"/>
+                          <wps:cNvSpPr txBox="1"/>
+                          <wps:spPr>
+                            <a:xfrm>
+                              <a:off x="37640" y="0"/>
+                              <a:ext cx="858079" cy="390939"/>
+                            </a:xfrm>
+                            <a:prstGeom prst="rect">
+                              <a:avLst/>
+                            </a:prstGeom>
+                            <a:noFill/>
+                            <a:ln w="6350">
+                              <a:noFill/>
+                            </a:ln>
+                          </wps:spPr>
+                          <wps:txbx>
+                            <w:txbxContent>
+                              <w:p>
+                                <w:pPr>
+                                  <w:rPr>
+                                    <w:sz w:val="16"/>
+                                    <w:szCs w:val="16"/>
+                                  </w:rPr>
+                                </w:pPr>
+                                <w:r>
+                                  <w:rPr>
+                                    <w:sz w:val="16"/>
+                                    <w:szCs w:val="16"/>
+                                  </w:rPr>
+                                  <w:t>Department</w:t>
+                                </w:r>
+                              </w:p>
+                            </w:txbxContent>
+                          </wps:txbx>
+                          <wps:bodyPr rot="0" spcFirstLastPara="0" vertOverflow="overflow" horzOverflow="overflow" vert="horz" wrap="square" lIns="91440" tIns="45720" rIns="91440" bIns="45720" numCol="1" spcCol="0" rtlCol="0" fromWordArt="0" anchor="t" anchorCtr="0" forceAA="0" compatLnSpc="1">
+                            <a:prstTxWarp prst="textNoShape">
+                              <a:avLst/>
+                            </a:prstTxWarp>
+                            <a:noAutofit/>
+                          </wps:bodyPr>
+                        </wps:wsp>
+                      </wpg:grpSp>
+                      <wpg:grpSp>
+                        <wpg:cNvPr id="1490585155" name="Group 38"/>
+                        <wpg:cNvGrpSpPr/>
+                        <wpg:grpSpPr>
+                          <a:xfrm>
+                            <a:off x="2082800" y="0"/>
+                            <a:ext cx="1170643" cy="418409"/>
+                            <a:chOff x="158338" y="-27708"/>
+                            <a:chExt cx="1202090" cy="418409"/>
+                          </a:xfrm>
+                        </wpg:grpSpPr>
+                        <wpg:grpSp>
+                          <wpg:cNvPr id="1417519349" name="Group 16"/>
+                          <wpg:cNvGrpSpPr/>
+                          <wpg:grpSpPr>
+                            <a:xfrm>
+                              <a:off x="186034" y="-238"/>
+                              <a:ext cx="1174394" cy="390939"/>
+                              <a:chOff x="0" y="-238"/>
+                              <a:chExt cx="1174394" cy="390939"/>
+                            </a:xfrm>
+                          </wpg:grpSpPr>
+                          <wps:wsp>
+                            <wps:cNvPr id="1676180306" name="Oval 14"/>
+                            <wps:cNvSpPr/>
+                            <wps:spPr>
+                              <a:xfrm>
+                                <a:off x="0" y="0"/>
+                                <a:ext cx="815008" cy="253475"/>
+                              </a:xfrm>
+                              <a:prstGeom prst="ellipse">
+                                <a:avLst/>
+                              </a:prstGeom>
+                              <a:noFill/>
+                              <a:ln w="6350" cap="flat" cmpd="sng" algn="ctr">
+                                <a:solidFill>
+                                  <a:srgbClr val="4472C4">
+                                    <a:shade val="15000"/>
+                                  </a:srgbClr>
+                                </a:solidFill>
+                                <a:prstDash val="solid"/>
+                                <a:miter lim="800000"/>
+                              </a:ln>
+                              <a:effectLst/>
+                            </wps:spPr>
+                            <wps:bodyPr rot="0" spcFirstLastPara="0" vertOverflow="overflow" horzOverflow="overflow" vert="horz" wrap="square" lIns="91440" tIns="45720" rIns="91440" bIns="45720" numCol="1" spcCol="0" rtlCol="0" fromWordArt="0" anchor="ctr" anchorCtr="0" forceAA="0" compatLnSpc="1">
+                              <a:prstTxWarp prst="textNoShape">
+                                <a:avLst/>
+                              </a:prstTxWarp>
+                              <a:noAutofit/>
+                            </wps:bodyPr>
+                          </wps:wsp>
+                          <wps:wsp>
+                            <wps:cNvPr id="1797353090" name="Text Box 15"/>
+                            <wps:cNvSpPr txBox="1"/>
+                            <wps:spPr>
+                              <a:xfrm>
+                                <a:off x="40321" y="-238"/>
+                                <a:ext cx="1134073" cy="390939"/>
+                              </a:xfrm>
+                              <a:prstGeom prst="rect">
+                                <a:avLst/>
+                              </a:prstGeom>
+                              <a:noFill/>
+                              <a:ln w="6350">
+                                <a:noFill/>
+                              </a:ln>
+                            </wps:spPr>
+                            <wps:txbx>
+                              <w:txbxContent>
+                                <w:p>
+                                  <w:pPr>
+                                    <w:rPr>
+                                      <w:sz w:val="16"/>
+                                      <w:szCs w:val="16"/>
+                                    </w:rPr>
+                                  </w:pPr>
+                                  <w:proofErr w:type="spellStart"/>
+                                  <w:r>
+                                    <w:rPr>
+                                      <w:sz w:val="16"/>
+                                      <w:szCs w:val="16"/>
+                                    </w:rPr>
+                                    <w:t>Qalifications</w:t>
+                                  </w:r>
+                                  <w:proofErr w:type="spellEnd"/>
+                                </w:p>
+                              </w:txbxContent>
+                            </wps:txbx>
+                            <wps:bodyPr rot="0" spcFirstLastPara="0" vertOverflow="overflow" horzOverflow="overflow" vert="horz" wrap="square" lIns="91440" tIns="45720" rIns="91440" bIns="45720" numCol="1" spcCol="0" rtlCol="0" fromWordArt="0" anchor="t" anchorCtr="0" forceAA="0" compatLnSpc="1">
+                              <a:prstTxWarp prst="textNoShape">
+                                <a:avLst/>
+                              </a:prstTxWarp>
+                              <a:noAutofit/>
+                            </wps:bodyPr>
+                          </wps:wsp>
+                        </wpg:grpSp>
+                        <wps:wsp>
+                          <wps:cNvPr id="1544425861" name="Oval 37"/>
+                          <wps:cNvSpPr/>
+                          <wps:spPr>
+                            <a:xfrm>
+                              <a:off x="158338" y="-27708"/>
+                              <a:ext cx="874815" cy="304272"/>
+                            </a:xfrm>
+                            <a:prstGeom prst="ellipse">
+                              <a:avLst/>
+                            </a:prstGeom>
+                            <a:noFill/>
+                            <a:ln w="6350" cap="flat" cmpd="sng" algn="ctr">
+                              <a:solidFill>
+                                <a:srgbClr val="4472C4">
+                                  <a:shade val="15000"/>
+                                </a:srgbClr>
+                              </a:solidFill>
+                              <a:prstDash val="solid"/>
+                              <a:miter lim="800000"/>
+                            </a:ln>
+                            <a:effectLst/>
+                          </wps:spPr>
+                          <wps:bodyPr rot="0" spcFirstLastPara="0" vertOverflow="overflow" horzOverflow="overflow" vert="horz" wrap="square" lIns="91440" tIns="45720" rIns="91440" bIns="45720" numCol="1" spcCol="0" rtlCol="0" fromWordArt="0" anchor="ctr" anchorCtr="0" forceAA="0" compatLnSpc="1">
+                            <a:prstTxWarp prst="textNoShape">
+                              <a:avLst/>
+                            </a:prstTxWarp>
+                            <a:noAutofit/>
+                          </wps:bodyPr>
+                        </wps:wsp>
+                      </wpg:grpSp>
+                      <wpg:grpSp>
+                        <wpg:cNvPr id="1897162645" name="Group 38"/>
+                        <wpg:cNvGrpSpPr/>
+                        <wpg:grpSpPr>
+                          <a:xfrm>
+                            <a:off x="1595120" y="680720"/>
+                            <a:ext cx="1104405" cy="418955"/>
+                            <a:chOff x="136516" y="-27708"/>
+                            <a:chExt cx="1134073" cy="418955"/>
+                          </a:xfrm>
+                        </wpg:grpSpPr>
+                        <wpg:grpSp>
+                          <wpg:cNvPr id="158221791" name="Group 16"/>
+                          <wpg:cNvGrpSpPr/>
+                          <wpg:grpSpPr>
+                            <a:xfrm>
+                              <a:off x="136516" y="0"/>
+                              <a:ext cx="1134073" cy="391247"/>
+                              <a:chOff x="-49518" y="0"/>
+                              <a:chExt cx="1134073" cy="391247"/>
+                            </a:xfrm>
+                          </wpg:grpSpPr>
+                          <wps:wsp>
+                            <wps:cNvPr id="432979356" name="Oval 14"/>
+                            <wps:cNvSpPr/>
+                            <wps:spPr>
+                              <a:xfrm>
+                                <a:off x="0" y="0"/>
+                                <a:ext cx="815008" cy="253475"/>
+                              </a:xfrm>
+                              <a:prstGeom prst="ellipse">
+                                <a:avLst/>
+                              </a:prstGeom>
+                              <a:noFill/>
+                              <a:ln w="6350" cap="flat" cmpd="sng" algn="ctr">
+                                <a:solidFill>
+                                  <a:srgbClr val="4472C4">
+                                    <a:shade val="15000"/>
+                                  </a:srgbClr>
+                                </a:solidFill>
+                                <a:prstDash val="solid"/>
+                                <a:miter lim="800000"/>
+                              </a:ln>
+                              <a:effectLst/>
+                            </wps:spPr>
+                            <wps:bodyPr rot="0" spcFirstLastPara="0" vertOverflow="overflow" horzOverflow="overflow" vert="horz" wrap="square" lIns="91440" tIns="45720" rIns="91440" bIns="45720" numCol="1" spcCol="0" rtlCol="0" fromWordArt="0" anchor="ctr" anchorCtr="0" forceAA="0" compatLnSpc="1">
+                              <a:prstTxWarp prst="textNoShape">
+                                <a:avLst/>
+                              </a:prstTxWarp>
+                              <a:noAutofit/>
+                            </wps:bodyPr>
+                          </wps:wsp>
+                          <wps:wsp>
+                            <wps:cNvPr id="666103496" name="Text Box 15"/>
+                            <wps:cNvSpPr txBox="1"/>
+                            <wps:spPr>
+                              <a:xfrm>
+                                <a:off x="-49518" y="308"/>
+                                <a:ext cx="1134073" cy="390939"/>
+                              </a:xfrm>
+                              <a:prstGeom prst="rect">
+                                <a:avLst/>
+                              </a:prstGeom>
+                              <a:noFill/>
+                              <a:ln w="6350">
+                                <a:noFill/>
+                              </a:ln>
+                            </wps:spPr>
+                            <wps:txbx>
+                              <w:txbxContent>
+                                <w:p>
+                                  <w:pPr>
+                                    <w:rPr>
+                                      <w:sz w:val="16"/>
+                                      <w:szCs w:val="16"/>
+                                    </w:rPr>
+                                  </w:pPr>
+                                  <w:r>
+                                    <w:rPr>
+                                      <w:sz w:val="16"/>
+                                      <w:szCs w:val="16"/>
+                                    </w:rPr>
+                                    <w:t>Contact_Number</w:t>
+                                  </w:r>
+                                </w:p>
+                              </w:txbxContent>
+                            </wps:txbx>
+                            <wps:bodyPr rot="0" spcFirstLastPara="0" vertOverflow="overflow" horzOverflow="overflow" vert="horz" wrap="square" lIns="91440" tIns="45720" rIns="91440" bIns="45720" numCol="1" spcCol="0" rtlCol="0" fromWordArt="0" anchor="t" anchorCtr="0" forceAA="0" compatLnSpc="1">
+                              <a:prstTxWarp prst="textNoShape">
+                                <a:avLst/>
+                              </a:prstTxWarp>
+                              <a:noAutofit/>
+                            </wps:bodyPr>
+                          </wps:wsp>
+                        </wpg:grpSp>
+                        <wps:wsp>
+                          <wps:cNvPr id="1937436360" name="Oval 37"/>
+                          <wps:cNvSpPr/>
+                          <wps:spPr>
+                            <a:xfrm>
+                              <a:off x="158338" y="-27708"/>
+                              <a:ext cx="874815" cy="304272"/>
+                            </a:xfrm>
+                            <a:prstGeom prst="ellipse">
+                              <a:avLst/>
+                            </a:prstGeom>
+                            <a:noFill/>
+                            <a:ln w="6350" cap="flat" cmpd="sng" algn="ctr">
+                              <a:solidFill>
+                                <a:srgbClr val="4472C4">
+                                  <a:shade val="15000"/>
+                                </a:srgbClr>
+                              </a:solidFill>
+                              <a:prstDash val="solid"/>
+                              <a:miter lim="800000"/>
+                            </a:ln>
+                            <a:effectLst/>
+                          </wps:spPr>
+                          <wps:bodyPr rot="0" spcFirstLastPara="0" vertOverflow="overflow" horzOverflow="overflow" vert="horz" wrap="square" lIns="91440" tIns="45720" rIns="91440" bIns="45720" numCol="1" spcCol="0" rtlCol="0" fromWordArt="0" anchor="ctr" anchorCtr="0" forceAA="0" compatLnSpc="1">
+                            <a:prstTxWarp prst="textNoShape">
+                              <a:avLst/>
+                            </a:prstTxWarp>
+                            <a:noAutofit/>
+                          </wps:bodyPr>
+                        </wps:wsp>
+                      </wpg:grpSp>
+                      <wps:wsp>
+                        <wps:cNvPr id="662674296" name="Straight Connector 39"/>
+                        <wps:cNvCnPr/>
+                        <wps:spPr>
+                          <a:xfrm flipV="1">
+                            <a:off x="817880" y="421640"/>
+                            <a:ext cx="336550" cy="76200"/>
+                          </a:xfrm>
+                          <a:prstGeom prst="line">
+                            <a:avLst/>
+                          </a:prstGeom>
+                        </wps:spPr>
+                        <wps:style>
+                          <a:lnRef idx="1">
+                            <a:schemeClr val="dk1"/>
+                          </a:lnRef>
+                          <a:fillRef idx="0">
+                            <a:schemeClr val="dk1"/>
+                          </a:fillRef>
+                          <a:effectRef idx="0">
+                            <a:schemeClr val="dk1"/>
+                          </a:effectRef>
+                          <a:fontRef idx="minor">
+                            <a:schemeClr val="tx1"/>
+                          </a:fontRef>
+                        </wps:style>
+                        <wps:bodyPr/>
+                      </wps:wsp>
+                      <wps:wsp>
+                        <wps:cNvPr id="2102820836" name="Straight Connector 40"/>
+                        <wps:cNvCnPr/>
+                        <wps:spPr>
+                          <a:xfrm flipV="1">
+                            <a:off x="960120" y="543560"/>
+                            <a:ext cx="192405" cy="163238"/>
+                          </a:xfrm>
+                          <a:prstGeom prst="line">
+                            <a:avLst/>
+                          </a:prstGeom>
+                        </wps:spPr>
+                        <wps:style>
+                          <a:lnRef idx="1">
+                            <a:schemeClr val="dk1"/>
+                          </a:lnRef>
+                          <a:fillRef idx="0">
+                            <a:schemeClr val="dk1"/>
+                          </a:fillRef>
+                          <a:effectRef idx="0">
+                            <a:schemeClr val="dk1"/>
+                          </a:effectRef>
+                          <a:fontRef idx="minor">
+                            <a:schemeClr val="tx1"/>
+                          </a:fontRef>
+                        </wps:style>
+                        <wps:bodyPr/>
+                      </wps:wsp>
+                      <wps:wsp>
+                        <wps:cNvPr id="413011820" name="Straight Connector 41"/>
+                        <wps:cNvCnPr/>
+                        <wps:spPr>
+                          <a:xfrm flipV="1">
+                            <a:off x="1275080" y="543560"/>
+                            <a:ext cx="0" cy="389732"/>
+                          </a:xfrm>
+                          <a:prstGeom prst="line">
+                            <a:avLst/>
+                          </a:prstGeom>
+                        </wps:spPr>
+                        <wps:style>
+                          <a:lnRef idx="1">
+                            <a:schemeClr val="dk1"/>
+                          </a:lnRef>
+                          <a:fillRef idx="0">
+                            <a:schemeClr val="dk1"/>
+                          </a:fillRef>
+                          <a:effectRef idx="0">
+                            <a:schemeClr val="dk1"/>
+                          </a:effectRef>
+                          <a:fontRef idx="minor">
+                            <a:schemeClr val="tx1"/>
+                          </a:fontRef>
+                        </wps:style>
+                        <wps:bodyPr/>
+                      </wps:wsp>
+                      <wps:wsp>
+                        <wps:cNvPr id="1463273727" name="Straight Connector 42"/>
+                        <wps:cNvCnPr/>
+                        <wps:spPr>
+                          <a:xfrm flipH="1" flipV="1">
+                            <a:off x="1518920" y="543560"/>
+                            <a:ext cx="124417" cy="226060"/>
+                          </a:xfrm>
+                          <a:prstGeom prst="line">
+                            <a:avLst/>
+                          </a:prstGeom>
+                        </wps:spPr>
+                        <wps:style>
+                          <a:lnRef idx="1">
+                            <a:schemeClr val="dk1"/>
+                          </a:lnRef>
+                          <a:fillRef idx="0">
+                            <a:schemeClr val="dk1"/>
+                          </a:fillRef>
+                          <a:effectRef idx="0">
+                            <a:schemeClr val="dk1"/>
+                          </a:effectRef>
+                          <a:fontRef idx="minor">
+                            <a:schemeClr val="tx1"/>
+                          </a:fontRef>
+                        </wps:style>
+                        <wps:bodyPr/>
+                      </wps:wsp>
+                      <wps:wsp>
+                        <wps:cNvPr id="480120550" name="Straight Connector 43"/>
+                        <wps:cNvCnPr/>
+                        <wps:spPr>
+                          <a:xfrm flipH="1" flipV="1">
+                            <a:off x="1772920" y="472440"/>
+                            <a:ext cx="400884" cy="71120"/>
+                          </a:xfrm>
+                          <a:prstGeom prst="line">
+                            <a:avLst/>
+                          </a:prstGeom>
+                        </wps:spPr>
+                        <wps:style>
+                          <a:lnRef idx="1">
+                            <a:schemeClr val="dk1"/>
+                          </a:lnRef>
+                          <a:fillRef idx="0">
+                            <a:schemeClr val="dk1"/>
+                          </a:fillRef>
+                          <a:effectRef idx="0">
+                            <a:schemeClr val="dk1"/>
+                          </a:effectRef>
+                          <a:fontRef idx="minor">
+                            <a:schemeClr val="tx1"/>
+                          </a:fontRef>
+                        </wps:style>
+                        <wps:bodyPr/>
+                      </wps:wsp>
+                      <wps:wsp>
+                        <wps:cNvPr id="907978236" name="Straight Connector 44"/>
+                        <wps:cNvCnPr/>
+                        <wps:spPr>
+                          <a:xfrm flipV="1">
+                            <a:off x="1772920" y="203200"/>
+                            <a:ext cx="336208" cy="178138"/>
+                          </a:xfrm>
+                          <a:prstGeom prst="line">
+                            <a:avLst/>
+                          </a:prstGeom>
+                        </wps:spPr>
+                        <wps:style>
+                          <a:lnRef idx="1">
+                            <a:schemeClr val="dk1"/>
+                          </a:lnRef>
+                          <a:fillRef idx="0">
+                            <a:schemeClr val="dk1"/>
+                          </a:fillRef>
+                          <a:effectRef idx="0">
+                            <a:schemeClr val="dk1"/>
+                          </a:effectRef>
+                          <a:fontRef idx="minor">
+                            <a:schemeClr val="tx1"/>
+                          </a:fontRef>
+                        </wps:style>
+                        <wps:bodyPr/>
+                      </wps:wsp>
+                    </wpg:wgp>
+                  </a:graphicData>
+                </a:graphic>
+              </wp:anchor>
+            </w:drawing>
+          </mc:Choice>
+          <mc:Fallback>
+            <w:pict>
+              <v:group w14:anchorId="1D0C6BAA" id="Group 45" o:spid="_x0000_s1060" style="position:absolute;margin-left:810.75pt;margin-top:537.3pt;width:256.2pt;height:104.8pt;z-index:251716608" coordsize="32534,13307" o:gfxdata="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">
+                <v:group id="Group 9" o:spid="_x0000_s1061" style="position:absolute;left:11531;top:3251;width:6217;height:2205" coordorigin=",-2" coordsize="6216,2205" o:gfxdata="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">
+                  <v:shape id="Text Box 7" o:spid="_x0000_s1062" type="#_x0000_t202" style="position:absolute;left:203;top:-2;width:6013;height:2205;visibility:visible;mso-wrap-style:square;v-text-anchor:top" o:gfxdata="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" filled="f" stroked="f" strokeweight=".5pt">
+                    <v:textbox>
+                      <w:txbxContent>
+                        <w:p>
+                          <w:pPr>
+                            <w:rPr>
+                              <w:sz w:val="16"/>
+                              <w:szCs w:val="16"/>
+                            </w:rPr>
+                          </w:pPr>
+                          <w:r>
+                            <w:rPr>
+                              <w:sz w:val="16"/>
+                              <w:szCs w:val="16"/>
+                            </w:rPr>
+                            <w:t>Lecturer</w:t>
+                          </w:r>
+                        </w:p>
+                        <w:p>
+                          <w:pPr>
+                            <w:rPr>
+                              <w:sz w:val="16"/>
+                              <w:szCs w:val="16"/>
+                            </w:rPr>
+                          </w:pPr>
+                        </w:p>
+                        <w:p>
+                          <w:pPr>
+                            <w:rPr>
+                              <w:sz w:val="16"/>
+                              <w:szCs w:val="16"/>
+                            </w:rPr>
+                          </w:pPr>
+                        </w:p>
+                      </w:txbxContent>
+                    </v:textbox>
+                  </v:shape>
+                  <v:rect id="Rectangle 8" o:spid="_x0000_s1063" style="position:absolute;width:6216;height:2203;visibility:visible;mso-wrap-style:square;v-text-anchor:middle" o:gfxdata="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" filled="f" strokecolor="#172c51" strokeweight=".5pt"/>
+                </v:group>
+                <v:group id="Group 16" o:spid="_x0000_s1064" style="position:absolute;top:3810;width:9574;height:3912" coordsize="9574,3912" o:gfxdata="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">
+                  <v:oval id="Oval 14" o:spid="_x0000_s1065" style="position:absolute;width:8150;height:2534;visibility:visible;mso-wrap-style:square;v-text-anchor:middle" o:gfxdata="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" filled="f" strokecolor="#172c51" strokeweight=".5pt">
+                    <v:stroke joinstyle="miter"/>
+                  </v:oval>
+                  <v:shape id="Text Box 15" o:spid="_x0000_s1066" type="#_x0000_t202" style="position:absolute;left:993;top:3;width:8581;height:3909;visibility:visible;mso-wrap-style:square;v-text-anchor:top" o:gfxdata="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" filled="f" stroked="f" strokeweight=".5pt">
+                    <v:textbox>
+                      <w:txbxContent>
+                        <w:p>
+                          <w:pPr>
+                            <w:rPr>
+                              <w:sz w:val="16"/>
+                              <w:szCs w:val="16"/>
+                              <w:u w:val="single"/>
+                            </w:rPr>
+                          </w:pPr>
+                          <w:proofErr w:type="spellStart"/>
+                          <w:r>
+                            <w:rPr>
+                              <w:sz w:val="16"/>
+                              <w:szCs w:val="16"/>
+                              <w:u w:val="single"/>
+                            </w:rPr>
+                            <w:t>LectureID</w:t>
+                          </w:r>
+                          <w:proofErr w:type="spellEnd"/>
+                        </w:p>
+                      </w:txbxContent>
+                    </v:textbox>
+                  </v:shape>
+                </v:group>
+                <v:group id="Group 16" o:spid="_x0000_s1067" style="position:absolute;left:2794;top:6807;width:10303;height:3909" coordsize="10303,3909" o:gfxdata="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">
+                  <v:oval id="Oval 14" o:spid="_x0000_s1068" style="position:absolute;width:8150;height:2534;visibility:visible;mso-wrap-style:square;v-text-anchor:middle" o:gfxdata="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" filled="f" strokecolor="#172c51" strokeweight=".5pt">
+                    <v:stroke joinstyle="miter"/>
+                  </v:oval>
+                  <v:shape id="Text Box 15" o:spid="_x0000_s1069" type="#_x0000_t202" style="position:absolute;left:1722;width:8581;height:3909;visibility:visible;mso-wrap-style:square;v-text-anchor:top" o:gfxdata="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" filled="f" stroked="f" strokeweight=".5pt">
+                    <v:textbox>
+                      <w:txbxContent>
+                        <w:p>
+                          <w:pPr>
+                            <w:rPr>
+                              <w:sz w:val="16"/>
+                              <w:szCs w:val="16"/>
+                            </w:rPr>
+                          </w:pPr>
+                          <w:r>
+                            <w:rPr>
+                              <w:sz w:val="16"/>
+                              <w:szCs w:val="16"/>
+                            </w:rPr>
+                            <w:t>Name</w:t>
+                          </w:r>
+                        </w:p>
+                      </w:txbxContent>
+                    </v:textbox>
+                  </v:shape>
+                </v:group>
+                <v:group id="Group 16" o:spid="_x0000_s1070" style="position:absolute;left:8737;top:9398;width:10304;height:3909" coordsize="10303,3909" o:gfxdata="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">
+                  <v:oval id="Oval 14" o:spid="_x0000_s1071" style="position:absolute;width:8150;height:2534;visibility:visible;mso-wrap-style:square;v-text-anchor:middle" o:gfxdata="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" filled="f" strokecolor="#172c51" strokeweight=".5pt">
+                    <v:stroke joinstyle="miter"/>
+                  </v:oval>
+                  <v:shape id="Text Box 15" o:spid="_x0000_s1072" type="#_x0000_t202" style="position:absolute;left:1722;width:8581;height:3909;visibility:visible;mso-wrap-style:square;v-text-anchor:top" o:gfxdata="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" filled="f" stroked="f" strokeweight=".5pt">
+                    <v:textbox>
+                      <w:txbxContent>
+                        <w:p>
+                          <w:pPr>
+                            <w:rPr>
+                              <w:sz w:val="16"/>
+                              <w:szCs w:val="16"/>
+                            </w:rPr>
+                          </w:pPr>
+                          <w:r>
+                            <w:rPr>
+                              <w:sz w:val="16"/>
+                              <w:szCs w:val="16"/>
+                            </w:rPr>
+                            <w:t>Email</w:t>
+                          </w:r>
+                        </w:p>
+                      </w:txbxContent>
+                    </v:textbox>
+                  </v:shape>
+                </v:group>
+                <v:group id="Group 16" o:spid="_x0000_s1073" style="position:absolute;left:21691;top:4368;width:8954;height:3906" coordsize="8957,3909" o:gfxdata="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">
+                  <v:oval id="Oval 14" o:spid="_x0000_s1074" style="position:absolute;width:8150;height:2534;visibility:visible;mso-wrap-style:square;v-text-anchor:middle" o:gfxdata="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" filled="f" strokecolor="#172c51" strokeweight=".5pt">
+                    <v:stroke joinstyle="miter"/>
+                  </v:oval>
+                  <v:shape id="Text Box 15" o:spid="_x0000_s1075" type="#_x0000_t202" style="position:absolute;left:376;width:8581;height:3909;visibility:visible;mso-wrap-style:square;v-text-anchor:top" o:gfxdata="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" filled="f" stroked="f" strokeweight=".5pt">
+                    <v:textbox>
+                      <w:txbxContent>
+                        <w:p>
+                          <w:pPr>
+                            <w:rPr>
+                              <w:sz w:val="16"/>
+                              <w:szCs w:val="16"/>
+                            </w:rPr>
+                          </w:pPr>
+                          <w:r>
+                            <w:rPr>
+                              <w:sz w:val="16"/>
+                              <w:szCs w:val="16"/>
+                            </w:rPr>
+                            <w:t>Department</w:t>
+                          </w:r>
+                        </w:p>
+                      </w:txbxContent>
+                    </v:textbox>
+                  </v:shape>
+                </v:group>
+                <v:group id="Group 38" o:spid="_x0000_s1076" style="position:absolute;left:20828;width:11706;height:4184" coordorigin="1583,-277" coordsize="12020,4184" o:gfxdata="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">
+                  <v:group id="Group 16" o:spid="_x0000_s1077" style="position:absolute;left:1860;top:-2;width:11744;height:3909" coordorigin=",-2" coordsize="11743,3909" o:gfxdata="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">
+                    <v:oval id="Oval 14" o:spid="_x0000_s1078" style="position:absolute;width:8150;height:2534;visibility:visible;mso-wrap-style:square;v-text-anchor:middle" o:gfxdata="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" filled="f" strokecolor="#172c51" strokeweight=".5pt">
+                      <v:stroke joinstyle="miter"/>
+                    </v:oval>
+                    <v:shape id="Text Box 15" o:spid="_x0000_s1079" type="#_x0000_t202" style="position:absolute;left:403;top:-2;width:11340;height:3909;visibility:visible;mso-wrap-style:square;v-text-anchor:top" o:gfxdata="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" filled="f" stroked="f" strokeweight=".5pt">
+                      <v:textbox>
+                        <w:txbxContent>
+                          <w:p>
+                            <w:pPr>
+                              <w:rPr>
+                                <w:sz w:val="16"/>
+                                <w:szCs w:val="16"/>
+                              </w:rPr>
+                            </w:pPr>
+                            <w:proofErr w:type="spellStart"/>
+                            <w:r>
+                              <w:rPr>
+                                <w:sz w:val="16"/>
+                                <w:szCs w:val="16"/>
+                              </w:rPr>
+                              <w:t>Qalifications</w:t>
+                            </w:r>
+                            <w:proofErr w:type="spellEnd"/>
+                          </w:p>
+                        </w:txbxContent>
+                      </v:textbox>
+                    </v:shape>
+                  </v:group>
+                  <v:oval id="Oval 37" o:spid="_x0000_s1080" style="position:absolute;left:1583;top:-277;width:8748;height:3042;visibility:visible;mso-wrap-style:square;v-text-anchor:middle" o:gfxdata="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" filled="f" strokecolor="#172c51" strokeweight=".5pt">
+                    <v:stroke joinstyle="miter"/>
+                  </v:oval>
+                </v:group>
+                <v:group id="Group 38" o:spid="_x0000_s1081" style="position:absolute;left:15951;top:6807;width:11044;height:4189" coordorigin="1365,-277" coordsize="11340,4189" o:gfxdata="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">
+                  <v:group id="Group 16" o:spid="_x0000_s1082" style="position:absolute;left:1365;width:11340;height:3912" coordorigin="-495" coordsize="11340,3912" o:gfxdata="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">
+                    <v:oval id="Oval 14" o:spid="_x0000_s1083" style="position:absolute;width:8150;height:2534;visibility:visible;mso-wrap-style:square;v-text-anchor:middle" o:gfxdata="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" filled="f" strokecolor="#172c51" strokeweight=".5pt">
+                      <v:stroke joinstyle="miter"/>
+                    </v:oval>
+                    <v:shape id="Text Box 15" o:spid="_x0000_s1084" type="#_x0000_t202" style="position:absolute;left:-495;top:3;width:11340;height:3909;visibility:visible;mso-wrap-style:square;v-text-anchor:top" o:gfxdata="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" filled="f" stroked="f" strokeweight=".5pt">
+                      <v:textbox>
+                        <w:txbxContent>
+                          <w:p>
+                            <w:pPr>
+                              <w:rPr>
+                                <w:sz w:val="16"/>
+                                <w:szCs w:val="16"/>
+                              </w:rPr>
+                            </w:pPr>
+                            <w:r>
+                              <w:rPr>
+                                <w:sz w:val="16"/>
+                                <w:szCs w:val="16"/>
+                              </w:rPr>
+                              <w:t>Contact_Number</w:t>
+                            </w:r>
+                          </w:p>
+                        </w:txbxContent>
+                      </v:textbox>
+                    </v:shape>
+                  </v:group>
+                  <v:oval id="Oval 37" o:spid="_x0000_s1085" style="position:absolute;left:1583;top:-277;width:8748;height:3042;visibility:visible;mso-wrap-style:square;v-text-anchor:middle" o:gfxdata="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" filled="f" strokecolor="#172c51" strokeweight=".5pt">
+                    <v:stroke joinstyle="miter"/>
+                  </v:oval>
+                </v:group>
+                <v:line id="Straight Connector 39" o:spid="_x0000_s1086" style="position:absolute;flip:y;visibility:visible;mso-wrap-style:square" from="8178,4216" to="11544,4978" o:connectortype="straight" o:gfxdata="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" strokecolor="black [3200]" strokeweight=".5pt">
+                  <v:stroke joinstyle="miter"/>
+                </v:line>
+                <v:line id="Straight Connector 40" o:spid="_x0000_s1087" style="position:absolute;flip:y;visibility:visible;mso-wrap-style:square" from="9601,5435" to="11525,7067" o:connectortype="straight" o:gfxdata="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" strokecolor="black [3200]" strokeweight=".5pt">
+                  <v:stroke joinstyle="miter"/>
+                </v:line>
+                <v:line id="Straight Connector 41" o:spid="_x0000_s1088" style="position:absolute;flip:y;visibility:visible;mso-wrap-style:square" from="12750,5435" to="12750,9332" o:connectortype="straight" o:gfxdata="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" strokecolor="black [3200]" strokeweight=".5pt">
+                  <v:stroke joinstyle="miter"/>
+                </v:line>
+                <v:line id="Straight Connector 42" o:spid="_x0000_s1089" style="position:absolute;flip:x y;visibility:visible;mso-wrap-style:square" from="15189,5435" to="16433,7696" o:connectortype="straight" o:gfxdata="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" strokecolor="black [3200]" strokeweight=".5pt">
+                  <v:stroke joinstyle="miter"/>
+                </v:line>
+                <v:line id="Straight Connector 43" o:spid="_x0000_s1090" style="position:absolute;flip:x y;visibility:visible;mso-wrap-style:square" from="17729,4724" to="21738,5435" o:connectortype="straight" o:gfxdata="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" strokecolor="black [3200]" strokeweight=".5pt">
+                  <v:stroke joinstyle="miter"/>
+                </v:line>
+                <v:line id="Straight Connector 44" o:spid="_x0000_s1091" style="position:absolute;flip:y;visibility:visible;mso-wrap-style:square" from="17729,2032" to="21091,3813" o:connectortype="straight" o:gfxdata="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" strokecolor="black [3200]" strokeweight=".5pt">
+                  <v:stroke joinstyle="miter"/>
+                </v:line>
+              </v:group>
+            </w:pict>
+          </mc:Fallback>
+        </mc:AlternateContent>
+      </w:r>
+      <w:r>
+        <w:rPr>
+          <w:noProof/>
+          <w:sz w:val="16"/>
+          <w:szCs w:val="16"/>
+        </w:rPr>
+        <mc:AlternateContent>
+          <mc:Choice Requires="wps">
+            <w:drawing>
+              <wp:anchor distT="0" distB="0" distL="114300" distR="114300" simplePos="0" relativeHeight="251689984" behindDoc="0" locked="0" layoutInCell="1" allowOverlap="1" wp14:anchorId="39F8CDE2" wp14:editId="067139F2">
+                <wp:simplePos x="0" y="0"/>
+                <wp:positionH relativeFrom="column">
+                  <wp:posOffset>11124984</wp:posOffset>
+                </wp:positionH>
+                <wp:positionV relativeFrom="paragraph">
+                  <wp:posOffset>2143761</wp:posOffset>
+                </wp:positionV>
+                <wp:extent cx="1395946" cy="2744470"/>
+                <wp:effectExtent l="0" t="0" r="33020" b="36830"/>
+                <wp:wrapNone/>
+                <wp:docPr id="400708100" name="Straight Connector 34"/>
+                <wp:cNvGraphicFramePr/>
+                <a:graphic xmlns:a="http://schemas.openxmlformats.org/drawingml/2006/main">
+                  <a:graphicData uri="http://schemas.microsoft.com/office/word/2010/wordprocessingShape">
+                    <wps:wsp>
+                      <wps:cNvCnPr/>
+                      <wps:spPr>
+                        <a:xfrm>
+                          <a:off x="0" y="0"/>
+                          <a:ext cx="1395946" cy="2744470"/>
+                        </a:xfrm>
+                        <a:prstGeom prst="line">
+                          <a:avLst/>
+                        </a:prstGeom>
+                      </wps:spPr>
+                      <wps:style>
+                        <a:lnRef idx="1">
+                          <a:schemeClr val="dk1"/>
+                        </a:lnRef>
+                        <a:fillRef idx="0">
+                          <a:schemeClr val="dk1"/>
+                        </a:fillRef>
+                        <a:effectRef idx="0">
+                          <a:schemeClr val="dk1"/>
+                        </a:effectRef>
+                        <a:fontRef idx="minor">
+                          <a:schemeClr val="tx1"/>
+                        </a:fontRef>
+                      </wps:style>
+                      <wps:bodyPr/>
+                    </wps:wsp>
+                  </a:graphicData>
+                </a:graphic>
+                <wp14:sizeRelH relativeFrom="margin">
+                  <wp14:pctWidth>0</wp14:pctWidth>
+                </wp14:sizeRelH>
+                <wp14:sizeRelV relativeFrom="margin">
+                  <wp14:pctHeight>0</wp14:pctHeight>
+                </wp14:sizeRelV>
+              </wp:anchor>
+            </w:drawing>
+          </mc:Choice>
+          <mc:Fallback>
+            <w:pict>
+              <v:line w14:anchorId="5E1C705C" id="Straight Connector 34" o:spid="_x0000_s1026" style="position:absolute;z-index:251689984;visibility:visible;mso-wrap-style:square;mso-width-percent:0;mso-height-percent:0;mso-wrap-distance-left:9pt;mso-wrap-distance-top:0;mso-wrap-distance-right:9pt;mso-wrap-distance-bottom:0;mso-position-horizontal:absolute;mso-position-horizontal-relative:text;mso-position-vertical:absolute;mso-position-vertical-relative:text;mso-width-percent:0;mso-height-percent:0;mso-width-relative:margin;mso-height-relative:margin" from="876pt,168.8pt" to="985.9pt,384.9pt" o:gfxdata="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" strokecolor="black [3200]" strokeweight=".5pt">
+                <v:stroke joinstyle="miter"/>
+              </v:line>
+            </w:pict>
+          </mc:Fallback>
+        </mc:AlternateContent>
+      </w:r>
+      <w:r>
+        <w:rPr>
+          <w:noProof/>
+          <w:sz w:val="16"/>
+          <w:szCs w:val="16"/>
+        </w:rPr>
+        <mc:AlternateContent>
+          <mc:Choice Requires="wps">
+            <w:drawing>
+              <wp:anchor distT="0" distB="0" distL="114300" distR="114300" simplePos="0" relativeHeight="251671552" behindDoc="0" locked="0" layoutInCell="1" allowOverlap="1" wp14:anchorId="11167BF5" wp14:editId="3EF13271">
+                <wp:simplePos x="0" y="0"/>
+                <wp:positionH relativeFrom="column">
+                  <wp:posOffset>7128933</wp:posOffset>
+                </wp:positionH>
+                <wp:positionV relativeFrom="paragraph">
+                  <wp:posOffset>2049145</wp:posOffset>
+                </wp:positionV>
+                <wp:extent cx="3661410" cy="0"/>
+                <wp:effectExtent l="0" t="0" r="0" b="0"/>
+                <wp:wrapNone/>
+                <wp:docPr id="519225698" name="Straight Connector 28"/>
+                <wp:cNvGraphicFramePr/>
+                <a:graphic xmlns:a="http://schemas.openxmlformats.org/drawingml/2006/main">
+                  <a:graphicData uri="http://schemas.microsoft.com/office/word/2010/wordprocessingShape">
+                    <wps:wsp>
+                      <wps:cNvCnPr/>
+                      <wps:spPr>
+                        <a:xfrm>
+                          <a:off x="0" y="0"/>
+                          <a:ext cx="3661410" cy="0"/>
+                        </a:xfrm>
+                        <a:prstGeom prst="line">
+                          <a:avLst/>
+                        </a:prstGeom>
+                      </wps:spPr>
+                      <wps:style>
+                        <a:lnRef idx="1">
+                          <a:schemeClr val="dk1"/>
+                        </a:lnRef>
+                        <a:fillRef idx="0">
+                          <a:schemeClr val="dk1"/>
+                        </a:fillRef>
+                        <a:effectRef idx="0">
+                          <a:schemeClr val="dk1"/>
+                        </a:effectRef>
+                        <a:fontRef idx="minor">
+                          <a:schemeClr val="tx1"/>
+                        </a:fontRef>
+                      </wps:style>
+                      <wps:bodyPr/>
+                    </wps:wsp>
+                  </a:graphicData>
+                </a:graphic>
+                <wp14:sizeRelH relativeFrom="margin">
+                  <wp14:pctWidth>0</wp14:pctWidth>
+                </wp14:sizeRelH>
+                <wp14:sizeRelV relativeFrom="margin">
+                  <wp14:pctHeight>0</wp14:pctHeight>
+                </wp14:sizeRelV>
+              </wp:anchor>
+            </w:drawing>
+          </mc:Choice>
+          <mc:Fallback>
+            <w:pict>
+              <v:line w14:anchorId="3172EB6E" id="Straight Connector 28" o:spid="_x0000_s1026" style="position:absolute;z-index:251671552;visibility:visible;mso-wrap-style:square;mso-width-percent:0;mso-height-percent:0;mso-wrap-distance-left:9pt;mso-wrap-distance-top:0;mso-wrap-distance-right:9pt;mso-wrap-distance-bottom:0;mso-position-horizontal:absolute;mso-position-horizontal-relative:text;mso-position-vertical:absolute;mso-position-vertical-relative:text;mso-width-percent:0;mso-height-percent:0;mso-width-relative:margin;mso-height-relative:margin" from="561.35pt,161.35pt" to="849.65pt,161.35pt" o:gfxdata="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" strokecolor="black [3200]" strokeweight=".5pt">
+                <v:stroke joinstyle="miter"/>
+              </v:line>
+            </w:pict>
+          </mc:Fallback>
+        </mc:AlternateContent>
+      </w:r>
+      <w:r>
+        <w:rPr>
+          <w:noProof/>
+          <w:sz w:val="16"/>
+          <w:szCs w:val="16"/>
+        </w:rPr>
+        <mc:AlternateContent>
+          <mc:Choice Requires="wpg">
+            <w:drawing>
+              <wp:anchor distT="0" distB="0" distL="114300" distR="114300" simplePos="0" relativeHeight="251643904" behindDoc="0" locked="0" layoutInCell="1" allowOverlap="1" wp14:anchorId="1C101453" wp14:editId="1D061CE9">
+                <wp:simplePos x="0" y="0"/>
+                <wp:positionH relativeFrom="column">
+                  <wp:posOffset>6261735</wp:posOffset>
+                </wp:positionH>
+                <wp:positionV relativeFrom="paragraph">
+                  <wp:posOffset>1786316</wp:posOffset>
+                </wp:positionV>
+                <wp:extent cx="874644" cy="490330"/>
+                <wp:effectExtent l="19050" t="19050" r="20955" b="43180"/>
+                <wp:wrapNone/>
+                <wp:docPr id="474672697" name="Group 13"/>
+                <wp:cNvGraphicFramePr/>
+                <a:graphic xmlns:a="http://schemas.openxmlformats.org/drawingml/2006/main">
+                  <a:graphicData uri="http://schemas.microsoft.com/office/word/2010/wordprocessingGroup">
+                    <wpg:wgp>
+                      <wpg:cNvGrpSpPr/>
+                      <wpg:grpSpPr>
+                        <a:xfrm>
+                          <a:off x="0" y="0"/>
+                          <a:ext cx="874644" cy="490330"/>
+                          <a:chOff x="0" y="0"/>
+                          <a:chExt cx="874644" cy="490330"/>
+                        </a:xfrm>
+                      </wpg:grpSpPr>
+                      <wps:wsp>
+                        <wps:cNvPr id="421819898" name="Diamond 10"/>
+                        <wps:cNvSpPr/>
+                        <wps:spPr>
+                          <a:xfrm>
+                            <a:off x="0" y="0"/>
+                            <a:ext cx="874644" cy="490330"/>
+                          </a:xfrm>
+                          <a:prstGeom prst="diamond">
+                            <a:avLst/>
+                          </a:prstGeom>
+                          <a:noFill/>
+                          <a:ln w="6350"/>
+                        </wps:spPr>
+                        <wps:style>
+                          <a:lnRef idx="2">
+                            <a:schemeClr val="accent1">
+                              <a:shade val="15000"/>
+                            </a:schemeClr>
+                          </a:lnRef>
+                          <a:fillRef idx="1">
+                            <a:schemeClr val="accent1"/>
+                          </a:fillRef>
+                          <a:effectRef idx="0">
+                            <a:schemeClr val="accent1"/>
+                          </a:effectRef>
+                          <a:fontRef idx="minor">
+                            <a:schemeClr val="lt1"/>
+                          </a:fontRef>
+                        </wps:style>
+                        <wps:bodyPr rot="0" spcFirstLastPara="0" vertOverflow="overflow" horzOverflow="overflow" vert="horz" wrap="square" lIns="91440" tIns="45720" rIns="91440" bIns="45720" numCol="1" spcCol="0" rtlCol="0" fromWordArt="0" anchor="ctr" anchorCtr="0" forceAA="0" compatLnSpc="1">
+                          <a:prstTxWarp prst="textNoShape">
+                            <a:avLst/>
+                          </a:prstTxWarp>
+                          <a:noAutofit/>
+                        </wps:bodyPr>
+                      </wps:wsp>
+                      <wps:wsp>
+                        <wps:cNvPr id="385268722" name="Text Box 11"/>
+                        <wps:cNvSpPr txBox="1"/>
+                        <wps:spPr>
+                          <a:xfrm>
+                            <a:off x="209550" y="153229"/>
+                            <a:ext cx="513522" cy="255104"/>
+                          </a:xfrm>
+                          <a:prstGeom prst="rect">
+                            <a:avLst/>
+                          </a:prstGeom>
+                          <a:noFill/>
+                          <a:ln w="6350">
+                            <a:noFill/>
+                          </a:ln>
+                        </wps:spPr>
+                        <wps:txbx>
+                          <w:txbxContent>
+                            <w:p>
+                              <w:pPr>
+                                <w:rPr>
+                                  <w:sz w:val="16"/>
+                                  <w:szCs w:val="16"/>
+                                </w:rPr>
+                              </w:pPr>
+                              <w:r>
+                                <w:rPr>
+                                  <w:sz w:val="16"/>
+                                  <w:szCs w:val="16"/>
+                                </w:rPr>
+                                <w:t>Enrolls</w:t>
+                              </w:r>
+                            </w:p>
+                          </w:txbxContent>
+                        </wps:txbx>
+                        <wps:bodyPr rot="0" spcFirstLastPara="0" vertOverflow="overflow" horzOverflow="overflow" vert="horz" wrap="square" lIns="91440" tIns="45720" rIns="91440" bIns="45720" numCol="1" spcCol="0" rtlCol="0" fromWordArt="0" anchor="t" anchorCtr="0" forceAA="0" compatLnSpc="1">
+                          <a:prstTxWarp prst="textNoShape">
+                            <a:avLst/>
+                          </a:prstTxWarp>
+                          <a:noAutofit/>
+                        </wps:bodyPr>
+                      </wps:wsp>
+                    </wpg:wgp>
+                  </a:graphicData>
+                </a:graphic>
+              </wp:anchor>
+            </w:drawing>
+          </mc:Choice>
+          <mc:Fallback>
+            <w:pict>
+              <v:group w14:anchorId="1C101453" id="_x0000_s1092" style="position:absolute;margin-left:493.05pt;margin-top:140.65pt;width:68.85pt;height:38.6pt;z-index:251643904" coordsize="8746,4903" o:gfxdata="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">
+                <v:shape id="Diamond 10" o:spid="_x0000_s1093" type="#_x0000_t4" style="position:absolute;width:8746;height:4903;visibility:visible;mso-wrap-style:square;v-text-anchor:middle" o:gfxdata="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" filled="f" strokecolor="#09101d [484]" strokeweight=".5pt"/>
+                <v:shape id="Text Box 11" o:spid="_x0000_s1094" type="#_x0000_t202" style="position:absolute;left:2095;top:1532;width:5135;height:2551;visibility:visible;mso-wrap-style:square;v-text-anchor:top" o:gfxdata="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" filled="f" stroked="f" strokeweight=".5pt">
+                  <v:textbox>
+                    <w:txbxContent>
+                      <w:p>
+                        <w:pPr>
+                          <w:rPr>
+                            <w:sz w:val="16"/>
+                            <w:szCs w:val="16"/>
+                          </w:rPr>
+                        </w:pPr>
+                        <w:r>
+                          <w:rPr>
+                            <w:sz w:val="16"/>
+                            <w:szCs w:val="16"/>
+                          </w:rPr>
+                          <w:t>Enrolls</w:t>
+                        </w:r>
+                      </w:p>
+                    </w:txbxContent>
+                  </v:textbox>
+                </v:shape>
+              </v:group>
+            </w:pict>
+          </mc:Fallback>
+        </mc:AlternateContent>
+      </w:r>
+      <w:r>
+        <w:rPr>
+          <w:noProof/>
+          <w:sz w:val="16"/>
+          <w:szCs w:val="16"/>
+        </w:rPr>
+        <mc:AlternateContent>
+          <mc:Choice Requires="wpg">
+            <w:drawing>
+              <wp:anchor distT="0" distB="0" distL="114300" distR="114300" simplePos="0" relativeHeight="251684864" behindDoc="0" locked="0" layoutInCell="1" allowOverlap="1" wp14:anchorId="768D1640" wp14:editId="4628F9B5">
+                <wp:simplePos x="0" y="0"/>
+                <wp:positionH relativeFrom="column">
+                  <wp:posOffset>10007500</wp:posOffset>
+                </wp:positionH>
+                <wp:positionV relativeFrom="paragraph">
+                  <wp:posOffset>918988</wp:posOffset>
+                </wp:positionV>
+                <wp:extent cx="2456923" cy="1222065"/>
+                <wp:effectExtent l="0" t="0" r="0" b="16510"/>
+                <wp:wrapNone/>
+                <wp:docPr id="858814049" name="Group 33"/>
+                <wp:cNvGraphicFramePr/>
+                <a:graphic xmlns:a="http://schemas.openxmlformats.org/drawingml/2006/main">
+                  <a:graphicData uri="http://schemas.microsoft.com/office/word/2010/wordprocessingGroup">
+                    <wpg:wgp>
+                      <wpg:cNvGrpSpPr/>
+                      <wpg:grpSpPr>
+                        <a:xfrm>
+                          <a:off x="0" y="0"/>
+                          <a:ext cx="2456923" cy="1222065"/>
+                          <a:chOff x="0" y="0"/>
+                          <a:chExt cx="2456923" cy="1222065"/>
+                        </a:xfrm>
+                      </wpg:grpSpPr>
+                      <wpg:grpSp>
+                        <wpg:cNvPr id="494787747" name="Group 9"/>
+                        <wpg:cNvGrpSpPr/>
+                        <wpg:grpSpPr>
+                          <a:xfrm>
+                            <a:off x="787730" y="1001486"/>
+                            <a:ext cx="665796" cy="220579"/>
+                            <a:chOff x="0" y="0"/>
+                            <a:chExt cx="665796" cy="220579"/>
+                          </a:xfrm>
+                        </wpg:grpSpPr>
+                        <wps:wsp>
+                          <wps:cNvPr id="1495571237" name="Text Box 7"/>
+                          <wps:cNvSpPr txBox="1"/>
+                          <wps:spPr>
+                            <a:xfrm>
+                              <a:off x="64451" y="0"/>
+                              <a:ext cx="601345" cy="220579"/>
+                            </a:xfrm>
+                            <a:prstGeom prst="rect">
+                              <a:avLst/>
+                            </a:prstGeom>
+                            <a:noFill/>
+                            <a:ln w="6350">
+                              <a:noFill/>
+                            </a:ln>
+                          </wps:spPr>
+                          <wps:txbx>
+                            <w:txbxContent>
+                              <w:p>
+                                <w:pPr>
+                                  <w:rPr>
+                                    <w:sz w:val="16"/>
+                                    <w:szCs w:val="16"/>
+                                  </w:rPr>
+                                </w:pPr>
+                                <w:r>
+                                  <w:rPr>
+                                    <w:sz w:val="16"/>
+                                    <w:szCs w:val="16"/>
+                                  </w:rPr>
+                                  <w:t>Course</w:t>
+                                </w:r>
+                              </w:p>
+                              <w:p>
+                                <w:pPr>
+                                  <w:rPr>
+                                    <w:sz w:val="16"/>
+                                    <w:szCs w:val="16"/>
+                                  </w:rPr>
+                                </w:pPr>
+                              </w:p>
+                              <w:p>
+                                <w:pPr>
+                                  <w:rPr>
+                                    <w:sz w:val="16"/>
+                                    <w:szCs w:val="16"/>
+                                  </w:rPr>
+                                </w:pPr>
+                              </w:p>
+                            </w:txbxContent>
+                          </wps:txbx>
+                          <wps:bodyPr rot="0" spcFirstLastPara="0" vertOverflow="overflow" horzOverflow="overflow" vert="horz" wrap="square" lIns="91440" tIns="45720" rIns="91440" bIns="45720" numCol="1" spcCol="0" rtlCol="0" fromWordArt="0" anchor="t" anchorCtr="0" forceAA="0" compatLnSpc="1">
+                            <a:prstTxWarp prst="textNoShape">
+                              <a:avLst/>
+                            </a:prstTxWarp>
+                            <a:noAutofit/>
+                          </wps:bodyPr>
+                        </wps:wsp>
+                        <wps:wsp>
+                          <wps:cNvPr id="1215372450" name="Rectangle 8"/>
+                          <wps:cNvSpPr/>
+                          <wps:spPr>
+                            <a:xfrm>
+                              <a:off x="0" y="0"/>
+                              <a:ext cx="621632" cy="220345"/>
+                            </a:xfrm>
+                            <a:prstGeom prst="rect">
+                              <a:avLst/>
+                            </a:prstGeom>
+                            <a:noFill/>
+                            <a:ln w="6350" cap="flat" cmpd="sng" algn="ctr">
+                              <a:solidFill>
+                                <a:srgbClr val="4472C4">
+                                  <a:shade val="15000"/>
+                                </a:srgbClr>
+                              </a:solidFill>
+                              <a:prstDash val="solid"/>
+                              <a:miter lim="800000"/>
+                            </a:ln>
+                            <a:effectLst/>
+                          </wps:spPr>
+                          <wps:bodyPr rot="0" spcFirstLastPara="0" vertOverflow="overflow" horzOverflow="overflow" vert="horz" wrap="square" lIns="91440" tIns="45720" rIns="91440" bIns="45720" numCol="1" spcCol="0" rtlCol="0" fromWordArt="0" anchor="ctr" anchorCtr="0" forceAA="0" compatLnSpc="1">
+                            <a:prstTxWarp prst="textNoShape">
+                              <a:avLst/>
+                            </a:prstTxWarp>
+                            <a:noAutofit/>
+                          </wps:bodyPr>
+                        </wps:wsp>
+                      </wpg:grpSp>
+                      <wpg:grpSp>
+                        <wpg:cNvPr id="661975676" name="Group 16"/>
+                        <wpg:cNvGrpSpPr/>
+                        <wpg:grpSpPr>
+                          <a:xfrm>
+                            <a:off x="0" y="451262"/>
+                            <a:ext cx="919521" cy="392269"/>
+                            <a:chOff x="0" y="0"/>
+                            <a:chExt cx="919521" cy="392269"/>
+                          </a:xfrm>
+                        </wpg:grpSpPr>
+                        <wps:wsp>
+                          <wps:cNvPr id="1401214913" name="Oval 14"/>
+                          <wps:cNvSpPr/>
+                          <wps:spPr>
+                            <a:xfrm>
+                              <a:off x="0" y="0"/>
+                              <a:ext cx="815008" cy="253475"/>
+                            </a:xfrm>
+                            <a:prstGeom prst="ellipse">
+                              <a:avLst/>
+                            </a:prstGeom>
+                            <a:noFill/>
+                            <a:ln w="6350" cap="flat" cmpd="sng" algn="ctr">
+                              <a:solidFill>
+                                <a:srgbClr val="4472C4">
+                                  <a:shade val="15000"/>
+                                </a:srgbClr>
+                              </a:solidFill>
+                              <a:prstDash val="solid"/>
+                              <a:miter lim="800000"/>
+                            </a:ln>
+                            <a:effectLst/>
+                          </wps:spPr>
+                          <wps:bodyPr rot="0" spcFirstLastPara="0" vertOverflow="overflow" horzOverflow="overflow" vert="horz" wrap="square" lIns="91440" tIns="45720" rIns="91440" bIns="45720" numCol="1" spcCol="0" rtlCol="0" fromWordArt="0" anchor="ctr" anchorCtr="0" forceAA="0" compatLnSpc="1">
+                            <a:prstTxWarp prst="textNoShape">
+                              <a:avLst/>
+                            </a:prstTxWarp>
+                            <a:noAutofit/>
+                          </wps:bodyPr>
+                        </wps:wsp>
+                        <wps:wsp>
+                          <wps:cNvPr id="1271946521" name="Text Box 15"/>
+                          <wps:cNvSpPr txBox="1"/>
+                          <wps:spPr>
+                            <a:xfrm>
+                              <a:off x="61442" y="1330"/>
+                              <a:ext cx="858079" cy="390939"/>
+                            </a:xfrm>
+                            <a:prstGeom prst="rect">
+                              <a:avLst/>
+                            </a:prstGeom>
+                            <a:noFill/>
+                            <a:ln w="6350">
+                              <a:noFill/>
+                            </a:ln>
+                          </wps:spPr>
+                          <wps:txbx>
+                            <w:txbxContent>
+                              <w:p>
+                                <w:pPr>
+                                  <w:rPr>
+                                    <w:sz w:val="16"/>
+                                    <w:szCs w:val="16"/>
+                                    <w:u w:val="single"/>
+                                  </w:rPr>
+                                </w:pPr>
+                                <w:proofErr w:type="spellStart"/>
+                                <w:r>
+                                  <w:rPr>
+                                    <w:sz w:val="16"/>
+                                    <w:szCs w:val="16"/>
+                                    <w:u w:val="single"/>
+                                  </w:rPr>
+                                  <w:t>CourseCode</w:t>
+                                </w:r>
+                                <w:proofErr w:type="spellEnd"/>
+                              </w:p>
+                            </w:txbxContent>
+                          </wps:txbx>
+                          <wps:bodyPr rot="0" spcFirstLastPara="0" vertOverflow="overflow" horzOverflow="overflow" vert="horz" wrap="square" lIns="91440" tIns="45720" rIns="91440" bIns="45720" numCol="1" spcCol="0" rtlCol="0" fromWordArt="0" anchor="t" anchorCtr="0" forceAA="0" compatLnSpc="1">
+                            <a:prstTxWarp prst="textNoShape">
+                              <a:avLst/>
+                            </a:prstTxWarp>
+                            <a:noAutofit/>
+                          </wps:bodyPr>
+                        </wps:wsp>
+                      </wpg:grpSp>
+                      <wpg:grpSp>
+                        <wpg:cNvPr id="104774329" name="Group 16"/>
+                        <wpg:cNvGrpSpPr/>
+                        <wpg:grpSpPr>
+                          <a:xfrm>
+                            <a:off x="1543793" y="348343"/>
+                            <a:ext cx="913130" cy="389890"/>
+                            <a:chOff x="0" y="0"/>
+                            <a:chExt cx="913969" cy="390939"/>
+                          </a:xfrm>
+                        </wpg:grpSpPr>
+                        <wps:wsp>
+                          <wps:cNvPr id="202361539" name="Oval 14"/>
+                          <wps:cNvSpPr/>
+                          <wps:spPr>
+                            <a:xfrm>
+                              <a:off x="0" y="0"/>
+                              <a:ext cx="815008" cy="253475"/>
+                            </a:xfrm>
+                            <a:prstGeom prst="ellipse">
+                              <a:avLst/>
+                            </a:prstGeom>
+                            <a:noFill/>
+                            <a:ln w="6350" cap="flat" cmpd="sng" algn="ctr">
+                              <a:solidFill>
+                                <a:srgbClr val="4472C4">
+                                  <a:shade val="15000"/>
+                                </a:srgbClr>
+                              </a:solidFill>
+                              <a:prstDash val="solid"/>
+                              <a:miter lim="800000"/>
+                            </a:ln>
+                            <a:effectLst/>
+                          </wps:spPr>
+                          <wps:bodyPr rot="0" spcFirstLastPara="0" vertOverflow="overflow" horzOverflow="overflow" vert="horz" wrap="square" lIns="91440" tIns="45720" rIns="91440" bIns="45720" numCol="1" spcCol="0" rtlCol="0" fromWordArt="0" anchor="ctr" anchorCtr="0" forceAA="0" compatLnSpc="1">
+                            <a:prstTxWarp prst="textNoShape">
+                              <a:avLst/>
+                            </a:prstTxWarp>
+                            <a:noAutofit/>
+                          </wps:bodyPr>
+                        </wps:wsp>
+                        <wps:wsp>
+                          <wps:cNvPr id="1583588468" name="Text Box 15"/>
+                          <wps:cNvSpPr txBox="1"/>
+                          <wps:spPr>
+                            <a:xfrm>
+                              <a:off x="55890" y="0"/>
+                              <a:ext cx="858079" cy="390939"/>
+                            </a:xfrm>
+                            <a:prstGeom prst="rect">
+                              <a:avLst/>
+                            </a:prstGeom>
+                            <a:noFill/>
+                            <a:ln w="6350">
+                              <a:noFill/>
+                            </a:ln>
+                          </wps:spPr>
+                          <wps:txbx>
+                            <w:txbxContent>
+                              <w:p>
+                                <w:pPr>
+                                  <w:rPr>
+                                    <w:sz w:val="16"/>
+                                    <w:szCs w:val="16"/>
+                                  </w:rPr>
+                                </w:pPr>
+                                <w:proofErr w:type="spellStart"/>
+                                <w:r>
+                                  <w:rPr>
+                                    <w:sz w:val="16"/>
+                                    <w:szCs w:val="16"/>
+                                  </w:rPr>
+                                  <w:t>Course</w:t>
+                                </w:r>
+                                <w:r>
+                                  <w:rPr>
+                                    <w:sz w:val="16"/>
+                                    <w:szCs w:val="16"/>
+                                  </w:rPr>
+                                  <w:t>Type</w:t>
+                                </w:r>
+                                <w:proofErr w:type="spellEnd"/>
+                              </w:p>
+                            </w:txbxContent>
+                          </wps:txbx>
+                          <wps:bodyPr rot="0" spcFirstLastPara="0" vertOverflow="overflow" horzOverflow="overflow" vert="horz" wrap="square" lIns="91440" tIns="45720" rIns="91440" bIns="45720" numCol="1" spcCol="0" rtlCol="0" fromWordArt="0" anchor="t" anchorCtr="0" forceAA="0" compatLnSpc="1">
+                            <a:prstTxWarp prst="textNoShape">
+                              <a:avLst/>
+                            </a:prstTxWarp>
+                            <a:noAutofit/>
+                          </wps:bodyPr>
+                        </wps:wsp>
+                      </wpg:grpSp>
+                      <wpg:grpSp>
+                        <wpg:cNvPr id="625915419" name="Group 16"/>
+                        <wpg:cNvGrpSpPr/>
+                        <wpg:grpSpPr>
+                          <a:xfrm>
+                            <a:off x="1076696" y="0"/>
+                            <a:ext cx="1020831" cy="390945"/>
+                            <a:chOff x="0" y="0"/>
+                            <a:chExt cx="1020831" cy="390945"/>
+                          </a:xfrm>
+                        </wpg:grpSpPr>
+                        <wps:wsp>
+                          <wps:cNvPr id="1165686131" name="Oval 14"/>
+                          <wps:cNvSpPr/>
+                          <wps:spPr>
+                            <a:xfrm>
+                              <a:off x="0" y="0"/>
+                              <a:ext cx="815008" cy="253475"/>
+                            </a:xfrm>
+                            <a:prstGeom prst="ellipse">
+                              <a:avLst/>
+                            </a:prstGeom>
+                            <a:noFill/>
+                            <a:ln w="6350" cap="flat" cmpd="sng" algn="ctr">
+                              <a:solidFill>
+                                <a:srgbClr val="4472C4">
+                                  <a:shade val="15000"/>
+                                </a:srgbClr>
+                              </a:solidFill>
+                              <a:prstDash val="solid"/>
+                              <a:miter lim="800000"/>
+                            </a:ln>
+                            <a:effectLst/>
+                          </wps:spPr>
+                          <wps:bodyPr rot="0" spcFirstLastPara="0" vertOverflow="overflow" horzOverflow="overflow" vert="horz" wrap="square" lIns="91440" tIns="45720" rIns="91440" bIns="45720" numCol="1" spcCol="0" rtlCol="0" fromWordArt="0" anchor="ctr" anchorCtr="0" forceAA="0" compatLnSpc="1">
+                            <a:prstTxWarp prst="textNoShape">
+                              <a:avLst/>
+                            </a:prstTxWarp>
+                            <a:noAutofit/>
+                          </wps:bodyPr>
+                        </wps:wsp>
+                        <wps:wsp>
+                          <wps:cNvPr id="364846290" name="Text Box 15"/>
+                          <wps:cNvSpPr txBox="1"/>
+                          <wps:spPr>
+                            <a:xfrm>
+                              <a:off x="162752" y="6"/>
+                              <a:ext cx="858079" cy="390939"/>
+                            </a:xfrm>
+                            <a:prstGeom prst="rect">
+                              <a:avLst/>
+                            </a:prstGeom>
+                            <a:noFill/>
+                            <a:ln w="6350">
+                              <a:noFill/>
+                            </a:ln>
+                          </wps:spPr>
+                          <wps:txbx>
+                            <w:txbxContent>
+                              <w:p>
+                                <w:pPr>
+                                  <w:rPr>
+                                    <w:sz w:val="16"/>
+                                    <w:szCs w:val="16"/>
+                                  </w:rPr>
+                                </w:pPr>
+                                <w:r>
+                                  <w:rPr>
+                                    <w:sz w:val="16"/>
+                                    <w:szCs w:val="16"/>
+                                  </w:rPr>
+                                  <w:t>Credits</w:t>
+                                </w:r>
+                              </w:p>
+                            </w:txbxContent>
+                          </wps:txbx>
+                          <wps:bodyPr rot="0" spcFirstLastPara="0" vertOverflow="overflow" horzOverflow="overflow" vert="horz" wrap="square" lIns="91440" tIns="45720" rIns="91440" bIns="45720" numCol="1" spcCol="0" rtlCol="0" fromWordArt="0" anchor="t" anchorCtr="0" forceAA="0" compatLnSpc="1">
+                            <a:prstTxWarp prst="textNoShape">
+                              <a:avLst/>
+                            </a:prstTxWarp>
+                            <a:noAutofit/>
+                          </wps:bodyPr>
+                        </wps:wsp>
+                      </wpg:grpSp>
+                      <wpg:grpSp>
+                        <wpg:cNvPr id="1530357459" name="Group 16"/>
+                        <wpg:cNvGrpSpPr/>
+                        <wpg:grpSpPr>
+                          <a:xfrm>
+                            <a:off x="186047" y="95002"/>
+                            <a:ext cx="890203" cy="394898"/>
+                            <a:chOff x="0" y="0"/>
+                            <a:chExt cx="890203" cy="394898"/>
+                          </a:xfrm>
+                        </wpg:grpSpPr>
+                        <wps:wsp>
+                          <wps:cNvPr id="1559333226" name="Oval 14"/>
+                          <wps:cNvSpPr/>
+                          <wps:spPr>
+                            <a:xfrm>
+                              <a:off x="0" y="0"/>
+                              <a:ext cx="815008" cy="253475"/>
+                            </a:xfrm>
+                            <a:prstGeom prst="ellipse">
+                              <a:avLst/>
+                            </a:prstGeom>
+                            <a:noFill/>
+                            <a:ln w="6350" cap="flat" cmpd="sng" algn="ctr">
+                              <a:solidFill>
+                                <a:srgbClr val="4472C4">
+                                  <a:shade val="15000"/>
+                                </a:srgbClr>
+                              </a:solidFill>
+                              <a:prstDash val="solid"/>
+                              <a:miter lim="800000"/>
+                            </a:ln>
+                            <a:effectLst/>
+                          </wps:spPr>
+                          <wps:bodyPr rot="0" spcFirstLastPara="0" vertOverflow="overflow" horzOverflow="overflow" vert="horz" wrap="square" lIns="91440" tIns="45720" rIns="91440" bIns="45720" numCol="1" spcCol="0" rtlCol="0" fromWordArt="0" anchor="ctr" anchorCtr="0" forceAA="0" compatLnSpc="1">
+                            <a:prstTxWarp prst="textNoShape">
+                              <a:avLst/>
+                            </a:prstTxWarp>
+                            <a:noAutofit/>
+                          </wps:bodyPr>
+                        </wps:wsp>
+                        <wps:wsp>
+                          <wps:cNvPr id="1059452549" name="Text Box 15"/>
+                          <wps:cNvSpPr txBox="1"/>
+                          <wps:spPr>
+                            <a:xfrm>
+                              <a:off x="32124" y="3959"/>
+                              <a:ext cx="858079" cy="390939"/>
+                            </a:xfrm>
+                            <a:prstGeom prst="rect">
+                              <a:avLst/>
+                            </a:prstGeom>
+                            <a:noFill/>
+                            <a:ln w="6350">
+                              <a:noFill/>
+                            </a:ln>
+                          </wps:spPr>
+                          <wps:txbx>
+                            <w:txbxContent>
+                              <w:p>
+                                <w:pPr>
+                                  <w:rPr>
+                                    <w:sz w:val="16"/>
+                                    <w:szCs w:val="16"/>
+                                  </w:rPr>
+                                </w:pPr>
+                                <w:proofErr w:type="spellStart"/>
+                                <w:r>
+                                  <w:rPr>
+                                    <w:sz w:val="16"/>
+                                    <w:szCs w:val="16"/>
+                                  </w:rPr>
+                                  <w:t>CourseName</w:t>
+                                </w:r>
+                                <w:proofErr w:type="spellEnd"/>
+                              </w:p>
+                            </w:txbxContent>
+                          </wps:txbx>
+                          <wps:bodyPr rot="0" spcFirstLastPara="0" vertOverflow="overflow" horzOverflow="overflow" vert="horz" wrap="square" lIns="91440" tIns="45720" rIns="91440" bIns="45720" numCol="1" spcCol="0" rtlCol="0" fromWordArt="0" anchor="t" anchorCtr="0" forceAA="0" compatLnSpc="1">
+                            <a:prstTxWarp prst="textNoShape">
+                              <a:avLst/>
+                            </a:prstTxWarp>
+                            <a:noAutofit/>
+                          </wps:bodyPr>
+                        </wps:wsp>
+                      </wpg:grpSp>
+                      <wps:wsp>
+                        <wps:cNvPr id="1246003464" name="Straight Connector 29"/>
+                        <wps:cNvCnPr/>
+                        <wps:spPr>
+                          <a:xfrm>
+                            <a:off x="427512" y="704602"/>
+                            <a:ext cx="360004" cy="296884"/>
+                          </a:xfrm>
+                          <a:prstGeom prst="line">
+                            <a:avLst/>
+                          </a:prstGeom>
+                        </wps:spPr>
+                        <wps:style>
+                          <a:lnRef idx="1">
+                            <a:schemeClr val="dk1"/>
+                          </a:lnRef>
+                          <a:fillRef idx="0">
+                            <a:schemeClr val="dk1"/>
+                          </a:fillRef>
+                          <a:effectRef idx="0">
+                            <a:schemeClr val="dk1"/>
+                          </a:effectRef>
+                          <a:fontRef idx="minor">
+                            <a:schemeClr val="tx1"/>
+                          </a:fontRef>
+                        </wps:style>
+                        <wps:bodyPr/>
+                      </wps:wsp>
+                      <wps:wsp>
+                        <wps:cNvPr id="1623287587" name="Straight Connector 30"/>
+                        <wps:cNvCnPr/>
+                        <wps:spPr>
+                          <a:xfrm>
+                            <a:off x="787730" y="316675"/>
+                            <a:ext cx="173990" cy="683895"/>
+                          </a:xfrm>
+                          <a:prstGeom prst="line">
+                            <a:avLst/>
+                          </a:prstGeom>
+                        </wps:spPr>
+                        <wps:style>
+                          <a:lnRef idx="1">
+                            <a:schemeClr val="dk1"/>
+                          </a:lnRef>
+                          <a:fillRef idx="0">
+                            <a:schemeClr val="dk1"/>
+                          </a:fillRef>
+                          <a:effectRef idx="0">
+                            <a:schemeClr val="dk1"/>
+                          </a:effectRef>
+                          <a:fontRef idx="minor">
+                            <a:schemeClr val="tx1"/>
+                          </a:fontRef>
+                        </wps:style>
+                        <wps:bodyPr/>
+                      </wps:wsp>
+                      <wps:wsp>
+                        <wps:cNvPr id="262383751" name="Straight Connector 31"/>
+                        <wps:cNvCnPr/>
+                        <wps:spPr>
+                          <a:xfrm flipH="1">
+                            <a:off x="1048987" y="201880"/>
+                            <a:ext cx="134587" cy="798690"/>
+                          </a:xfrm>
+                          <a:prstGeom prst="line">
+                            <a:avLst/>
+                          </a:prstGeom>
+                        </wps:spPr>
+                        <wps:style>
+                          <a:lnRef idx="1">
+                            <a:schemeClr val="dk1"/>
+                          </a:lnRef>
+                          <a:fillRef idx="0">
+                            <a:schemeClr val="dk1"/>
+                          </a:fillRef>
+                          <a:effectRef idx="0">
+                            <a:schemeClr val="dk1"/>
+                          </a:effectRef>
+                          <a:fontRef idx="minor">
+                            <a:schemeClr val="tx1"/>
+                          </a:fontRef>
+                        </wps:style>
+                        <wps:bodyPr/>
+                      </wps:wsp>
+                      <wps:wsp>
+                        <wps:cNvPr id="1372410546" name="Straight Connector 32"/>
+                        <wps:cNvCnPr/>
+                        <wps:spPr>
+                          <a:xfrm flipH="1">
+                            <a:off x="1183574" y="478971"/>
+                            <a:ext cx="360821" cy="521121"/>
+                          </a:xfrm>
+                          <a:prstGeom prst="line">
+                            <a:avLst/>
+                          </a:prstGeom>
+                        </wps:spPr>
+                        <wps:style>
+                          <a:lnRef idx="1">
+                            <a:schemeClr val="dk1"/>
+                          </a:lnRef>
+                          <a:fillRef idx="0">
+                            <a:schemeClr val="dk1"/>
+                          </a:fillRef>
+                          <a:effectRef idx="0">
+                            <a:schemeClr val="dk1"/>
+                          </a:effectRef>
+                          <a:fontRef idx="minor">
+                            <a:schemeClr val="tx1"/>
+                          </a:fontRef>
+                        </wps:style>
+                        <wps:bodyPr/>
+                      </wps:wsp>
+                    </wpg:wgp>
+                  </a:graphicData>
+                </a:graphic>
+              </wp:anchor>
+            </w:drawing>
+          </mc:Choice>
+          <mc:Fallback>
+            <w:pict>
+              <v:group w14:anchorId="768D1640" id="Group 33" o:spid="_x0000_s1095" style="position:absolute;margin-left:788pt;margin-top:72.35pt;width:193.45pt;height:96.25pt;z-index:251684864" coordsize="24569,12220" o:gfxdata="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">
+                <v:group id="Group 9" o:spid="_x0000_s1096" style="position:absolute;left:7877;top:10014;width:6658;height:2206" coordsize="6657,2205" o:gfxdata="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">
+                  <v:shape id="Text Box 7" o:spid="_x0000_s1097" type="#_x0000_t202" style="position:absolute;left:644;width:6013;height:2205;visibility:visible;mso-wrap-style:square;v-text-anchor:top" o:gfxdata="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" filled="f" stroked="f" strokeweight=".5pt">
+                    <v:textbox>
+                      <w:txbxContent>
+                        <w:p>
+                          <w:pPr>
+                            <w:rPr>
+                              <w:sz w:val="16"/>
+                              <w:szCs w:val="16"/>
+                            </w:rPr>
+                          </w:pPr>
+                          <w:r>
+                            <w:rPr>
+                              <w:sz w:val="16"/>
+                              <w:szCs w:val="16"/>
+                            </w:rPr>
+                            <w:t>Course</w:t>
+                          </w:r>
+                        </w:p>
+                        <w:p>
+                          <w:pPr>
+                            <w:rPr>
+                              <w:sz w:val="16"/>
+                              <w:szCs w:val="16"/>
+                            </w:rPr>
+                          </w:pPr>
+                        </w:p>
+                        <w:p>
+                          <w:pPr>
+                            <w:rPr>
+                              <w:sz w:val="16"/>
+                              <w:szCs w:val="16"/>
+                            </w:rPr>
+                          </w:pPr>
+                        </w:p>
+                      </w:txbxContent>
+                    </v:textbox>
+                  </v:shape>
+                  <v:rect id="Rectangle 8" o:spid="_x0000_s1098" style="position:absolute;width:6216;height:2203;visibility:visible;mso-wrap-style:square;v-text-anchor:middle" o:gfxdata="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" filled="f" strokecolor="#172c51" strokeweight=".5pt"/>
+                </v:group>
+                <v:group id="Group 16" o:spid="_x0000_s1099" style="position:absolute;top:4512;width:9195;height:3923" coordsize="9195,3922" o:gfxdata="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">
+                  <v:oval id="Oval 14" o:spid="_x0000_s1100" style="position:absolute;width:8150;height:2534;visibility:visible;mso-wrap-style:square;v-text-anchor:middle" o:gfxdata="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" filled="f" strokecolor="#172c51" strokeweight=".5pt">
+                    <v:stroke joinstyle="miter"/>
+                  </v:oval>
+                  <v:shape id="Text Box 15" o:spid="_x0000_s1101" type="#_x0000_t202" style="position:absolute;left:614;top:13;width:8581;height:3909;visibility:visible;mso-wrap-style:square;v-text-anchor:top" o:gfxdata="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" filled="f" stroked="f" strokeweight=".5pt">
+                    <v:textbox>
+                      <w:txbxContent>
+                        <w:p>
+                          <w:pPr>
+                            <w:rPr>
+                              <w:sz w:val="16"/>
+                              <w:szCs w:val="16"/>
+                              <w:u w:val="single"/>
+                            </w:rPr>
+                          </w:pPr>
+                          <w:proofErr w:type="spellStart"/>
+                          <w:r>
+                            <w:rPr>
+                              <w:sz w:val="16"/>
+                              <w:szCs w:val="16"/>
+                              <w:u w:val="single"/>
+                            </w:rPr>
+                            <w:t>CourseCode</w:t>
+                          </w:r>
+                          <w:proofErr w:type="spellEnd"/>
+                        </w:p>
+                      </w:txbxContent>
+                    </v:textbox>
+                  </v:shape>
+                </v:group>
+                <v:group id="Group 16" o:spid="_x0000_s1102" style="position:absolute;left:15437;top:3483;width:9132;height:3899" coordsize="9139,3909" o:gfxdata="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">
+                  <v:oval id="Oval 14" o:spid="_x0000_s1103" style="position:absolute;width:8150;height:2534;visibility:visible;mso-wrap-style:square;v-text-anchor:middle" o:gfxdata="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" filled="f" strokecolor="#172c51" strokeweight=".5pt">
+                    <v:stroke joinstyle="miter"/>
+                  </v:oval>
+                  <v:shape id="Text Box 15" o:spid="_x0000_s1104" type="#_x0000_t202" style="position:absolute;left:558;width:8581;height:3909;visibility:visible;mso-wrap-style:square;v-text-anchor:top" o:gfxdata="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" filled="f" stroked="f" strokeweight=".5pt">
+                    <v:textbox>
+                      <w:txbxContent>
+                        <w:p>
+                          <w:pPr>
+                            <w:rPr>
+                              <w:sz w:val="16"/>
+                              <w:szCs w:val="16"/>
+                            </w:rPr>
+                          </w:pPr>
+                          <w:proofErr w:type="spellStart"/>
+                          <w:r>
+                            <w:rPr>
+                              <w:sz w:val="16"/>
+                              <w:szCs w:val="16"/>
+                            </w:rPr>
+                            <w:t>Course</w:t>
+                          </w:r>
+                          <w:r>
+                            <w:rPr>
+                              <w:sz w:val="16"/>
+                              <w:szCs w:val="16"/>
+                            </w:rPr>
+                            <w:t>Type</w:t>
+                          </w:r>
+                          <w:proofErr w:type="spellEnd"/>
+                        </w:p>
+                      </w:txbxContent>
+                    </v:textbox>
+                  </v:shape>
+                </v:group>
+                <v:group id="Group 16" o:spid="_x0000_s1105" style="position:absolute;left:10766;width:10209;height:3909" coordsize="10208,3909" o:gfxdata="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">
+                  <v:oval id="Oval 14" o:spid="_x0000_s1106" style="position:absolute;width:8150;height:2534;visibility:visible;mso-wrap-style:square;v-text-anchor:middle" o:gfxdata="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" filled="f" strokecolor="#172c51" strokeweight=".5pt">
+                    <v:stroke joinstyle="miter"/>
+                  </v:oval>
+                  <v:shape id="Text Box 15" o:spid="_x0000_s1107" type="#_x0000_t202" style="position:absolute;left:1627;width:8581;height:3909;visibility:visible;mso-wrap-style:square;v-text-anchor:top" o:gfxdata="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" filled="f" stroked="f" strokeweight=".5pt">
+                    <v:textbox>
+                      <w:txbxContent>
+                        <w:p>
+                          <w:pPr>
+                            <w:rPr>
+                              <w:sz w:val="16"/>
+                              <w:szCs w:val="16"/>
+                            </w:rPr>
+                          </w:pPr>
+                          <w:r>
+                            <w:rPr>
+                              <w:sz w:val="16"/>
+                              <w:szCs w:val="16"/>
+                            </w:rPr>
+                            <w:t>Credits</w:t>
+                          </w:r>
+                        </w:p>
+                      </w:txbxContent>
+                    </v:textbox>
+                  </v:shape>
+                </v:group>
+                <v:group id="Group 16" o:spid="_x0000_s1108" style="position:absolute;left:1860;top:950;width:8902;height:3949" coordsize="8902,3948" o:gfxdata="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">
+                  <v:oval id="Oval 14" o:spid="_x0000_s1109" style="position:absolute;width:8150;height:2534;visibility:visible;mso-wrap-style:square;v-text-anchor:middle" o:gfxdata="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" filled="f" strokecolor="#172c51" strokeweight=".5pt">
+                    <v:stroke joinstyle="miter"/>
+                  </v:oval>
+                  <v:shape id="Text Box 15" o:spid="_x0000_s1110" type="#_x0000_t202" style="position:absolute;left:321;top:39;width:8581;height:3909;visibility:visible;mso-wrap-style:square;v-text-anchor:top" o:gfxdata="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" filled="f" stroked="f" strokeweight=".5pt">
+                    <v:textbox>
+                      <w:txbxContent>
+                        <w:p>
+                          <w:pPr>
+                            <w:rPr>
+                              <w:sz w:val="16"/>
+                              <w:szCs w:val="16"/>
+                            </w:rPr>
+                          </w:pPr>
+                          <w:proofErr w:type="spellStart"/>
+                          <w:r>
+                            <w:rPr>
+                              <w:sz w:val="16"/>
+                              <w:szCs w:val="16"/>
+                            </w:rPr>
+                            <w:t>CourseName</w:t>
+                          </w:r>
+                          <w:proofErr w:type="spellEnd"/>
+                        </w:p>
+                      </w:txbxContent>
+                    </v:textbox>
+                  </v:shape>
+                </v:group>
+                <v:line id="Straight Connector 29" o:spid="_x0000_s1111" style="position:absolute;visibility:visible;mso-wrap-style:square" from="4275,7046" to="7875,10014" o:connectortype="straight" o:gfxdata="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" strokecolor="black [3200]" strokeweight=".5pt">
+                  <v:stroke joinstyle="miter"/>
+                </v:line>
+                <v:line id="Straight Connector 30" o:spid="_x0000_s1112" style="position:absolute;visibility:visible;mso-wrap-style:square" from="7877,3166" to="9617,10005" o:connectortype="straight" o:gfxdata="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" strokecolor="black [3200]" strokeweight=".5pt">
+                  <v:stroke joinstyle="miter"/>
+                </v:line>
+                <v:line id="Straight Connector 31" o:spid="_x0000_s1113" style="position:absolute;flip:x;visibility:visible;mso-wrap-style:square" from="10489,2018" to="11835,10005" o:connectortype="straight" o:gfxdata="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" strokecolor="black [3200]" strokeweight=".5pt">
+                  <v:stroke joinstyle="miter"/>
+                </v:line>
+                <v:line id="Straight Connector 32" o:spid="_x0000_s1114" style="position:absolute;flip:x;visibility:visible;mso-wrap-style:square" from="11835,4789" to="15443,10000" o:connectortype="straight" o:gfxdata="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" strokecolor="black [3200]" strokeweight=".5pt">
+                  <v:stroke joinstyle="miter"/>
+                </v:line>
+              </v:group>
+            </w:pict>
+          </mc:Fallback>
+        </mc:AlternateContent>
+      </w:r>
+      <w:r>
+        <w:rPr>
+          <w:noProof/>
+          <w:sz w:val="16"/>
+          <w:szCs w:val="16"/>
+        </w:rPr>
+        <mc:AlternateContent>
+          <mc:Choice Requires="wpg">
+            <w:drawing>
+              <wp:anchor distT="0" distB="0" distL="114300" distR="114300" simplePos="0" relativeHeight="251669504" behindDoc="0" locked="0" layoutInCell="1" allowOverlap="1" wp14:anchorId="536FAC66" wp14:editId="0E8FDD28">
+                <wp:simplePos x="0" y="0"/>
+                <wp:positionH relativeFrom="column">
+                  <wp:posOffset>431159</wp:posOffset>
+                </wp:positionH>
+                <wp:positionV relativeFrom="paragraph">
+                  <wp:posOffset>1114459</wp:posOffset>
                 </wp:positionV>
                 <wp:extent cx="2612917" cy="1922856"/>
                 <wp:effectExtent l="0" t="0" r="0" b="1270"/>
@@ -1059,13 +4989,9 @@
           </mc:Choice>
           <mc:Fallback>
             <w:pict>
-              <v:group w14:anchorId="536FAC66" id="Group 26" o:spid="_x0000_s1026" style="position:absolute;margin-left:-32.35pt;margin-top:60.1pt;width:205.75pt;height:151.4pt;z-index:251687936" coordsize="26129,19228" o:gfxdata="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">
-                <v:group id="_x0000_s1027" style="position:absolute;left:15675;top:9341;width:6658;height:2206" coordsize="6657,2205" o:gfxdata="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">
-                  <v:shapetype id="_x0000_t202" coordsize="21600,21600" o:spt="202" path="m,l,21600r21600,l21600,xe">
-                    <v:stroke joinstyle="miter"/>
-                    <v:path gradientshapeok="t" o:connecttype="rect"/>
-                  </v:shapetype>
-                  <v:shape id="Text Box 7" o:spid="_x0000_s1028" type="#_x0000_t202" style="position:absolute;left:644;width:6013;height:2205;visibility:visible;mso-wrap-style:square;v-text-anchor:top" o:gfxdata="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" filled="f" stroked="f" strokeweight=".5pt">
+              <v:group w14:anchorId="536FAC66" id="Group 26" o:spid="_x0000_s1115" style="position:absolute;margin-left:33.95pt;margin-top:87.75pt;width:205.75pt;height:151.4pt;z-index:251669504" coordsize="26129,19228" o:gfxdata="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">
+                <v:group id="Group 9" o:spid="_x0000_s1116" style="position:absolute;left:15675;top:9341;width:6658;height:2206" coordsize="6657,2205" o:gfxdata="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">
+                  <v:shape id="Text Box 7" o:spid="_x0000_s1117" type="#_x0000_t202" style="position:absolute;left:644;width:6013;height:2205;visibility:visible;mso-wrap-style:square;v-text-anchor:top" o:gfxdata="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" filled="f" stroked="f" strokeweight=".5pt">
                     <v:textbox>
                       <w:txbxContent>
                         <w:p>
@@ -1086,13 +5012,13 @@
                       </w:txbxContent>
                     </v:textbox>
                   </v:shape>
-                  <v:rect id="Rectangle 8" o:spid="_x0000_s1029" style="position:absolute;width:6216;height:2203;visibility:visible;mso-wrap-style:square;v-text-anchor:middle" o:gfxdata="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" filled="f" strokecolor="#09101d [484]" strokeweight=".5pt"/>
+                  <v:rect id="Rectangle 8" o:spid="_x0000_s1118" style="position:absolute;width:6216;height:2203;visibility:visible;mso-wrap-style:square;v-text-anchor:middle" o:gfxdata="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" filled="f" strokecolor="#09101d [484]" strokeweight=".5pt"/>
                 </v:group>
-                <v:group id="Group 16" o:spid="_x0000_s1030" style="position:absolute;left:5779;top:15319;width:10303;height:3909" coordsize="10303,3909" o:gfxdata="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">
-                  <v:oval id="Oval 14" o:spid="_x0000_s1031" style="position:absolute;width:8150;height:2534;visibility:visible;mso-wrap-style:square;v-text-anchor:middle" o:gfxdata="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" filled="f" strokecolor="#09101d [484]" strokeweight=".5pt">
+                <v:group id="Group 16" o:spid="_x0000_s1119" style="position:absolute;left:5779;top:15319;width:10303;height:3909" coordsize="10303,3909" o:gfxdata="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">
+                  <v:oval id="Oval 14" o:spid="_x0000_s1120" style="position:absolute;width:8150;height:2534;visibility:visible;mso-wrap-style:square;v-text-anchor:middle" o:gfxdata="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" filled="f" strokecolor="#09101d [484]" strokeweight=".5pt">
                     <v:stroke joinstyle="miter"/>
                   </v:oval>
-                  <v:shape id="Text Box 15" o:spid="_x0000_s1032" type="#_x0000_t202" style="position:absolute;left:1722;width:8581;height:3909;visibility:visible;mso-wrap-style:square;v-text-anchor:top" o:gfxdata="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" filled="f" stroked="f" strokeweight=".5pt">
+                  <v:shape id="Text Box 15" o:spid="_x0000_s1121" type="#_x0000_t202" style="position:absolute;left:1722;width:8581;height:3909;visibility:visible;mso-wrap-style:square;v-text-anchor:top" o:gfxdata="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" filled="f" stroked="f" strokeweight=".5pt">
                     <v:textbox>
                       <w:txbxContent>
                         <w:p>
@@ -1118,11 +5044,11 @@
                     </v:textbox>
                   </v:shape>
                 </v:group>
-                <v:group id="Group 16" o:spid="_x0000_s1033" style="position:absolute;top:12785;width:10303;height:3910" coordsize="10303,3909" o:gfxdata="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">
-                  <v:oval id="Oval 14" o:spid="_x0000_s1034" style="position:absolute;width:8150;height:2534;visibility:visible;mso-wrap-style:square;v-text-anchor:middle" o:gfxdata="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" filled="f" strokecolor="#172c51" strokeweight=".5pt">
+                <v:group id="Group 16" o:spid="_x0000_s1122" style="position:absolute;top:12785;width:10303;height:3910" coordsize="10303,3909" o:gfxdata="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">
+                  <v:oval id="Oval 14" o:spid="_x0000_s1123" style="position:absolute;width:8150;height:2534;visibility:visible;mso-wrap-style:square;v-text-anchor:middle" o:gfxdata="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" filled="f" strokecolor="#172c51" strokeweight=".5pt">
                     <v:stroke joinstyle="miter"/>
                   </v:oval>
-                  <v:shape id="Text Box 15" o:spid="_x0000_s1035" type="#_x0000_t202" style="position:absolute;left:1722;width:8581;height:3909;visibility:visible;mso-wrap-style:square;v-text-anchor:top" o:gfxdata="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" filled="f" stroked="f" strokeweight=".5pt">
+                  <v:shape id="Text Box 15" o:spid="_x0000_s1124" type="#_x0000_t202" style="position:absolute;left:1722;width:8581;height:3909;visibility:visible;mso-wrap-style:square;v-text-anchor:top" o:gfxdata="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" filled="f" stroked="f" strokeweight=".5pt">
                     <v:textbox>
                       <w:txbxContent>
                         <w:p>
@@ -1144,11 +5070,11 @@
                     </v:textbox>
                   </v:shape>
                 </v:group>
-                <v:group id="Group 16" o:spid="_x0000_s1036" style="position:absolute;left:514;top:9619;width:8780;height:3909" coordsize="8779,3909" o:gfxdata="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">
-                  <v:oval id="Oval 14" o:spid="_x0000_s1037" style="position:absolute;width:8150;height:2534;visibility:visible;mso-wrap-style:square;v-text-anchor:middle" o:gfxdata="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" filled="f" strokecolor="#172c51" strokeweight=".5pt">
+                <v:group id="Group 16" o:spid="_x0000_s1125" style="position:absolute;left:514;top:9619;width:8780;height:3909" coordsize="8779,3909" o:gfxdata="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">
+                  <v:oval id="Oval 14" o:spid="_x0000_s1126" style="position:absolute;width:8150;height:2534;visibility:visible;mso-wrap-style:square;v-text-anchor:middle" o:gfxdata="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" filled="f" strokecolor="#172c51" strokeweight=".5pt">
                     <v:stroke joinstyle="miter"/>
                   </v:oval>
-                  <v:shape id="Text Box 15" o:spid="_x0000_s1038" type="#_x0000_t202" style="position:absolute;left:198;width:8581;height:3909;visibility:visible;mso-wrap-style:square;v-text-anchor:top" o:gfxdata="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" filled="f" stroked="f" strokeweight=".5pt">
+                  <v:shape id="Text Box 15" o:spid="_x0000_s1127" type="#_x0000_t202" style="position:absolute;left:198;width:8581;height:3909;visibility:visible;mso-wrap-style:square;v-text-anchor:top" o:gfxdata="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" filled="f" stroked="f" strokeweight=".5pt">
                     <v:textbox>
                       <w:txbxContent>
                         <w:p>
@@ -1172,11 +5098,11 @@
                     </v:textbox>
                   </v:shape>
                 </v:group>
-                <v:group id="Group 16" o:spid="_x0000_s1039" style="position:absolute;left:1939;top:6373;width:10304;height:3909" coordsize="10303,3909" o:gfxdata="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">
-                  <v:oval id="Oval 14" o:spid="_x0000_s1040" style="position:absolute;width:8150;height:2534;visibility:visible;mso-wrap-style:square;v-text-anchor:middle" o:gfxdata="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" filled="f" strokecolor="#172c51" strokeweight=".5pt">
+                <v:group id="Group 16" o:spid="_x0000_s1128" style="position:absolute;left:1939;top:6373;width:10304;height:3909" coordsize="10303,3909" o:gfxdata="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">
+                  <v:oval id="Oval 14" o:spid="_x0000_s1129" style="position:absolute;width:8150;height:2534;visibility:visible;mso-wrap-style:square;v-text-anchor:middle" o:gfxdata="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" filled="f" strokecolor="#172c51" strokeweight=".5pt">
                     <v:stroke joinstyle="miter"/>
                   </v:oval>
-                  <v:shape id="Text Box 15" o:spid="_x0000_s1041" type="#_x0000_t202" style="position:absolute;left:1722;width:8581;height:3909;visibility:visible;mso-wrap-style:square;v-text-anchor:top" o:gfxdata="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" filled="f" stroked="f" strokeweight=".5pt">
+                  <v:shape id="Text Box 15" o:spid="_x0000_s1130" type="#_x0000_t202" style="position:absolute;left:1722;width:8581;height:3909;visibility:visible;mso-wrap-style:square;v-text-anchor:top" o:gfxdata="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" filled="f" stroked="f" strokeweight=".5pt">
                     <v:textbox>
                       <w:txbxContent>
                         <w:p>
@@ -1198,11 +5124,11 @@
                     </v:textbox>
                   </v:shape>
                 </v:group>
-                <v:group id="Group 16" o:spid="_x0000_s1042" style="position:absolute;left:4433;top:3008;width:9939;height:3909" coordsize="9939,3909" o:gfxdata="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">
-                  <v:oval id="Oval 14" o:spid="_x0000_s1043" style="position:absolute;width:8150;height:2534;visibility:visible;mso-wrap-style:square;v-text-anchor:middle" o:gfxdata="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" filled="f" strokecolor="#172c51" strokeweight=".5pt">
+                <v:group id="Group 16" o:spid="_x0000_s1131" style="position:absolute;left:4433;top:3008;width:9939;height:3909" coordsize="9939,3909" o:gfxdata="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">
+                  <v:oval id="Oval 14" o:spid="_x0000_s1132" style="position:absolute;width:8150;height:2534;visibility:visible;mso-wrap-style:square;v-text-anchor:middle" o:gfxdata="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" filled="f" strokecolor="#172c51" strokeweight=".5pt">
                     <v:stroke joinstyle="miter"/>
                   </v:oval>
-                  <v:shape id="Text Box 15" o:spid="_x0000_s1044" type="#_x0000_t202" style="position:absolute;left:1358;width:8581;height:3909;visibility:visible;mso-wrap-style:square;v-text-anchor:top" o:gfxdata="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" filled="f" stroked="f" strokeweight=".5pt">
+                  <v:shape id="Text Box 15" o:spid="_x0000_s1133" type="#_x0000_t202" style="position:absolute;left:1358;width:8581;height:3909;visibility:visible;mso-wrap-style:square;v-text-anchor:top" o:gfxdata="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" filled="f" stroked="f" strokeweight=".5pt">
                     <v:textbox>
                       <w:txbxContent>
                         <w:p>
@@ -1224,12 +5150,12 @@
                     </v:textbox>
                   </v:shape>
                 </v:group>
-                <v:group id="Group 18" o:spid="_x0000_s1045" style="position:absolute;left:8154;width:9938;height:4108" coordorigin="-202,2065" coordsize="9937,4108" o:gfxdata="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">
-                  <v:group id="Group 16" o:spid="_x0000_s1046" style="position:absolute;left:-202;top:2167;width:9937;height:4007" coordorigin="-9356,2169" coordsize="9939,4011" o:gfxdata="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">
-                    <v:oval id="Oval 14" o:spid="_x0000_s1047" style="position:absolute;left:-8908;top:2169;width:8150;height:2535;visibility:visible;mso-wrap-style:square;v-text-anchor:middle" o:gfxdata="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" filled="f" strokecolor="#172c51" strokeweight=".5pt">
+                <v:group id="Group 18" o:spid="_x0000_s1134" style="position:absolute;left:8154;width:9938;height:4108" coordorigin="-202,2065" coordsize="9937,4108" o:gfxdata="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">
+                  <v:group id="Group 16" o:spid="_x0000_s1135" style="position:absolute;left:-202;top:2167;width:9937;height:4007" coordorigin="-9356,2169" coordsize="9939,4011" o:gfxdata="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">
+                    <v:oval id="Oval 14" o:spid="_x0000_s1136" style="position:absolute;left:-8908;top:2169;width:8150;height:2535;visibility:visible;mso-wrap-style:square;v-text-anchor:middle" o:gfxdata="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" filled="f" strokecolor="#172c51" strokeweight=".5pt">
                       <v:stroke joinstyle="miter"/>
                     </v:oval>
-                    <v:shape id="Text Box 15" o:spid="_x0000_s1048" type="#_x0000_t202" style="position:absolute;left:-9356;top:2271;width:9939;height:3909;visibility:visible;mso-wrap-style:square;v-text-anchor:top" o:gfxdata="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" filled="f" stroked="f" strokeweight=".5pt">
+                    <v:shape id="Text Box 15" o:spid="_x0000_s1137" type="#_x0000_t202" style="position:absolute;left:-9356;top:2271;width:9939;height:3909;visibility:visible;mso-wrap-style:square;v-text-anchor:top" o:gfxdata="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" filled="f" stroked="f" strokeweight=".5pt">
                       <v:textbox>
                         <w:txbxContent>
                           <w:p>
@@ -1251,15 +5177,15 @@
                       </v:textbox>
                     </v:shape>
                   </v:group>
-                  <v:oval id="Oval 17" o:spid="_x0000_s1049" style="position:absolute;top:2065;width:8580;height:2789;visibility:visible;mso-wrap-style:square;v-text-anchor:middle" o:gfxdata="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" filled="f" strokecolor="#09101d [484]" strokeweight=".5pt">
+                  <v:oval id="Oval 17" o:spid="_x0000_s1138" style="position:absolute;top:2065;width:8580;height:2789;visibility:visible;mso-wrap-style:square;v-text-anchor:middle" o:gfxdata="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" filled="f" strokecolor="#09101d [484]" strokeweight=".5pt">
                     <v:stroke joinstyle="miter"/>
                   </v:oval>
                 </v:group>
-                <v:group id="Group 16" o:spid="_x0000_s1050" style="position:absolute;left:15675;top:2493;width:10454;height:3910" coordsize="10453,3909" o:gfxdata="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">
-                  <v:oval id="Oval 14" o:spid="_x0000_s1051" style="position:absolute;width:8150;height:2534;visibility:visible;mso-wrap-style:square;v-text-anchor:middle" o:gfxdata="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" filled="f" strokecolor="#172c51" strokeweight=".5pt">
+                <v:group id="Group 16" o:spid="_x0000_s1139" style="position:absolute;left:15675;top:2493;width:10454;height:3910" coordsize="10453,3909" o:gfxdata="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">
+                  <v:oval id="Oval 14" o:spid="_x0000_s1140" style="position:absolute;width:8150;height:2534;visibility:visible;mso-wrap-style:square;v-text-anchor:middle" o:gfxdata="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" filled="f" strokecolor="#172c51" strokeweight=".5pt">
                     <v:stroke joinstyle="miter"/>
                   </v:oval>
-                  <v:shape id="Text Box 15" o:spid="_x0000_s1052" type="#_x0000_t202" style="position:absolute;left:1872;width:8581;height:3909;visibility:visible;mso-wrap-style:square;v-text-anchor:top" o:gfxdata="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" filled="f" stroked="f" strokeweight=".5pt">
+                  <v:shape id="Text Box 15" o:spid="_x0000_s1141" type="#_x0000_t202" style="position:absolute;left:1872;width:8581;height:3909;visibility:visible;mso-wrap-style:square;v-text-anchor:top" o:gfxdata="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" filled="f" stroked="f" strokeweight=".5pt">
                     <v:textbox>
                       <w:txbxContent>
                         <w:p>
@@ -1281,25 +5207,25 @@
                     </v:textbox>
                   </v:shape>
                 </v:group>
-                <v:line id="Straight Connector 19" o:spid="_x0000_s1053" style="position:absolute;flip:y;visibility:visible;mso-wrap-style:square" from="12825,11558" to="17337,15691" o:connectortype="straight" o:gfxdata="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" strokecolor="black [3200]" strokeweight=".5pt">
+                <v:line id="Straight Connector 19" o:spid="_x0000_s1142" style="position:absolute;flip:y;visibility:visible;mso-wrap-style:square" from="12825,11558" to="17337,15691" o:connectortype="straight" o:gfxdata="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" strokecolor="black [3200]" strokeweight=".5pt">
                   <v:stroke joinstyle="miter"/>
                 </v:line>
-                <v:line id="Straight Connector 20" o:spid="_x0000_s1054" style="position:absolute;flip:y;visibility:visible;mso-wrap-style:square" from="7916,11558" to="15675,13524" o:connectortype="straight" o:gfxdata="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" strokecolor="black [3200]" strokeweight=".5pt">
+                <v:line id="Straight Connector 20" o:spid="_x0000_s1143" style="position:absolute;flip:y;visibility:visible;mso-wrap-style:square" from="7916,11558" to="15675,13524" o:connectortype="straight" o:gfxdata="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" strokecolor="black [3200]" strokeweight=".5pt">
                   <v:stroke joinstyle="miter"/>
                 </v:line>
-                <v:line id="Straight Connector 21" o:spid="_x0000_s1055" style="position:absolute;visibility:visible;mso-wrap-style:square" from="8668,10806" to="15683,10806" o:connectortype="straight" o:gfxdata="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" strokecolor="black [3200]" strokeweight=".5pt">
+                <v:line id="Straight Connector 21" o:spid="_x0000_s1144" style="position:absolute;visibility:visible;mso-wrap-style:square" from="8668,10806" to="15683,10806" o:connectortype="straight" o:gfxdata="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" strokecolor="black [3200]" strokeweight=".5pt">
                   <v:stroke joinstyle="miter"/>
                 </v:line>
-                <v:line id="Straight Connector 22" o:spid="_x0000_s1056" style="position:absolute;visibility:visible;mso-wrap-style:square" from="10094,7600" to="15677,10153" o:connectortype="straight" o:gfxdata="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" strokecolor="black [3200]" strokeweight=".5pt">
+                <v:line id="Straight Connector 22" o:spid="_x0000_s1145" style="position:absolute;visibility:visible;mso-wrap-style:square" from="10094,7600" to="15677,10153" o:connectortype="straight" o:gfxdata="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" strokecolor="black [3200]" strokeweight=".5pt">
                   <v:stroke joinstyle="miter"/>
                 </v:line>
-                <v:line id="Straight Connector 23" o:spid="_x0000_s1057" style="position:absolute;visibility:visible;mso-wrap-style:square" from="12587,4393" to="15684,9341" o:connectortype="straight" o:gfxdata="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" strokecolor="black [3200]" strokeweight=".5pt">
+                <v:line id="Straight Connector 23" o:spid="_x0000_s1146" style="position:absolute;visibility:visible;mso-wrap-style:square" from="12587,4393" to="15684,9341" o:connectortype="straight" o:gfxdata="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" strokecolor="black [3200]" strokeweight=".5pt">
                   <v:stroke joinstyle="miter"/>
                 </v:line>
-                <v:line id="Straight Connector 24" o:spid="_x0000_s1058" style="position:absolute;visibility:visible;mso-wrap-style:square" from="13933,2612" to="16944,9319" o:connectortype="straight" o:gfxdata="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" strokecolor="black [3200]" strokeweight=".5pt">
+                <v:line id="Straight Connector 24" o:spid="_x0000_s1147" style="position:absolute;visibility:visible;mso-wrap-style:square" from="13933,2612" to="16944,9319" o:connectortype="straight" o:gfxdata="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" strokecolor="black [3200]" strokeweight=".5pt">
                   <v:stroke joinstyle="miter"/>
                 </v:line>
-                <v:line id="Straight Connector 25" o:spid="_x0000_s1059" style="position:absolute;flip:x;visibility:visible;mso-wrap-style:square" from="17535,5027" to="18079,9319" o:connectortype="straight" o:gfxdata="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" strokecolor="black [3200]" strokeweight=".5pt">
+                <v:line id="Straight Connector 25" o:spid="_x0000_s1148" style="position:absolute;flip:x;visibility:visible;mso-wrap-style:square" from="17535,5027" to="18079,9319" o:connectortype="straight" o:gfxdata="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" strokecolor="black [3200]" strokeweight=".5pt">
                   <v:stroke joinstyle="miter"/>
                 </v:line>
               </v:group>
@@ -1316,18 +5242,18 @@
         <mc:AlternateContent>
           <mc:Choice Requires="wpg">
             <w:drawing>
-              <wp:anchor distT="0" distB="0" distL="114300" distR="114300" simplePos="0" relativeHeight="251662336" behindDoc="0" locked="0" layoutInCell="1" allowOverlap="1" wp14:anchorId="1C101453" wp14:editId="758CE4D1">
+              <wp:anchor distT="0" distB="0" distL="114300" distR="114300" simplePos="0" relativeHeight="251732992" behindDoc="0" locked="0" layoutInCell="1" allowOverlap="1" wp14:anchorId="77FBDCC3" wp14:editId="1AF60A92">
                 <wp:simplePos x="0" y="0"/>
                 <wp:positionH relativeFrom="column">
-                  <wp:posOffset>3690040</wp:posOffset>
+                  <wp:posOffset>-443230</wp:posOffset>
                 </wp:positionH>
                 <wp:positionV relativeFrom="paragraph">
-                  <wp:posOffset>1595700</wp:posOffset>
+                  <wp:posOffset>7634685</wp:posOffset>
                 </wp:positionV>
-                <wp:extent cx="874644" cy="490330"/>
-                <wp:effectExtent l="19050" t="19050" r="20955" b="43180"/>
+                <wp:extent cx="3595395" cy="1005619"/>
+                <wp:effectExtent l="0" t="0" r="0" b="4445"/>
                 <wp:wrapNone/>
-                <wp:docPr id="474672697" name="Group 13"/>
+                <wp:docPr id="1858067571" name="Group 46"/>
                 <wp:cNvGraphicFramePr/>
                 <a:graphic xmlns:a="http://schemas.openxmlformats.org/drawingml/2006/main">
                   <a:graphicData uri="http://schemas.microsoft.com/office/word/2010/wordprocessingGroup">
@@ -1336,89 +5262,733 @@
                       <wpg:grpSpPr>
                         <a:xfrm>
                           <a:off x="0" y="0"/>
-                          <a:ext cx="874644" cy="490330"/>
+                          <a:ext cx="3595395" cy="1005619"/>
                           <a:chOff x="0" y="0"/>
-                          <a:chExt cx="874644" cy="490330"/>
+                          <a:chExt cx="3595395" cy="1005619"/>
                         </a:xfrm>
                       </wpg:grpSpPr>
+                      <wpg:grpSp>
+                        <wpg:cNvPr id="1628634568" name="Group 9"/>
+                        <wpg:cNvGrpSpPr/>
+                        <wpg:grpSpPr>
+                          <a:xfrm>
+                            <a:off x="1153160" y="0"/>
+                            <a:ext cx="1610360" cy="220579"/>
+                            <a:chOff x="0" y="-234"/>
+                            <a:chExt cx="1122680" cy="220579"/>
+                          </a:xfrm>
+                        </wpg:grpSpPr>
+                        <wps:wsp>
+                          <wps:cNvPr id="1618263382" name="Text Box 7"/>
+                          <wps:cNvSpPr txBox="1"/>
+                          <wps:spPr>
+                            <a:xfrm>
+                              <a:off x="20288" y="-234"/>
+                              <a:ext cx="1102392" cy="220579"/>
+                            </a:xfrm>
+                            <a:prstGeom prst="rect">
+                              <a:avLst/>
+                            </a:prstGeom>
+                            <a:noFill/>
+                            <a:ln w="6350">
+                              <a:noFill/>
+                            </a:ln>
+                          </wps:spPr>
+                          <wps:txbx>
+                            <w:txbxContent>
+                              <w:p>
+                                <w:pPr>
+                                  <w:rPr>
+                                    <w:sz w:val="16"/>
+                                    <w:szCs w:val="16"/>
+                                  </w:rPr>
+                                </w:pPr>
+                                <w:r>
+                                  <w:rPr>
+                                    <w:sz w:val="16"/>
+                                    <w:szCs w:val="16"/>
+                                  </w:rPr>
+                                  <w:t>Technical Officer</w:t>
+                                </w:r>
+                              </w:p>
+                              <w:p>
+                                <w:pPr>
+                                  <w:rPr>
+                                    <w:sz w:val="16"/>
+                                    <w:szCs w:val="16"/>
+                                  </w:rPr>
+                                </w:pPr>
+                              </w:p>
+                              <w:p>
+                                <w:pPr>
+                                  <w:rPr>
+                                    <w:sz w:val="16"/>
+                                    <w:szCs w:val="16"/>
+                                  </w:rPr>
+                                </w:pPr>
+                              </w:p>
+                            </w:txbxContent>
+                          </wps:txbx>
+                          <wps:bodyPr rot="0" spcFirstLastPara="0" vertOverflow="overflow" horzOverflow="overflow" vert="horz" wrap="square" lIns="91440" tIns="45720" rIns="91440" bIns="45720" numCol="1" spcCol="0" rtlCol="0" fromWordArt="0" anchor="t" anchorCtr="0" forceAA="0" compatLnSpc="1">
+                            <a:prstTxWarp prst="textNoShape">
+                              <a:avLst/>
+                            </a:prstTxWarp>
+                            <a:noAutofit/>
+                          </wps:bodyPr>
+                        </wps:wsp>
+                        <wps:wsp>
+                          <wps:cNvPr id="132393837" name="Rectangle 8"/>
+                          <wps:cNvSpPr/>
+                          <wps:spPr>
+                            <a:xfrm>
+                              <a:off x="0" y="0"/>
+                              <a:ext cx="621632" cy="220345"/>
+                            </a:xfrm>
+                            <a:prstGeom prst="rect">
+                              <a:avLst/>
+                            </a:prstGeom>
+                            <a:noFill/>
+                            <a:ln w="6350" cap="flat" cmpd="sng" algn="ctr">
+                              <a:solidFill>
+                                <a:srgbClr val="4472C4">
+                                  <a:shade val="15000"/>
+                                </a:srgbClr>
+                              </a:solidFill>
+                              <a:prstDash val="solid"/>
+                              <a:miter lim="800000"/>
+                            </a:ln>
+                            <a:effectLst/>
+                          </wps:spPr>
+                          <wps:bodyPr rot="0" spcFirstLastPara="0" vertOverflow="overflow" horzOverflow="overflow" vert="horz" wrap="square" lIns="91440" tIns="45720" rIns="91440" bIns="45720" numCol="1" spcCol="0" rtlCol="0" fromWordArt="0" anchor="ctr" anchorCtr="0" forceAA="0" compatLnSpc="1">
+                            <a:prstTxWarp prst="textNoShape">
+                              <a:avLst/>
+                            </a:prstTxWarp>
+                            <a:noAutofit/>
+                          </wps:bodyPr>
+                        </wps:wsp>
+                      </wpg:grpSp>
+                      <wpg:grpSp>
+                        <wpg:cNvPr id="374022074" name="Group 16"/>
+                        <wpg:cNvGrpSpPr/>
+                        <wpg:grpSpPr>
+                          <a:xfrm>
+                            <a:off x="0" y="55880"/>
+                            <a:ext cx="957433" cy="391277"/>
+                            <a:chOff x="0" y="0"/>
+                            <a:chExt cx="957433" cy="391277"/>
+                          </a:xfrm>
+                        </wpg:grpSpPr>
+                        <wps:wsp>
+                          <wps:cNvPr id="413808785" name="Oval 14"/>
+                          <wps:cNvSpPr/>
+                          <wps:spPr>
+                            <a:xfrm>
+                              <a:off x="0" y="0"/>
+                              <a:ext cx="815008" cy="253475"/>
+                            </a:xfrm>
+                            <a:prstGeom prst="ellipse">
+                              <a:avLst/>
+                            </a:prstGeom>
+                            <a:noFill/>
+                            <a:ln w="6350" cap="flat" cmpd="sng" algn="ctr">
+                              <a:solidFill>
+                                <a:srgbClr val="4472C4">
+                                  <a:shade val="15000"/>
+                                </a:srgbClr>
+                              </a:solidFill>
+                              <a:prstDash val="solid"/>
+                              <a:miter lim="800000"/>
+                            </a:ln>
+                            <a:effectLst/>
+                          </wps:spPr>
+                          <wps:bodyPr rot="0" spcFirstLastPara="0" vertOverflow="overflow" horzOverflow="overflow" vert="horz" wrap="square" lIns="91440" tIns="45720" rIns="91440" bIns="45720" numCol="1" spcCol="0" rtlCol="0" fromWordArt="0" anchor="ctr" anchorCtr="0" forceAA="0" compatLnSpc="1">
+                            <a:prstTxWarp prst="textNoShape">
+                              <a:avLst/>
+                            </a:prstTxWarp>
+                            <a:noAutofit/>
+                          </wps:bodyPr>
+                        </wps:wsp>
+                        <wps:wsp>
+                          <wps:cNvPr id="1336890513" name="Text Box 15"/>
+                          <wps:cNvSpPr txBox="1"/>
+                          <wps:spPr>
+                            <a:xfrm>
+                              <a:off x="99354" y="338"/>
+                              <a:ext cx="858079" cy="390939"/>
+                            </a:xfrm>
+                            <a:prstGeom prst="rect">
+                              <a:avLst/>
+                            </a:prstGeom>
+                            <a:noFill/>
+                            <a:ln w="6350">
+                              <a:noFill/>
+                            </a:ln>
+                          </wps:spPr>
+                          <wps:txbx>
+                            <w:txbxContent>
+                              <w:p>
+                                <w:pPr>
+                                  <w:rPr>
+                                    <w:sz w:val="16"/>
+                                    <w:szCs w:val="16"/>
+                                    <w:u w:val="single"/>
+                                  </w:rPr>
+                                </w:pPr>
+                                <w:r>
+                                  <w:rPr>
+                                    <w:sz w:val="16"/>
+                                    <w:szCs w:val="16"/>
+                                    <w:u w:val="single"/>
+                                  </w:rPr>
+                                  <w:t>TO_ID</w:t>
+                                </w:r>
+                              </w:p>
+                            </w:txbxContent>
+                          </wps:txbx>
+                          <wps:bodyPr rot="0" spcFirstLastPara="0" vertOverflow="overflow" horzOverflow="overflow" vert="horz" wrap="square" lIns="91440" tIns="45720" rIns="91440" bIns="45720" numCol="1" spcCol="0" rtlCol="0" fromWordArt="0" anchor="t" anchorCtr="0" forceAA="0" compatLnSpc="1">
+                            <a:prstTxWarp prst="textNoShape">
+                              <a:avLst/>
+                            </a:prstTxWarp>
+                            <a:noAutofit/>
+                          </wps:bodyPr>
+                        </wps:wsp>
+                      </wpg:grpSp>
+                      <wpg:grpSp>
+                        <wpg:cNvPr id="597532562" name="Group 16"/>
+                        <wpg:cNvGrpSpPr/>
+                        <wpg:grpSpPr>
+                          <a:xfrm>
+                            <a:off x="279400" y="355600"/>
+                            <a:ext cx="1030357" cy="390939"/>
+                            <a:chOff x="0" y="0"/>
+                            <a:chExt cx="1030357" cy="390939"/>
+                          </a:xfrm>
+                        </wpg:grpSpPr>
+                        <wps:wsp>
+                          <wps:cNvPr id="1638081376" name="Oval 14"/>
+                          <wps:cNvSpPr/>
+                          <wps:spPr>
+                            <a:xfrm>
+                              <a:off x="0" y="0"/>
+                              <a:ext cx="815008" cy="253475"/>
+                            </a:xfrm>
+                            <a:prstGeom prst="ellipse">
+                              <a:avLst/>
+                            </a:prstGeom>
+                            <a:noFill/>
+                            <a:ln w="6350" cap="flat" cmpd="sng" algn="ctr">
+                              <a:solidFill>
+                                <a:srgbClr val="4472C4">
+                                  <a:shade val="15000"/>
+                                </a:srgbClr>
+                              </a:solidFill>
+                              <a:prstDash val="solid"/>
+                              <a:miter lim="800000"/>
+                            </a:ln>
+                            <a:effectLst/>
+                          </wps:spPr>
+                          <wps:bodyPr rot="0" spcFirstLastPara="0" vertOverflow="overflow" horzOverflow="overflow" vert="horz" wrap="square" lIns="91440" tIns="45720" rIns="91440" bIns="45720" numCol="1" spcCol="0" rtlCol="0" fromWordArt="0" anchor="ctr" anchorCtr="0" forceAA="0" compatLnSpc="1">
+                            <a:prstTxWarp prst="textNoShape">
+                              <a:avLst/>
+                            </a:prstTxWarp>
+                            <a:noAutofit/>
+                          </wps:bodyPr>
+                        </wps:wsp>
+                        <wps:wsp>
+                          <wps:cNvPr id="1611715898" name="Text Box 15"/>
+                          <wps:cNvSpPr txBox="1"/>
+                          <wps:spPr>
+                            <a:xfrm>
+                              <a:off x="172278" y="0"/>
+                              <a:ext cx="858079" cy="390939"/>
+                            </a:xfrm>
+                            <a:prstGeom prst="rect">
+                              <a:avLst/>
+                            </a:prstGeom>
+                            <a:noFill/>
+                            <a:ln w="6350">
+                              <a:noFill/>
+                            </a:ln>
+                          </wps:spPr>
+                          <wps:txbx>
+                            <w:txbxContent>
+                              <w:p>
+                                <w:pPr>
+                                  <w:rPr>
+                                    <w:sz w:val="16"/>
+                                    <w:szCs w:val="16"/>
+                                  </w:rPr>
+                                </w:pPr>
+                                <w:r>
+                                  <w:rPr>
+                                    <w:sz w:val="16"/>
+                                    <w:szCs w:val="16"/>
+                                  </w:rPr>
+                                  <w:t>Name</w:t>
+                                </w:r>
+                              </w:p>
+                            </w:txbxContent>
+                          </wps:txbx>
+                          <wps:bodyPr rot="0" spcFirstLastPara="0" vertOverflow="overflow" horzOverflow="overflow" vert="horz" wrap="square" lIns="91440" tIns="45720" rIns="91440" bIns="45720" numCol="1" spcCol="0" rtlCol="0" fromWordArt="0" anchor="t" anchorCtr="0" forceAA="0" compatLnSpc="1">
+                            <a:prstTxWarp prst="textNoShape">
+                              <a:avLst/>
+                            </a:prstTxWarp>
+                            <a:noAutofit/>
+                          </wps:bodyPr>
+                        </wps:wsp>
+                      </wpg:grpSp>
+                      <wpg:grpSp>
+                        <wpg:cNvPr id="106075975" name="Group 16"/>
+                        <wpg:cNvGrpSpPr/>
+                        <wpg:grpSpPr>
+                          <a:xfrm>
+                            <a:off x="873760" y="614680"/>
+                            <a:ext cx="1030357" cy="390939"/>
+                            <a:chOff x="0" y="0"/>
+                            <a:chExt cx="1030357" cy="390939"/>
+                          </a:xfrm>
+                        </wpg:grpSpPr>
+                        <wps:wsp>
+                          <wps:cNvPr id="792387923" name="Oval 14"/>
+                          <wps:cNvSpPr/>
+                          <wps:spPr>
+                            <a:xfrm>
+                              <a:off x="0" y="0"/>
+                              <a:ext cx="815008" cy="253475"/>
+                            </a:xfrm>
+                            <a:prstGeom prst="ellipse">
+                              <a:avLst/>
+                            </a:prstGeom>
+                            <a:noFill/>
+                            <a:ln w="6350" cap="flat" cmpd="sng" algn="ctr">
+                              <a:solidFill>
+                                <a:srgbClr val="4472C4">
+                                  <a:shade val="15000"/>
+                                </a:srgbClr>
+                              </a:solidFill>
+                              <a:prstDash val="solid"/>
+                              <a:miter lim="800000"/>
+                            </a:ln>
+                            <a:effectLst/>
+                          </wps:spPr>
+                          <wps:bodyPr rot="0" spcFirstLastPara="0" vertOverflow="overflow" horzOverflow="overflow" vert="horz" wrap="square" lIns="91440" tIns="45720" rIns="91440" bIns="45720" numCol="1" spcCol="0" rtlCol="0" fromWordArt="0" anchor="ctr" anchorCtr="0" forceAA="0" compatLnSpc="1">
+                            <a:prstTxWarp prst="textNoShape">
+                              <a:avLst/>
+                            </a:prstTxWarp>
+                            <a:noAutofit/>
+                          </wps:bodyPr>
+                        </wps:wsp>
+                        <wps:wsp>
+                          <wps:cNvPr id="1183468207" name="Text Box 15"/>
+                          <wps:cNvSpPr txBox="1"/>
+                          <wps:spPr>
+                            <a:xfrm>
+                              <a:off x="172278" y="0"/>
+                              <a:ext cx="858079" cy="390939"/>
+                            </a:xfrm>
+                            <a:prstGeom prst="rect">
+                              <a:avLst/>
+                            </a:prstGeom>
+                            <a:noFill/>
+                            <a:ln w="6350">
+                              <a:noFill/>
+                            </a:ln>
+                          </wps:spPr>
+                          <wps:txbx>
+                            <w:txbxContent>
+                              <w:p>
+                                <w:pPr>
+                                  <w:rPr>
+                                    <w:sz w:val="16"/>
+                                    <w:szCs w:val="16"/>
+                                  </w:rPr>
+                                </w:pPr>
+                                <w:r>
+                                  <w:rPr>
+                                    <w:sz w:val="16"/>
+                                    <w:szCs w:val="16"/>
+                                  </w:rPr>
+                                  <w:t>Email</w:t>
+                                </w:r>
+                              </w:p>
+                            </w:txbxContent>
+                          </wps:txbx>
+                          <wps:bodyPr rot="0" spcFirstLastPara="0" vertOverflow="overflow" horzOverflow="overflow" vert="horz" wrap="square" lIns="91440" tIns="45720" rIns="91440" bIns="45720" numCol="1" spcCol="0" rtlCol="0" fromWordArt="0" anchor="t" anchorCtr="0" forceAA="0" compatLnSpc="1">
+                            <a:prstTxWarp prst="textNoShape">
+                              <a:avLst/>
+                            </a:prstTxWarp>
+                            <a:noAutofit/>
+                          </wps:bodyPr>
+                        </wps:wsp>
+                      </wpg:grpSp>
+                      <wpg:grpSp>
+                        <wpg:cNvPr id="1650635025" name="Group 38"/>
+                        <wpg:cNvGrpSpPr/>
+                        <wpg:grpSpPr>
+                          <a:xfrm>
+                            <a:off x="2438400" y="96520"/>
+                            <a:ext cx="1156995" cy="421640"/>
+                            <a:chOff x="158338" y="-27708"/>
+                            <a:chExt cx="1188075" cy="421640"/>
+                          </a:xfrm>
+                        </wpg:grpSpPr>
+                        <wpg:grpSp>
+                          <wpg:cNvPr id="1836389347" name="Group 16"/>
+                          <wpg:cNvGrpSpPr/>
+                          <wpg:grpSpPr>
+                            <a:xfrm>
+                              <a:off x="186034" y="0"/>
+                              <a:ext cx="1160379" cy="393932"/>
+                              <a:chOff x="0" y="0"/>
+                              <a:chExt cx="1160379" cy="393932"/>
+                            </a:xfrm>
+                          </wpg:grpSpPr>
+                          <wps:wsp>
+                            <wps:cNvPr id="950615781" name="Oval 14"/>
+                            <wps:cNvSpPr/>
+                            <wps:spPr>
+                              <a:xfrm>
+                                <a:off x="0" y="0"/>
+                                <a:ext cx="815008" cy="253475"/>
+                              </a:xfrm>
+                              <a:prstGeom prst="ellipse">
+                                <a:avLst/>
+                              </a:prstGeom>
+                              <a:noFill/>
+                              <a:ln w="6350" cap="flat" cmpd="sng" algn="ctr">
+                                <a:solidFill>
+                                  <a:srgbClr val="4472C4">
+                                    <a:shade val="15000"/>
+                                  </a:srgbClr>
+                                </a:solidFill>
+                                <a:prstDash val="solid"/>
+                                <a:miter lim="800000"/>
+                              </a:ln>
+                              <a:effectLst/>
+                            </wps:spPr>
+                            <wps:bodyPr rot="0" spcFirstLastPara="0" vertOverflow="overflow" horzOverflow="overflow" vert="horz" wrap="square" lIns="91440" tIns="45720" rIns="91440" bIns="45720" numCol="1" spcCol="0" rtlCol="0" fromWordArt="0" anchor="ctr" anchorCtr="0" forceAA="0" compatLnSpc="1">
+                              <a:prstTxWarp prst="textNoShape">
+                                <a:avLst/>
+                              </a:prstTxWarp>
+                              <a:noAutofit/>
+                            </wps:bodyPr>
+                          </wps:wsp>
+                          <wps:wsp>
+                            <wps:cNvPr id="293602869" name="Text Box 15"/>
+                            <wps:cNvSpPr txBox="1"/>
+                            <wps:spPr>
+                              <a:xfrm>
+                                <a:off x="26306" y="2993"/>
+                                <a:ext cx="1134073" cy="390939"/>
+                              </a:xfrm>
+                              <a:prstGeom prst="rect">
+                                <a:avLst/>
+                              </a:prstGeom>
+                              <a:noFill/>
+                              <a:ln w="6350">
+                                <a:noFill/>
+                              </a:ln>
+                            </wps:spPr>
+                            <wps:txbx>
+                              <w:txbxContent>
+                                <w:p>
+                                  <w:pPr>
+                                    <w:rPr>
+                                      <w:sz w:val="16"/>
+                                      <w:szCs w:val="16"/>
+                                    </w:rPr>
+                                  </w:pPr>
+                                  <w:proofErr w:type="spellStart"/>
+                                  <w:r>
+                                    <w:rPr>
+                                      <w:sz w:val="16"/>
+                                      <w:szCs w:val="16"/>
+                                    </w:rPr>
+                                    <w:t>Assigned_Lab</w:t>
+                                  </w:r>
+                                  <w:proofErr w:type="spellEnd"/>
+                                </w:p>
+                              </w:txbxContent>
+                            </wps:txbx>
+                            <wps:bodyPr rot="0" spcFirstLastPara="0" vertOverflow="overflow" horzOverflow="overflow" vert="horz" wrap="square" lIns="91440" tIns="45720" rIns="91440" bIns="45720" numCol="1" spcCol="0" rtlCol="0" fromWordArt="0" anchor="t" anchorCtr="0" forceAA="0" compatLnSpc="1">
+                              <a:prstTxWarp prst="textNoShape">
+                                <a:avLst/>
+                              </a:prstTxWarp>
+                              <a:noAutofit/>
+                            </wps:bodyPr>
+                          </wps:wsp>
+                        </wpg:grpSp>
+                        <wps:wsp>
+                          <wps:cNvPr id="1890771642" name="Oval 37"/>
+                          <wps:cNvSpPr/>
+                          <wps:spPr>
+                            <a:xfrm>
+                              <a:off x="158338" y="-27708"/>
+                              <a:ext cx="874815" cy="304272"/>
+                            </a:xfrm>
+                            <a:prstGeom prst="ellipse">
+                              <a:avLst/>
+                            </a:prstGeom>
+                            <a:noFill/>
+                            <a:ln w="6350" cap="flat" cmpd="sng" algn="ctr">
+                              <a:solidFill>
+                                <a:srgbClr val="4472C4">
+                                  <a:shade val="15000"/>
+                                </a:srgbClr>
+                              </a:solidFill>
+                              <a:prstDash val="solid"/>
+                              <a:miter lim="800000"/>
+                            </a:ln>
+                            <a:effectLst/>
+                          </wps:spPr>
+                          <wps:bodyPr rot="0" spcFirstLastPara="0" vertOverflow="overflow" horzOverflow="overflow" vert="horz" wrap="square" lIns="91440" tIns="45720" rIns="91440" bIns="45720" numCol="1" spcCol="0" rtlCol="0" fromWordArt="0" anchor="ctr" anchorCtr="0" forceAA="0" compatLnSpc="1">
+                            <a:prstTxWarp prst="textNoShape">
+                              <a:avLst/>
+                            </a:prstTxWarp>
+                            <a:noAutofit/>
+                          </wps:bodyPr>
+                        </wps:wsp>
+                      </wpg:grpSp>
+                      <wpg:grpSp>
+                        <wpg:cNvPr id="1578577877" name="Group 38"/>
+                        <wpg:cNvGrpSpPr/>
+                        <wpg:grpSpPr>
+                          <a:xfrm>
+                            <a:off x="1595120" y="355600"/>
+                            <a:ext cx="1104405" cy="418955"/>
+                            <a:chOff x="136516" y="-27708"/>
+                            <a:chExt cx="1134073" cy="418955"/>
+                          </a:xfrm>
+                        </wpg:grpSpPr>
+                        <wpg:grpSp>
+                          <wpg:cNvPr id="1019590600" name="Group 16"/>
+                          <wpg:cNvGrpSpPr/>
+                          <wpg:grpSpPr>
+                            <a:xfrm>
+                              <a:off x="136516" y="0"/>
+                              <a:ext cx="1134073" cy="391247"/>
+                              <a:chOff x="-49518" y="0"/>
+                              <a:chExt cx="1134073" cy="391247"/>
+                            </a:xfrm>
+                          </wpg:grpSpPr>
+                          <wps:wsp>
+                            <wps:cNvPr id="675330375" name="Oval 14"/>
+                            <wps:cNvSpPr/>
+                            <wps:spPr>
+                              <a:xfrm>
+                                <a:off x="0" y="0"/>
+                                <a:ext cx="815008" cy="253475"/>
+                              </a:xfrm>
+                              <a:prstGeom prst="ellipse">
+                                <a:avLst/>
+                              </a:prstGeom>
+                              <a:noFill/>
+                              <a:ln w="6350" cap="flat" cmpd="sng" algn="ctr">
+                                <a:solidFill>
+                                  <a:srgbClr val="4472C4">
+                                    <a:shade val="15000"/>
+                                  </a:srgbClr>
+                                </a:solidFill>
+                                <a:prstDash val="solid"/>
+                                <a:miter lim="800000"/>
+                              </a:ln>
+                              <a:effectLst/>
+                            </wps:spPr>
+                            <wps:bodyPr rot="0" spcFirstLastPara="0" vertOverflow="overflow" horzOverflow="overflow" vert="horz" wrap="square" lIns="91440" tIns="45720" rIns="91440" bIns="45720" numCol="1" spcCol="0" rtlCol="0" fromWordArt="0" anchor="ctr" anchorCtr="0" forceAA="0" compatLnSpc="1">
+                              <a:prstTxWarp prst="textNoShape">
+                                <a:avLst/>
+                              </a:prstTxWarp>
+                              <a:noAutofit/>
+                            </wps:bodyPr>
+                          </wps:wsp>
+                          <wps:wsp>
+                            <wps:cNvPr id="378533139" name="Text Box 15"/>
+                            <wps:cNvSpPr txBox="1"/>
+                            <wps:spPr>
+                              <a:xfrm>
+                                <a:off x="-49518" y="308"/>
+                                <a:ext cx="1134073" cy="390939"/>
+                              </a:xfrm>
+                              <a:prstGeom prst="rect">
+                                <a:avLst/>
+                              </a:prstGeom>
+                              <a:noFill/>
+                              <a:ln w="6350">
+                                <a:noFill/>
+                              </a:ln>
+                            </wps:spPr>
+                            <wps:txbx>
+                              <w:txbxContent>
+                                <w:p>
+                                  <w:pPr>
+                                    <w:rPr>
+                                      <w:sz w:val="16"/>
+                                      <w:szCs w:val="16"/>
+                                    </w:rPr>
+                                  </w:pPr>
+                                  <w:r>
+                                    <w:rPr>
+                                      <w:sz w:val="16"/>
+                                      <w:szCs w:val="16"/>
+                                    </w:rPr>
+                                    <w:t>Contact_Number</w:t>
+                                  </w:r>
+                                </w:p>
+                              </w:txbxContent>
+                            </wps:txbx>
+                            <wps:bodyPr rot="0" spcFirstLastPara="0" vertOverflow="overflow" horzOverflow="overflow" vert="horz" wrap="square" lIns="91440" tIns="45720" rIns="91440" bIns="45720" numCol="1" spcCol="0" rtlCol="0" fromWordArt="0" anchor="t" anchorCtr="0" forceAA="0" compatLnSpc="1">
+                              <a:prstTxWarp prst="textNoShape">
+                                <a:avLst/>
+                              </a:prstTxWarp>
+                              <a:noAutofit/>
+                            </wps:bodyPr>
+                          </wps:wsp>
+                        </wpg:grpSp>
+                        <wps:wsp>
+                          <wps:cNvPr id="1834747756" name="Oval 37"/>
+                          <wps:cNvSpPr/>
+                          <wps:spPr>
+                            <a:xfrm>
+                              <a:off x="158338" y="-27708"/>
+                              <a:ext cx="874815" cy="304272"/>
+                            </a:xfrm>
+                            <a:prstGeom prst="ellipse">
+                              <a:avLst/>
+                            </a:prstGeom>
+                            <a:noFill/>
+                            <a:ln w="6350" cap="flat" cmpd="sng" algn="ctr">
+                              <a:solidFill>
+                                <a:srgbClr val="4472C4">
+                                  <a:shade val="15000"/>
+                                </a:srgbClr>
+                              </a:solidFill>
+                              <a:prstDash val="solid"/>
+                              <a:miter lim="800000"/>
+                            </a:ln>
+                            <a:effectLst/>
+                          </wps:spPr>
+                          <wps:bodyPr rot="0" spcFirstLastPara="0" vertOverflow="overflow" horzOverflow="overflow" vert="horz" wrap="square" lIns="91440" tIns="45720" rIns="91440" bIns="45720" numCol="1" spcCol="0" rtlCol="0" fromWordArt="0" anchor="ctr" anchorCtr="0" forceAA="0" compatLnSpc="1">
+                            <a:prstTxWarp prst="textNoShape">
+                              <a:avLst/>
+                            </a:prstTxWarp>
+                            <a:noAutofit/>
+                          </wps:bodyPr>
+                        </wps:wsp>
+                      </wpg:grpSp>
                       <wps:wsp>
-                        <wps:cNvPr id="421819898" name="Diamond 10"/>
-                        <wps:cNvSpPr/>
+                        <wps:cNvPr id="819490980" name="Straight Connector 39"/>
+                        <wps:cNvCnPr/>
                         <wps:spPr>
-                          <a:xfrm>
-                            <a:off x="0" y="0"/>
-                            <a:ext cx="874644" cy="490330"/>
+                          <a:xfrm flipV="1">
+                            <a:off x="817880" y="96520"/>
+                            <a:ext cx="336550" cy="76200"/>
                           </a:xfrm>
-                          <a:prstGeom prst="diamond">
+                          <a:prstGeom prst="line">
                             <a:avLst/>
                           </a:prstGeom>
                           <a:noFill/>
-                          <a:ln w="6350"/>
+                          <a:ln w="6350" cap="flat" cmpd="sng" algn="ctr">
+                            <a:solidFill>
+                              <a:sysClr val="windowText" lastClr="000000"/>
+                            </a:solidFill>
+                            <a:prstDash val="solid"/>
+                            <a:miter lim="800000"/>
+                          </a:ln>
+                          <a:effectLst/>
                         </wps:spPr>
-                        <wps:style>
-                          <a:lnRef idx="2">
-                            <a:schemeClr val="accent1">
-                              <a:shade val="15000"/>
-                            </a:schemeClr>
-                          </a:lnRef>
-                          <a:fillRef idx="1">
-                            <a:schemeClr val="accent1"/>
-                          </a:fillRef>
-                          <a:effectRef idx="0">
-                            <a:schemeClr val="accent1"/>
-                          </a:effectRef>
-                          <a:fontRef idx="minor">
-                            <a:schemeClr val="lt1"/>
-                          </a:fontRef>
-                        </wps:style>
-                        <wps:bodyPr rot="0" spcFirstLastPara="0" vertOverflow="overflow" horzOverflow="overflow" vert="horz" wrap="square" lIns="91440" tIns="45720" rIns="91440" bIns="45720" numCol="1" spcCol="0" rtlCol="0" fromWordArt="0" anchor="ctr" anchorCtr="0" forceAA="0" compatLnSpc="1">
-                          <a:prstTxWarp prst="textNoShape">
-                            <a:avLst/>
-                          </a:prstTxWarp>
-                          <a:noAutofit/>
-                        </wps:bodyPr>
+                        <wps:bodyPr/>
                       </wps:wsp>
                       <wps:wsp>
-                        <wps:cNvPr id="385268722" name="Text Box 11"/>
-                        <wps:cNvSpPr txBox="1"/>
+                        <wps:cNvPr id="226079122" name="Straight Connector 40"/>
+                        <wps:cNvCnPr/>
                         <wps:spPr>
-                          <a:xfrm>
-                            <a:off x="209550" y="153229"/>
-                            <a:ext cx="513522" cy="255104"/>
+                          <a:xfrm flipV="1">
+                            <a:off x="960120" y="218440"/>
+                            <a:ext cx="192405" cy="163238"/>
                           </a:xfrm>
-                          <a:prstGeom prst="rect">
+                          <a:prstGeom prst="line">
                             <a:avLst/>
                           </a:prstGeom>
                           <a:noFill/>
-                          <a:ln w="6350">
-                            <a:noFill/>
+                          <a:ln w="6350" cap="flat" cmpd="sng" algn="ctr">
+                            <a:solidFill>
+                              <a:sysClr val="windowText" lastClr="000000"/>
+                            </a:solidFill>
+                            <a:prstDash val="solid"/>
+                            <a:miter lim="800000"/>
                           </a:ln>
+                          <a:effectLst/>
                         </wps:spPr>
-                        <wps:txbx>
-                          <w:txbxContent>
-                            <w:p>
-                              <w:pPr>
-                                <w:rPr>
-                                  <w:sz w:val="16"/>
-                                  <w:szCs w:val="16"/>
-                                </w:rPr>
-                              </w:pPr>
-                              <w:r>
-                                <w:rPr>
-                                  <w:sz w:val="16"/>
-                                  <w:szCs w:val="16"/>
-                                </w:rPr>
-                                <w:t>Enrolls</w:t>
-                              </w:r>
-                            </w:p>
-                          </w:txbxContent>
-                        </wps:txbx>
-                        <wps:bodyPr rot="0" spcFirstLastPara="0" vertOverflow="overflow" horzOverflow="overflow" vert="horz" wrap="square" lIns="91440" tIns="45720" rIns="91440" bIns="45720" numCol="1" spcCol="0" rtlCol="0" fromWordArt="0" anchor="t" anchorCtr="0" forceAA="0" compatLnSpc="1">
-                          <a:prstTxWarp prst="textNoShape">
+                        <wps:bodyPr/>
+                      </wps:wsp>
+                      <wps:wsp>
+                        <wps:cNvPr id="2085303843" name="Straight Connector 41"/>
+                        <wps:cNvCnPr/>
+                        <wps:spPr>
+                          <a:xfrm flipV="1">
+                            <a:off x="1275080" y="218440"/>
+                            <a:ext cx="0" cy="389732"/>
+                          </a:xfrm>
+                          <a:prstGeom prst="line">
                             <a:avLst/>
-                          </a:prstTxWarp>
-                          <a:noAutofit/>
-                        </wps:bodyPr>
+                          </a:prstGeom>
+                          <a:noFill/>
+                          <a:ln w="6350" cap="flat" cmpd="sng" algn="ctr">
+                            <a:solidFill>
+                              <a:sysClr val="windowText" lastClr="000000"/>
+                            </a:solidFill>
+                            <a:prstDash val="solid"/>
+                            <a:miter lim="800000"/>
+                          </a:ln>
+                          <a:effectLst/>
+                        </wps:spPr>
+                        <wps:bodyPr/>
+                      </wps:wsp>
+                      <wps:wsp>
+                        <wps:cNvPr id="1996948049" name="Straight Connector 42"/>
+                        <wps:cNvCnPr/>
+                        <wps:spPr>
+                          <a:xfrm flipH="1" flipV="1">
+                            <a:off x="1518920" y="218440"/>
+                            <a:ext cx="124417" cy="226060"/>
+                          </a:xfrm>
+                          <a:prstGeom prst="line">
+                            <a:avLst/>
+                          </a:prstGeom>
+                          <a:noFill/>
+                          <a:ln w="6350" cap="flat" cmpd="sng" algn="ctr">
+                            <a:solidFill>
+                              <a:sysClr val="windowText" lastClr="000000"/>
+                            </a:solidFill>
+                            <a:prstDash val="solid"/>
+                            <a:miter lim="800000"/>
+                          </a:ln>
+                          <a:effectLst/>
+                        </wps:spPr>
+                        <wps:bodyPr/>
+                      </wps:wsp>
+                      <wps:wsp>
+                        <wps:cNvPr id="1053159132" name="Straight Connector 44"/>
+                        <wps:cNvCnPr/>
+                        <wps:spPr>
+                          <a:xfrm>
+                            <a:off x="2042160" y="121920"/>
+                            <a:ext cx="394763" cy="98425"/>
+                          </a:xfrm>
+                          <a:prstGeom prst="line">
+                            <a:avLst/>
+                          </a:prstGeom>
+                          <a:noFill/>
+                          <a:ln w="6350" cap="flat" cmpd="sng" algn="ctr">
+                            <a:solidFill>
+                              <a:sysClr val="windowText" lastClr="000000"/>
+                            </a:solidFill>
+                            <a:prstDash val="solid"/>
+                            <a:miter lim="800000"/>
+                          </a:ln>
+                          <a:effectLst/>
+                        </wps:spPr>
+                        <wps:bodyPr/>
                       </wps:wsp>
                     </wpg:wgp>
                   </a:graphicData>
@@ -1428,33 +5998,206 @@
           </mc:Choice>
           <mc:Fallback>
             <w:pict>
-              <v:group w14:anchorId="1C101453" id="Group 13" o:spid="_x0000_s1060" style="position:absolute;margin-left:290.55pt;margin-top:125.65pt;width:68.85pt;height:38.6pt;z-index:251662336" coordsize="8746,4903" o:gfxdata="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">
-                <v:shapetype id="_x0000_t4" coordsize="21600,21600" o:spt="4" path="m10800,l,10800,10800,21600,21600,10800xe">
+              <v:group w14:anchorId="77FBDCC3" id="Group 46" o:spid="_x0000_s1149" style="position:absolute;margin-left:-34.9pt;margin-top:601.15pt;width:283.1pt;height:79.2pt;z-index:251732992" coordsize="35953,10056" o:gfxdata="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">
+                <v:group id="Group 9" o:spid="_x0000_s1150" style="position:absolute;left:11531;width:16104;height:2205" coordorigin=",-2" coordsize="11226,2205" o:gfxdata="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">
+                  <v:shape id="Text Box 7" o:spid="_x0000_s1151" type="#_x0000_t202" style="position:absolute;left:202;top:-2;width:11024;height:2205;visibility:visible;mso-wrap-style:square;v-text-anchor:top" o:gfxdata="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" filled="f" stroked="f" strokeweight=".5pt">
+                    <v:textbox>
+                      <w:txbxContent>
+                        <w:p>
+                          <w:pPr>
+                            <w:rPr>
+                              <w:sz w:val="16"/>
+                              <w:szCs w:val="16"/>
+                            </w:rPr>
+                          </w:pPr>
+                          <w:r>
+                            <w:rPr>
+                              <w:sz w:val="16"/>
+                              <w:szCs w:val="16"/>
+                            </w:rPr>
+                            <w:t>Technical Officer</w:t>
+                          </w:r>
+                        </w:p>
+                        <w:p>
+                          <w:pPr>
+                            <w:rPr>
+                              <w:sz w:val="16"/>
+                              <w:szCs w:val="16"/>
+                            </w:rPr>
+                          </w:pPr>
+                        </w:p>
+                        <w:p>
+                          <w:pPr>
+                            <w:rPr>
+                              <w:sz w:val="16"/>
+                              <w:szCs w:val="16"/>
+                            </w:rPr>
+                          </w:pPr>
+                        </w:p>
+                      </w:txbxContent>
+                    </v:textbox>
+                  </v:shape>
+                  <v:rect id="Rectangle 8" o:spid="_x0000_s1152" style="position:absolute;width:6216;height:2203;visibility:visible;mso-wrap-style:square;v-text-anchor:middle" o:gfxdata="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" filled="f" strokecolor="#172c51" strokeweight=".5pt"/>
+                </v:group>
+                <v:group id="Group 16" o:spid="_x0000_s1153" style="position:absolute;top:558;width:9574;height:3913" coordsize="9574,3912" o:gfxdata="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">
+                  <v:oval id="Oval 14" o:spid="_x0000_s1154" style="position:absolute;width:8150;height:2534;visibility:visible;mso-wrap-style:square;v-text-anchor:middle" o:gfxdata="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" filled="f" strokecolor="#172c51" strokeweight=".5pt">
+                    <v:stroke joinstyle="miter"/>
+                  </v:oval>
+                  <v:shape id="Text Box 15" o:spid="_x0000_s1155" type="#_x0000_t202" style="position:absolute;left:993;top:3;width:8581;height:3909;visibility:visible;mso-wrap-style:square;v-text-anchor:top" o:gfxdata="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" filled="f" stroked="f" strokeweight=".5pt">
+                    <v:textbox>
+                      <w:txbxContent>
+                        <w:p>
+                          <w:pPr>
+                            <w:rPr>
+                              <w:sz w:val="16"/>
+                              <w:szCs w:val="16"/>
+                              <w:u w:val="single"/>
+                            </w:rPr>
+                          </w:pPr>
+                          <w:r>
+                            <w:rPr>
+                              <w:sz w:val="16"/>
+                              <w:szCs w:val="16"/>
+                              <w:u w:val="single"/>
+                            </w:rPr>
+                            <w:t>TO_ID</w:t>
+                          </w:r>
+                        </w:p>
+                      </w:txbxContent>
+                    </v:textbox>
+                  </v:shape>
+                </v:group>
+                <v:group id="Group 16" o:spid="_x0000_s1156" style="position:absolute;left:2794;top:3556;width:10303;height:3909" coordsize="10303,3909" o:gfxdata="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">
+                  <v:oval id="Oval 14" o:spid="_x0000_s1157" style="position:absolute;width:8150;height:2534;visibility:visible;mso-wrap-style:square;v-text-anchor:middle" o:gfxdata="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" filled="f" strokecolor="#172c51" strokeweight=".5pt">
+                    <v:stroke joinstyle="miter"/>
+                  </v:oval>
+                  <v:shape id="Text Box 15" o:spid="_x0000_s1158" type="#_x0000_t202" style="position:absolute;left:1722;width:8581;height:3909;visibility:visible;mso-wrap-style:square;v-text-anchor:top" o:gfxdata="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" filled="f" stroked="f" strokeweight=".5pt">
+                    <v:textbox>
+                      <w:txbxContent>
+                        <w:p>
+                          <w:pPr>
+                            <w:rPr>
+                              <w:sz w:val="16"/>
+                              <w:szCs w:val="16"/>
+                            </w:rPr>
+                          </w:pPr>
+                          <w:r>
+                            <w:rPr>
+                              <w:sz w:val="16"/>
+                              <w:szCs w:val="16"/>
+                            </w:rPr>
+                            <w:t>Name</w:t>
+                          </w:r>
+                        </w:p>
+                      </w:txbxContent>
+                    </v:textbox>
+                  </v:shape>
+                </v:group>
+                <v:group id="Group 16" o:spid="_x0000_s1159" style="position:absolute;left:8737;top:6146;width:10304;height:3910" coordsize="10303,3909" o:gfxdata="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">
+                  <v:oval id="Oval 14" o:spid="_x0000_s1160" style="position:absolute;width:8150;height:2534;visibility:visible;mso-wrap-style:square;v-text-anchor:middle" o:gfxdata="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" filled="f" strokecolor="#172c51" strokeweight=".5pt">
+                    <v:stroke joinstyle="miter"/>
+                  </v:oval>
+                  <v:shape id="Text Box 15" o:spid="_x0000_s1161" type="#_x0000_t202" style="position:absolute;left:1722;width:8581;height:3909;visibility:visible;mso-wrap-style:square;v-text-anchor:top" o:gfxdata="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" filled="f" stroked="f" strokeweight=".5pt">
+                    <v:textbox>
+                      <w:txbxContent>
+                        <w:p>
+                          <w:pPr>
+                            <w:rPr>
+                              <w:sz w:val="16"/>
+                              <w:szCs w:val="16"/>
+                            </w:rPr>
+                          </w:pPr>
+                          <w:r>
+                            <w:rPr>
+                              <w:sz w:val="16"/>
+                              <w:szCs w:val="16"/>
+                            </w:rPr>
+                            <w:t>Email</w:t>
+                          </w:r>
+                        </w:p>
+                      </w:txbxContent>
+                    </v:textbox>
+                  </v:shape>
+                </v:group>
+                <v:group id="Group 38" o:spid="_x0000_s1162" style="position:absolute;left:24384;top:965;width:11569;height:4216" coordorigin="1583,-277" coordsize="11880,4216" o:gfxdata="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">
+                  <v:group id="Group 16" o:spid="_x0000_s1163" style="position:absolute;left:1860;width:11604;height:3939" coordsize="11603,3939" o:gfxdata="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">
+                    <v:oval id="Oval 14" o:spid="_x0000_s1164" style="position:absolute;width:8150;height:2534;visibility:visible;mso-wrap-style:square;v-text-anchor:middle" o:gfxdata="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" filled="f" strokecolor="#172c51" strokeweight=".5pt">
+                      <v:stroke joinstyle="miter"/>
+                    </v:oval>
+                    <v:shape id="Text Box 15" o:spid="_x0000_s1165" type="#_x0000_t202" style="position:absolute;left:263;top:29;width:11340;height:3910;visibility:visible;mso-wrap-style:square;v-text-anchor:top" o:gfxdata="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" filled="f" stroked="f" strokeweight=".5pt">
+                      <v:textbox>
+                        <w:txbxContent>
+                          <w:p>
+                            <w:pPr>
+                              <w:rPr>
+                                <w:sz w:val="16"/>
+                                <w:szCs w:val="16"/>
+                              </w:rPr>
+                            </w:pPr>
+                            <w:proofErr w:type="spellStart"/>
+                            <w:r>
+                              <w:rPr>
+                                <w:sz w:val="16"/>
+                                <w:szCs w:val="16"/>
+                              </w:rPr>
+                              <w:t>Assigned_Lab</w:t>
+                            </w:r>
+                            <w:proofErr w:type="spellEnd"/>
+                          </w:p>
+                        </w:txbxContent>
+                      </v:textbox>
+                    </v:shape>
+                  </v:group>
+                  <v:oval id="Oval 37" o:spid="_x0000_s1166" style="position:absolute;left:1583;top:-277;width:8748;height:3042;visibility:visible;mso-wrap-style:square;v-text-anchor:middle" o:gfxdata="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" filled="f" strokecolor="#172c51" strokeweight=".5pt">
+                    <v:stroke joinstyle="miter"/>
+                  </v:oval>
+                </v:group>
+                <v:group id="Group 38" o:spid="_x0000_s1167" style="position:absolute;left:15951;top:3556;width:11044;height:4189" coordorigin="1365,-277" coordsize="11340,4189" o:gfxdata="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">
+                  <v:group id="Group 16" o:spid="_x0000_s1168" style="position:absolute;left:1365;width:11340;height:3912" coordorigin="-495" coordsize="11340,3912" o:gfxdata="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">
+                    <v:oval id="Oval 14" o:spid="_x0000_s1169" style="position:absolute;width:8150;height:2534;visibility:visible;mso-wrap-style:square;v-text-anchor:middle" o:gfxdata="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" filled="f" strokecolor="#172c51" strokeweight=".5pt">
+                      <v:stroke joinstyle="miter"/>
+                    </v:oval>
+                    <v:shape id="Text Box 15" o:spid="_x0000_s1170" type="#_x0000_t202" style="position:absolute;left:-495;top:3;width:11340;height:3909;visibility:visible;mso-wrap-style:square;v-text-anchor:top" o:gfxdata="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" filled="f" stroked="f" strokeweight=".5pt">
+                      <v:textbox>
+                        <w:txbxContent>
+                          <w:p>
+                            <w:pPr>
+                              <w:rPr>
+                                <w:sz w:val="16"/>
+                                <w:szCs w:val="16"/>
+                              </w:rPr>
+                            </w:pPr>
+                            <w:r>
+                              <w:rPr>
+                                <w:sz w:val="16"/>
+                                <w:szCs w:val="16"/>
+                              </w:rPr>
+                              <w:t>Contact_Number</w:t>
+                            </w:r>
+                          </w:p>
+                        </w:txbxContent>
+                      </v:textbox>
+                    </v:shape>
+                  </v:group>
+                  <v:oval id="Oval 37" o:spid="_x0000_s1171" style="position:absolute;left:1583;top:-277;width:8748;height:3042;visibility:visible;mso-wrap-style:square;v-text-anchor:middle" o:gfxdata="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" filled="f" strokecolor="#172c51" strokeweight=".5pt">
+                    <v:stroke joinstyle="miter"/>
+                  </v:oval>
+                </v:group>
+                <v:line id="Straight Connector 39" o:spid="_x0000_s1172" style="position:absolute;flip:y;visibility:visible;mso-wrap-style:square" from="8178,965" to="11544,1727" o:connectortype="straight" o:gfxdata="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" strokecolor="windowText" strokeweight=".5pt">
                   <v:stroke joinstyle="miter"/>
-                  <v:path gradientshapeok="t" o:connecttype="rect" textboxrect="5400,5400,16200,16200"/>
-                </v:shapetype>
-                <v:shape id="Diamond 10" o:spid="_x0000_s1061" type="#_x0000_t4" style="position:absolute;width:8746;height:4903;visibility:visible;mso-wrap-style:square;v-text-anchor:middle" o:gfxdata="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" filled="f" strokecolor="#09101d [484]" strokeweight=".5pt"/>
-                <v:shape id="Text Box 11" o:spid="_x0000_s1062" type="#_x0000_t202" style="position:absolute;left:2095;top:1532;width:5135;height:2551;visibility:visible;mso-wrap-style:square;v-text-anchor:top" o:gfxdata="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" filled="f" stroked="f" strokeweight=".5pt">
-                  <v:textbox>
-                    <w:txbxContent>
-                      <w:p>
-                        <w:pPr>
-                          <w:rPr>
-                            <w:sz w:val="16"/>
-                            <w:szCs w:val="16"/>
-                          </w:rPr>
-                        </w:pPr>
-                        <w:r>
-                          <w:rPr>
-                            <w:sz w:val="16"/>
-                            <w:szCs w:val="16"/>
-                          </w:rPr>
-                          <w:t>Enrolls</w:t>
-                        </w:r>
-                      </w:p>
-                    </w:txbxContent>
-                  </v:textbox>
-                </v:shape>
+                </v:line>
+                <v:line id="Straight Connector 40" o:spid="_x0000_s1173" style="position:absolute;flip:y;visibility:visible;mso-wrap-style:square" from="9601,2184" to="11525,3816" o:connectortype="straight" o:gfxdata="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" strokecolor="windowText" strokeweight=".5pt">
+                  <v:stroke joinstyle="miter"/>
+                </v:line>
+                <v:line id="Straight Connector 41" o:spid="_x0000_s1174" style="position:absolute;flip:y;visibility:visible;mso-wrap-style:square" from="12750,2184" to="12750,6081" o:connectortype="straight" o:gfxdata="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" strokecolor="windowText" strokeweight=".5pt">
+                  <v:stroke joinstyle="miter"/>
+                </v:line>
+                <v:line id="Straight Connector 42" o:spid="_x0000_s1175" style="position:absolute;flip:x y;visibility:visible;mso-wrap-style:square" from="15189,2184" to="16433,4445" o:connectortype="straight" o:gfxdata="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" strokecolor="windowText" strokeweight=".5pt">
+                  <v:stroke joinstyle="miter"/>
+                </v:line>
+                <v:line id="Straight Connector 44" o:spid="_x0000_s1176" style="position:absolute;visibility:visible;mso-wrap-style:square" from="20421,1219" to="24369,2203" o:connectortype="straight" o:gfxdata="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" strokecolor="windowText" strokeweight=".5pt">
+                  <v:stroke joinstyle="miter"/>
+                </v:line>
               </v:group>
             </w:pict>
           </mc:Fallback>
@@ -1462,177 +6205,10 @@
       </w:r>
       <w:r>
         <w:rPr>
-          <w:noProof/>
           <w:sz w:val="16"/>
           <w:szCs w:val="16"/>
         </w:rPr>
-        <mc:AlternateContent>
-          <mc:Choice Requires="wpg">
-            <w:drawing>
-              <wp:anchor distT="0" distB="0" distL="114300" distR="114300" simplePos="0" relativeHeight="251659264" behindDoc="0" locked="0" layoutInCell="1" allowOverlap="1" wp14:anchorId="3EDBAB1C" wp14:editId="39331F29">
-                <wp:simplePos x="0" y="0"/>
-                <wp:positionH relativeFrom="column">
-                  <wp:posOffset>6125293</wp:posOffset>
-                </wp:positionH>
-                <wp:positionV relativeFrom="paragraph">
-                  <wp:posOffset>1757653</wp:posOffset>
-                </wp:positionV>
-                <wp:extent cx="665796" cy="220579"/>
-                <wp:effectExtent l="0" t="0" r="1270" b="27305"/>
-                <wp:wrapNone/>
-                <wp:docPr id="140443774" name="Group 9"/>
-                <wp:cNvGraphicFramePr/>
-                <a:graphic xmlns:a="http://schemas.openxmlformats.org/drawingml/2006/main">
-                  <a:graphicData uri="http://schemas.microsoft.com/office/word/2010/wordprocessingGroup">
-                    <wpg:wgp>
-                      <wpg:cNvGrpSpPr/>
-                      <wpg:grpSpPr>
-                        <a:xfrm>
-                          <a:off x="0" y="0"/>
-                          <a:ext cx="665796" cy="220579"/>
-                          <a:chOff x="0" y="0"/>
-                          <a:chExt cx="665796" cy="220579"/>
-                        </a:xfrm>
-                      </wpg:grpSpPr>
-                      <wps:wsp>
-                        <wps:cNvPr id="1760319940" name="Text Box 7"/>
-                        <wps:cNvSpPr txBox="1"/>
-                        <wps:spPr>
-                          <a:xfrm>
-                            <a:off x="64451" y="0"/>
-                            <a:ext cx="601345" cy="220579"/>
-                          </a:xfrm>
-                          <a:prstGeom prst="rect">
-                            <a:avLst/>
-                          </a:prstGeom>
-                          <a:noFill/>
-                          <a:ln w="6350">
-                            <a:noFill/>
-                          </a:ln>
-                        </wps:spPr>
-                        <wps:txbx>
-                          <w:txbxContent>
-                            <w:p>
-                              <w:pPr>
-                                <w:rPr>
-                                  <w:sz w:val="16"/>
-                                  <w:szCs w:val="16"/>
-                                </w:rPr>
-                              </w:pPr>
-                              <w:r>
-                                <w:rPr>
-                                  <w:sz w:val="16"/>
-                                  <w:szCs w:val="16"/>
-                                </w:rPr>
-                                <w:t>Course</w:t>
-                              </w:r>
-                            </w:p>
-                            <w:p>
-                              <w:pPr>
-                                <w:rPr>
-                                  <w:sz w:val="16"/>
-                                  <w:szCs w:val="16"/>
-                                </w:rPr>
-                              </w:pPr>
-                            </w:p>
-                            <w:p>
-                              <w:pPr>
-                                <w:rPr>
-                                  <w:sz w:val="16"/>
-                                  <w:szCs w:val="16"/>
-                                </w:rPr>
-                              </w:pPr>
-                            </w:p>
-                          </w:txbxContent>
-                        </wps:txbx>
-                        <wps:bodyPr rot="0" spcFirstLastPara="0" vertOverflow="overflow" horzOverflow="overflow" vert="horz" wrap="square" lIns="91440" tIns="45720" rIns="91440" bIns="45720" numCol="1" spcCol="0" rtlCol="0" fromWordArt="0" anchor="t" anchorCtr="0" forceAA="0" compatLnSpc="1">
-                          <a:prstTxWarp prst="textNoShape">
-                            <a:avLst/>
-                          </a:prstTxWarp>
-                          <a:noAutofit/>
-                        </wps:bodyPr>
-                      </wps:wsp>
-                      <wps:wsp>
-                        <wps:cNvPr id="371297237" name="Rectangle 8"/>
-                        <wps:cNvSpPr/>
-                        <wps:spPr>
-                          <a:xfrm>
-                            <a:off x="0" y="0"/>
-                            <a:ext cx="621632" cy="220345"/>
-                          </a:xfrm>
-                          <a:prstGeom prst="rect">
-                            <a:avLst/>
-                          </a:prstGeom>
-                          <a:noFill/>
-                          <a:ln w="6350" cap="flat" cmpd="sng" algn="ctr">
-                            <a:solidFill>
-                              <a:srgbClr val="4472C4">
-                                <a:shade val="15000"/>
-                              </a:srgbClr>
-                            </a:solidFill>
-                            <a:prstDash val="solid"/>
-                            <a:miter lim="800000"/>
-                          </a:ln>
-                          <a:effectLst/>
-                        </wps:spPr>
-                        <wps:bodyPr rot="0" spcFirstLastPara="0" vertOverflow="overflow" horzOverflow="overflow" vert="horz" wrap="square" lIns="91440" tIns="45720" rIns="91440" bIns="45720" numCol="1" spcCol="0" rtlCol="0" fromWordArt="0" anchor="ctr" anchorCtr="0" forceAA="0" compatLnSpc="1">
-                          <a:prstTxWarp prst="textNoShape">
-                            <a:avLst/>
-                          </a:prstTxWarp>
-                          <a:noAutofit/>
-                        </wps:bodyPr>
-                      </wps:wsp>
-                    </wpg:wgp>
-                  </a:graphicData>
-                </a:graphic>
-              </wp:anchor>
-            </w:drawing>
-          </mc:Choice>
-          <mc:Fallback>
-            <w:pict>
-              <v:group w14:anchorId="3EDBAB1C" id="Group 9" o:spid="_x0000_s1063" style="position:absolute;margin-left:482.3pt;margin-top:138.4pt;width:52.4pt;height:17.35pt;z-index:251659264" coordsize="6657,2205" o:gfxdata="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">
-                <v:shape id="Text Box 7" o:spid="_x0000_s1064" type="#_x0000_t202" style="position:absolute;left:644;width:6013;height:2205;visibility:visible;mso-wrap-style:square;v-text-anchor:top" o:gfxdata="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" filled="f" stroked="f" strokeweight=".5pt">
-                  <v:textbox>
-                    <w:txbxContent>
-                      <w:p>
-                        <w:pPr>
-                          <w:rPr>
-                            <w:sz w:val="16"/>
-                            <w:szCs w:val="16"/>
-                          </w:rPr>
-                        </w:pPr>
-                        <w:r>
-                          <w:rPr>
-                            <w:sz w:val="16"/>
-                            <w:szCs w:val="16"/>
-                          </w:rPr>
-                          <w:t>Course</w:t>
-                        </w:r>
-                      </w:p>
-                      <w:p>
-                        <w:pPr>
-                          <w:rPr>
-                            <w:sz w:val="16"/>
-                            <w:szCs w:val="16"/>
-                          </w:rPr>
-                        </w:pPr>
-                      </w:p>
-                      <w:p>
-                        <w:pPr>
-                          <w:rPr>
-                            <w:sz w:val="16"/>
-                            <w:szCs w:val="16"/>
-                          </w:rPr>
-                        </w:pPr>
-                      </w:p>
-                    </w:txbxContent>
-                  </v:textbox>
-                </v:shape>
-                <v:rect id="Rectangle 8" o:spid="_x0000_s1065" style="position:absolute;width:6216;height:2203;visibility:visible;mso-wrap-style:square;v-text-anchor:middle" o:gfxdata="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" filled="f" strokecolor="#172c51" strokeweight=".5pt"/>
-              </v:group>
-            </w:pict>
-          </mc:Fallback>
-        </mc:AlternateContent>
+        <w:t xml:space="preserve">                                                                                                                                                                                                                                                                                                                                                                       </w:t>
       </w:r>
     </w:p>
     <w:sectPr>
@@ -2101,7 +6677,7 @@
   <w:style w:type="paragraph" w:default="1" w:styleId="Normal">
     <w:name w:val="Normal"/>
     <w:qFormat/>
-    <w:rsid w:val="00950DE9"/>
+    <w:rsid w:val="00074274"/>
   </w:style>
   <w:style w:type="paragraph" w:styleId="Heading1">
     <w:name w:val="heading 1"/>

--- a/ER diagram.docx
+++ b/ER diagram.docx
@@ -3981,14 +3981,7 @@
                                   <w:sz w:val="16"/>
                                   <w:szCs w:val="16"/>
                                 </w:rPr>
-                                <w:t>N</w:t>
-                              </w:r>
-                              <w:r>
-                                <w:rPr>
-                                  <w:sz w:val="16"/>
-                                  <w:szCs w:val="16"/>
-                                </w:rPr>
-                                <w:t>IC</w:t>
+                                <w:t>NIC</w:t>
                               </w:r>
                             </w:p>
                           </w:txbxContent>
@@ -4030,14 +4023,7 @@
                             <w:sz w:val="16"/>
                             <w:szCs w:val="16"/>
                           </w:rPr>
-                          <w:t>N</w:t>
-                        </w:r>
-                        <w:r>
-                          <w:rPr>
-                            <w:sz w:val="16"/>
-                            <w:szCs w:val="16"/>
-                          </w:rPr>
-                          <w:t>IC</w:t>
+                          <w:t>NIC</w:t>
                         </w:r>
                       </w:p>
                     </w:txbxContent>
@@ -4851,6 +4837,212 @@
           <w:tab w:val="left" w:pos="5064"/>
         </w:tabs>
       </w:pPr>
+      <w:r>
+        <w:rPr>
+          <w:noProof/>
+          <w:sz w:val="16"/>
+          <w:szCs w:val="16"/>
+        </w:rPr>
+        <mc:AlternateContent>
+          <mc:Choice Requires="wps">
+            <w:drawing>
+              <wp:anchor distT="0" distB="0" distL="114300" distR="114300" simplePos="0" relativeHeight="251838464" behindDoc="0" locked="0" layoutInCell="1" allowOverlap="1" wp14:anchorId="1C7C5B36" wp14:editId="12A54707">
+                <wp:simplePos x="0" y="0"/>
+                <wp:positionH relativeFrom="column">
+                  <wp:posOffset>12225655</wp:posOffset>
+                </wp:positionH>
+                <wp:positionV relativeFrom="paragraph">
+                  <wp:posOffset>264524</wp:posOffset>
+                </wp:positionV>
+                <wp:extent cx="232833" cy="235585"/>
+                <wp:effectExtent l="0" t="0" r="0" b="0"/>
+                <wp:wrapNone/>
+                <wp:docPr id="1170829717" name="Text Box 190"/>
+                <wp:cNvGraphicFramePr/>
+                <a:graphic xmlns:a="http://schemas.openxmlformats.org/drawingml/2006/main">
+                  <a:graphicData uri="http://schemas.microsoft.com/office/word/2010/wordprocessingShape">
+                    <wps:wsp>
+                      <wps:cNvSpPr txBox="1"/>
+                      <wps:spPr>
+                        <a:xfrm>
+                          <a:off x="0" y="0"/>
+                          <a:ext cx="232833" cy="235585"/>
+                        </a:xfrm>
+                        <a:prstGeom prst="rect">
+                          <a:avLst/>
+                        </a:prstGeom>
+                        <a:noFill/>
+                        <a:ln w="6350">
+                          <a:noFill/>
+                        </a:ln>
+                      </wps:spPr>
+                      <wps:txbx>
+                        <w:txbxContent>
+                          <w:p>
+                            <w:pPr>
+                              <w:rPr>
+                                <w:sz w:val="16"/>
+                                <w:szCs w:val="16"/>
+                              </w:rPr>
+                            </w:pPr>
+                            <w:r>
+                              <w:rPr>
+                                <w:sz w:val="16"/>
+                                <w:szCs w:val="16"/>
+                              </w:rPr>
+                              <w:t>M</w:t>
+                            </w:r>
+                          </w:p>
+                        </w:txbxContent>
+                      </wps:txbx>
+                      <wps:bodyPr rot="0" spcFirstLastPara="0" vertOverflow="overflow" horzOverflow="overflow" vert="horz" wrap="square" lIns="91440" tIns="45720" rIns="91440" bIns="45720" numCol="1" spcCol="0" rtlCol="0" fromWordArt="0" anchor="t" anchorCtr="0" forceAA="0" compatLnSpc="1">
+                        <a:prstTxWarp prst="textNoShape">
+                          <a:avLst/>
+                        </a:prstTxWarp>
+                        <a:noAutofit/>
+                      </wps:bodyPr>
+                    </wps:wsp>
+                  </a:graphicData>
+                </a:graphic>
+                <wp14:sizeRelH relativeFrom="margin">
+                  <wp14:pctWidth>0</wp14:pctWidth>
+                </wp14:sizeRelH>
+                <wp14:sizeRelV relativeFrom="margin">
+                  <wp14:pctHeight>0</wp14:pctHeight>
+                </wp14:sizeRelV>
+              </wp:anchor>
+            </w:drawing>
+          </mc:Choice>
+          <mc:Fallback>
+            <w:pict>
+              <v:shape w14:anchorId="1C7C5B36" id="Text Box 190" o:spid="_x0000_s1111" type="#_x0000_t202" style="position:absolute;margin-left:962.65pt;margin-top:20.85pt;width:18.35pt;height:18.55pt;z-index:251838464;visibility:visible;mso-wrap-style:square;mso-width-percent:0;mso-height-percent:0;mso-wrap-distance-left:9pt;mso-wrap-distance-top:0;mso-wrap-distance-right:9pt;mso-wrap-distance-bottom:0;mso-position-horizontal:absolute;mso-position-horizontal-relative:text;mso-position-vertical:absolute;mso-position-vertical-relative:text;mso-width-percent:0;mso-height-percent:0;mso-width-relative:margin;mso-height-relative:margin;v-text-anchor:top" o:gfxdata="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" filled="f" stroked="f" strokeweight=".5pt">
+                <v:textbox>
+                  <w:txbxContent>
+                    <w:p>
+                      <w:pPr>
+                        <w:rPr>
+                          <w:sz w:val="16"/>
+                          <w:szCs w:val="16"/>
+                        </w:rPr>
+                      </w:pPr>
+                      <w:r>
+                        <w:rPr>
+                          <w:sz w:val="16"/>
+                          <w:szCs w:val="16"/>
+                        </w:rPr>
+                        <w:t>M</w:t>
+                      </w:r>
+                    </w:p>
+                  </w:txbxContent>
+                </v:textbox>
+              </v:shape>
+            </w:pict>
+          </mc:Fallback>
+        </mc:AlternateContent>
+      </w:r>
+      <w:r>
+        <w:rPr>
+          <w:noProof/>
+          <w:sz w:val="16"/>
+          <w:szCs w:val="16"/>
+        </w:rPr>
+        <mc:AlternateContent>
+          <mc:Choice Requires="wps">
+            <w:drawing>
+              <wp:anchor distT="0" distB="0" distL="114300" distR="114300" simplePos="0" relativeHeight="251850752" behindDoc="0" locked="0" layoutInCell="1" allowOverlap="1" wp14:anchorId="5BC8132F" wp14:editId="4008100D">
+                <wp:simplePos x="0" y="0"/>
+                <wp:positionH relativeFrom="column">
+                  <wp:posOffset>11459633</wp:posOffset>
+                </wp:positionH>
+                <wp:positionV relativeFrom="paragraph">
+                  <wp:posOffset>212090</wp:posOffset>
+                </wp:positionV>
+                <wp:extent cx="237066" cy="214598"/>
+                <wp:effectExtent l="0" t="0" r="0" b="0"/>
+                <wp:wrapNone/>
+                <wp:docPr id="1349182075" name="Text Box 190"/>
+                <wp:cNvGraphicFramePr/>
+                <a:graphic xmlns:a="http://schemas.openxmlformats.org/drawingml/2006/main">
+                  <a:graphicData uri="http://schemas.microsoft.com/office/word/2010/wordprocessingShape">
+                    <wps:wsp>
+                      <wps:cNvSpPr txBox="1"/>
+                      <wps:spPr>
+                        <a:xfrm>
+                          <a:off x="0" y="0"/>
+                          <a:ext cx="237066" cy="214598"/>
+                        </a:xfrm>
+                        <a:prstGeom prst="rect">
+                          <a:avLst/>
+                        </a:prstGeom>
+                        <a:noFill/>
+                        <a:ln w="6350">
+                          <a:noFill/>
+                        </a:ln>
+                      </wps:spPr>
+                      <wps:txbx>
+                        <w:txbxContent>
+                          <w:p>
+                            <w:pPr>
+                              <w:rPr>
+                                <w:sz w:val="16"/>
+                                <w:szCs w:val="16"/>
+                              </w:rPr>
+                            </w:pPr>
+                            <w:r>
+                              <w:rPr>
+                                <w:sz w:val="16"/>
+                                <w:szCs w:val="16"/>
+                              </w:rPr>
+                              <w:t>M</w:t>
+                            </w:r>
+                          </w:p>
+                        </w:txbxContent>
+                      </wps:txbx>
+                      <wps:bodyPr rot="0" spcFirstLastPara="0" vertOverflow="overflow" horzOverflow="overflow" vert="horz" wrap="square" lIns="91440" tIns="45720" rIns="91440" bIns="45720" numCol="1" spcCol="0" rtlCol="0" fromWordArt="0" anchor="t" anchorCtr="0" forceAA="0" compatLnSpc="1">
+                        <a:prstTxWarp prst="textNoShape">
+                          <a:avLst/>
+                        </a:prstTxWarp>
+                        <a:noAutofit/>
+                      </wps:bodyPr>
+                    </wps:wsp>
+                  </a:graphicData>
+                </a:graphic>
+                <wp14:sizeRelH relativeFrom="margin">
+                  <wp14:pctWidth>0</wp14:pctWidth>
+                </wp14:sizeRelH>
+                <wp14:sizeRelV relativeFrom="margin">
+                  <wp14:pctHeight>0</wp14:pctHeight>
+                </wp14:sizeRelV>
+              </wp:anchor>
+            </w:drawing>
+          </mc:Choice>
+          <mc:Fallback>
+            <w:pict>
+              <v:shape w14:anchorId="5BC8132F" id="_x0000_s1112" type="#_x0000_t202" style="position:absolute;margin-left:902.35pt;margin-top:16.7pt;width:18.65pt;height:16.9pt;z-index:251850752;visibility:visible;mso-wrap-style:square;mso-width-percent:0;mso-height-percent:0;mso-wrap-distance-left:9pt;mso-wrap-distance-top:0;mso-wrap-distance-right:9pt;mso-wrap-distance-bottom:0;mso-position-horizontal:absolute;mso-position-horizontal-relative:text;mso-position-vertical:absolute;mso-position-vertical-relative:text;mso-width-percent:0;mso-height-percent:0;mso-width-relative:margin;mso-height-relative:margin;v-text-anchor:top" o:gfxdata="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" filled="f" stroked="f" strokeweight=".5pt">
+                <v:textbox>
+                  <w:txbxContent>
+                    <w:p>
+                      <w:pPr>
+                        <w:rPr>
+                          <w:sz w:val="16"/>
+                          <w:szCs w:val="16"/>
+                        </w:rPr>
+                      </w:pPr>
+                      <w:r>
+                        <w:rPr>
+                          <w:sz w:val="16"/>
+                          <w:szCs w:val="16"/>
+                        </w:rPr>
+                        <w:t>M</w:t>
+                      </w:r>
+                    </w:p>
+                  </w:txbxContent>
+                </v:textbox>
+              </v:shape>
+            </w:pict>
+          </mc:Fallback>
+        </mc:AlternateContent>
+      </w:r>
     </w:p>
     <w:p>
       <w:pPr>
@@ -4867,7 +5059,516 @@
         <mc:AlternateContent>
           <mc:Choice Requires="wps">
             <w:drawing>
-              <wp:anchor distT="0" distB="0" distL="114300" distR="114300" simplePos="0" relativeHeight="251809792" behindDoc="0" locked="0" layoutInCell="1" allowOverlap="1" wp14:anchorId="0A944CAC" wp14:editId="1EED6F4F">
+              <wp:anchor distT="0" distB="0" distL="114300" distR="114300" simplePos="0" relativeHeight="251840512" behindDoc="0" locked="0" layoutInCell="1" allowOverlap="1" wp14:anchorId="75BF047F" wp14:editId="105C94C6">
+                <wp:simplePos x="0" y="0"/>
+                <wp:positionH relativeFrom="column">
+                  <wp:posOffset>12090188</wp:posOffset>
+                </wp:positionH>
+                <wp:positionV relativeFrom="paragraph">
+                  <wp:posOffset>201718</wp:posOffset>
+                </wp:positionV>
+                <wp:extent cx="228600" cy="220134"/>
+                <wp:effectExtent l="0" t="0" r="0" b="0"/>
+                <wp:wrapNone/>
+                <wp:docPr id="1700397470" name="Text Box 190"/>
+                <wp:cNvGraphicFramePr/>
+                <a:graphic xmlns:a="http://schemas.openxmlformats.org/drawingml/2006/main">
+                  <a:graphicData uri="http://schemas.microsoft.com/office/word/2010/wordprocessingShape">
+                    <wps:wsp>
+                      <wps:cNvSpPr txBox="1"/>
+                      <wps:spPr>
+                        <a:xfrm>
+                          <a:off x="0" y="0"/>
+                          <a:ext cx="228600" cy="220134"/>
+                        </a:xfrm>
+                        <a:prstGeom prst="rect">
+                          <a:avLst/>
+                        </a:prstGeom>
+                        <a:noFill/>
+                        <a:ln w="6350">
+                          <a:noFill/>
+                        </a:ln>
+                      </wps:spPr>
+                      <wps:txbx>
+                        <w:txbxContent>
+                          <w:p>
+                            <w:pPr>
+                              <w:rPr>
+                                <w:sz w:val="16"/>
+                                <w:szCs w:val="16"/>
+                              </w:rPr>
+                            </w:pPr>
+                            <w:r>
+                              <w:rPr>
+                                <w:sz w:val="16"/>
+                                <w:szCs w:val="16"/>
+                              </w:rPr>
+                              <w:t>1</w:t>
+                            </w:r>
+                          </w:p>
+                        </w:txbxContent>
+                      </wps:txbx>
+                      <wps:bodyPr rot="0" spcFirstLastPara="0" vertOverflow="overflow" horzOverflow="overflow" vert="horz" wrap="square" lIns="91440" tIns="45720" rIns="91440" bIns="45720" numCol="1" spcCol="0" rtlCol="0" fromWordArt="0" anchor="t" anchorCtr="0" forceAA="0" compatLnSpc="1">
+                        <a:prstTxWarp prst="textNoShape">
+                          <a:avLst/>
+                        </a:prstTxWarp>
+                        <a:noAutofit/>
+                      </wps:bodyPr>
+                    </wps:wsp>
+                  </a:graphicData>
+                </a:graphic>
+                <wp14:sizeRelH relativeFrom="margin">
+                  <wp14:pctWidth>0</wp14:pctWidth>
+                </wp14:sizeRelH>
+                <wp14:sizeRelV relativeFrom="margin">
+                  <wp14:pctHeight>0</wp14:pctHeight>
+                </wp14:sizeRelV>
+              </wp:anchor>
+            </w:drawing>
+          </mc:Choice>
+          <mc:Fallback>
+            <w:pict>
+              <v:shape w14:anchorId="75BF047F" id="_x0000_s1113" type="#_x0000_t202" style="position:absolute;margin-left:952pt;margin-top:15.9pt;width:18pt;height:17.35pt;z-index:251840512;visibility:visible;mso-wrap-style:square;mso-width-percent:0;mso-height-percent:0;mso-wrap-distance-left:9pt;mso-wrap-distance-top:0;mso-wrap-distance-right:9pt;mso-wrap-distance-bottom:0;mso-position-horizontal:absolute;mso-position-horizontal-relative:text;mso-position-vertical:absolute;mso-position-vertical-relative:text;mso-width-percent:0;mso-height-percent:0;mso-width-relative:margin;mso-height-relative:margin;v-text-anchor:top" o:gfxdata="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" filled="f" stroked="f" strokeweight=".5pt">
+                <v:textbox>
+                  <w:txbxContent>
+                    <w:p>
+                      <w:pPr>
+                        <w:rPr>
+                          <w:sz w:val="16"/>
+                          <w:szCs w:val="16"/>
+                        </w:rPr>
+                      </w:pPr>
+                      <w:r>
+                        <w:rPr>
+                          <w:sz w:val="16"/>
+                          <w:szCs w:val="16"/>
+                        </w:rPr>
+                        <w:t>1</w:t>
+                      </w:r>
+                    </w:p>
+                  </w:txbxContent>
+                </v:textbox>
+              </v:shape>
+            </w:pict>
+          </mc:Fallback>
+        </mc:AlternateContent>
+      </w:r>
+      <w:r>
+        <w:rPr>
+          <w:noProof/>
+          <w:sz w:val="16"/>
+          <w:szCs w:val="16"/>
+        </w:rPr>
+        <mc:AlternateContent>
+          <mc:Choice Requires="wps">
+            <w:drawing>
+              <wp:anchor distT="0" distB="0" distL="114300" distR="114300" simplePos="0" relativeHeight="251844608" behindDoc="0" locked="0" layoutInCell="1" allowOverlap="1" wp14:anchorId="3110EFC7" wp14:editId="4AC41F6F">
+                <wp:simplePos x="0" y="0"/>
+                <wp:positionH relativeFrom="column">
+                  <wp:posOffset>11474873</wp:posOffset>
+                </wp:positionH>
+                <wp:positionV relativeFrom="paragraph">
+                  <wp:posOffset>108796</wp:posOffset>
+                </wp:positionV>
+                <wp:extent cx="286513" cy="207434"/>
+                <wp:effectExtent l="0" t="0" r="0" b="2540"/>
+                <wp:wrapNone/>
+                <wp:docPr id="1941482385" name="Text Box 190"/>
+                <wp:cNvGraphicFramePr/>
+                <a:graphic xmlns:a="http://schemas.openxmlformats.org/drawingml/2006/main">
+                  <a:graphicData uri="http://schemas.microsoft.com/office/word/2010/wordprocessingShape">
+                    <wps:wsp>
+                      <wps:cNvSpPr txBox="1"/>
+                      <wps:spPr>
+                        <a:xfrm>
+                          <a:off x="0" y="0"/>
+                          <a:ext cx="286513" cy="207434"/>
+                        </a:xfrm>
+                        <a:prstGeom prst="rect">
+                          <a:avLst/>
+                        </a:prstGeom>
+                        <a:noFill/>
+                        <a:ln w="6350">
+                          <a:noFill/>
+                        </a:ln>
+                      </wps:spPr>
+                      <wps:txbx>
+                        <w:txbxContent>
+                          <w:p>
+                            <w:pPr>
+                              <w:rPr>
+                                <w:sz w:val="16"/>
+                                <w:szCs w:val="16"/>
+                              </w:rPr>
+                            </w:pPr>
+                            <w:r>
+                              <w:rPr>
+                                <w:sz w:val="16"/>
+                                <w:szCs w:val="16"/>
+                              </w:rPr>
+                              <w:t>M</w:t>
+                            </w:r>
+                          </w:p>
+                        </w:txbxContent>
+                      </wps:txbx>
+                      <wps:bodyPr rot="0" spcFirstLastPara="0" vertOverflow="overflow" horzOverflow="overflow" vert="horz" wrap="square" lIns="91440" tIns="45720" rIns="91440" bIns="45720" numCol="1" spcCol="0" rtlCol="0" fromWordArt="0" anchor="t" anchorCtr="0" forceAA="0" compatLnSpc="1">
+                        <a:prstTxWarp prst="textNoShape">
+                          <a:avLst/>
+                        </a:prstTxWarp>
+                        <a:noAutofit/>
+                      </wps:bodyPr>
+                    </wps:wsp>
+                  </a:graphicData>
+                </a:graphic>
+                <wp14:sizeRelH relativeFrom="margin">
+                  <wp14:pctWidth>0</wp14:pctWidth>
+                </wp14:sizeRelH>
+                <wp14:sizeRelV relativeFrom="margin">
+                  <wp14:pctHeight>0</wp14:pctHeight>
+                </wp14:sizeRelV>
+              </wp:anchor>
+            </w:drawing>
+          </mc:Choice>
+          <mc:Fallback>
+            <w:pict>
+              <v:shape w14:anchorId="3110EFC7" id="_x0000_s1114" type="#_x0000_t202" style="position:absolute;margin-left:903.55pt;margin-top:8.55pt;width:22.55pt;height:16.35pt;z-index:251844608;visibility:visible;mso-wrap-style:square;mso-width-percent:0;mso-height-percent:0;mso-wrap-distance-left:9pt;mso-wrap-distance-top:0;mso-wrap-distance-right:9pt;mso-wrap-distance-bottom:0;mso-position-horizontal:absolute;mso-position-horizontal-relative:text;mso-position-vertical:absolute;mso-position-vertical-relative:text;mso-width-percent:0;mso-height-percent:0;mso-width-relative:margin;mso-height-relative:margin;v-text-anchor:top" o:gfxdata="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" filled="f" stroked="f" strokeweight=".5pt">
+                <v:textbox>
+                  <w:txbxContent>
+                    <w:p>
+                      <w:pPr>
+                        <w:rPr>
+                          <w:sz w:val="16"/>
+                          <w:szCs w:val="16"/>
+                        </w:rPr>
+                      </w:pPr>
+                      <w:r>
+                        <w:rPr>
+                          <w:sz w:val="16"/>
+                          <w:szCs w:val="16"/>
+                        </w:rPr>
+                        <w:t>M</w:t>
+                      </w:r>
+                    </w:p>
+                  </w:txbxContent>
+                </v:textbox>
+              </v:shape>
+            </w:pict>
+          </mc:Fallback>
+        </mc:AlternateContent>
+      </w:r>
+      <w:r>
+        <w:rPr>
+          <w:noProof/>
+          <w:sz w:val="16"/>
+          <w:szCs w:val="16"/>
+        </w:rPr>
+        <mc:AlternateContent>
+          <mc:Choice Requires="wps">
+            <w:drawing>
+              <wp:anchor distT="0" distB="0" distL="114300" distR="114300" simplePos="0" relativeHeight="251852800" behindDoc="0" locked="0" layoutInCell="1" allowOverlap="1" wp14:anchorId="3016A9E3" wp14:editId="60F6C54E">
+                <wp:simplePos x="0" y="0"/>
+                <wp:positionH relativeFrom="column">
+                  <wp:posOffset>9637819</wp:posOffset>
+                </wp:positionH>
+                <wp:positionV relativeFrom="paragraph">
+                  <wp:posOffset>208918</wp:posOffset>
+                </wp:positionV>
+                <wp:extent cx="330200" cy="283634"/>
+                <wp:effectExtent l="0" t="0" r="0" b="2540"/>
+                <wp:wrapNone/>
+                <wp:docPr id="1349702106" name="Text Box 190"/>
+                <wp:cNvGraphicFramePr/>
+                <a:graphic xmlns:a="http://schemas.openxmlformats.org/drawingml/2006/main">
+                  <a:graphicData uri="http://schemas.microsoft.com/office/word/2010/wordprocessingShape">
+                    <wps:wsp>
+                      <wps:cNvSpPr txBox="1"/>
+                      <wps:spPr>
+                        <a:xfrm>
+                          <a:off x="0" y="0"/>
+                          <a:ext cx="330200" cy="283634"/>
+                        </a:xfrm>
+                        <a:prstGeom prst="rect">
+                          <a:avLst/>
+                        </a:prstGeom>
+                        <a:noFill/>
+                        <a:ln w="6350">
+                          <a:noFill/>
+                        </a:ln>
+                      </wps:spPr>
+                      <wps:txbx>
+                        <w:txbxContent>
+                          <w:p>
+                            <w:pPr>
+                              <w:rPr>
+                                <w:sz w:val="16"/>
+                                <w:szCs w:val="16"/>
+                              </w:rPr>
+                            </w:pPr>
+                            <w:r>
+                              <w:rPr>
+                                <w:sz w:val="16"/>
+                                <w:szCs w:val="16"/>
+                              </w:rPr>
+                              <w:t>M</w:t>
+                            </w:r>
+                          </w:p>
+                        </w:txbxContent>
+                      </wps:txbx>
+                      <wps:bodyPr rot="0" spcFirstLastPara="0" vertOverflow="overflow" horzOverflow="overflow" vert="horz" wrap="square" lIns="91440" tIns="45720" rIns="91440" bIns="45720" numCol="1" spcCol="0" rtlCol="0" fromWordArt="0" anchor="t" anchorCtr="0" forceAA="0" compatLnSpc="1">
+                        <a:prstTxWarp prst="textNoShape">
+                          <a:avLst/>
+                        </a:prstTxWarp>
+                        <a:noAutofit/>
+                      </wps:bodyPr>
+                    </wps:wsp>
+                  </a:graphicData>
+                </a:graphic>
+                <wp14:sizeRelH relativeFrom="margin">
+                  <wp14:pctWidth>0</wp14:pctWidth>
+                </wp14:sizeRelH>
+                <wp14:sizeRelV relativeFrom="margin">
+                  <wp14:pctHeight>0</wp14:pctHeight>
+                </wp14:sizeRelV>
+              </wp:anchor>
+            </w:drawing>
+          </mc:Choice>
+          <mc:Fallback>
+            <w:pict>
+              <v:shape w14:anchorId="3016A9E3" id="_x0000_s1115" type="#_x0000_t202" style="position:absolute;margin-left:758.9pt;margin-top:16.45pt;width:26pt;height:22.35pt;z-index:251852800;visibility:visible;mso-wrap-style:square;mso-width-percent:0;mso-height-percent:0;mso-wrap-distance-left:9pt;mso-wrap-distance-top:0;mso-wrap-distance-right:9pt;mso-wrap-distance-bottom:0;mso-position-horizontal:absolute;mso-position-horizontal-relative:text;mso-position-vertical:absolute;mso-position-vertical-relative:text;mso-width-percent:0;mso-height-percent:0;mso-width-relative:margin;mso-height-relative:margin;v-text-anchor:top" o:gfxdata="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" filled="f" stroked="f" strokeweight=".5pt">
+                <v:textbox>
+                  <w:txbxContent>
+                    <w:p>
+                      <w:pPr>
+                        <w:rPr>
+                          <w:sz w:val="16"/>
+                          <w:szCs w:val="16"/>
+                        </w:rPr>
+                      </w:pPr>
+                      <w:r>
+                        <w:rPr>
+                          <w:sz w:val="16"/>
+                          <w:szCs w:val="16"/>
+                        </w:rPr>
+                        <w:t>M</w:t>
+                      </w:r>
+                    </w:p>
+                  </w:txbxContent>
+                </v:textbox>
+              </v:shape>
+            </w:pict>
+          </mc:Fallback>
+        </mc:AlternateContent>
+      </w:r>
+      <w:r>
+        <w:rPr>
+          <w:noProof/>
+          <w:sz w:val="16"/>
+          <w:szCs w:val="16"/>
+        </w:rPr>
+        <mc:AlternateContent>
+          <mc:Choice Requires="wps">
+            <w:drawing>
+              <wp:anchor distT="0" distB="0" distL="114300" distR="114300" simplePos="0" relativeHeight="251830272" behindDoc="0" locked="0" layoutInCell="1" allowOverlap="1" wp14:anchorId="21E83416" wp14:editId="75FC3552">
+                <wp:simplePos x="0" y="0"/>
+                <wp:positionH relativeFrom="column">
+                  <wp:posOffset>7217833</wp:posOffset>
+                </wp:positionH>
+                <wp:positionV relativeFrom="paragraph">
+                  <wp:posOffset>219710</wp:posOffset>
+                </wp:positionV>
+                <wp:extent cx="228600" cy="217170"/>
+                <wp:effectExtent l="0" t="0" r="0" b="0"/>
+                <wp:wrapNone/>
+                <wp:docPr id="763503598" name="Text Box 190"/>
+                <wp:cNvGraphicFramePr/>
+                <a:graphic xmlns:a="http://schemas.openxmlformats.org/drawingml/2006/main">
+                  <a:graphicData uri="http://schemas.microsoft.com/office/word/2010/wordprocessingShape">
+                    <wps:wsp>
+                      <wps:cNvSpPr txBox="1"/>
+                      <wps:spPr>
+                        <a:xfrm>
+                          <a:off x="0" y="0"/>
+                          <a:ext cx="228600" cy="217170"/>
+                        </a:xfrm>
+                        <a:prstGeom prst="rect">
+                          <a:avLst/>
+                        </a:prstGeom>
+                        <a:noFill/>
+                        <a:ln w="6350">
+                          <a:noFill/>
+                        </a:ln>
+                      </wps:spPr>
+                      <wps:txbx>
+                        <w:txbxContent>
+                          <w:p>
+                            <w:pPr>
+                              <w:rPr>
+                                <w:sz w:val="16"/>
+                                <w:szCs w:val="16"/>
+                              </w:rPr>
+                            </w:pPr>
+                            <w:r>
+                              <w:rPr>
+                                <w:sz w:val="16"/>
+                                <w:szCs w:val="16"/>
+                              </w:rPr>
+                              <w:t>M</w:t>
+                            </w:r>
+                          </w:p>
+                        </w:txbxContent>
+                      </wps:txbx>
+                      <wps:bodyPr rot="0" spcFirstLastPara="0" vertOverflow="overflow" horzOverflow="overflow" vert="horz" wrap="square" lIns="91440" tIns="45720" rIns="91440" bIns="45720" numCol="1" spcCol="0" rtlCol="0" fromWordArt="0" anchor="t" anchorCtr="0" forceAA="0" compatLnSpc="1">
+                        <a:prstTxWarp prst="textNoShape">
+                          <a:avLst/>
+                        </a:prstTxWarp>
+                        <a:noAutofit/>
+                      </wps:bodyPr>
+                    </wps:wsp>
+                  </a:graphicData>
+                </a:graphic>
+                <wp14:sizeRelH relativeFrom="margin">
+                  <wp14:pctWidth>0</wp14:pctWidth>
+                </wp14:sizeRelH>
+              </wp:anchor>
+            </w:drawing>
+          </mc:Choice>
+          <mc:Fallback>
+            <w:pict>
+              <v:shape w14:anchorId="21E83416" id="_x0000_s1116" type="#_x0000_t202" style="position:absolute;margin-left:568.35pt;margin-top:17.3pt;width:18pt;height:17.1pt;z-index:251830272;visibility:visible;mso-wrap-style:square;mso-width-percent:0;mso-wrap-distance-left:9pt;mso-wrap-distance-top:0;mso-wrap-distance-right:9pt;mso-wrap-distance-bottom:0;mso-position-horizontal:absolute;mso-position-horizontal-relative:text;mso-position-vertical:absolute;mso-position-vertical-relative:text;mso-width-percent:0;mso-width-relative:margin;v-text-anchor:top" o:gfxdata="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" filled="f" stroked="f" strokeweight=".5pt">
+                <v:textbox>
+                  <w:txbxContent>
+                    <w:p>
+                      <w:pPr>
+                        <w:rPr>
+                          <w:sz w:val="16"/>
+                          <w:szCs w:val="16"/>
+                        </w:rPr>
+                      </w:pPr>
+                      <w:r>
+                        <w:rPr>
+                          <w:sz w:val="16"/>
+                          <w:szCs w:val="16"/>
+                        </w:rPr>
+                        <w:t>M</w:t>
+                      </w:r>
+                    </w:p>
+                  </w:txbxContent>
+                </v:textbox>
+              </v:shape>
+            </w:pict>
+          </mc:Fallback>
+        </mc:AlternateContent>
+      </w:r>
+      <w:r>
+        <w:rPr>
+          <w:noProof/>
+          <w:sz w:val="16"/>
+          <w:szCs w:val="16"/>
+        </w:rPr>
+        <mc:AlternateContent>
+          <mc:Choice Requires="wps">
+            <w:drawing>
+              <wp:anchor distT="0" distB="0" distL="114300" distR="114300" simplePos="0" relativeHeight="251826176" behindDoc="0" locked="0" layoutInCell="1" allowOverlap="1" wp14:anchorId="5EB20985" wp14:editId="679691E2">
+                <wp:simplePos x="0" y="0"/>
+                <wp:positionH relativeFrom="column">
+                  <wp:posOffset>6892078</wp:posOffset>
+                </wp:positionH>
+                <wp:positionV relativeFrom="paragraph">
+                  <wp:posOffset>219922</wp:posOffset>
+                </wp:positionV>
+                <wp:extent cx="253828" cy="217173"/>
+                <wp:effectExtent l="0" t="0" r="0" b="0"/>
+                <wp:wrapNone/>
+                <wp:docPr id="1961622147" name="Text Box 190"/>
+                <wp:cNvGraphicFramePr/>
+                <a:graphic xmlns:a="http://schemas.openxmlformats.org/drawingml/2006/main">
+                  <a:graphicData uri="http://schemas.microsoft.com/office/word/2010/wordprocessingShape">
+                    <wps:wsp>
+                      <wps:cNvSpPr txBox="1"/>
+                      <wps:spPr>
+                        <a:xfrm>
+                          <a:off x="0" y="0"/>
+                          <a:ext cx="253828" cy="217173"/>
+                        </a:xfrm>
+                        <a:prstGeom prst="rect">
+                          <a:avLst/>
+                        </a:prstGeom>
+                        <a:noFill/>
+                        <a:ln w="6350">
+                          <a:noFill/>
+                        </a:ln>
+                      </wps:spPr>
+                      <wps:txbx>
+                        <w:txbxContent>
+                          <w:p>
+                            <w:pPr>
+                              <w:rPr>
+                                <w:sz w:val="16"/>
+                                <w:szCs w:val="16"/>
+                              </w:rPr>
+                            </w:pPr>
+                            <w:r>
+                              <w:rPr>
+                                <w:sz w:val="16"/>
+                                <w:szCs w:val="16"/>
+                              </w:rPr>
+                              <w:t>M</w:t>
+                            </w:r>
+                          </w:p>
+                        </w:txbxContent>
+                      </wps:txbx>
+                      <wps:bodyPr rot="0" spcFirstLastPara="0" vertOverflow="overflow" horzOverflow="overflow" vert="horz" wrap="square" lIns="91440" tIns="45720" rIns="91440" bIns="45720" numCol="1" spcCol="0" rtlCol="0" fromWordArt="0" anchor="t" anchorCtr="0" forceAA="0" compatLnSpc="1">
+                        <a:prstTxWarp prst="textNoShape">
+                          <a:avLst/>
+                        </a:prstTxWarp>
+                        <a:noAutofit/>
+                      </wps:bodyPr>
+                    </wps:wsp>
+                  </a:graphicData>
+                </a:graphic>
+                <wp14:sizeRelH relativeFrom="margin">
+                  <wp14:pctWidth>0</wp14:pctWidth>
+                </wp14:sizeRelH>
+              </wp:anchor>
+            </w:drawing>
+          </mc:Choice>
+          <mc:Fallback>
+            <w:pict>
+              <v:shape w14:anchorId="5EB20985" id="_x0000_s1117" type="#_x0000_t202" style="position:absolute;margin-left:542.7pt;margin-top:17.3pt;width:20pt;height:17.1pt;z-index:251826176;visibility:visible;mso-wrap-style:square;mso-width-percent:0;mso-wrap-distance-left:9pt;mso-wrap-distance-top:0;mso-wrap-distance-right:9pt;mso-wrap-distance-bottom:0;mso-position-horizontal:absolute;mso-position-horizontal-relative:text;mso-position-vertical:absolute;mso-position-vertical-relative:text;mso-width-percent:0;mso-width-relative:margin;v-text-anchor:top" o:gfxdata="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" filled="f" stroked="f" strokeweight=".5pt">
+                <v:textbox>
+                  <w:txbxContent>
+                    <w:p>
+                      <w:pPr>
+                        <w:rPr>
+                          <w:sz w:val="16"/>
+                          <w:szCs w:val="16"/>
+                        </w:rPr>
+                      </w:pPr>
+                      <w:r>
+                        <w:rPr>
+                          <w:sz w:val="16"/>
+                          <w:szCs w:val="16"/>
+                        </w:rPr>
+                        <w:t>M</w:t>
+                      </w:r>
+                    </w:p>
+                  </w:txbxContent>
+                </v:textbox>
+              </v:shape>
+            </w:pict>
+          </mc:Fallback>
+        </mc:AlternateContent>
+      </w:r>
+      <w:r>
+        <w:rPr>
+          <w:noProof/>
+          <w:sz w:val="16"/>
+          <w:szCs w:val="16"/>
+        </w:rPr>
+        <mc:AlternateContent>
+          <mc:Choice Requires="wps">
+            <w:drawing>
+              <wp:anchor distT="0" distB="0" distL="114300" distR="114300" simplePos="0" relativeHeight="251809792" behindDoc="0" locked="0" layoutInCell="1" allowOverlap="1" wp14:anchorId="0A944CAC" wp14:editId="16677820">
                 <wp:simplePos x="0" y="0"/>
                 <wp:positionH relativeFrom="column">
                   <wp:posOffset>12315568</wp:posOffset>
@@ -4924,7 +5625,18 @@
           </mc:Choice>
           <mc:Fallback>
             <w:pict>
-              <v:shape w14:anchorId="4F78BE42" id="Connector: Elbow 74" o:spid="_x0000_s1026" type="#_x0000_t34" style="position:absolute;margin-left:969.75pt;margin-top:9.75pt;width:304.2pt;height:89.9pt;z-index:251809792;visibility:visible;mso-wrap-style:square;mso-width-percent:0;mso-height-percent:0;mso-wrap-distance-left:9pt;mso-wrap-distance-top:0;mso-wrap-distance-right:9pt;mso-wrap-distance-bottom:0;mso-position-horizontal:absolute;mso-position-horizontal-relative:text;mso-position-vertical:absolute;mso-position-vertical-relative:text;mso-width-percent:0;mso-height-percent:0;mso-width-relative:margin;mso-height-relative:margin" o:gfxdata="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" adj="21590" strokecolor="black [3200]" strokeweight=".5pt"/>
+              <v:shapetype w14:anchorId="6928DA7A" id="_x0000_t34" coordsize="21600,21600" o:spt="34" o:oned="t" adj="10800" path="m,l@0,0@0,21600,21600,21600e" filled="f">
+                <v:stroke joinstyle="miter"/>
+                <v:formulas>
+                  <v:f eqn="val #0"/>
+                </v:formulas>
+                <v:path arrowok="t" fillok="f" o:connecttype="none"/>
+                <v:handles>
+                  <v:h position="#0,center"/>
+                </v:handles>
+                <o:lock v:ext="edit" shapetype="t"/>
+              </v:shapetype>
+              <v:shape id="Connector: Elbow 74" o:spid="_x0000_s1026" type="#_x0000_t34" style="position:absolute;margin-left:969.75pt;margin-top:9.75pt;width:304.2pt;height:89.9pt;z-index:251809792;visibility:visible;mso-wrap-style:square;mso-width-percent:0;mso-height-percent:0;mso-wrap-distance-left:9pt;mso-wrap-distance-top:0;mso-wrap-distance-right:9pt;mso-wrap-distance-bottom:0;mso-position-horizontal:absolute;mso-position-horizontal-relative:text;mso-position-vertical:absolute;mso-position-vertical-relative:text;mso-width-percent:0;mso-height-percent:0;mso-width-relative:margin;mso-height-relative:margin" o:gfxdata="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" adj="21590" strokecolor="black [3200]" strokeweight=".5pt"/>
             </w:pict>
           </mc:Fallback>
         </mc:AlternateContent>
@@ -4938,7 +5650,7 @@
         <mc:AlternateContent>
           <mc:Choice Requires="wps">
             <w:drawing>
-              <wp:anchor distT="0" distB="0" distL="114300" distR="114300" simplePos="0" relativeHeight="251770880" behindDoc="0" locked="0" layoutInCell="1" allowOverlap="1" wp14:anchorId="69AAA4C5" wp14:editId="68D84918">
+              <wp:anchor distT="0" distB="0" distL="114300" distR="114300" simplePos="0" relativeHeight="251770880" behindDoc="0" locked="0" layoutInCell="1" allowOverlap="1" wp14:anchorId="69AAA4C5" wp14:editId="1A78221E">
                 <wp:simplePos x="0" y="0"/>
                 <wp:positionH relativeFrom="column">
                   <wp:posOffset>12280138</wp:posOffset>
@@ -4993,7 +5705,7 @@
           </mc:Choice>
           <mc:Fallback>
             <w:pict>
-              <v:line w14:anchorId="33A044E5" id="Straight Connector 60" o:spid="_x0000_s1026" style="position:absolute;z-index:251770880;visibility:visible;mso-wrap-style:square;mso-width-percent:0;mso-height-percent:0;mso-wrap-distance-left:9pt;mso-wrap-distance-top:0;mso-wrap-distance-right:9pt;mso-wrap-distance-bottom:0;mso-position-horizontal:absolute;mso-position-horizontal-relative:text;mso-position-vertical:absolute;mso-position-vertical-relative:text;mso-width-percent:0;mso-height-percent:0;mso-width-relative:margin;mso-height-relative:margin" from="966.95pt,18.65pt" to="967.05pt,185.2pt" o:gfxdata="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" strokecolor="black [3200]" strokeweight=".5pt">
+              <v:line w14:anchorId="79F0A278" id="Straight Connector 60" o:spid="_x0000_s1026" style="position:absolute;z-index:251770880;visibility:visible;mso-wrap-style:square;mso-width-percent:0;mso-height-percent:0;mso-wrap-distance-left:9pt;mso-wrap-distance-top:0;mso-wrap-distance-right:9pt;mso-wrap-distance-bottom:0;mso-position-horizontal:absolute;mso-position-horizontal-relative:text;mso-position-vertical:absolute;mso-position-vertical-relative:text;mso-width-percent:0;mso-height-percent:0;mso-width-relative:margin;mso-height-relative:margin" from="966.95pt,18.65pt" to="967.05pt,185.2pt" o:gfxdata="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" strokecolor="black [3200]" strokeweight=".5pt">
                 <v:stroke joinstyle="miter"/>
               </v:line>
             </w:pict>
@@ -5009,7 +5721,7 @@
         <mc:AlternateContent>
           <mc:Choice Requires="wps">
             <w:drawing>
-              <wp:anchor distT="0" distB="0" distL="114300" distR="114300" simplePos="0" relativeHeight="251742208" behindDoc="0" locked="0" layoutInCell="1" allowOverlap="1" wp14:anchorId="45C3C083" wp14:editId="13E140D8">
+              <wp:anchor distT="0" distB="0" distL="114300" distR="114300" simplePos="0" relativeHeight="251742208" behindDoc="0" locked="0" layoutInCell="1" allowOverlap="1" wp14:anchorId="45C3C083" wp14:editId="0DC19F1C">
                 <wp:simplePos x="0" y="0"/>
                 <wp:positionH relativeFrom="column">
                   <wp:posOffset>10277785</wp:posOffset>
@@ -5066,7 +5778,7 @@
           </mc:Choice>
           <mc:Fallback>
             <w:pict>
-              <v:shape w14:anchorId="14FEA7DD" id="Connector: Elbow 44" o:spid="_x0000_s1026" type="#_x0000_t34" style="position:absolute;margin-left:809.25pt;margin-top:12.75pt;width:111.25pt;height:282.8pt;flip:x;z-index:251742208;visibility:visible;mso-wrap-style:square;mso-width-percent:0;mso-height-percent:0;mso-wrap-distance-left:9pt;mso-wrap-distance-top:0;mso-wrap-distance-right:9pt;mso-wrap-distance-bottom:0;mso-position-horizontal:absolute;mso-position-horizontal-relative:text;mso-position-vertical:absolute;mso-position-vertical-relative:text;mso-width-percent:0;mso-height-percent:0;mso-width-relative:margin;mso-height-relative:margin" o:gfxdata="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" adj="5516" strokecolor="black [3200]" strokeweight=".5pt"/>
+              <v:shape w14:anchorId="748D11AF" id="Connector: Elbow 44" o:spid="_x0000_s1026" type="#_x0000_t34" style="position:absolute;margin-left:809.25pt;margin-top:12.75pt;width:111.25pt;height:282.8pt;flip:x;z-index:251742208;visibility:visible;mso-wrap-style:square;mso-width-percent:0;mso-height-percent:0;mso-wrap-distance-left:9pt;mso-wrap-distance-top:0;mso-wrap-distance-right:9pt;mso-wrap-distance-bottom:0;mso-position-horizontal:absolute;mso-position-horizontal-relative:text;mso-position-vertical:absolute;mso-position-vertical-relative:text;mso-width-percent:0;mso-height-percent:0;mso-width-relative:margin;mso-height-relative:margin" o:gfxdata="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" adj="5516" strokecolor="black [3200]" strokeweight=".5pt"/>
             </w:pict>
           </mc:Fallback>
         </mc:AlternateContent>
@@ -5080,7 +5792,7 @@
         <mc:AlternateContent>
           <mc:Choice Requires="wps">
             <w:drawing>
-              <wp:anchor distT="0" distB="0" distL="114300" distR="114300" simplePos="0" relativeHeight="251740160" behindDoc="0" locked="0" layoutInCell="1" allowOverlap="1" wp14:anchorId="01D5372D" wp14:editId="7A7E8BAE">
+              <wp:anchor distT="0" distB="0" distL="114300" distR="114300" simplePos="0" relativeHeight="251740160" behindDoc="0" locked="0" layoutInCell="1" allowOverlap="1" wp14:anchorId="01D5372D" wp14:editId="5801B037">
                 <wp:simplePos x="0" y="0"/>
                 <wp:positionH relativeFrom="column">
                   <wp:posOffset>10762847</wp:posOffset>
@@ -5134,7 +5846,7 @@
           </mc:Choice>
           <mc:Fallback>
             <w:pict>
-              <v:shape w14:anchorId="5A728790" id="Connector: Elbow 40" o:spid="_x0000_s1026" type="#_x0000_t34" style="position:absolute;margin-left:847.45pt;margin-top:6.3pt;width:73.3pt;height:27.9pt;flip:x;z-index:251740160;visibility:visible;mso-wrap-style:square;mso-height-percent:0;mso-wrap-distance-left:9pt;mso-wrap-distance-top:0;mso-wrap-distance-right:9pt;mso-wrap-distance-bottom:0;mso-position-horizontal:absolute;mso-position-horizontal-relative:text;mso-position-vertical:absolute;mso-position-vertical-relative:text;mso-height-percent:0;mso-height-relative:margin" o:gfxdata="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" adj="21573" strokecolor="black [3200]" strokeweight=".5pt"/>
+              <v:shape w14:anchorId="5ABDCF9D" id="Connector: Elbow 40" o:spid="_x0000_s1026" type="#_x0000_t34" style="position:absolute;margin-left:847.45pt;margin-top:6.3pt;width:73.3pt;height:27.9pt;flip:x;z-index:251740160;visibility:visible;mso-wrap-style:square;mso-height-percent:0;mso-wrap-distance-left:9pt;mso-wrap-distance-top:0;mso-wrap-distance-right:9pt;mso-wrap-distance-bottom:0;mso-position-horizontal:absolute;mso-position-horizontal-relative:text;mso-position-vertical:absolute;mso-position-vertical-relative:text;mso-height-percent:0;mso-height-relative:margin" o:gfxdata="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" adj="21573" strokecolor="black [3200]" strokeweight=".5pt"/>
             </w:pict>
           </mc:Fallback>
         </mc:AlternateContent>
@@ -5148,7 +5860,7 @@
         <mc:AlternateContent>
           <mc:Choice Requires="wps">
             <w:drawing>
-              <wp:anchor distT="0" distB="0" distL="114300" distR="114300" simplePos="0" relativeHeight="251732992" behindDoc="0" locked="0" layoutInCell="1" allowOverlap="1" wp14:anchorId="225F2EDB" wp14:editId="4148EE85">
+              <wp:anchor distT="0" distB="0" distL="114300" distR="114300" simplePos="0" relativeHeight="251732992" behindDoc="0" locked="0" layoutInCell="1" allowOverlap="1" wp14:anchorId="225F2EDB" wp14:editId="53D20CEA">
                 <wp:simplePos x="0" y="0"/>
                 <wp:positionH relativeFrom="column">
                   <wp:posOffset>9702654</wp:posOffset>
@@ -5200,7 +5912,7 @@
           </mc:Choice>
           <mc:Fallback>
             <w:pict>
-              <v:line w14:anchorId="72B81525" id="Straight Connector 37" o:spid="_x0000_s1026" style="position:absolute;flip:y;z-index:251732992;visibility:visible;mso-wrap-style:square;mso-height-percent:0;mso-wrap-distance-left:9pt;mso-wrap-distance-top:0;mso-wrap-distance-right:9pt;mso-wrap-distance-bottom:0;mso-position-horizontal:absolute;mso-position-horizontal-relative:text;mso-position-vertical:absolute;mso-position-vertical-relative:text;mso-height-percent:0;mso-height-relative:margin" from="764pt,19.5pt" to="764pt,59pt" o:gfxdata="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" strokecolor="black [3200]" strokeweight=".5pt">
+              <v:line w14:anchorId="13DC4CD9" id="Straight Connector 37" o:spid="_x0000_s1026" style="position:absolute;flip:y;z-index:251732992;visibility:visible;mso-wrap-style:square;mso-height-percent:0;mso-wrap-distance-left:9pt;mso-wrap-distance-top:0;mso-wrap-distance-right:9pt;mso-wrap-distance-bottom:0;mso-position-horizontal:absolute;mso-position-horizontal-relative:text;mso-position-vertical:absolute;mso-position-vertical-relative:text;mso-height-percent:0;mso-height-relative:margin" from="764pt,19.5pt" to="764pt,59pt" o:gfxdata="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" strokecolor="black [3200]" strokeweight=".5pt">
                 <v:stroke joinstyle="miter"/>
               </v:line>
             </w:pict>
@@ -5216,7 +5928,7 @@
         <mc:AlternateContent>
           <mc:Choice Requires="wps">
             <w:drawing>
-              <wp:anchor distT="0" distB="0" distL="114300" distR="114300" simplePos="0" relativeHeight="251729920" behindDoc="0" locked="0" layoutInCell="1" allowOverlap="1" wp14:anchorId="49DCC26F" wp14:editId="0650641C">
+              <wp:anchor distT="0" distB="0" distL="114300" distR="114300" simplePos="0" relativeHeight="251729920" behindDoc="0" locked="0" layoutInCell="1" allowOverlap="1" wp14:anchorId="49DCC26F" wp14:editId="3C464C2B">
                 <wp:simplePos x="0" y="0"/>
                 <wp:positionH relativeFrom="column">
                   <wp:posOffset>7246686</wp:posOffset>
@@ -5268,7 +5980,7 @@
           </mc:Choice>
           <mc:Fallback>
             <w:pict>
-              <v:line w14:anchorId="34943ACA" id="Straight Connector 34" o:spid="_x0000_s1026" style="position:absolute;flip:x y;z-index:251729920;visibility:visible;mso-wrap-style:square;mso-height-percent:0;mso-wrap-distance-left:9pt;mso-wrap-distance-top:0;mso-wrap-distance-right:9pt;mso-wrap-distance-bottom:0;mso-position-horizontal:absolute;mso-position-horizontal-relative:text;mso-position-vertical:absolute;mso-position-vertical-relative:text;mso-height-percent:0;mso-height-relative:margin" from="570.6pt,18.95pt" to="570.65pt,73.1pt" o:gfxdata="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" strokecolor="black [3200]" strokeweight=".5pt">
+              <v:line w14:anchorId="47D5668E" id="Straight Connector 34" o:spid="_x0000_s1026" style="position:absolute;flip:x y;z-index:251729920;visibility:visible;mso-wrap-style:square;mso-height-percent:0;mso-wrap-distance-left:9pt;mso-wrap-distance-top:0;mso-wrap-distance-right:9pt;mso-wrap-distance-bottom:0;mso-position-horizontal:absolute;mso-position-horizontal-relative:text;mso-position-vertical:absolute;mso-position-vertical-relative:text;mso-height-percent:0;mso-height-relative:margin" from="570.6pt,18.95pt" to="570.65pt,73.1pt" o:gfxdata="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" strokecolor="black [3200]" strokeweight=".5pt">
                 <v:stroke joinstyle="miter"/>
               </v:line>
             </w:pict>
@@ -5284,7 +5996,7 @@
         <mc:AlternateContent>
           <mc:Choice Requires="wps">
             <w:drawing>
-              <wp:anchor distT="0" distB="0" distL="114300" distR="114300" simplePos="0" relativeHeight="251721728" behindDoc="0" locked="0" layoutInCell="1" allowOverlap="1" wp14:anchorId="0A0BE19E" wp14:editId="3674B408">
+              <wp:anchor distT="0" distB="0" distL="114300" distR="114300" simplePos="0" relativeHeight="251721728" behindDoc="0" locked="0" layoutInCell="1" allowOverlap="1" wp14:anchorId="0A0BE19E" wp14:editId="6FE4DB52">
                 <wp:simplePos x="0" y="0"/>
                 <wp:positionH relativeFrom="column">
                   <wp:posOffset>7115735</wp:posOffset>
@@ -5339,12 +6051,15 @@
           </mc:Choice>
           <mc:Fallback>
             <w:pict>
-              <v:line w14:anchorId="5112C7B1" id="Straight Connector 32" o:spid="_x0000_s1026" style="position:absolute;flip:y;z-index:251721728;visibility:visible;mso-wrap-style:square;mso-width-percent:0;mso-height-percent:0;mso-wrap-distance-left:9pt;mso-wrap-distance-top:0;mso-wrap-distance-right:9pt;mso-wrap-distance-bottom:0;mso-position-horizontal:absolute;mso-position-horizontal-relative:text;mso-position-vertical:absolute;mso-position-vertical-relative:text;mso-width-percent:0;mso-height-percent:0;mso-width-relative:margin;mso-height-relative:margin" from="560.3pt,18.7pt" to="560.85pt,333.95pt" o:gfxdata="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" strokecolor="black [3200]" strokeweight=".5pt">
+              <v:line w14:anchorId="6DAA5F34" id="Straight Connector 32" o:spid="_x0000_s1026" style="position:absolute;flip:y;z-index:251721728;visibility:visible;mso-wrap-style:square;mso-width-percent:0;mso-height-percent:0;mso-wrap-distance-left:9pt;mso-wrap-distance-top:0;mso-wrap-distance-right:9pt;mso-wrap-distance-bottom:0;mso-position-horizontal:absolute;mso-position-horizontal-relative:text;mso-position-vertical:absolute;mso-position-vertical-relative:text;mso-width-percent:0;mso-height-percent:0;mso-width-relative:margin;mso-height-relative:margin" from="560.3pt,18.7pt" to="560.85pt,333.95pt" o:gfxdata="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" strokecolor="black [3200]" strokeweight=".5pt">
                 <v:stroke joinstyle="miter"/>
               </v:line>
             </w:pict>
           </mc:Fallback>
         </mc:AlternateContent>
+      </w:r>
+      <w:r>
+        <w:t xml:space="preserve">                                                                                                                                                                                                      </w:t>
       </w:r>
     </w:p>
     <w:p>
@@ -5362,7 +6077,7 @@
         <mc:AlternateContent>
           <mc:Choice Requires="wpg">
             <w:drawing>
-              <wp:anchor distT="0" distB="0" distL="114300" distR="114300" simplePos="0" relativeHeight="251739136" behindDoc="0" locked="0" layoutInCell="1" allowOverlap="1" wp14:anchorId="75E8251C" wp14:editId="6B997DDE">
+              <wp:anchor distT="0" distB="0" distL="114300" distR="114300" simplePos="0" relativeHeight="251739136" behindDoc="0" locked="0" layoutInCell="1" allowOverlap="1" wp14:anchorId="75E8251C" wp14:editId="39A1617F">
                 <wp:simplePos x="0" y="0"/>
                 <wp:positionH relativeFrom="column">
                   <wp:posOffset>10330326</wp:posOffset>
@@ -5471,13 +6186,13 @@
           </mc:Choice>
           <mc:Fallback>
             <w:pict>
-              <v:group w14:anchorId="75E8251C" id="Group 13" o:spid="_x0000_s1111" style="position:absolute;margin-left:813.4pt;margin-top:9.35pt;width:68.85pt;height:38.6pt;z-index:251739136;mso-height-relative:margin" coordsize="8746,4903" o:gfxdata="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">
+              <v:group w14:anchorId="75E8251C" id="Group 13" o:spid="_x0000_s1118" style="position:absolute;margin-left:813.4pt;margin-top:9.35pt;width:68.85pt;height:38.6pt;z-index:251739136;mso-height-relative:margin" coordsize="8746,4903" o:gfxdata="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">
                 <v:shapetype id="_x0000_t4" coordsize="21600,21600" o:spt="4" path="m10800,l,10800,10800,21600,21600,10800xe">
                   <v:stroke joinstyle="miter"/>
                   <v:path gradientshapeok="t" o:connecttype="rect" textboxrect="5400,5400,16200,16200"/>
                 </v:shapetype>
-                <v:shape id="Diamond 10" o:spid="_x0000_s1112" type="#_x0000_t4" style="position:absolute;width:8746;height:4903;visibility:visible;mso-wrap-style:square;v-text-anchor:middle" o:gfxdata="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" filled="f" strokecolor="#172c51" strokeweight=".5pt"/>
-                <v:shape id="Text Box 11" o:spid="_x0000_s1113" type="#_x0000_t202" style="position:absolute;left:1661;top:626;width:5499;height:3888;visibility:visible;mso-wrap-style:square;v-text-anchor:top" o:gfxdata="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" filled="f" stroked="f" strokeweight=".5pt">
+                <v:shape id="Diamond 10" o:spid="_x0000_s1119" type="#_x0000_t4" style="position:absolute;width:8746;height:4903;visibility:visible;mso-wrap-style:square;v-text-anchor:middle" o:gfxdata="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" filled="f" strokecolor="#172c51" strokeweight=".5pt"/>
+                <v:shape id="Text Box 11" o:spid="_x0000_s1120" type="#_x0000_t202" style="position:absolute;left:1661;top:626;width:5499;height:3888;visibility:visible;mso-wrap-style:square;v-text-anchor:top" o:gfxdata="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" filled="f" stroked="f" strokeweight=".5pt">
                   <v:textbox>
                     <w:txbxContent>
                       <w:p>
@@ -5504,6 +6219,13 @@
           </mc:Fallback>
         </mc:AlternateContent>
       </w:r>
+      <w:r>
+        <w:rPr>
+          <w:sz w:val="16"/>
+          <w:szCs w:val="16"/>
+        </w:rPr>
+        <w:t xml:space="preserve">                                                                                                                                                                                                                                                                                                                     </w:t>
+      </w:r>
     </w:p>
     <w:p>
       <w:pPr>
@@ -5520,7 +6242,7 @@
         <mc:AlternateContent>
           <mc:Choice Requires="wps">
             <w:drawing>
-              <wp:anchor distT="0" distB="0" distL="114300" distR="114300" simplePos="0" relativeHeight="251741184" behindDoc="0" locked="0" layoutInCell="1" allowOverlap="1" wp14:anchorId="226B22D9" wp14:editId="06787D20">
+              <wp:anchor distT="0" distB="0" distL="114300" distR="114300" simplePos="0" relativeHeight="251741184" behindDoc="0" locked="0" layoutInCell="1" allowOverlap="1" wp14:anchorId="226B22D9" wp14:editId="10F3FD05">
                 <wp:simplePos x="0" y="0"/>
                 <wp:positionH relativeFrom="column">
                   <wp:posOffset>10018212</wp:posOffset>
@@ -5571,7 +6293,7 @@
           </mc:Choice>
           <mc:Fallback>
             <w:pict>
-              <v:shape w14:anchorId="267B2B58" id="Connector: Elbow 43" o:spid="_x0000_s1026" type="#_x0000_t34" style="position:absolute;margin-left:788.85pt;margin-top:23pt;width:58.7pt;height:64.35pt;flip:y;z-index:251741184;visibility:visible;mso-wrap-style:square;mso-wrap-distance-left:9pt;mso-wrap-distance-top:0;mso-wrap-distance-right:9pt;mso-wrap-distance-bottom:0;mso-position-horizontal:absolute;mso-position-horizontal-relative:text;mso-position-vertical:absolute;mso-position-vertical-relative:text" o:gfxdata="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" adj="21555" strokecolor="black [3200]" strokeweight=".5pt"/>
+              <v:shape w14:anchorId="182E8D0E" id="Connector: Elbow 43" o:spid="_x0000_s1026" type="#_x0000_t34" style="position:absolute;margin-left:788.85pt;margin-top:23pt;width:58.7pt;height:64.35pt;flip:y;z-index:251741184;visibility:visible;mso-wrap-style:square;mso-wrap-distance-left:9pt;mso-wrap-distance-top:0;mso-wrap-distance-right:9pt;mso-wrap-distance-bottom:0;mso-position-horizontal:absolute;mso-position-horizontal-relative:text;mso-position-vertical:absolute;mso-position-vertical-relative:text" o:gfxdata="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" adj="21555" strokecolor="black [3200]" strokeweight=".5pt"/>
             </w:pict>
           </mc:Fallback>
         </mc:AlternateContent>
@@ -5585,7 +6307,7 @@
         <mc:AlternateContent>
           <mc:Choice Requires="wps">
             <w:drawing>
-              <wp:anchor distT="0" distB="0" distL="114300" distR="114300" simplePos="0" relativeHeight="251730944" behindDoc="0" locked="0" layoutInCell="1" allowOverlap="1" wp14:anchorId="1B7FA8D4" wp14:editId="551D33F4">
+              <wp:anchor distT="0" distB="0" distL="114300" distR="114300" simplePos="0" relativeHeight="251730944" behindDoc="0" locked="0" layoutInCell="1" allowOverlap="1" wp14:anchorId="1B7FA8D4" wp14:editId="7B3E5159">
                 <wp:simplePos x="0" y="0"/>
                 <wp:positionH relativeFrom="column">
                   <wp:posOffset>8121684</wp:posOffset>
@@ -5636,7 +6358,7 @@
           </mc:Choice>
           <mc:Fallback>
             <w:pict>
-              <v:shape w14:anchorId="1E90BF16" id="Connector: Elbow 35" o:spid="_x0000_s1026" type="#_x0000_t34" style="position:absolute;margin-left:639.5pt;margin-top:23.15pt;width:100.3pt;height:64.35pt;z-index:251730944;visibility:visible;mso-wrap-style:square;mso-wrap-distance-left:9pt;mso-wrap-distance-top:0;mso-wrap-distance-right:9pt;mso-wrap-distance-bottom:0;mso-position-horizontal:absolute;mso-position-horizontal-relative:text;mso-position-vertical:absolute;mso-position-vertical-relative:text" o:gfxdata="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" adj="3650" strokecolor="black [3200]" strokeweight=".5pt"/>
+              <v:shape w14:anchorId="711E01A9" id="Connector: Elbow 35" o:spid="_x0000_s1026" type="#_x0000_t34" style="position:absolute;margin-left:639.5pt;margin-top:23.15pt;width:100.3pt;height:64.35pt;z-index:251730944;visibility:visible;mso-wrap-style:square;mso-wrap-distance-left:9pt;mso-wrap-distance-top:0;mso-wrap-distance-right:9pt;mso-wrap-distance-bottom:0;mso-position-horizontal:absolute;mso-position-horizontal-relative:text;mso-position-vertical:absolute;mso-position-vertical-relative:text" o:gfxdata="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" adj="3650" strokecolor="black [3200]" strokeweight=".5pt"/>
             </w:pict>
           </mc:Fallback>
         </mc:AlternateContent>
@@ -5650,7 +6372,7 @@
         <mc:AlternateContent>
           <mc:Choice Requires="wpg">
             <w:drawing>
-              <wp:anchor distT="0" distB="0" distL="114300" distR="114300" simplePos="0" relativeHeight="251728896" behindDoc="0" locked="0" layoutInCell="1" allowOverlap="1" wp14:anchorId="384F496A" wp14:editId="6D0224F3">
+              <wp:anchor distT="0" distB="0" distL="114300" distR="114300" simplePos="0" relativeHeight="251728896" behindDoc="0" locked="0" layoutInCell="1" allowOverlap="1" wp14:anchorId="384F496A" wp14:editId="20C3CDCD">
                 <wp:simplePos x="0" y="0"/>
                 <wp:positionH relativeFrom="column">
                   <wp:posOffset>7249069</wp:posOffset>
@@ -5755,9 +6477,9 @@
           </mc:Choice>
           <mc:Fallback>
             <w:pict>
-              <v:group w14:anchorId="384F496A" id="_x0000_s1114" style="position:absolute;margin-left:570.8pt;margin-top:4.05pt;width:68.85pt;height:38.6pt;z-index:251728896" coordsize="8746,4903" o:gfxdata="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">
-                <v:shape id="Diamond 10" o:spid="_x0000_s1115" type="#_x0000_t4" style="position:absolute;width:8746;height:4903;visibility:visible;mso-wrap-style:square;v-text-anchor:middle" o:gfxdata="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" filled="f" strokecolor="#172c51" strokeweight=".5pt"/>
-                <v:shape id="Text Box 11" o:spid="_x0000_s1116" type="#_x0000_t202" style="position:absolute;left:1591;top:1127;width:6284;height:2551;visibility:visible;mso-wrap-style:square;v-text-anchor:top" o:gfxdata="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" filled="f" stroked="f" strokeweight=".5pt">
+              <v:group w14:anchorId="384F496A" id="_x0000_s1121" style="position:absolute;margin-left:570.8pt;margin-top:4.05pt;width:68.85pt;height:38.6pt;z-index:251728896" coordsize="8746,4903" o:gfxdata="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">
+                <v:shape id="Diamond 10" o:spid="_x0000_s1122" type="#_x0000_t4" style="position:absolute;width:8746;height:4903;visibility:visible;mso-wrap-style:square;v-text-anchor:middle" o:gfxdata="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" filled="f" strokecolor="#172c51" strokeweight=".5pt"/>
+                <v:shape id="Text Box 11" o:spid="_x0000_s1123" type="#_x0000_t202" style="position:absolute;left:1591;top:1127;width:6284;height:2551;visibility:visible;mso-wrap-style:square;v-text-anchor:top" o:gfxdata="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" filled="f" stroked="f" strokeweight=".5pt">
                   <v:textbox>
                     <w:txbxContent>
                       <w:p>
@@ -5792,7 +6514,7 @@
         <mc:AlternateContent>
           <mc:Choice Requires="wpg">
             <w:drawing>
-              <wp:anchor distT="0" distB="0" distL="114300" distR="114300" simplePos="0" relativeHeight="251725824" behindDoc="0" locked="0" layoutInCell="1" allowOverlap="1" wp14:anchorId="5825C421" wp14:editId="3C4638E9">
+              <wp:anchor distT="0" distB="0" distL="114300" distR="114300" simplePos="0" relativeHeight="251725824" behindDoc="0" locked="0" layoutInCell="1" allowOverlap="1" wp14:anchorId="5825C421" wp14:editId="12BAFEBA">
                 <wp:simplePos x="0" y="0"/>
                 <wp:positionH relativeFrom="column">
                   <wp:posOffset>9265345</wp:posOffset>
@@ -5897,9 +6619,9 @@
           </mc:Choice>
           <mc:Fallback>
             <w:pict>
-              <v:group w14:anchorId="5825C421" id="_x0000_s1117" style="position:absolute;margin-left:729.55pt;margin-top:8.95pt;width:68.85pt;height:38.6pt;z-index:251725824" coordsize="8746,4903" o:gfxdata="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">
-                <v:shape id="Diamond 10" o:spid="_x0000_s1118" type="#_x0000_t4" style="position:absolute;width:8746;height:4903;visibility:visible;mso-wrap-style:square;v-text-anchor:middle" o:gfxdata="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" filled="f" strokecolor="#172c51" strokeweight=".5pt"/>
-                <v:shape id="Text Box 11" o:spid="_x0000_s1119" type="#_x0000_t202" style="position:absolute;left:1591;top:1127;width:6284;height:2551;visibility:visible;mso-wrap-style:square;v-text-anchor:top" o:gfxdata="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" filled="f" stroked="f" strokeweight=".5pt">
+              <v:group w14:anchorId="5825C421" id="_x0000_s1124" style="position:absolute;margin-left:729.55pt;margin-top:8.95pt;width:68.85pt;height:38.6pt;z-index:251725824" coordsize="8746,4903" o:gfxdata="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">
+                <v:shape id="Diamond 10" o:spid="_x0000_s1125" type="#_x0000_t4" style="position:absolute;width:8746;height:4903;visibility:visible;mso-wrap-style:square;v-text-anchor:middle" o:gfxdata="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" filled="f" strokecolor="#172c51" strokeweight=".5pt"/>
+                <v:shape id="Text Box 11" o:spid="_x0000_s1126" type="#_x0000_t202" style="position:absolute;left:1591;top:1127;width:6284;height:2551;visibility:visible;mso-wrap-style:square;v-text-anchor:top" o:gfxdata="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" filled="f" stroked="f" strokeweight=".5pt">
                   <v:textbox>
                     <w:txbxContent>
                       <w:p>
@@ -5941,7 +6663,7 @@
         <mc:AlternateContent>
           <mc:Choice Requires="wpg">
             <w:drawing>
-              <wp:anchor distT="0" distB="0" distL="114300" distR="114300" simplePos="0" relativeHeight="251805696" behindDoc="0" locked="0" layoutInCell="1" allowOverlap="1" wp14:anchorId="3C71EE6C" wp14:editId="0E46E76C">
+              <wp:anchor distT="0" distB="0" distL="114300" distR="114300" simplePos="0" relativeHeight="251805696" behindDoc="0" locked="0" layoutInCell="1" allowOverlap="1" wp14:anchorId="3C71EE6C" wp14:editId="7CDC5F08">
                 <wp:simplePos x="0" y="0"/>
                 <wp:positionH relativeFrom="column">
                   <wp:posOffset>15744734</wp:posOffset>
@@ -6088,10 +6810,10 @@
           </mc:Choice>
           <mc:Fallback>
             <w:pict>
-              <v:group w14:anchorId="3C71EE6C" id="Group 186" o:spid="_x0000_s1120" style="position:absolute;margin-left:1239.75pt;margin-top:24.75pt;width:68.85pt;height:38.6pt;z-index:251805696" coordsize="8743,4902" o:gfxdata="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">
-                <v:group id="_x0000_s1121" style="position:absolute;width:8743;height:4902" coordsize="8746,4903" o:gfxdata="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">
-                  <v:shape id="Diamond 10" o:spid="_x0000_s1122" type="#_x0000_t4" style="position:absolute;width:8746;height:4903;visibility:visible;mso-wrap-style:square;v-text-anchor:middle" o:gfxdata="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" filled="f" strokecolor="#172c51" strokeweight=".5pt"/>
-                  <v:shape id="Text Box 11" o:spid="_x0000_s1123" type="#_x0000_t202" style="position:absolute;left:2821;top:1532;width:5135;height:2551;visibility:visible;mso-wrap-style:square;v-text-anchor:top" o:gfxdata="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" filled="f" stroked="f" strokeweight=".5pt">
+              <v:group w14:anchorId="3C71EE6C" id="Group 186" o:spid="_x0000_s1127" style="position:absolute;margin-left:1239.75pt;margin-top:24.75pt;width:68.85pt;height:38.6pt;z-index:251805696" coordsize="8743,4902" o:gfxdata="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">
+                <v:group id="_x0000_s1128" style="position:absolute;width:8743;height:4902" coordsize="8746,4903" o:gfxdata="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">
+                  <v:shape id="Diamond 10" o:spid="_x0000_s1129" type="#_x0000_t4" style="position:absolute;width:8746;height:4903;visibility:visible;mso-wrap-style:square;v-text-anchor:middle" o:gfxdata="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" filled="f" strokecolor="#172c51" strokeweight=".5pt"/>
+                  <v:shape id="Text Box 11" o:spid="_x0000_s1130" type="#_x0000_t202" style="position:absolute;left:2821;top:1532;width:5135;height:2551;visibility:visible;mso-wrap-style:square;v-text-anchor:top" o:gfxdata="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" filled="f" stroked="f" strokeweight=".5pt">
                     <v:textbox>
                       <w:txbxContent>
                         <w:p>
@@ -6113,7 +6835,7 @@
                     </v:textbox>
                   </v:shape>
                 </v:group>
-                <v:shape id="Diamond 185" o:spid="_x0000_s1124" type="#_x0000_t4" style="position:absolute;left:285;top:219;width:8131;height:4448;visibility:visible;mso-wrap-style:square;v-text-anchor:middle" o:gfxdata="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" filled="f" strokecolor="#172c51" strokeweight=".5pt"/>
+                <v:shape id="Diamond 185" o:spid="_x0000_s1131" type="#_x0000_t4" style="position:absolute;left:285;top:219;width:8131;height:4448;visibility:visible;mso-wrap-style:square;v-text-anchor:middle" o:gfxdata="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" filled="f" strokecolor="#172c51" strokeweight=".5pt"/>
               </v:group>
             </w:pict>
           </mc:Fallback>
@@ -6126,7 +6848,7 @@
         <mc:AlternateContent>
           <mc:Choice Requires="wps">
             <w:drawing>
-              <wp:anchor distT="0" distB="0" distL="114300" distR="114300" simplePos="0" relativeHeight="251734016" behindDoc="0" locked="0" layoutInCell="1" allowOverlap="1" wp14:anchorId="5F97E9B0" wp14:editId="30A899CD">
+              <wp:anchor distT="0" distB="0" distL="114300" distR="114300" simplePos="0" relativeHeight="251734016" behindDoc="0" locked="0" layoutInCell="1" allowOverlap="1" wp14:anchorId="5F97E9B0" wp14:editId="2D369EF5">
                 <wp:simplePos x="0" y="0"/>
                 <wp:positionH relativeFrom="column">
                   <wp:posOffset>9702654</wp:posOffset>
@@ -6178,7 +6900,7 @@
           </mc:Choice>
           <mc:Fallback>
             <w:pict>
-              <v:line w14:anchorId="33066041" id="Straight Connector 38" o:spid="_x0000_s1026" style="position:absolute;z-index:251734016;visibility:visible;mso-wrap-style:square;mso-height-percent:0;mso-wrap-distance-left:9pt;mso-wrap-distance-top:0;mso-wrap-distance-right:9pt;mso-wrap-distance-bottom:0;mso-position-horizontal:absolute;mso-position-horizontal-relative:text;mso-position-vertical:absolute;mso-position-vertical-relative:text;mso-height-percent:0;mso-height-relative:margin" from="764pt,22.5pt" to="764.05pt,57.15pt" o:gfxdata="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" strokecolor="black [3200]" strokeweight=".5pt">
+              <v:line w14:anchorId="4AA45750" id="Straight Connector 38" o:spid="_x0000_s1026" style="position:absolute;z-index:251734016;visibility:visible;mso-wrap-style:square;mso-height-percent:0;mso-wrap-distance-left:9pt;mso-wrap-distance-top:0;mso-wrap-distance-right:9pt;mso-wrap-distance-bottom:0;mso-position-horizontal:absolute;mso-position-horizontal-relative:text;mso-position-vertical:absolute;mso-position-vertical-relative:text;mso-height-percent:0;mso-height-relative:margin" from="764pt,22.5pt" to="764.05pt,57.15pt" o:gfxdata="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" strokecolor="black [3200]" strokeweight=".5pt">
                 <v:stroke joinstyle="miter"/>
               </v:line>
             </w:pict>
@@ -6192,6 +6914,312 @@
           <w:tab w:val="left" w:pos="5064"/>
         </w:tabs>
       </w:pPr>
+      <w:r>
+        <w:rPr>
+          <w:noProof/>
+          <w:sz w:val="16"/>
+          <w:szCs w:val="16"/>
+        </w:rPr>
+        <mc:AlternateContent>
+          <mc:Choice Requires="wps">
+            <w:drawing>
+              <wp:anchor distT="0" distB="0" distL="114300" distR="114300" simplePos="0" relativeHeight="251848704" behindDoc="0" locked="0" layoutInCell="1" allowOverlap="1" wp14:anchorId="4F2E2108" wp14:editId="0A071B06">
+                <wp:simplePos x="0" y="0"/>
+                <wp:positionH relativeFrom="column">
+                  <wp:posOffset>9963701</wp:posOffset>
+                </wp:positionH>
+                <wp:positionV relativeFrom="paragraph">
+                  <wp:posOffset>296757</wp:posOffset>
+                </wp:positionV>
+                <wp:extent cx="232833" cy="192071"/>
+                <wp:effectExtent l="0" t="0" r="0" b="0"/>
+                <wp:wrapNone/>
+                <wp:docPr id="1727300326" name="Text Box 190"/>
+                <wp:cNvGraphicFramePr/>
+                <a:graphic xmlns:a="http://schemas.openxmlformats.org/drawingml/2006/main">
+                  <a:graphicData uri="http://schemas.microsoft.com/office/word/2010/wordprocessingShape">
+                    <wps:wsp>
+                      <wps:cNvSpPr txBox="1"/>
+                      <wps:spPr>
+                        <a:xfrm>
+                          <a:off x="0" y="0"/>
+                          <a:ext cx="232833" cy="192071"/>
+                        </a:xfrm>
+                        <a:prstGeom prst="rect">
+                          <a:avLst/>
+                        </a:prstGeom>
+                        <a:noFill/>
+                        <a:ln w="6350">
+                          <a:noFill/>
+                        </a:ln>
+                      </wps:spPr>
+                      <wps:txbx>
+                        <w:txbxContent>
+                          <w:p>
+                            <w:pPr>
+                              <w:rPr>
+                                <w:sz w:val="16"/>
+                                <w:szCs w:val="16"/>
+                              </w:rPr>
+                            </w:pPr>
+                            <w:r>
+                              <w:rPr>
+                                <w:sz w:val="16"/>
+                                <w:szCs w:val="16"/>
+                              </w:rPr>
+                              <w:t>1</w:t>
+                            </w:r>
+                          </w:p>
+                        </w:txbxContent>
+                      </wps:txbx>
+                      <wps:bodyPr rot="0" spcFirstLastPara="0" vertOverflow="overflow" horzOverflow="overflow" vert="horz" wrap="square" lIns="91440" tIns="45720" rIns="91440" bIns="45720" numCol="1" spcCol="0" rtlCol="0" fromWordArt="0" anchor="t" anchorCtr="0" forceAA="0" compatLnSpc="1">
+                        <a:prstTxWarp prst="textNoShape">
+                          <a:avLst/>
+                        </a:prstTxWarp>
+                        <a:noAutofit/>
+                      </wps:bodyPr>
+                    </wps:wsp>
+                  </a:graphicData>
+                </a:graphic>
+                <wp14:sizeRelH relativeFrom="margin">
+                  <wp14:pctWidth>0</wp14:pctWidth>
+                </wp14:sizeRelH>
+                <wp14:sizeRelV relativeFrom="margin">
+                  <wp14:pctHeight>0</wp14:pctHeight>
+                </wp14:sizeRelV>
+              </wp:anchor>
+            </w:drawing>
+          </mc:Choice>
+          <mc:Fallback>
+            <w:pict>
+              <v:shape w14:anchorId="4F2E2108" id="_x0000_s1132" type="#_x0000_t202" style="position:absolute;margin-left:784.55pt;margin-top:23.35pt;width:18.35pt;height:15.1pt;z-index:251848704;visibility:visible;mso-wrap-style:square;mso-width-percent:0;mso-height-percent:0;mso-wrap-distance-left:9pt;mso-wrap-distance-top:0;mso-wrap-distance-right:9pt;mso-wrap-distance-bottom:0;mso-position-horizontal:absolute;mso-position-horizontal-relative:text;mso-position-vertical:absolute;mso-position-vertical-relative:text;mso-width-percent:0;mso-height-percent:0;mso-width-relative:margin;mso-height-relative:margin;v-text-anchor:top" o:gfxdata="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" filled="f" stroked="f" strokeweight=".5pt">
+                <v:textbox>
+                  <w:txbxContent>
+                    <w:p>
+                      <w:pPr>
+                        <w:rPr>
+                          <w:sz w:val="16"/>
+                          <w:szCs w:val="16"/>
+                        </w:rPr>
+                      </w:pPr>
+                      <w:r>
+                        <w:rPr>
+                          <w:sz w:val="16"/>
+                          <w:szCs w:val="16"/>
+                        </w:rPr>
+                        <w:t>1</w:t>
+                      </w:r>
+                    </w:p>
+                  </w:txbxContent>
+                </v:textbox>
+              </v:shape>
+            </w:pict>
+          </mc:Fallback>
+        </mc:AlternateContent>
+      </w:r>
+      <w:r>
+        <w:rPr>
+          <w:noProof/>
+          <w:sz w:val="16"/>
+          <w:szCs w:val="16"/>
+        </w:rPr>
+        <mc:AlternateContent>
+          <mc:Choice Requires="wps">
+            <w:drawing>
+              <wp:anchor distT="0" distB="0" distL="114300" distR="114300" simplePos="0" relativeHeight="251846656" behindDoc="0" locked="0" layoutInCell="1" allowOverlap="1" wp14:anchorId="0335C3C7" wp14:editId="4DA47A7D">
+                <wp:simplePos x="0" y="0"/>
+                <wp:positionH relativeFrom="column">
+                  <wp:posOffset>9639088</wp:posOffset>
+                </wp:positionH>
+                <wp:positionV relativeFrom="paragraph">
+                  <wp:posOffset>229023</wp:posOffset>
+                </wp:positionV>
+                <wp:extent cx="228600" cy="283634"/>
+                <wp:effectExtent l="0" t="0" r="0" b="2540"/>
+                <wp:wrapNone/>
+                <wp:docPr id="1828234122" name="Text Box 190"/>
+                <wp:cNvGraphicFramePr/>
+                <a:graphic xmlns:a="http://schemas.openxmlformats.org/drawingml/2006/main">
+                  <a:graphicData uri="http://schemas.microsoft.com/office/word/2010/wordprocessingShape">
+                    <wps:wsp>
+                      <wps:cNvSpPr txBox="1"/>
+                      <wps:spPr>
+                        <a:xfrm>
+                          <a:off x="0" y="0"/>
+                          <a:ext cx="228600" cy="283634"/>
+                        </a:xfrm>
+                        <a:prstGeom prst="rect">
+                          <a:avLst/>
+                        </a:prstGeom>
+                        <a:noFill/>
+                        <a:ln w="6350">
+                          <a:noFill/>
+                        </a:ln>
+                      </wps:spPr>
+                      <wps:txbx>
+                        <w:txbxContent>
+                          <w:p>
+                            <w:pPr>
+                              <w:rPr>
+                                <w:sz w:val="16"/>
+                                <w:szCs w:val="16"/>
+                              </w:rPr>
+                            </w:pPr>
+                            <w:r>
+                              <w:rPr>
+                                <w:sz w:val="16"/>
+                                <w:szCs w:val="16"/>
+                              </w:rPr>
+                              <w:t>1</w:t>
+                            </w:r>
+                          </w:p>
+                        </w:txbxContent>
+                      </wps:txbx>
+                      <wps:bodyPr rot="0" spcFirstLastPara="0" vertOverflow="overflow" horzOverflow="overflow" vert="horz" wrap="square" lIns="91440" tIns="45720" rIns="91440" bIns="45720" numCol="1" spcCol="0" rtlCol="0" fromWordArt="0" anchor="t" anchorCtr="0" forceAA="0" compatLnSpc="1">
+                        <a:prstTxWarp prst="textNoShape">
+                          <a:avLst/>
+                        </a:prstTxWarp>
+                        <a:noAutofit/>
+                      </wps:bodyPr>
+                    </wps:wsp>
+                  </a:graphicData>
+                </a:graphic>
+                <wp14:sizeRelH relativeFrom="margin">
+                  <wp14:pctWidth>0</wp14:pctWidth>
+                </wp14:sizeRelH>
+                <wp14:sizeRelV relativeFrom="margin">
+                  <wp14:pctHeight>0</wp14:pctHeight>
+                </wp14:sizeRelV>
+              </wp:anchor>
+            </w:drawing>
+          </mc:Choice>
+          <mc:Fallback>
+            <w:pict>
+              <v:shape w14:anchorId="0335C3C7" id="_x0000_s1133" type="#_x0000_t202" style="position:absolute;margin-left:759pt;margin-top:18.05pt;width:18pt;height:22.35pt;z-index:251846656;visibility:visible;mso-wrap-style:square;mso-width-percent:0;mso-height-percent:0;mso-wrap-distance-left:9pt;mso-wrap-distance-top:0;mso-wrap-distance-right:9pt;mso-wrap-distance-bottom:0;mso-position-horizontal:absolute;mso-position-horizontal-relative:text;mso-position-vertical:absolute;mso-position-vertical-relative:text;mso-width-percent:0;mso-height-percent:0;mso-width-relative:margin;mso-height-relative:margin;v-text-anchor:top" o:gfxdata="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" filled="f" stroked="f" strokeweight=".5pt">
+                <v:textbox>
+                  <w:txbxContent>
+                    <w:p>
+                      <w:pPr>
+                        <w:rPr>
+                          <w:sz w:val="16"/>
+                          <w:szCs w:val="16"/>
+                        </w:rPr>
+                      </w:pPr>
+                      <w:r>
+                        <w:rPr>
+                          <w:sz w:val="16"/>
+                          <w:szCs w:val="16"/>
+                        </w:rPr>
+                        <w:t>1</w:t>
+                      </w:r>
+                    </w:p>
+                  </w:txbxContent>
+                </v:textbox>
+              </v:shape>
+            </w:pict>
+          </mc:Fallback>
+        </mc:AlternateContent>
+      </w:r>
+      <w:r>
+        <w:rPr>
+          <w:noProof/>
+          <w:sz w:val="16"/>
+          <w:szCs w:val="16"/>
+        </w:rPr>
+        <mc:AlternateContent>
+          <mc:Choice Requires="wps">
+            <w:drawing>
+              <wp:anchor distT="0" distB="0" distL="114300" distR="114300" simplePos="0" relativeHeight="251832320" behindDoc="0" locked="0" layoutInCell="1" allowOverlap="1" wp14:anchorId="162D9D7D" wp14:editId="39FBE7ED">
+                <wp:simplePos x="0" y="0"/>
+                <wp:positionH relativeFrom="column">
+                  <wp:posOffset>9201359</wp:posOffset>
+                </wp:positionH>
+                <wp:positionV relativeFrom="paragraph">
+                  <wp:posOffset>273685</wp:posOffset>
+                </wp:positionV>
+                <wp:extent cx="253828" cy="217173"/>
+                <wp:effectExtent l="0" t="0" r="0" b="0"/>
+                <wp:wrapNone/>
+                <wp:docPr id="1027216820" name="Text Box 190"/>
+                <wp:cNvGraphicFramePr/>
+                <a:graphic xmlns:a="http://schemas.openxmlformats.org/drawingml/2006/main">
+                  <a:graphicData uri="http://schemas.microsoft.com/office/word/2010/wordprocessingShape">
+                    <wps:wsp>
+                      <wps:cNvSpPr txBox="1"/>
+                      <wps:spPr>
+                        <a:xfrm>
+                          <a:off x="0" y="0"/>
+                          <a:ext cx="253828" cy="217173"/>
+                        </a:xfrm>
+                        <a:prstGeom prst="rect">
+                          <a:avLst/>
+                        </a:prstGeom>
+                        <a:noFill/>
+                        <a:ln w="6350">
+                          <a:noFill/>
+                        </a:ln>
+                      </wps:spPr>
+                      <wps:txbx>
+                        <w:txbxContent>
+                          <w:p>
+                            <w:pPr>
+                              <w:rPr>
+                                <w:sz w:val="16"/>
+                                <w:szCs w:val="16"/>
+                              </w:rPr>
+                            </w:pPr>
+                            <w:r>
+                              <w:rPr>
+                                <w:sz w:val="16"/>
+                                <w:szCs w:val="16"/>
+                              </w:rPr>
+                              <w:t>1</w:t>
+                            </w:r>
+                          </w:p>
+                        </w:txbxContent>
+                      </wps:txbx>
+                      <wps:bodyPr rot="0" spcFirstLastPara="0" vertOverflow="overflow" horzOverflow="overflow" vert="horz" wrap="square" lIns="91440" tIns="45720" rIns="91440" bIns="45720" numCol="1" spcCol="0" rtlCol="0" fromWordArt="0" anchor="t" anchorCtr="0" forceAA="0" compatLnSpc="1">
+                        <a:prstTxWarp prst="textNoShape">
+                          <a:avLst/>
+                        </a:prstTxWarp>
+                        <a:noAutofit/>
+                      </wps:bodyPr>
+                    </wps:wsp>
+                  </a:graphicData>
+                </a:graphic>
+                <wp14:sizeRelH relativeFrom="margin">
+                  <wp14:pctWidth>0</wp14:pctWidth>
+                </wp14:sizeRelH>
+              </wp:anchor>
+            </w:drawing>
+          </mc:Choice>
+          <mc:Fallback>
+            <w:pict>
+              <v:shape w14:anchorId="162D9D7D" id="_x0000_s1134" type="#_x0000_t202" style="position:absolute;margin-left:724.5pt;margin-top:21.55pt;width:20pt;height:17.1pt;z-index:251832320;visibility:visible;mso-wrap-style:square;mso-width-percent:0;mso-wrap-distance-left:9pt;mso-wrap-distance-top:0;mso-wrap-distance-right:9pt;mso-wrap-distance-bottom:0;mso-position-horizontal:absolute;mso-position-horizontal-relative:text;mso-position-vertical:absolute;mso-position-vertical-relative:text;mso-width-percent:0;mso-width-relative:margin;v-text-anchor:top" o:gfxdata="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" filled="f" stroked="f" strokeweight=".5pt">
+                <v:textbox>
+                  <w:txbxContent>
+                    <w:p>
+                      <w:pPr>
+                        <w:rPr>
+                          <w:sz w:val="16"/>
+                          <w:szCs w:val="16"/>
+                        </w:rPr>
+                      </w:pPr>
+                      <w:r>
+                        <w:rPr>
+                          <w:sz w:val="16"/>
+                          <w:szCs w:val="16"/>
+                        </w:rPr>
+                        <w:t>1</w:t>
+                      </w:r>
+                    </w:p>
+                  </w:txbxContent>
+                </v:textbox>
+              </v:shape>
+            </w:pict>
+          </mc:Fallback>
+        </mc:AlternateContent>
+      </w:r>
     </w:p>
     <w:p>
       <w:pPr>
@@ -6202,11 +7230,111 @@
       <w:r>
         <w:rPr>
           <w:noProof/>
+          <w:sz w:val="16"/>
+          <w:szCs w:val="16"/>
         </w:rPr>
         <mc:AlternateContent>
           <mc:Choice Requires="wps">
             <w:drawing>
-              <wp:anchor distT="0" distB="0" distL="114300" distR="114300" simplePos="0" relativeHeight="251808768" behindDoc="0" locked="0" layoutInCell="1" allowOverlap="1" wp14:anchorId="6085D214" wp14:editId="56D86B12">
+              <wp:anchor distT="0" distB="0" distL="114300" distR="114300" simplePos="0" relativeHeight="251834368" behindDoc="0" locked="0" layoutInCell="1" allowOverlap="1" wp14:anchorId="78E0B315" wp14:editId="600CD6F9">
+                <wp:simplePos x="0" y="0"/>
+                <wp:positionH relativeFrom="column">
+                  <wp:posOffset>9175650</wp:posOffset>
+                </wp:positionH>
+                <wp:positionV relativeFrom="paragraph">
+                  <wp:posOffset>171450</wp:posOffset>
+                </wp:positionV>
+                <wp:extent cx="253828" cy="217173"/>
+                <wp:effectExtent l="0" t="0" r="0" b="0"/>
+                <wp:wrapNone/>
+                <wp:docPr id="609646472" name="Text Box 190"/>
+                <wp:cNvGraphicFramePr/>
+                <a:graphic xmlns:a="http://schemas.openxmlformats.org/drawingml/2006/main">
+                  <a:graphicData uri="http://schemas.microsoft.com/office/word/2010/wordprocessingShape">
+                    <wps:wsp>
+                      <wps:cNvSpPr txBox="1"/>
+                      <wps:spPr>
+                        <a:xfrm>
+                          <a:off x="0" y="0"/>
+                          <a:ext cx="253828" cy="217173"/>
+                        </a:xfrm>
+                        <a:prstGeom prst="rect">
+                          <a:avLst/>
+                        </a:prstGeom>
+                        <a:noFill/>
+                        <a:ln w="6350">
+                          <a:noFill/>
+                        </a:ln>
+                      </wps:spPr>
+                      <wps:txbx>
+                        <w:txbxContent>
+                          <w:p>
+                            <w:pPr>
+                              <w:rPr>
+                                <w:sz w:val="16"/>
+                                <w:szCs w:val="16"/>
+                              </w:rPr>
+                            </w:pPr>
+                            <w:r>
+                              <w:rPr>
+                                <w:sz w:val="16"/>
+                                <w:szCs w:val="16"/>
+                              </w:rPr>
+                              <w:t>1</w:t>
+                            </w:r>
+                          </w:p>
+                        </w:txbxContent>
+                      </wps:txbx>
+                      <wps:bodyPr rot="0" spcFirstLastPara="0" vertOverflow="overflow" horzOverflow="overflow" vert="horz" wrap="square" lIns="91440" tIns="45720" rIns="91440" bIns="45720" numCol="1" spcCol="0" rtlCol="0" fromWordArt="0" anchor="t" anchorCtr="0" forceAA="0" compatLnSpc="1">
+                        <a:prstTxWarp prst="textNoShape">
+                          <a:avLst/>
+                        </a:prstTxWarp>
+                        <a:noAutofit/>
+                      </wps:bodyPr>
+                    </wps:wsp>
+                  </a:graphicData>
+                </a:graphic>
+                <wp14:sizeRelH relativeFrom="margin">
+                  <wp14:pctWidth>0</wp14:pctWidth>
+                </wp14:sizeRelH>
+              </wp:anchor>
+            </w:drawing>
+          </mc:Choice>
+          <mc:Fallback>
+            <w:pict>
+              <v:shape w14:anchorId="78E0B315" id="_x0000_s1135" type="#_x0000_t202" style="position:absolute;margin-left:722.5pt;margin-top:13.5pt;width:20pt;height:17.1pt;z-index:251834368;visibility:visible;mso-wrap-style:square;mso-width-percent:0;mso-wrap-distance-left:9pt;mso-wrap-distance-top:0;mso-wrap-distance-right:9pt;mso-wrap-distance-bottom:0;mso-position-horizontal:absolute;mso-position-horizontal-relative:text;mso-position-vertical:absolute;mso-position-vertical-relative:text;mso-width-percent:0;mso-width-relative:margin;v-text-anchor:top" o:gfxdata="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" filled="f" stroked="f" strokeweight=".5pt">
+                <v:textbox>
+                  <w:txbxContent>
+                    <w:p>
+                      <w:pPr>
+                        <w:rPr>
+                          <w:sz w:val="16"/>
+                          <w:szCs w:val="16"/>
+                        </w:rPr>
+                      </w:pPr>
+                      <w:r>
+                        <w:rPr>
+                          <w:sz w:val="16"/>
+                          <w:szCs w:val="16"/>
+                        </w:rPr>
+                        <w:t>1</w:t>
+                      </w:r>
+                    </w:p>
+                  </w:txbxContent>
+                </v:textbox>
+              </v:shape>
+            </w:pict>
+          </mc:Fallback>
+        </mc:AlternateContent>
+      </w:r>
+      <w:r>
+        <w:rPr>
+          <w:noProof/>
+        </w:rPr>
+        <mc:AlternateContent>
+          <mc:Choice Requires="wps">
+            <w:drawing>
+              <wp:anchor distT="0" distB="0" distL="114300" distR="114300" simplePos="0" relativeHeight="251808768" behindDoc="0" locked="0" layoutInCell="1" allowOverlap="1" wp14:anchorId="6085D214" wp14:editId="679FE825">
                 <wp:simplePos x="0" y="0"/>
                 <wp:positionH relativeFrom="column">
                   <wp:posOffset>16180377</wp:posOffset>
@@ -6261,7 +7389,7 @@
           </mc:Choice>
           <mc:Fallback>
             <w:pict>
-              <v:line w14:anchorId="1ABD3B44" id="Straight Connector 73" o:spid="_x0000_s1026" style="position:absolute;z-index:251808768;visibility:visible;mso-wrap-style:square;mso-width-percent:0;mso-height-percent:0;mso-wrap-distance-left:9pt;mso-wrap-distance-top:0;mso-wrap-distance-right:9pt;mso-wrap-distance-bottom:0;mso-position-horizontal:absolute;mso-position-horizontal-relative:text;mso-position-vertical:absolute;mso-position-vertical-relative:text;mso-width-percent:0;mso-height-percent:0;mso-width-relative:margin;mso-height-relative:margin" from="1274.05pt,13.45pt" to="1274.05pt,131.5pt" o:gfxdata="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" strokecolor="black [3200]" strokeweight=".5pt">
+              <v:line w14:anchorId="0643D870" id="Straight Connector 73" o:spid="_x0000_s1026" style="position:absolute;z-index:251808768;visibility:visible;mso-wrap-style:square;mso-width-percent:0;mso-height-percent:0;mso-wrap-distance-left:9pt;mso-wrap-distance-top:0;mso-wrap-distance-right:9pt;mso-wrap-distance-bottom:0;mso-position-horizontal:absolute;mso-position-horizontal-relative:text;mso-position-vertical:absolute;mso-position-vertical-relative:text;mso-width-percent:0;mso-height-percent:0;mso-width-relative:margin;mso-height-relative:margin" from="1274.05pt,13.45pt" to="1274.05pt,131.5pt" o:gfxdata="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" strokecolor="black [3200]" strokeweight=".5pt">
                 <v:stroke joinstyle="miter"/>
               </v:line>
             </w:pict>
@@ -6275,7 +7403,7 @@
         <mc:AlternateContent>
           <mc:Choice Requires="wpg">
             <w:drawing>
-              <wp:anchor distT="0" distB="0" distL="114300" distR="114300" simplePos="0" relativeHeight="251751424" behindDoc="0" locked="0" layoutInCell="1" allowOverlap="1" wp14:anchorId="260B093F" wp14:editId="70DABACC">
+              <wp:anchor distT="0" distB="0" distL="114300" distR="114300" simplePos="0" relativeHeight="251751424" behindDoc="0" locked="0" layoutInCell="1" allowOverlap="1" wp14:anchorId="260B093F" wp14:editId="7C99BD89">
                 <wp:simplePos x="0" y="0"/>
                 <wp:positionH relativeFrom="column">
                   <wp:posOffset>8735144</wp:posOffset>
@@ -6748,9 +7876,9 @@
           </mc:Choice>
           <mc:Fallback>
             <w:pict>
-              <v:group w14:anchorId="260B093F" id="Group 50" o:spid="_x0000_s1125" style="position:absolute;margin-left:687.8pt;margin-top:7.35pt;width:179.15pt;height:97.15pt;z-index:251751424" coordsize="22752,12335" o:gfxdata="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">
-                <v:group id="_x0000_s1126" style="position:absolute;left:6243;width:7496;height:2203" coordorigin="-357" coordsize="7502,2205" o:gfxdata="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">
-                  <v:shape id="Text Box 7" o:spid="_x0000_s1127" type="#_x0000_t202" style="position:absolute;left:-357;width:7501;height:2205;visibility:visible;mso-wrap-style:square;v-text-anchor:top" o:gfxdata="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" filled="f" stroked="f" strokeweight=".5pt">
+              <v:group w14:anchorId="260B093F" id="Group 50" o:spid="_x0000_s1136" style="position:absolute;margin-left:687.8pt;margin-top:7.35pt;width:179.15pt;height:97.15pt;z-index:251751424" coordsize="22752,12335" o:gfxdata="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">
+                <v:group id="_x0000_s1137" style="position:absolute;left:6243;width:7496;height:2203" coordorigin="-357" coordsize="7502,2205" o:gfxdata="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">
+                  <v:shape id="Text Box 7" o:spid="_x0000_s1138" type="#_x0000_t202" style="position:absolute;left:-357;width:7501;height:2205;visibility:visible;mso-wrap-style:square;v-text-anchor:top" o:gfxdata="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" filled="f" stroked="f" strokeweight=".5pt">
                     <v:textbox>
                       <w:txbxContent>
                         <w:p>
@@ -6787,13 +7915,13 @@
                       </w:txbxContent>
                     </v:textbox>
                   </v:shape>
-                  <v:rect id="Rectangle 8" o:spid="_x0000_s1128" style="position:absolute;width:6216;height:2203;visibility:visible;mso-wrap-style:square;v-text-anchor:middle" o:gfxdata="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" filled="f" strokecolor="#172c51" strokeweight=".5pt"/>
+                  <v:rect id="Rectangle 8" o:spid="_x0000_s1139" style="position:absolute;width:6216;height:2203;visibility:visible;mso-wrap-style:square;v-text-anchor:middle" o:gfxdata="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" filled="f" strokecolor="#172c51" strokeweight=".5pt"/>
                 </v:group>
-                <v:group id="_x0000_s1129" style="position:absolute;left:12044;top:5497;width:10708;height:3988" coordsize="10708,3992" o:gfxdata="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">
-                  <v:oval id="Oval 14" o:spid="_x0000_s1130" style="position:absolute;width:8150;height:2534;visibility:visible;mso-wrap-style:square;v-text-anchor:middle" o:gfxdata="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" filled="f" strokecolor="#172c51" strokeweight=".5pt">
+                <v:group id="_x0000_s1140" style="position:absolute;left:12044;top:5497;width:10708;height:3988" coordsize="10708,3992" o:gfxdata="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">
+                  <v:oval id="Oval 14" o:spid="_x0000_s1141" style="position:absolute;width:8150;height:2534;visibility:visible;mso-wrap-style:square;v-text-anchor:middle" o:gfxdata="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" filled="f" strokecolor="#172c51" strokeweight=".5pt">
                     <v:stroke joinstyle="miter"/>
                   </v:oval>
-                  <v:shape id="Text Box 15" o:spid="_x0000_s1131" type="#_x0000_t202" style="position:absolute;left:2127;top:82;width:8581;height:3910;visibility:visible;mso-wrap-style:square;v-text-anchor:top" o:gfxdata="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" filled="f" stroked="f" strokeweight=".5pt">
+                  <v:shape id="Text Box 15" o:spid="_x0000_s1142" type="#_x0000_t202" style="position:absolute;left:2127;top:82;width:8581;height:3910;visibility:visible;mso-wrap-style:square;v-text-anchor:top" o:gfxdata="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" filled="f" stroked="f" strokeweight=".5pt">
                     <v:textbox>
                       <w:txbxContent>
                         <w:p>
@@ -6815,11 +7943,11 @@
                     </v:textbox>
                   </v:shape>
                 </v:group>
-                <v:group id="_x0000_s1132" style="position:absolute;top:5469;width:9944;height:3906" coordorigin=",-21" coordsize="9944,3909" o:gfxdata="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">
-                  <v:oval id="Oval 14" o:spid="_x0000_s1133" style="position:absolute;width:8150;height:2534;visibility:visible;mso-wrap-style:square;v-text-anchor:middle" o:gfxdata="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" filled="f" strokecolor="#172c51" strokeweight=".5pt">
+                <v:group id="_x0000_s1143" style="position:absolute;top:5469;width:9944;height:3906" coordorigin=",-21" coordsize="9944,3909" o:gfxdata="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">
+                  <v:oval id="Oval 14" o:spid="_x0000_s1144" style="position:absolute;width:8150;height:2534;visibility:visible;mso-wrap-style:square;v-text-anchor:middle" o:gfxdata="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" filled="f" strokecolor="#172c51" strokeweight=".5pt">
                     <v:stroke joinstyle="miter"/>
                   </v:oval>
-                  <v:shape id="Text Box 15" o:spid="_x0000_s1134" type="#_x0000_t202" style="position:absolute;left:1363;top:-21;width:8581;height:3909;visibility:visible;mso-wrap-style:square;v-text-anchor:top" o:gfxdata="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" filled="f" stroked="f" strokeweight=".5pt">
+                  <v:shape id="Text Box 15" o:spid="_x0000_s1145" type="#_x0000_t202" style="position:absolute;left:1363;top:-21;width:8581;height:3909;visibility:visible;mso-wrap-style:square;v-text-anchor:top" o:gfxdata="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" filled="f" stroked="f" strokeweight=".5pt">
                     <v:textbox>
                       <w:txbxContent>
                         <w:p>
@@ -6845,11 +7973,11 @@
                     </v:textbox>
                   </v:shape>
                 </v:group>
-                <v:group id="_x0000_s1135" style="position:absolute;left:6022;top:8425;width:10414;height:3910" coordorigin="" coordsize="10414,3909" o:gfxdata="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">
-                  <v:oval id="Oval 14" o:spid="_x0000_s1136" style="position:absolute;width:8150;height:2534;visibility:visible;mso-wrap-style:square;v-text-anchor:middle" o:gfxdata="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" filled="f" strokecolor="#172c51" strokeweight=".5pt">
+                <v:group id="_x0000_s1146" style="position:absolute;left:6022;top:8425;width:10414;height:3910" coordorigin="" coordsize="10414,3909" o:gfxdata="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">
+                  <v:oval id="Oval 14" o:spid="_x0000_s1147" style="position:absolute;width:8150;height:2534;visibility:visible;mso-wrap-style:square;v-text-anchor:middle" o:gfxdata="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" filled="f" strokecolor="#172c51" strokeweight=".5pt">
                     <v:stroke joinstyle="miter"/>
                   </v:oval>
-                  <v:shape id="Text Box 15" o:spid="_x0000_s1137" type="#_x0000_t202" style="position:absolute;left:1833;width:8581;height:3909;visibility:visible;mso-wrap-style:square;v-text-anchor:top" o:gfxdata="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" filled="f" stroked="f" strokeweight=".5pt">
+                  <v:shape id="Text Box 15" o:spid="_x0000_s1148" type="#_x0000_t202" style="position:absolute;left:1833;width:8581;height:3909;visibility:visible;mso-wrap-style:square;v-text-anchor:top" o:gfxdata="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" filled="f" stroked="f" strokeweight=".5pt">
                     <v:textbox>
                       <w:txbxContent>
                         <w:p>
@@ -6871,13 +7999,13 @@
                     </v:textbox>
                   </v:shape>
                 </v:group>
-                <v:line id="Straight Connector 47" o:spid="_x0000_s1138" style="position:absolute;flip:x;visibility:visible;mso-wrap-style:square" from="9945,2182" to="9947,8384" o:connectortype="straight" o:gfxdata="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" strokecolor="black [3200]" strokeweight=".5pt">
+                <v:line id="Straight Connector 47" o:spid="_x0000_s1149" style="position:absolute;flip:x;visibility:visible;mso-wrap-style:square" from="9945,2182" to="9947,8384" o:connectortype="straight" o:gfxdata="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" strokecolor="black [3200]" strokeweight=".5pt">
                   <v:stroke joinstyle="miter"/>
                 </v:line>
-                <v:line id="Straight Connector 48" o:spid="_x0000_s1139" style="position:absolute;flip:x;visibility:visible;mso-wrap-style:square" from="3839,2182" to="8149,5469" o:connectortype="straight" o:gfxdata="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" strokecolor="black [3200]" strokeweight=".5pt">
+                <v:line id="Straight Connector 48" o:spid="_x0000_s1150" style="position:absolute;flip:x;visibility:visible;mso-wrap-style:square" from="3839,2182" to="8149,5469" o:connectortype="straight" o:gfxdata="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" strokecolor="black [3200]" strokeweight=".5pt">
                   <v:stroke joinstyle="miter"/>
                 </v:line>
-                <v:line id="Straight Connector 49" o:spid="_x0000_s1140" style="position:absolute;visibility:visible;mso-wrap-style:square" from="11575,2182" to="16188,5465" o:connectortype="straight" o:gfxdata="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" strokecolor="black [3200]" strokeweight=".5pt">
+                <v:line id="Straight Connector 49" o:spid="_x0000_s1151" style="position:absolute;visibility:visible;mso-wrap-style:square" from="11575,2182" to="16188,5465" o:connectortype="straight" o:gfxdata="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" strokecolor="black [3200]" strokeweight=".5pt">
                   <v:stroke joinstyle="miter"/>
                 </v:line>
               </v:group>
@@ -6892,7 +8020,7 @@
         <mc:AlternateContent>
           <mc:Choice Requires="wps">
             <w:drawing>
-              <wp:anchor distT="0" distB="0" distL="114300" distR="114300" simplePos="0" relativeHeight="251731968" behindDoc="0" locked="0" layoutInCell="1" allowOverlap="1" wp14:anchorId="38F50B6F" wp14:editId="5C5EF0CE">
+              <wp:anchor distT="0" distB="0" distL="114300" distR="114300" simplePos="0" relativeHeight="251731968" behindDoc="0" locked="0" layoutInCell="1" allowOverlap="1" wp14:anchorId="38F50B6F" wp14:editId="310938C4">
                 <wp:simplePos x="0" y="0"/>
                 <wp:positionH relativeFrom="column">
                   <wp:posOffset>8213041</wp:posOffset>
@@ -6949,7 +8077,7 @@
           </mc:Choice>
           <mc:Fallback>
             <w:pict>
-              <v:shape w14:anchorId="4BA925FE" id="Connector: Elbow 36" o:spid="_x0000_s1026" type="#_x0000_t34" style="position:absolute;margin-left:646.7pt;margin-top:18.1pt;width:93.05pt;height:253.05pt;flip:y;z-index:251731968;visibility:visible;mso-wrap-style:square;mso-width-percent:0;mso-height-percent:0;mso-wrap-distance-left:9pt;mso-wrap-distance-top:0;mso-wrap-distance-right:9pt;mso-wrap-distance-bottom:0;mso-position-horizontal:absolute;mso-position-horizontal-relative:text;mso-position-vertical:absolute;mso-position-vertical-relative:text;mso-width-percent:0;mso-height-percent:0;mso-width-relative:margin;mso-height-relative:margin" o:gfxdata="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" adj="3121" strokecolor="black [3200]" strokeweight=".5pt"/>
+              <v:shape w14:anchorId="0C771612" id="Connector: Elbow 36" o:spid="_x0000_s1026" type="#_x0000_t34" style="position:absolute;margin-left:646.7pt;margin-top:18.1pt;width:93.05pt;height:253.05pt;flip:y;z-index:251731968;visibility:visible;mso-wrap-style:square;mso-width-percent:0;mso-height-percent:0;mso-wrap-distance-left:9pt;mso-wrap-distance-top:0;mso-wrap-distance-right:9pt;mso-wrap-distance-bottom:0;mso-position-horizontal:absolute;mso-position-horizontal-relative:text;mso-position-vertical:absolute;mso-position-vertical-relative:text;mso-width-percent:0;mso-height-percent:0;mso-width-relative:margin;mso-height-relative:margin" o:gfxdata="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" adj="3121" strokecolor="black [3200]" strokeweight=".5pt"/>
             </w:pict>
           </mc:Fallback>
         </mc:AlternateContent>
@@ -6977,7 +8105,7 @@
         <mc:AlternateContent>
           <mc:Choice Requires="wpg">
             <w:drawing>
-              <wp:anchor distT="0" distB="0" distL="114300" distR="114300" simplePos="0" relativeHeight="251763712" behindDoc="0" locked="0" layoutInCell="1" allowOverlap="1" wp14:anchorId="62221424" wp14:editId="19391497">
+              <wp:anchor distT="0" distB="0" distL="114300" distR="114300" simplePos="0" relativeHeight="251763712" behindDoc="0" locked="0" layoutInCell="1" allowOverlap="1" wp14:anchorId="62221424" wp14:editId="6C2F1B43">
                 <wp:simplePos x="0" y="0"/>
                 <wp:positionH relativeFrom="column">
                   <wp:posOffset>11847063</wp:posOffset>
@@ -7082,9 +8210,9 @@
           </mc:Choice>
           <mc:Fallback>
             <w:pict>
-              <v:group w14:anchorId="62221424" id="_x0000_s1141" style="position:absolute;margin-left:932.85pt;margin-top:10.6pt;width:68.85pt;height:38.6pt;z-index:251763712" coordsize="8746,4903" o:gfxdata="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">
-                <v:shape id="Diamond 10" o:spid="_x0000_s1142" type="#_x0000_t4" style="position:absolute;width:8746;height:4903;visibility:visible;mso-wrap-style:square;v-text-anchor:middle" o:gfxdata="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" filled="f" strokecolor="#172c51" strokeweight=".5pt"/>
-                <v:shape id="Text Box 11" o:spid="_x0000_s1143" type="#_x0000_t202" style="position:absolute;left:1923;top:1127;width:5499;height:2551;visibility:visible;mso-wrap-style:square;v-text-anchor:top" o:gfxdata="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" filled="f" stroked="f" strokeweight=".5pt">
+              <v:group w14:anchorId="62221424" id="_x0000_s1152" style="position:absolute;margin-left:932.85pt;margin-top:10.6pt;width:68.85pt;height:38.6pt;z-index:251763712" coordsize="8746,4903" o:gfxdata="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">
+                <v:shape id="Diamond 10" o:spid="_x0000_s1153" type="#_x0000_t4" style="position:absolute;width:8746;height:4903;visibility:visible;mso-wrap-style:square;v-text-anchor:middle" o:gfxdata="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" filled="f" strokecolor="#172c51" strokeweight=".5pt"/>
+                <v:shape id="Text Box 11" o:spid="_x0000_s1154" type="#_x0000_t202" style="position:absolute;left:1923;top:1127;width:5499;height:2551;visibility:visible;mso-wrap-style:square;v-text-anchor:top" o:gfxdata="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" filled="f" stroked="f" strokeweight=".5pt">
                   <v:textbox>
                     <w:txbxContent>
                       <w:p>
@@ -7126,7 +8254,7 @@
         <mc:AlternateContent>
           <mc:Choice Requires="wpg">
             <w:drawing>
-              <wp:anchor distT="0" distB="0" distL="114300" distR="114300" simplePos="0" relativeHeight="251812864" behindDoc="0" locked="0" layoutInCell="1" allowOverlap="1" wp14:anchorId="5700C021" wp14:editId="2ACA7613">
+              <wp:anchor distT="0" distB="0" distL="114300" distR="114300" simplePos="0" relativeHeight="251812864" behindDoc="0" locked="0" layoutInCell="1" allowOverlap="1" wp14:anchorId="5700C021" wp14:editId="4427B74A">
                 <wp:simplePos x="0" y="0"/>
                 <wp:positionH relativeFrom="column">
                   <wp:posOffset>14792053</wp:posOffset>
@@ -7238,11 +8366,11 @@
           </mc:Choice>
           <mc:Fallback>
             <w:pict>
-              <v:group w14:anchorId="5700C021" id="_x0000_s1144" style="position:absolute;margin-left:1164.75pt;margin-top:14.6pt;width:67.55pt;height:30.8pt;z-index:251812864;mso-width-relative:margin" coordorigin="-139" coordsize="8580,3909" o:gfxdata="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">
-                <v:oval id="Oval 14" o:spid="_x0000_s1145" style="position:absolute;width:8150;height:2534;visibility:visible;mso-wrap-style:square;v-text-anchor:middle" o:gfxdata="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" filled="f" strokecolor="#172c51" strokeweight=".5pt">
+              <v:group w14:anchorId="5700C021" id="_x0000_s1155" style="position:absolute;margin-left:1164.75pt;margin-top:14.6pt;width:67.55pt;height:30.8pt;z-index:251812864;mso-width-relative:margin" coordorigin="-139" coordsize="8580,3909" o:gfxdata="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">
+                <v:oval id="Oval 14" o:spid="_x0000_s1156" style="position:absolute;width:8150;height:2534;visibility:visible;mso-wrap-style:square;v-text-anchor:middle" o:gfxdata="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" filled="f" strokecolor="#172c51" strokeweight=".5pt">
                   <v:stroke joinstyle="miter"/>
                 </v:oval>
-                <v:shape id="Text Box 15" o:spid="_x0000_s1146" type="#_x0000_t202" style="position:absolute;left:-139;width:8580;height:3909;visibility:visible;mso-wrap-style:square;v-text-anchor:top" o:gfxdata="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" filled="f" stroked="f" strokeweight=".5pt">
+                <v:shape id="Text Box 15" o:spid="_x0000_s1157" type="#_x0000_t202" style="position:absolute;left:-139;width:8580;height:3909;visibility:visible;mso-wrap-style:square;v-text-anchor:top" o:gfxdata="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" filled="f" stroked="f" strokeweight=".5pt">
                   <v:textbox>
                     <w:txbxContent>
                       <w:p>
@@ -7281,7 +8409,7 @@
         <mc:AlternateContent>
           <mc:Choice Requires="wpg">
             <w:drawing>
-              <wp:anchor distT="0" distB="0" distL="114300" distR="114300" simplePos="0" relativeHeight="251813888" behindDoc="0" locked="0" layoutInCell="1" allowOverlap="1" wp14:anchorId="31897C49" wp14:editId="6657D77B">
+              <wp:anchor distT="0" distB="0" distL="114300" distR="114300" simplePos="0" relativeHeight="251813888" behindDoc="0" locked="0" layoutInCell="1" allowOverlap="1" wp14:anchorId="31897C49" wp14:editId="42AF72B1">
                 <wp:simplePos x="0" y="0"/>
                 <wp:positionH relativeFrom="column">
                   <wp:posOffset>16515695</wp:posOffset>
@@ -7433,12 +8561,12 @@
           </mc:Choice>
           <mc:Fallback>
             <w:pict>
-              <v:group w14:anchorId="31897C49" id="_x0000_s1147" style="position:absolute;margin-left:1300.45pt;margin-top:14.5pt;width:84.45pt;height:32.35pt;z-index:251813888;mso-width-relative:margin" coordorigin=",2065" coordsize="10722,4108" o:gfxdata="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">
-                <v:group id="_x0000_s1148" style="position:absolute;left:245;top:2167;width:10477;height:4007" coordorigin="-8908,2169" coordsize="10478,4011" o:gfxdata="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">
-                  <v:oval id="Oval 14" o:spid="_x0000_s1149" style="position:absolute;left:-8908;top:2169;width:8150;height:2535;visibility:visible;mso-wrap-style:square;v-text-anchor:middle" o:gfxdata="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" filled="f" strokecolor="#172c51" strokeweight=".5pt">
+              <v:group w14:anchorId="31897C49" id="_x0000_s1158" style="position:absolute;margin-left:1300.45pt;margin-top:14.5pt;width:84.45pt;height:32.35pt;z-index:251813888;mso-width-relative:margin" coordorigin=",2065" coordsize="10722,4108" o:gfxdata="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">
+                <v:group id="_x0000_s1159" style="position:absolute;left:245;top:2167;width:10477;height:4007" coordorigin="-8908,2169" coordsize="10478,4011" o:gfxdata="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">
+                  <v:oval id="Oval 14" o:spid="_x0000_s1160" style="position:absolute;left:-8908;top:2169;width:8150;height:2535;visibility:visible;mso-wrap-style:square;v-text-anchor:middle" o:gfxdata="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" filled="f" strokecolor="#172c51" strokeweight=".5pt">
                     <v:stroke joinstyle="miter"/>
                   </v:oval>
-                  <v:shape id="Text Box 15" o:spid="_x0000_s1150" type="#_x0000_t202" style="position:absolute;left:-8369;top:2271;width:9939;height:3909;visibility:visible;mso-wrap-style:square;v-text-anchor:top" o:gfxdata="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" filled="f" stroked="f" strokeweight=".5pt">
+                  <v:shape id="Text Box 15" o:spid="_x0000_s1161" type="#_x0000_t202" style="position:absolute;left:-8369;top:2271;width:9939;height:3909;visibility:visible;mso-wrap-style:square;v-text-anchor:top" o:gfxdata="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" filled="f" stroked="f" strokeweight=".5pt">
                     <v:textbox>
                       <w:txbxContent>
                         <w:p>
@@ -7462,7 +8590,7 @@
                     </v:textbox>
                   </v:shape>
                 </v:group>
-                <v:oval id="Oval 17" o:spid="_x0000_s1151" style="position:absolute;top:2065;width:8580;height:2789;visibility:visible;mso-wrap-style:square;v-text-anchor:middle" o:gfxdata="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" filled="f" strokecolor="#172c51" strokeweight=".5pt">
+                <v:oval id="Oval 17" o:spid="_x0000_s1162" style="position:absolute;top:2065;width:8580;height:2789;visibility:visible;mso-wrap-style:square;v-text-anchor:middle" o:gfxdata="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" filled="f" strokecolor="#172c51" strokeweight=".5pt">
                   <v:stroke joinstyle="miter"/>
                 </v:oval>
               </v:group>
@@ -7477,7 +8605,7 @@
         <mc:AlternateContent>
           <mc:Choice Requires="wps">
             <w:drawing>
-              <wp:anchor distT="0" distB="0" distL="114300" distR="114300" simplePos="0" relativeHeight="251768832" behindDoc="0" locked="0" layoutInCell="1" allowOverlap="1" wp14:anchorId="39A82726" wp14:editId="7A78B41E">
+              <wp:anchor distT="0" distB="0" distL="114300" distR="114300" simplePos="0" relativeHeight="251768832" behindDoc="0" locked="0" layoutInCell="1" allowOverlap="1" wp14:anchorId="39A82726" wp14:editId="5FCFBDDA">
                 <wp:simplePos x="0" y="0"/>
                 <wp:positionH relativeFrom="column">
                   <wp:posOffset>12279896</wp:posOffset>
@@ -7532,7 +8660,7 @@
           </mc:Choice>
           <mc:Fallback>
             <w:pict>
-              <v:line w14:anchorId="596E9CB9" id="Straight Connector 58" o:spid="_x0000_s1026" style="position:absolute;z-index:251768832;visibility:visible;mso-wrap-style:square;mso-width-percent:0;mso-height-percent:0;mso-wrap-distance-left:9pt;mso-wrap-distance-top:0;mso-wrap-distance-right:9pt;mso-wrap-distance-bottom:0;mso-position-horizontal:absolute;mso-position-horizontal-relative:text;mso-position-vertical:absolute;mso-position-vertical-relative:text;mso-width-percent:0;mso-height-percent:0;mso-width-relative:margin;mso-height-relative:margin" from="966.9pt,24.15pt" to="966.9pt,255.9pt" o:gfxdata="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" strokecolor="black [3200]" strokeweight=".5pt">
+              <v:line w14:anchorId="37015B9D" id="Straight Connector 58" o:spid="_x0000_s1026" style="position:absolute;z-index:251768832;visibility:visible;mso-wrap-style:square;mso-width-percent:0;mso-height-percent:0;mso-wrap-distance-left:9pt;mso-wrap-distance-top:0;mso-wrap-distance-right:9pt;mso-wrap-distance-bottom:0;mso-position-horizontal:absolute;mso-position-horizontal-relative:text;mso-position-vertical:absolute;mso-position-vertical-relative:text;mso-width-percent:0;mso-height-percent:0;mso-width-relative:margin;mso-height-relative:margin" from="966.9pt,24.15pt" to="966.9pt,255.9pt" o:gfxdata="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" strokecolor="black [3200]" strokeweight=".5pt">
                 <v:stroke joinstyle="miter"/>
               </v:line>
             </w:pict>
@@ -7549,11 +8677,111 @@
       <w:r>
         <w:rPr>
           <w:noProof/>
+          <w:sz w:val="16"/>
+          <w:szCs w:val="16"/>
         </w:rPr>
         <mc:AlternateContent>
           <mc:Choice Requires="wps">
             <w:drawing>
-              <wp:anchor distT="0" distB="0" distL="114300" distR="114300" simplePos="0" relativeHeight="251823104" behindDoc="0" locked="0" layoutInCell="1" allowOverlap="1" wp14:anchorId="397FAFA7" wp14:editId="12389887">
+              <wp:anchor distT="0" distB="0" distL="114300" distR="114300" simplePos="0" relativeHeight="251860992" behindDoc="0" locked="0" layoutInCell="1" allowOverlap="1" wp14:anchorId="1503459B" wp14:editId="35B110E4">
+                <wp:simplePos x="0" y="0"/>
+                <wp:positionH relativeFrom="column">
+                  <wp:posOffset>16119475</wp:posOffset>
+                </wp:positionH>
+                <wp:positionV relativeFrom="paragraph">
+                  <wp:posOffset>231563</wp:posOffset>
+                </wp:positionV>
+                <wp:extent cx="253828" cy="217173"/>
+                <wp:effectExtent l="0" t="0" r="0" b="0"/>
+                <wp:wrapNone/>
+                <wp:docPr id="99655636" name="Text Box 190"/>
+                <wp:cNvGraphicFramePr/>
+                <a:graphic xmlns:a="http://schemas.openxmlformats.org/drawingml/2006/main">
+                  <a:graphicData uri="http://schemas.microsoft.com/office/word/2010/wordprocessingShape">
+                    <wps:wsp>
+                      <wps:cNvSpPr txBox="1"/>
+                      <wps:spPr>
+                        <a:xfrm>
+                          <a:off x="0" y="0"/>
+                          <a:ext cx="253828" cy="217173"/>
+                        </a:xfrm>
+                        <a:prstGeom prst="rect">
+                          <a:avLst/>
+                        </a:prstGeom>
+                        <a:noFill/>
+                        <a:ln w="6350">
+                          <a:noFill/>
+                        </a:ln>
+                      </wps:spPr>
+                      <wps:txbx>
+                        <w:txbxContent>
+                          <w:p>
+                            <w:pPr>
+                              <w:rPr>
+                                <w:sz w:val="16"/>
+                                <w:szCs w:val="16"/>
+                              </w:rPr>
+                            </w:pPr>
+                            <w:r>
+                              <w:rPr>
+                                <w:sz w:val="16"/>
+                                <w:szCs w:val="16"/>
+                              </w:rPr>
+                              <w:t>N</w:t>
+                            </w:r>
+                          </w:p>
+                        </w:txbxContent>
+                      </wps:txbx>
+                      <wps:bodyPr rot="0" spcFirstLastPara="0" vertOverflow="overflow" horzOverflow="overflow" vert="horz" wrap="square" lIns="91440" tIns="45720" rIns="91440" bIns="45720" numCol="1" spcCol="0" rtlCol="0" fromWordArt="0" anchor="t" anchorCtr="0" forceAA="0" compatLnSpc="1">
+                        <a:prstTxWarp prst="textNoShape">
+                          <a:avLst/>
+                        </a:prstTxWarp>
+                        <a:noAutofit/>
+                      </wps:bodyPr>
+                    </wps:wsp>
+                  </a:graphicData>
+                </a:graphic>
+                <wp14:sizeRelH relativeFrom="margin">
+                  <wp14:pctWidth>0</wp14:pctWidth>
+                </wp14:sizeRelH>
+              </wp:anchor>
+            </w:drawing>
+          </mc:Choice>
+          <mc:Fallback>
+            <w:pict>
+              <v:shape w14:anchorId="1503459B" id="_x0000_s1163" type="#_x0000_t202" style="position:absolute;margin-left:1269.25pt;margin-top:18.25pt;width:20pt;height:17.1pt;z-index:251860992;visibility:visible;mso-wrap-style:square;mso-width-percent:0;mso-wrap-distance-left:9pt;mso-wrap-distance-top:0;mso-wrap-distance-right:9pt;mso-wrap-distance-bottom:0;mso-position-horizontal:absolute;mso-position-horizontal-relative:text;mso-position-vertical:absolute;mso-position-vertical-relative:text;mso-width-percent:0;mso-width-relative:margin;v-text-anchor:top" o:gfxdata="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" filled="f" stroked="f" strokeweight=".5pt">
+                <v:textbox>
+                  <w:txbxContent>
+                    <w:p>
+                      <w:pPr>
+                        <w:rPr>
+                          <w:sz w:val="16"/>
+                          <w:szCs w:val="16"/>
+                        </w:rPr>
+                      </w:pPr>
+                      <w:r>
+                        <w:rPr>
+                          <w:sz w:val="16"/>
+                          <w:szCs w:val="16"/>
+                        </w:rPr>
+                        <w:t>N</w:t>
+                      </w:r>
+                    </w:p>
+                  </w:txbxContent>
+                </v:textbox>
+              </v:shape>
+            </w:pict>
+          </mc:Fallback>
+        </mc:AlternateContent>
+      </w:r>
+      <w:r>
+        <w:rPr>
+          <w:noProof/>
+        </w:rPr>
+        <mc:AlternateContent>
+          <mc:Choice Requires="wps">
+            <w:drawing>
+              <wp:anchor distT="0" distB="0" distL="114300" distR="114300" simplePos="0" relativeHeight="251823104" behindDoc="0" locked="0" layoutInCell="1" allowOverlap="1" wp14:anchorId="397FAFA7" wp14:editId="64E1DB1C">
                 <wp:simplePos x="0" y="0"/>
                 <wp:positionH relativeFrom="column">
                   <wp:posOffset>16374397</wp:posOffset>
@@ -7602,7 +8830,7 @@
           </mc:Choice>
           <mc:Fallback>
             <w:pict>
-              <v:line w14:anchorId="2FF1E26A" id="Straight Connector 78" o:spid="_x0000_s1026" style="position:absolute;flip:y;z-index:251823104;visibility:visible;mso-wrap-style:square;mso-wrap-distance-left:9pt;mso-wrap-distance-top:0;mso-wrap-distance-right:9pt;mso-wrap-distance-bottom:0;mso-position-horizontal:absolute;mso-position-horizontal-relative:text;mso-position-vertical:absolute;mso-position-vertical-relative:text" from="1289.3pt,9.5pt" to="1317.15pt,31.35pt" o:gfxdata="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" strokecolor="black [3200]" strokeweight=".5pt">
+              <v:line w14:anchorId="7083B3F3" id="Straight Connector 78" o:spid="_x0000_s1026" style="position:absolute;flip:y;z-index:251823104;visibility:visible;mso-wrap-style:square;mso-wrap-distance-left:9pt;mso-wrap-distance-top:0;mso-wrap-distance-right:9pt;mso-wrap-distance-bottom:0;mso-position-horizontal:absolute;mso-position-horizontal-relative:text;mso-position-vertical:absolute;mso-position-vertical-relative:text" from="1289.3pt,9.5pt" to="1317.15pt,31.35pt" o:gfxdata="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" strokecolor="black [3200]" strokeweight=".5pt">
                 <v:stroke joinstyle="miter"/>
               </v:line>
             </w:pict>
@@ -7616,7 +8844,7 @@
         <mc:AlternateContent>
           <mc:Choice Requires="wps">
             <w:drawing>
-              <wp:anchor distT="0" distB="0" distL="114300" distR="114300" simplePos="0" relativeHeight="251821056" behindDoc="0" locked="0" layoutInCell="1" allowOverlap="1" wp14:anchorId="2D8F976B" wp14:editId="0F8D20D5">
+              <wp:anchor distT="0" distB="0" distL="114300" distR="114300" simplePos="0" relativeHeight="251821056" behindDoc="0" locked="0" layoutInCell="1" allowOverlap="1" wp14:anchorId="2D8F976B" wp14:editId="479FAAAC">
                 <wp:simplePos x="0" y="0"/>
                 <wp:positionH relativeFrom="column">
                   <wp:posOffset>15552174</wp:posOffset>
@@ -7665,7 +8893,7 @@
           </mc:Choice>
           <mc:Fallback>
             <w:pict>
-              <v:line w14:anchorId="02A83933" id="Straight Connector 76" o:spid="_x0000_s1026" style="position:absolute;z-index:251821056;visibility:visible;mso-wrap-style:square;mso-wrap-distance-left:9pt;mso-wrap-distance-top:0;mso-wrap-distance-right:9pt;mso-wrap-distance-bottom:0;mso-position-horizontal:absolute;mso-position-horizontal-relative:text;mso-position-vertical:absolute;mso-position-vertical-relative:text" from="1224.6pt,4.5pt" to="1253.05pt,31.55pt" o:gfxdata="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" strokecolor="black [3200]" strokeweight=".5pt">
+              <v:line w14:anchorId="52380307" id="Straight Connector 76" o:spid="_x0000_s1026" style="position:absolute;z-index:251821056;visibility:visible;mso-wrap-style:square;mso-wrap-distance-left:9pt;mso-wrap-distance-top:0;mso-wrap-distance-right:9pt;mso-wrap-distance-bottom:0;mso-position-horizontal:absolute;mso-position-horizontal-relative:text;mso-position-vertical:absolute;mso-position-vertical-relative:text" from="1224.6pt,4.5pt" to="1253.05pt,31.55pt" o:gfxdata="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" strokecolor="black [3200]" strokeweight=".5pt">
                 <v:stroke joinstyle="miter"/>
               </v:line>
             </w:pict>
@@ -7688,7 +8916,107 @@
         <mc:AlternateContent>
           <mc:Choice Requires="wps">
             <w:drawing>
-              <wp:anchor distT="0" distB="0" distL="114300" distR="114300" simplePos="0" relativeHeight="251824128" behindDoc="0" locked="0" layoutInCell="1" allowOverlap="1" wp14:anchorId="0A561271" wp14:editId="6E0DB04C">
+              <wp:anchor distT="0" distB="0" distL="114300" distR="114300" simplePos="0" relativeHeight="251865088" behindDoc="0" locked="0" layoutInCell="1" allowOverlap="1" wp14:anchorId="29454D61" wp14:editId="5B94F7DA">
+                <wp:simplePos x="0" y="0"/>
+                <wp:positionH relativeFrom="column">
+                  <wp:posOffset>16034385</wp:posOffset>
+                </wp:positionH>
+                <wp:positionV relativeFrom="paragraph">
+                  <wp:posOffset>289560</wp:posOffset>
+                </wp:positionV>
+                <wp:extent cx="253828" cy="217173"/>
+                <wp:effectExtent l="0" t="0" r="0" b="0"/>
+                <wp:wrapNone/>
+                <wp:docPr id="1666397510" name="Text Box 190"/>
+                <wp:cNvGraphicFramePr/>
+                <a:graphic xmlns:a="http://schemas.openxmlformats.org/drawingml/2006/main">
+                  <a:graphicData uri="http://schemas.microsoft.com/office/word/2010/wordprocessingShape">
+                    <wps:wsp>
+                      <wps:cNvSpPr txBox="1"/>
+                      <wps:spPr>
+                        <a:xfrm>
+                          <a:off x="0" y="0"/>
+                          <a:ext cx="253828" cy="217173"/>
+                        </a:xfrm>
+                        <a:prstGeom prst="rect">
+                          <a:avLst/>
+                        </a:prstGeom>
+                        <a:noFill/>
+                        <a:ln w="6350">
+                          <a:noFill/>
+                        </a:ln>
+                      </wps:spPr>
+                      <wps:txbx>
+                        <w:txbxContent>
+                          <w:p>
+                            <w:pPr>
+                              <w:rPr>
+                                <w:sz w:val="16"/>
+                                <w:szCs w:val="16"/>
+                              </w:rPr>
+                            </w:pPr>
+                            <w:r>
+                              <w:rPr>
+                                <w:sz w:val="16"/>
+                                <w:szCs w:val="16"/>
+                              </w:rPr>
+                              <w:t>M</w:t>
+                            </w:r>
+                          </w:p>
+                        </w:txbxContent>
+                      </wps:txbx>
+                      <wps:bodyPr rot="0" spcFirstLastPara="0" vertOverflow="overflow" horzOverflow="overflow" vert="horz" wrap="square" lIns="91440" tIns="45720" rIns="91440" bIns="45720" numCol="1" spcCol="0" rtlCol="0" fromWordArt="0" anchor="t" anchorCtr="0" forceAA="0" compatLnSpc="1">
+                        <a:prstTxWarp prst="textNoShape">
+                          <a:avLst/>
+                        </a:prstTxWarp>
+                        <a:noAutofit/>
+                      </wps:bodyPr>
+                    </wps:wsp>
+                  </a:graphicData>
+                </a:graphic>
+                <wp14:sizeRelH relativeFrom="margin">
+                  <wp14:pctWidth>0</wp14:pctWidth>
+                </wp14:sizeRelH>
+              </wp:anchor>
+            </w:drawing>
+          </mc:Choice>
+          <mc:Fallback>
+            <w:pict>
+              <v:shape w14:anchorId="29454D61" id="_x0000_s1164" type="#_x0000_t202" style="position:absolute;margin-left:1262.55pt;margin-top:22.8pt;width:20pt;height:17.1pt;z-index:251865088;visibility:visible;mso-wrap-style:square;mso-width-percent:0;mso-wrap-distance-left:9pt;mso-wrap-distance-top:0;mso-wrap-distance-right:9pt;mso-wrap-distance-bottom:0;mso-position-horizontal:absolute;mso-position-horizontal-relative:text;mso-position-vertical:absolute;mso-position-vertical-relative:text;mso-width-percent:0;mso-width-relative:margin;v-text-anchor:top" o:gfxdata="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" filled="f" stroked="f" strokeweight=".5pt">
+                <v:textbox>
+                  <w:txbxContent>
+                    <w:p>
+                      <w:pPr>
+                        <w:rPr>
+                          <w:sz w:val="16"/>
+                          <w:szCs w:val="16"/>
+                        </w:rPr>
+                      </w:pPr>
+                      <w:r>
+                        <w:rPr>
+                          <w:sz w:val="16"/>
+                          <w:szCs w:val="16"/>
+                        </w:rPr>
+                        <w:t>M</w:t>
+                      </w:r>
+                    </w:p>
+                  </w:txbxContent>
+                </v:textbox>
+              </v:shape>
+            </w:pict>
+          </mc:Fallback>
+        </mc:AlternateContent>
+      </w:r>
+      <w:r>
+        <w:rPr>
+          <w:noProof/>
+          <w:sz w:val="16"/>
+          <w:szCs w:val="16"/>
+        </w:rPr>
+        <mc:AlternateContent>
+          <mc:Choice Requires="wps">
+            <w:drawing>
+              <wp:anchor distT="0" distB="0" distL="114300" distR="114300" simplePos="0" relativeHeight="251824128" behindDoc="0" locked="0" layoutInCell="1" allowOverlap="1" wp14:anchorId="0A561271" wp14:editId="1BBA0058">
                 <wp:simplePos x="0" y="0"/>
                 <wp:positionH relativeFrom="column">
                   <wp:posOffset>16470260</wp:posOffset>
@@ -7740,7 +9068,7 @@
           </mc:Choice>
           <mc:Fallback>
             <w:pict>
-              <v:line w14:anchorId="323150F3" id="Straight Connector 79" o:spid="_x0000_s1026" style="position:absolute;z-index:251824128;visibility:visible;mso-wrap-style:square;mso-width-percent:0;mso-wrap-distance-left:9pt;mso-wrap-distance-top:0;mso-wrap-distance-right:9pt;mso-wrap-distance-bottom:0;mso-position-horizontal:absolute;mso-position-horizontal-relative:text;mso-position-vertical:absolute;mso-position-vertical-relative:text;mso-width-percent:0;mso-width-relative:margin" from="1296.85pt,16.3pt" to="1322.4pt,22.7pt" o:gfxdata="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" strokecolor="black [3200]" strokeweight=".5pt">
+              <v:line w14:anchorId="767461BC" id="Straight Connector 79" o:spid="_x0000_s1026" style="position:absolute;z-index:251824128;visibility:visible;mso-wrap-style:square;mso-width-percent:0;mso-wrap-distance-left:9pt;mso-wrap-distance-top:0;mso-wrap-distance-right:9pt;mso-wrap-distance-bottom:0;mso-position-horizontal:absolute;mso-position-horizontal-relative:text;mso-position-vertical:absolute;mso-position-vertical-relative:text;mso-width-percent:0;mso-width-relative:margin" from="1296.85pt,16.3pt" to="1322.4pt,22.7pt" o:gfxdata="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" strokecolor="black [3200]" strokeweight=".5pt">
                 <v:stroke joinstyle="miter"/>
               </v:line>
             </w:pict>
@@ -7864,11 +9192,11 @@
           </mc:Choice>
           <mc:Fallback>
             <w:pict>
-              <v:group w14:anchorId="419E0510" id="_x0000_s1152" style="position:absolute;margin-left:1320.75pt;margin-top:16.3pt;width:77.9pt;height:30.75pt;z-index:251817984;mso-width-relative:margin" coordsize="9901,3909" o:gfxdata="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">
-                <v:oval id="Oval 14" o:spid="_x0000_s1153" style="position:absolute;width:8150;height:2534;visibility:visible;mso-wrap-style:square;v-text-anchor:middle" o:gfxdata="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" filled="f" strokecolor="#172c51" strokeweight=".5pt">
+              <v:group w14:anchorId="419E0510" id="_x0000_s1165" style="position:absolute;margin-left:1320.75pt;margin-top:16.3pt;width:77.9pt;height:30.75pt;z-index:251817984;mso-width-relative:margin" coordsize="9901,3909" o:gfxdata="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">
+                <v:oval id="Oval 14" o:spid="_x0000_s1166" style="position:absolute;width:8150;height:2534;visibility:visible;mso-wrap-style:square;v-text-anchor:middle" o:gfxdata="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" filled="f" strokecolor="#172c51" strokeweight=".5pt">
                   <v:stroke joinstyle="miter"/>
                 </v:oval>
-                <v:shape id="Text Box 15" o:spid="_x0000_s1154" type="#_x0000_t202" style="position:absolute;left:1320;width:8581;height:3909;visibility:visible;mso-wrap-style:square;v-text-anchor:top" o:gfxdata="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" filled="f" stroked="f" strokeweight=".5pt">
+                <v:shape id="Text Box 15" o:spid="_x0000_s1167" type="#_x0000_t202" style="position:absolute;left:1320;width:8581;height:3909;visibility:visible;mso-wrap-style:square;v-text-anchor:top" o:gfxdata="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" filled="f" stroked="f" strokeweight=".5pt">
                   <v:textbox>
                     <w:txbxContent>
                       <w:p>
@@ -8043,8 +9371,8 @@
           </mc:Choice>
           <mc:Fallback>
             <w:pict>
-              <v:group w14:anchorId="530DD30A" id="Group 52" o:spid="_x0000_s1155" style="position:absolute;margin-left:1244.7pt;margin-top:6.75pt;width:55.15pt;height:20.35pt;z-index:251759616" coordsize="7003,2583" o:gfxdata="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">
-                <v:shape id="Text Box 7" o:spid="_x0000_s1156" type="#_x0000_t202" style="position:absolute;top:123;width:7003;height:2203;visibility:visible;mso-wrap-style:square;v-text-anchor:top" o:gfxdata="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" filled="f" stroked="f" strokeweight=".5pt">
+              <v:group w14:anchorId="530DD30A" id="Group 52" o:spid="_x0000_s1168" style="position:absolute;margin-left:1244.7pt;margin-top:6.75pt;width:55.15pt;height:20.35pt;z-index:251759616" coordsize="7003,2583" o:gfxdata="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">
+                <v:shape id="Text Box 7" o:spid="_x0000_s1169" type="#_x0000_t202" style="position:absolute;top:123;width:7003;height:2203;visibility:visible;mso-wrap-style:square;v-text-anchor:top" o:gfxdata="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" filled="f" stroked="f" strokeweight=".5pt">
                   <v:textbox>
                     <w:txbxContent>
                       <w:p>
@@ -8065,8 +9393,8 @@
                     </w:txbxContent>
                   </v:textbox>
                 </v:shape>
-                <v:rect id="Rectangle 8" o:spid="_x0000_s1157" style="position:absolute;left:225;top:184;width:6212;height:2201;visibility:visible;mso-wrap-style:square;v-text-anchor:middle" o:gfxdata="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" filled="f" strokecolor="#172c51" strokeweight=".5pt"/>
-                <v:rect id="Rectangle 51" o:spid="_x0000_s1158" style="position:absolute;width:6663;height:2583;visibility:visible;mso-wrap-style:square;v-text-anchor:middle" o:gfxdata="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" filled="f" strokecolor="#09101d [484]" strokeweight=".5pt"/>
+                <v:rect id="Rectangle 8" o:spid="_x0000_s1170" style="position:absolute;left:225;top:184;width:6212;height:2201;visibility:visible;mso-wrap-style:square;v-text-anchor:middle" o:gfxdata="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" filled="f" strokecolor="#172c51" strokeweight=".5pt"/>
+                <v:rect id="Rectangle 51" o:spid="_x0000_s1171" style="position:absolute;width:6663;height:2583;visibility:visible;mso-wrap-style:square;v-text-anchor:middle" o:gfxdata="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" filled="f" strokecolor="#09101d [484]" strokeweight=".5pt"/>
               </v:group>
             </w:pict>
           </mc:Fallback>
@@ -8088,7 +9416,7 @@
         <mc:AlternateContent>
           <mc:Choice Requires="wps">
             <w:drawing>
-              <wp:anchor distT="0" distB="0" distL="114300" distR="114300" simplePos="0" relativeHeight="251825152" behindDoc="0" locked="0" layoutInCell="1" allowOverlap="1" wp14:anchorId="4C931BCA" wp14:editId="02E37D2B">
+              <wp:anchor distT="0" distB="0" distL="114300" distR="114300" simplePos="0" relativeHeight="251825152" behindDoc="0" locked="0" layoutInCell="1" allowOverlap="1" wp14:anchorId="4C931BCA" wp14:editId="71453785">
                 <wp:simplePos x="0" y="0"/>
                 <wp:positionH relativeFrom="column">
                   <wp:posOffset>16341213</wp:posOffset>
@@ -8137,7 +9465,7 @@
           </mc:Choice>
           <mc:Fallback>
             <w:pict>
-              <v:line w14:anchorId="6F2755EF" id="Straight Connector 80" o:spid="_x0000_s1026" style="position:absolute;z-index:251825152;visibility:visible;mso-wrap-style:square;mso-wrap-distance-left:9pt;mso-wrap-distance-top:0;mso-wrap-distance-right:9pt;mso-wrap-distance-bottom:0;mso-position-horizontal:absolute;mso-position-horizontal-relative:text;mso-position-vertical:absolute;mso-position-vertical-relative:text" from="1286.7pt,1.75pt" to="1331.05pt,45.6pt" o:gfxdata="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" strokecolor="black [3200]" strokeweight=".5pt">
+              <v:line w14:anchorId="60BB871F" id="Straight Connector 80" o:spid="_x0000_s1026" style="position:absolute;z-index:251825152;visibility:visible;mso-wrap-style:square;mso-wrap-distance-left:9pt;mso-wrap-distance-top:0;mso-wrap-distance-right:9pt;mso-wrap-distance-bottom:0;mso-position-horizontal:absolute;mso-position-horizontal-relative:text;mso-position-vertical:absolute;mso-position-vertical-relative:text" from="1286.7pt,1.75pt" to="1331.05pt,45.6pt" o:gfxdata="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" strokecolor="black [3200]" strokeweight=".5pt">
                 <v:stroke joinstyle="miter"/>
               </v:line>
             </w:pict>
@@ -8466,9 +9794,9 @@
           </mc:Choice>
           <mc:Fallback>
             <w:pict>
-              <v:group w14:anchorId="1CE963B7" id="_x0000_s1159" style="position:absolute;margin-left:740.5pt;margin-top:1.75pt;width:68.85pt;height:38.6pt;z-index:251639808" coordsize="8746,4903" o:gfxdata="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">
-                <v:shape id="Diamond 10" o:spid="_x0000_s1160" type="#_x0000_t4" style="position:absolute;width:8746;height:4903;visibility:visible;mso-wrap-style:square;v-text-anchor:middle" o:gfxdata="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" filled="f" strokecolor="#09101d [484]" strokeweight=".5pt"/>
-                <v:shape id="Text Box 11" o:spid="_x0000_s1161" type="#_x0000_t202" style="position:absolute;left:2095;top:1532;width:5135;height:2551;visibility:visible;mso-wrap-style:square;v-text-anchor:top" o:gfxdata="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" filled="f" stroked="f" strokeweight=".5pt">
+              <v:group w14:anchorId="1CE963B7" id="_x0000_s1172" style="position:absolute;margin-left:740.5pt;margin-top:1.75pt;width:68.85pt;height:38.6pt;z-index:251639808" coordsize="8746,4903" o:gfxdata="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">
+                <v:shape id="Diamond 10" o:spid="_x0000_s1173" type="#_x0000_t4" style="position:absolute;width:8746;height:4903;visibility:visible;mso-wrap-style:square;v-text-anchor:middle" o:gfxdata="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" filled="f" strokecolor="#09101d [484]" strokeweight=".5pt"/>
+                <v:shape id="Text Box 11" o:spid="_x0000_s1174" type="#_x0000_t202" style="position:absolute;left:2095;top:1532;width:5135;height:2551;visibility:visible;mso-wrap-style:square;v-text-anchor:top" o:gfxdata="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" filled="f" stroked="f" strokeweight=".5pt">
                   <v:textbox>
                     <w:txbxContent>
                       <w:p>
@@ -8513,7 +9841,7 @@
         <mc:AlternateContent>
           <mc:Choice Requires="wpg">
             <w:drawing>
-              <wp:anchor distT="0" distB="0" distL="114300" distR="114300" simplePos="0" relativeHeight="251820032" behindDoc="0" locked="0" layoutInCell="1" allowOverlap="1" wp14:anchorId="5341BF42" wp14:editId="34C5F40B">
+              <wp:anchor distT="0" distB="0" distL="114300" distR="114300" simplePos="0" relativeHeight="251820032" behindDoc="0" locked="0" layoutInCell="1" allowOverlap="1" wp14:anchorId="5341BF42" wp14:editId="2F82E010">
                 <wp:simplePos x="0" y="0"/>
                 <wp:positionH relativeFrom="column">
                   <wp:posOffset>14999517</wp:posOffset>
@@ -8624,11 +9952,11 @@
           </mc:Choice>
           <mc:Fallback>
             <w:pict>
-              <v:group w14:anchorId="5341BF42" id="_x0000_s1162" style="position:absolute;margin-left:1181.05pt;margin-top:7.35pt;width:81.5pt;height:30.75pt;z-index:251820032;mso-width-relative:margin;mso-height-relative:margin" coordsize="10359,3909" o:gfxdata="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">
-                <v:oval id="Oval 14" o:spid="_x0000_s1163" style="position:absolute;width:8150;height:2534;visibility:visible;mso-wrap-style:square;v-text-anchor:middle" o:gfxdata="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" filled="f" strokecolor="#172c51" strokeweight=".5pt">
+              <v:group w14:anchorId="5341BF42" id="_x0000_s1175" style="position:absolute;margin-left:1181.05pt;margin-top:7.35pt;width:81.5pt;height:30.75pt;z-index:251820032;mso-width-relative:margin;mso-height-relative:margin" coordsize="10359,3909" o:gfxdata="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">
+                <v:oval id="Oval 14" o:spid="_x0000_s1176" style="position:absolute;width:8150;height:2534;visibility:visible;mso-wrap-style:square;v-text-anchor:middle" o:gfxdata="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" filled="f" strokecolor="#172c51" strokeweight=".5pt">
                   <v:stroke joinstyle="miter"/>
                 </v:oval>
-                <v:shape id="Text Box 15" o:spid="_x0000_s1164" type="#_x0000_t202" style="position:absolute;left:1778;width:8581;height:3909;visibility:visible;mso-wrap-style:square;v-text-anchor:top" o:gfxdata="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" filled="f" stroked="f" strokeweight=".5pt">
+                <v:shape id="Text Box 15" o:spid="_x0000_s1177" type="#_x0000_t202" style="position:absolute;left:1778;width:8581;height:3909;visibility:visible;mso-wrap-style:square;v-text-anchor:top" o:gfxdata="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" filled="f" stroked="f" strokeweight=".5pt">
                   <v:textbox>
                     <w:txbxContent>
                       <w:p>
@@ -8771,11 +10099,11 @@
           </mc:Choice>
           <mc:Fallback>
             <w:pict>
-              <v:group w14:anchorId="4C0F9772" id="_x0000_s1165" style="position:absolute;margin-left:1298.8pt;margin-top:20.6pt;width:83.05pt;height:30.75pt;z-index:251815936;mso-width-relative:margin" coordsize="10551,3909" o:gfxdata="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">
-                <v:oval id="Oval 14" o:spid="_x0000_s1166" style="position:absolute;width:8150;height:2534;visibility:visible;mso-wrap-style:square;v-text-anchor:middle" o:gfxdata="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" filled="f" strokecolor="#172c51" strokeweight=".5pt">
+              <v:group w14:anchorId="4C0F9772" id="_x0000_s1178" style="position:absolute;margin-left:1298.8pt;margin-top:20.6pt;width:83.05pt;height:30.75pt;z-index:251815936;mso-width-relative:margin" coordsize="10551,3909" o:gfxdata="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">
+                <v:oval id="Oval 14" o:spid="_x0000_s1179" style="position:absolute;width:8150;height:2534;visibility:visible;mso-wrap-style:square;v-text-anchor:middle" o:gfxdata="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" filled="f" strokecolor="#172c51" strokeweight=".5pt">
                   <v:stroke joinstyle="miter"/>
                 </v:oval>
-                <v:shape id="Text Box 15" o:spid="_x0000_s1167" type="#_x0000_t202" style="position:absolute;left:1970;width:8581;height:3909;visibility:visible;mso-wrap-style:square;v-text-anchor:top" o:gfxdata="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" filled="f" stroked="f" strokeweight=".5pt">
+                <v:shape id="Text Box 15" o:spid="_x0000_s1180" type="#_x0000_t202" style="position:absolute;left:1970;width:8581;height:3909;visibility:visible;mso-wrap-style:square;v-text-anchor:top" o:gfxdata="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" filled="f" stroked="f" strokeweight=".5pt">
                   <v:textbox>
                     <w:txbxContent>
                       <w:p>
@@ -8820,7 +10148,7 @@
         <mc:AlternateContent>
           <mc:Choice Requires="wpg">
             <w:drawing>
-              <wp:anchor distT="0" distB="0" distL="114300" distR="114300" simplePos="0" relativeHeight="251720704" behindDoc="0" locked="0" layoutInCell="1" allowOverlap="1" wp14:anchorId="401ABED8" wp14:editId="1E736A80">
+              <wp:anchor distT="0" distB="0" distL="114300" distR="114300" simplePos="0" relativeHeight="251720704" behindDoc="0" locked="0" layoutInCell="1" allowOverlap="1" wp14:anchorId="401ABED8" wp14:editId="301EDEFA">
                 <wp:simplePos x="0" y="0"/>
                 <wp:positionH relativeFrom="column">
                   <wp:posOffset>6676816</wp:posOffset>
@@ -8925,9 +10253,9 @@
           </mc:Choice>
           <mc:Fallback>
             <w:pict>
-              <v:group w14:anchorId="401ABED8" id="_x0000_s1168" style="position:absolute;margin-left:525.75pt;margin-top:9.35pt;width:68.85pt;height:38.6pt;z-index:251720704" coordsize="8746,4903" o:gfxdata="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">
-                <v:shape id="Diamond 10" o:spid="_x0000_s1169" type="#_x0000_t4" style="position:absolute;width:8746;height:4903;visibility:visible;mso-wrap-style:square;v-text-anchor:middle" o:gfxdata="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" filled="f" strokecolor="#172c51" strokeweight=".5pt"/>
-                <v:shape id="Text Box 11" o:spid="_x0000_s1170" type="#_x0000_t202" style="position:absolute;left:1662;top:1242;width:5498;height:2551;visibility:visible;mso-wrap-style:square;v-text-anchor:top" o:gfxdata="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" filled="f" stroked="f" strokeweight=".5pt">
+              <v:group w14:anchorId="401ABED8" id="_x0000_s1181" style="position:absolute;margin-left:525.75pt;margin-top:9.35pt;width:68.85pt;height:38.6pt;z-index:251720704" coordsize="8746,4903" o:gfxdata="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">
+                <v:shape id="Diamond 10" o:spid="_x0000_s1182" type="#_x0000_t4" style="position:absolute;width:8746;height:4903;visibility:visible;mso-wrap-style:square;v-text-anchor:middle" o:gfxdata="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" filled="f" strokecolor="#172c51" strokeweight=".5pt"/>
+                <v:shape id="Text Box 11" o:spid="_x0000_s1183" type="#_x0000_t202" style="position:absolute;left:1662;top:1242;width:5498;height:2551;visibility:visible;mso-wrap-style:square;v-text-anchor:top" o:gfxdata="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" filled="f" stroked="f" strokeweight=".5pt">
                   <v:textbox>
                     <w:txbxContent>
                       <w:p>
@@ -8969,7 +10297,7 @@
         <mc:AlternateContent>
           <mc:Choice Requires="wpg">
             <w:drawing>
-              <wp:anchor distT="0" distB="0" distL="114300" distR="114300" simplePos="0" relativeHeight="251803648" behindDoc="0" locked="0" layoutInCell="1" allowOverlap="1" wp14:anchorId="62AE732B" wp14:editId="00D71FB6">
+              <wp:anchor distT="0" distB="0" distL="114300" distR="114300" simplePos="0" relativeHeight="251803648" behindDoc="0" locked="0" layoutInCell="1" allowOverlap="1" wp14:anchorId="62AE732B" wp14:editId="77789103">
                 <wp:simplePos x="0" y="0"/>
                 <wp:positionH relativeFrom="column">
                   <wp:posOffset>12525346</wp:posOffset>
@@ -9066,14 +10394,7 @@
                                     <w:sz w:val="16"/>
                                     <w:szCs w:val="16"/>
                                   </w:rPr>
-                                  <w:t>Assignment</w:t>
-                                </w:r>
-                                <w:r>
-                                  <w:rPr>
-                                    <w:sz w:val="16"/>
-                                    <w:szCs w:val="16"/>
-                                  </w:rPr>
-                                  <w:t>_Mark</w:t>
+                                  <w:t>Assignment_Mark</w:t>
                                 </w:r>
                                 <w:proofErr w:type="spellEnd"/>
                               </w:p>
@@ -9159,14 +10480,7 @@
                                     <w:sz w:val="12"/>
                                     <w:szCs w:val="12"/>
                                   </w:rPr>
-                                  <w:t>Second_</w:t>
-                                </w:r>
-                                <w:r>
-                                  <w:rPr>
-                                    <w:sz w:val="12"/>
-                                    <w:szCs w:val="12"/>
-                                  </w:rPr>
-                                  <w:t>Assignment_Mark</w:t>
+                                  <w:t>Second_Assignment_Mark</w:t>
                                 </w:r>
                                 <w:proofErr w:type="spellEnd"/>
                               </w:p>
@@ -9252,14 +10566,7 @@
                                     <w:sz w:val="12"/>
                                     <w:szCs w:val="12"/>
                                   </w:rPr>
-                                  <w:t>First_</w:t>
-                                </w:r>
-                                <w:r>
-                                  <w:rPr>
-                                    <w:sz w:val="12"/>
-                                    <w:szCs w:val="12"/>
-                                  </w:rPr>
-                                  <w:t>Assignment_Mark</w:t>
+                                  <w:t>First_Assignment_Mark</w:t>
                                 </w:r>
                                 <w:proofErr w:type="spellEnd"/>
                               </w:p>
@@ -9337,12 +10644,12 @@
           </mc:Choice>
           <mc:Fallback>
             <w:pict>
-              <v:group w14:anchorId="62AE732B" id="Group 72" o:spid="_x0000_s1171" style="position:absolute;margin-left:986.25pt;margin-top:22.8pt;width:178.4pt;height:103.8pt;z-index:251803648" coordsize="22658,13180" o:gfxdata="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">
-                <v:group id="_x0000_s1172" style="position:absolute;top:5138;width:9766;height:3905" coordorigin="-624,-60" coordsize="9768,3909" o:gfxdata="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">
-                  <v:oval id="Oval 14" o:spid="_x0000_s1173" style="position:absolute;width:8150;height:2534;visibility:visible;mso-wrap-style:square;v-text-anchor:middle" o:gfxdata="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" filled="f" strokecolor="#172c51" strokeweight=".5pt">
+              <v:group w14:anchorId="62AE732B" id="Group 72" o:spid="_x0000_s1184" style="position:absolute;margin-left:986.25pt;margin-top:22.8pt;width:178.4pt;height:103.8pt;z-index:251803648" coordsize="22658,13180" o:gfxdata="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">
+                <v:group id="_x0000_s1185" style="position:absolute;top:5138;width:9766;height:3905" coordorigin="-624,-60" coordsize="9768,3909" o:gfxdata="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">
+                  <v:oval id="Oval 14" o:spid="_x0000_s1186" style="position:absolute;width:8150;height:2534;visibility:visible;mso-wrap-style:square;v-text-anchor:middle" o:gfxdata="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" filled="f" strokecolor="#172c51" strokeweight=".5pt">
                     <v:stroke joinstyle="miter"/>
                   </v:oval>
-                  <v:shape id="Text Box 15" o:spid="_x0000_s1174" type="#_x0000_t202" style="position:absolute;left:-624;top:-60;width:9768;height:3908;visibility:visible;mso-wrap-style:square;v-text-anchor:top" o:gfxdata="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" filled="f" stroked="f" strokeweight=".5pt">
+                  <v:shape id="Text Box 15" o:spid="_x0000_s1187" type="#_x0000_t202" style="position:absolute;left:-624;top:-60;width:9768;height:3908;visibility:visible;mso-wrap-style:square;v-text-anchor:top" o:gfxdata="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" filled="f" stroked="f" strokeweight=".5pt">
                     <v:textbox>
                       <w:txbxContent>
                         <w:p>
@@ -9358,14 +10665,7 @@
                               <w:sz w:val="16"/>
                               <w:szCs w:val="16"/>
                             </w:rPr>
-                            <w:t>Assignment</w:t>
-                          </w:r>
-                          <w:r>
-                            <w:rPr>
-                              <w:sz w:val="16"/>
-                              <w:szCs w:val="16"/>
-                            </w:rPr>
-                            <w:t>_Mark</w:t>
+                            <w:t>Assignment_Mark</w:t>
                           </w:r>
                           <w:proofErr w:type="spellEnd"/>
                         </w:p>
@@ -9373,11 +10673,11 @@
                     </v:textbox>
                   </v:shape>
                 </v:group>
-                <v:group id="_x0000_s1175" style="position:absolute;left:10746;top:9033;width:11912;height:4147" coordorigin="-624" coordsize="10975,4152" o:gfxdata="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">
-                  <v:oval id="Oval 14" o:spid="_x0000_s1176" style="position:absolute;width:8150;height:2534;visibility:visible;mso-wrap-style:square;v-text-anchor:middle" o:gfxdata="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" filled="f" strokecolor="#172c51" strokeweight=".5pt">
+                <v:group id="_x0000_s1188" style="position:absolute;left:10746;top:9033;width:11912;height:4147" coordorigin="-624" coordsize="10975,4152" o:gfxdata="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">
+                  <v:oval id="Oval 14" o:spid="_x0000_s1189" style="position:absolute;width:8150;height:2534;visibility:visible;mso-wrap-style:square;v-text-anchor:middle" o:gfxdata="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" filled="f" strokecolor="#172c51" strokeweight=".5pt">
                     <v:stroke joinstyle="miter"/>
                   </v:oval>
-                  <v:shape id="Text Box 15" o:spid="_x0000_s1177" type="#_x0000_t202" style="position:absolute;left:-624;top:242;width:10974;height:3910;visibility:visible;mso-wrap-style:square;v-text-anchor:top" o:gfxdata="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" filled="f" stroked="f" strokeweight=".5pt">
+                  <v:shape id="Text Box 15" o:spid="_x0000_s1190" type="#_x0000_t202" style="position:absolute;left:-624;top:242;width:10974;height:3910;visibility:visible;mso-wrap-style:square;v-text-anchor:top" o:gfxdata="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" filled="f" stroked="f" strokeweight=".5pt">
                     <v:textbox>
                       <w:txbxContent>
                         <w:p>
@@ -9393,14 +10693,7 @@
                               <w:sz w:val="12"/>
                               <w:szCs w:val="12"/>
                             </w:rPr>
-                            <w:t>Second_</w:t>
-                          </w:r>
-                          <w:r>
-                            <w:rPr>
-                              <w:sz w:val="12"/>
-                              <w:szCs w:val="12"/>
-                            </w:rPr>
-                            <w:t>Assignment_Mark</w:t>
+                            <w:t>Second_Assignment_Mark</w:t>
                           </w:r>
                           <w:proofErr w:type="spellEnd"/>
                         </w:p>
@@ -9408,11 +10701,11 @@
                     </v:textbox>
                   </v:shape>
                 </v:group>
-                <v:group id="_x0000_s1178" style="position:absolute;left:10718;width:9766;height:4051" coordorigin="-305" coordsize="9768,4060" o:gfxdata="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">
-                  <v:oval id="Oval 14" o:spid="_x0000_s1179" style="position:absolute;width:8150;height:2534;visibility:visible;mso-wrap-style:square;v-text-anchor:middle" o:gfxdata="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" filled="f" strokecolor="#172c51" strokeweight=".5pt">
+                <v:group id="_x0000_s1191" style="position:absolute;left:10718;width:9766;height:4051" coordorigin="-305" coordsize="9768,4060" o:gfxdata="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">
+                  <v:oval id="Oval 14" o:spid="_x0000_s1192" style="position:absolute;width:8150;height:2534;visibility:visible;mso-wrap-style:square;v-text-anchor:middle" o:gfxdata="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" filled="f" strokecolor="#172c51" strokeweight=".5pt">
                     <v:stroke joinstyle="miter"/>
                   </v:oval>
-                  <v:shape id="Text Box 15" o:spid="_x0000_s1180" type="#_x0000_t202" style="position:absolute;left:-305;top:150;width:9768;height:3910;visibility:visible;mso-wrap-style:square;v-text-anchor:top" o:gfxdata="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" filled="f" stroked="f" strokeweight=".5pt">
+                  <v:shape id="Text Box 15" o:spid="_x0000_s1193" type="#_x0000_t202" style="position:absolute;left:-305;top:150;width:9768;height:3910;visibility:visible;mso-wrap-style:square;v-text-anchor:top" o:gfxdata="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" filled="f" stroked="f" strokeweight=".5pt">
                     <v:textbox>
                       <w:txbxContent>
                         <w:p>
@@ -9428,14 +10721,7 @@
                               <w:sz w:val="12"/>
                               <w:szCs w:val="12"/>
                             </w:rPr>
-                            <w:t>First_</w:t>
-                          </w:r>
-                          <w:r>
-                            <w:rPr>
-                              <w:sz w:val="12"/>
-                              <w:szCs w:val="12"/>
-                            </w:rPr>
-                            <w:t>Assignment_Mark</w:t>
+                            <w:t>First_Assignment_Mark</w:t>
                           </w:r>
                           <w:proofErr w:type="spellEnd"/>
                         </w:p>
@@ -9443,10 +10729,10 @@
                     </v:textbox>
                   </v:shape>
                 </v:group>
-                <v:line id="Straight Connector 70" o:spid="_x0000_s1181" style="position:absolute;flip:y;visibility:visible;mso-wrap-style:square" from="8619,2513" to="14609,6132" o:connectortype="straight" o:gfxdata="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" strokecolor="black [3200]" strokeweight=".5pt">
+                <v:line id="Straight Connector 70" o:spid="_x0000_s1194" style="position:absolute;flip:y;visibility:visible;mso-wrap-style:square" from="8619,2513" to="14609,6132" o:connectortype="straight" o:gfxdata="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" strokecolor="black [3200]" strokeweight=".5pt">
                   <v:stroke joinstyle="miter"/>
                 </v:line>
-                <v:line id="Straight Connector 71" o:spid="_x0000_s1182" style="position:absolute;visibility:visible;mso-wrap-style:square" from="8757,6491" to="16022,9033" o:connectortype="straight" o:gfxdata="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" strokecolor="black [3200]" strokeweight=".5pt">
+                <v:line id="Straight Connector 71" o:spid="_x0000_s1195" style="position:absolute;visibility:visible;mso-wrap-style:square" from="8757,6491" to="16022,9033" o:connectortype="straight" o:gfxdata="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" strokecolor="black [3200]" strokeweight=".5pt">
                   <v:stroke joinstyle="miter"/>
                 </v:line>
               </v:group>
@@ -9560,14 +10846,7 @@
                                     <w:sz w:val="16"/>
                                     <w:szCs w:val="16"/>
                                   </w:rPr>
-                                  <w:t>Quiz</w:t>
-                                </w:r>
-                                <w:r>
-                                  <w:rPr>
-                                    <w:sz w:val="16"/>
-                                    <w:szCs w:val="16"/>
-                                  </w:rPr>
-                                  <w:t>_Mark</w:t>
+                                  <w:t>Quiz_Mark</w:t>
                                 </w:r>
                                 <w:proofErr w:type="spellEnd"/>
                               </w:p>
@@ -9653,14 +10932,7 @@
                                     <w:sz w:val="16"/>
                                     <w:szCs w:val="16"/>
                                   </w:rPr>
-                                  <w:t>Third_</w:t>
-                                </w:r>
-                                <w:r>
-                                  <w:rPr>
-                                    <w:sz w:val="16"/>
-                                    <w:szCs w:val="16"/>
-                                  </w:rPr>
-                                  <w:t>Quiz_Mark</w:t>
+                                  <w:t>Third_Quiz_Mark</w:t>
                                 </w:r>
                                 <w:proofErr w:type="spellEnd"/>
                               </w:p>
@@ -9746,14 +11018,7 @@
                                     <w:sz w:val="16"/>
                                     <w:szCs w:val="16"/>
                                   </w:rPr>
-                                  <w:t>Second_</w:t>
-                                </w:r>
-                                <w:r>
-                                  <w:rPr>
-                                    <w:sz w:val="16"/>
-                                    <w:szCs w:val="16"/>
-                                  </w:rPr>
-                                  <w:t>Quiz_Mark</w:t>
+                                  <w:t>Second_Quiz_Mark</w:t>
                                 </w:r>
                                 <w:proofErr w:type="spellEnd"/>
                               </w:p>
@@ -9839,14 +11104,7 @@
                                     <w:sz w:val="16"/>
                                     <w:szCs w:val="16"/>
                                   </w:rPr>
-                                  <w:t>First_Quiz</w:t>
-                                </w:r>
-                                <w:r>
-                                  <w:rPr>
-                                    <w:sz w:val="16"/>
-                                    <w:szCs w:val="16"/>
-                                  </w:rPr>
-                                  <w:t>_Mark</w:t>
+                                  <w:t>First_Quiz_Mark</w:t>
                                 </w:r>
                                 <w:proofErr w:type="spellEnd"/>
                               </w:p>
@@ -9952,12 +11210,12 @@
           </mc:Choice>
           <mc:Fallback>
             <w:pict>
-              <v:group w14:anchorId="504856D5" id="Group 64" o:spid="_x0000_s1183" style="position:absolute;margin-left:787.45pt;margin-top:9.5pt;width:179.55pt;height:95.65pt;z-index:251795456" coordsize="22800,12145" o:gfxdata="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">
-                <v:group id="_x0000_s1184" style="position:absolute;left:12348;top:8177;width:10452;height:3968" coordsize="10454,3970" o:gfxdata="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">
-                  <v:oval id="Oval 14" o:spid="_x0000_s1185" style="position:absolute;width:8150;height:2534;visibility:visible;mso-wrap-style:square;v-text-anchor:middle" o:gfxdata="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" filled="f" strokecolor="#172c51" strokeweight=".5pt">
+              <v:group w14:anchorId="504856D5" id="Group 64" o:spid="_x0000_s1196" style="position:absolute;margin-left:787.45pt;margin-top:9.5pt;width:179.55pt;height:95.65pt;z-index:251795456" coordsize="22800,12145" o:gfxdata="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">
+                <v:group id="_x0000_s1197" style="position:absolute;left:12348;top:8177;width:10452;height:3968" coordsize="10454,3970" o:gfxdata="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">
+                  <v:oval id="Oval 14" o:spid="_x0000_s1198" style="position:absolute;width:8150;height:2534;visibility:visible;mso-wrap-style:square;v-text-anchor:middle" o:gfxdata="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" filled="f" strokecolor="#172c51" strokeweight=".5pt">
                     <v:stroke joinstyle="miter"/>
                   </v:oval>
-                  <v:shape id="Text Box 15" o:spid="_x0000_s1186" type="#_x0000_t202" style="position:absolute;left:685;top:60;width:9769;height:3910;visibility:visible;mso-wrap-style:square;v-text-anchor:top" o:gfxdata="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" filled="f" stroked="f" strokeweight=".5pt">
+                  <v:shape id="Text Box 15" o:spid="_x0000_s1199" type="#_x0000_t202" style="position:absolute;left:685;top:60;width:9769;height:3910;visibility:visible;mso-wrap-style:square;v-text-anchor:top" o:gfxdata="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" filled="f" stroked="f" strokeweight=".5pt">
                     <v:textbox>
                       <w:txbxContent>
                         <w:p>
@@ -9973,14 +11231,7 @@
                               <w:sz w:val="16"/>
                               <w:szCs w:val="16"/>
                             </w:rPr>
-                            <w:t>Quiz</w:t>
-                          </w:r>
-                          <w:r>
-                            <w:rPr>
-                              <w:sz w:val="16"/>
-                              <w:szCs w:val="16"/>
-                            </w:rPr>
-                            <w:t>_Mark</w:t>
+                            <w:t>Quiz_Mark</w:t>
                           </w:r>
                           <w:proofErr w:type="spellEnd"/>
                         </w:p>
@@ -9988,11 +11239,11 @@
                     </v:textbox>
                   </v:shape>
                 </v:group>
-                <v:group id="_x0000_s1187" style="position:absolute;left:11519;width:9767;height:3905" coordorigin="-380" coordsize="9768,3909" o:gfxdata="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">
-                  <v:oval id="Oval 14" o:spid="_x0000_s1188" style="position:absolute;width:8150;height:2534;visibility:visible;mso-wrap-style:square;v-text-anchor:middle" o:gfxdata="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" filled="f" strokecolor="#172c51" strokeweight=".5pt">
+                <v:group id="_x0000_s1200" style="position:absolute;left:11519;width:9767;height:3905" coordorigin="-380" coordsize="9768,3909" o:gfxdata="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">
+                  <v:oval id="Oval 14" o:spid="_x0000_s1201" style="position:absolute;width:8150;height:2534;visibility:visible;mso-wrap-style:square;v-text-anchor:middle" o:gfxdata="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" filled="f" strokecolor="#172c51" strokeweight=".5pt">
                     <v:stroke joinstyle="miter"/>
                   </v:oval>
-                  <v:shape id="Text Box 15" o:spid="_x0000_s1189" type="#_x0000_t202" style="position:absolute;left:-380;width:9767;height:3909;visibility:visible;mso-wrap-style:square;v-text-anchor:top" o:gfxdata="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" filled="f" stroked="f" strokeweight=".5pt">
+                  <v:shape id="Text Box 15" o:spid="_x0000_s1202" type="#_x0000_t202" style="position:absolute;left:-380;width:9767;height:3909;visibility:visible;mso-wrap-style:square;v-text-anchor:top" o:gfxdata="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" filled="f" stroked="f" strokeweight=".5pt">
                     <v:textbox>
                       <w:txbxContent>
                         <w:p>
@@ -10008,14 +11259,7 @@
                               <w:sz w:val="16"/>
                               <w:szCs w:val="16"/>
                             </w:rPr>
-                            <w:t>Third_</w:t>
-                          </w:r>
-                          <w:r>
-                            <w:rPr>
-                              <w:sz w:val="16"/>
-                              <w:szCs w:val="16"/>
-                            </w:rPr>
-                            <w:t>Quiz_Mark</w:t>
+                            <w:t>Third_Quiz_Mark</w:t>
                           </w:r>
                           <w:proofErr w:type="spellEnd"/>
                         </w:p>
@@ -10023,11 +11267,11 @@
                     </v:textbox>
                   </v:shape>
                 </v:group>
-                <v:group id="_x0000_s1190" style="position:absolute;left:1049;top:1906;width:10617;height:3905" coordorigin="-463" coordsize="9768,3909" o:gfxdata="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">
-                  <v:oval id="Oval 14" o:spid="_x0000_s1191" style="position:absolute;width:8150;height:2534;visibility:visible;mso-wrap-style:square;v-text-anchor:middle" o:gfxdata="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" filled="f" strokecolor="#172c51" strokeweight=".5pt">
+                <v:group id="_x0000_s1203" style="position:absolute;left:1049;top:1906;width:10617;height:3905" coordorigin="-463" coordsize="9768,3909" o:gfxdata="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">
+                  <v:oval id="Oval 14" o:spid="_x0000_s1204" style="position:absolute;width:8150;height:2534;visibility:visible;mso-wrap-style:square;v-text-anchor:middle" o:gfxdata="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" filled="f" strokecolor="#172c51" strokeweight=".5pt">
                     <v:stroke joinstyle="miter"/>
                   </v:oval>
-                  <v:shape id="Text Box 15" o:spid="_x0000_s1192" type="#_x0000_t202" style="position:absolute;left:-463;width:9768;height:3909;visibility:visible;mso-wrap-style:square;v-text-anchor:top" o:gfxdata="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" filled="f" stroked="f" strokeweight=".5pt">
+                  <v:shape id="Text Box 15" o:spid="_x0000_s1205" type="#_x0000_t202" style="position:absolute;left:-463;width:9768;height:3909;visibility:visible;mso-wrap-style:square;v-text-anchor:top" o:gfxdata="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" filled="f" stroked="f" strokeweight=".5pt">
                     <v:textbox>
                       <w:txbxContent>
                         <w:p>
@@ -10043,14 +11287,7 @@
                               <w:sz w:val="16"/>
                               <w:szCs w:val="16"/>
                             </w:rPr>
-                            <w:t>Second_</w:t>
-                          </w:r>
-                          <w:r>
-                            <w:rPr>
-                              <w:sz w:val="16"/>
-                              <w:szCs w:val="16"/>
-                            </w:rPr>
-                            <w:t>Quiz_Mark</w:t>
+                            <w:t>Second_Quiz_Mark</w:t>
                           </w:r>
                           <w:proofErr w:type="spellEnd"/>
                         </w:p>
@@ -10058,11 +11295,11 @@
                     </v:textbox>
                   </v:shape>
                 </v:group>
-                <v:group id="_x0000_s1193" style="position:absolute;top:6768;width:9766;height:3968" coordorigin="-289" coordsize="9768,3970" o:gfxdata="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">
-                  <v:oval id="Oval 14" o:spid="_x0000_s1194" style="position:absolute;width:8150;height:2534;visibility:visible;mso-wrap-style:square;v-text-anchor:middle" o:gfxdata="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" filled="f" strokecolor="#172c51" strokeweight=".5pt">
+                <v:group id="_x0000_s1206" style="position:absolute;top:6768;width:9766;height:3968" coordorigin="-289" coordsize="9768,3970" o:gfxdata="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">
+                  <v:oval id="Oval 14" o:spid="_x0000_s1207" style="position:absolute;width:8150;height:2534;visibility:visible;mso-wrap-style:square;v-text-anchor:middle" o:gfxdata="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" filled="f" strokecolor="#172c51" strokeweight=".5pt">
                     <v:stroke joinstyle="miter"/>
                   </v:oval>
-                  <v:shape id="Text Box 15" o:spid="_x0000_s1195" type="#_x0000_t202" style="position:absolute;left:-289;top:60;width:9768;height:3910;visibility:visible;mso-wrap-style:square;v-text-anchor:top" o:gfxdata="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" filled="f" stroked="f" strokeweight=".5pt">
+                  <v:shape id="Text Box 15" o:spid="_x0000_s1208" type="#_x0000_t202" style="position:absolute;left:-289;top:60;width:9768;height:3910;visibility:visible;mso-wrap-style:square;v-text-anchor:top" o:gfxdata="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" filled="f" stroked="f" strokeweight=".5pt">
                     <v:textbox>
                       <w:txbxContent>
                         <w:p>
@@ -10078,14 +11315,7 @@
                               <w:sz w:val="16"/>
                               <w:szCs w:val="16"/>
                             </w:rPr>
-                            <w:t>First_Quiz</w:t>
-                          </w:r>
-                          <w:r>
-                            <w:rPr>
-                              <w:sz w:val="16"/>
-                              <w:szCs w:val="16"/>
-                            </w:rPr>
-                            <w:t>_Mark</w:t>
+                            <w:t>First_Quiz_Mark</w:t>
                           </w:r>
                           <w:proofErr w:type="spellEnd"/>
                         </w:p>
@@ -10093,13 +11323,13 @@
                     </v:textbox>
                   </v:shape>
                 </v:group>
-                <v:line id="Straight Connector 61" o:spid="_x0000_s1196" style="position:absolute;visibility:visible;mso-wrap-style:square" from="16077,2569" to="16077,8194" o:connectortype="straight" o:gfxdata="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" strokecolor="black [3200]" strokeweight=".5pt">
+                <v:line id="Straight Connector 61" o:spid="_x0000_s1209" style="position:absolute;visibility:visible;mso-wrap-style:square" from="16077,2569" to="16077,8194" o:connectortype="straight" o:gfxdata="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" strokecolor="black [3200]" strokeweight=".5pt">
                   <v:stroke joinstyle="miter"/>
                 </v:line>
-                <v:line id="Straight Connector 62" o:spid="_x0000_s1197" style="position:absolute;visibility:visible;mso-wrap-style:square" from="9392,3895" to="15161,8222" o:connectortype="straight" o:gfxdata="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" strokecolor="black [3200]" strokeweight=".5pt">
+                <v:line id="Straight Connector 62" o:spid="_x0000_s1210" style="position:absolute;visibility:visible;mso-wrap-style:square" from="9392,3895" to="15161,8222" o:connectortype="straight" o:gfxdata="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" strokecolor="black [3200]" strokeweight=".5pt">
                   <v:stroke joinstyle="miter"/>
                 </v:line>
-                <v:line id="Straight Connector 63" o:spid="_x0000_s1198" style="position:absolute;visibility:visible;mso-wrap-style:square" from="8425,8177" to="12336,9301" o:connectortype="straight" o:gfxdata="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" strokecolor="black [3200]" strokeweight=".5pt">
+                <v:line id="Straight Connector 63" o:spid="_x0000_s1211" style="position:absolute;visibility:visible;mso-wrap-style:square" from="8425,8177" to="12336,9301" o:connectortype="straight" o:gfxdata="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" strokecolor="black [3200]" strokeweight=".5pt">
                   <v:stroke joinstyle="miter"/>
                 </v:line>
               </v:group>
@@ -10190,7 +11420,7 @@
         <mc:AlternateContent>
           <mc:Choice Requires="wps">
             <w:drawing>
-              <wp:anchor distT="0" distB="0" distL="114300" distR="114300" simplePos="0" relativeHeight="251737088" behindDoc="0" locked="0" layoutInCell="1" allowOverlap="1" wp14:anchorId="4FB2982C" wp14:editId="42B2314B">
+              <wp:anchor distT="0" distB="0" distL="114300" distR="114300" simplePos="0" relativeHeight="251737088" behindDoc="0" locked="0" layoutInCell="1" allowOverlap="1" wp14:anchorId="4FB2982C" wp14:editId="71D1B879">
                 <wp:simplePos x="0" y="0"/>
                 <wp:positionH relativeFrom="column">
                   <wp:posOffset>7291705</wp:posOffset>
@@ -10248,7 +11478,7 @@
           </mc:Choice>
           <mc:Fallback>
             <w:pict>
-              <v:shape w14:anchorId="5DF310DC" id="Connector: Elbow 39" o:spid="_x0000_s1026" type="#_x0000_t34" style="position:absolute;margin-left:574.15pt;margin-top:21.7pt;width:3.6pt;height:242.55pt;flip:x;z-index:251737088;visibility:visible;mso-wrap-style:square;mso-width-percent:0;mso-height-percent:0;mso-wrap-distance-left:9pt;mso-wrap-distance-top:0;mso-wrap-distance-right:9pt;mso-wrap-distance-bottom:0;mso-position-horizontal:absolute;mso-position-horizontal-relative:text;mso-position-vertical:absolute;mso-position-vertical-relative:text;mso-width-percent:0;mso-height-percent:0;mso-width-relative:margin;mso-height-relative:margin" o:gfxdata="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" adj="20372" strokecolor="black [3200]" strokeweight=".5pt"/>
+              <v:shape w14:anchorId="21B61C8D" id="Connector: Elbow 39" o:spid="_x0000_s1026" type="#_x0000_t34" style="position:absolute;margin-left:574.15pt;margin-top:21.7pt;width:3.6pt;height:242.55pt;flip:x;z-index:251737088;visibility:visible;mso-wrap-style:square;mso-width-percent:0;mso-height-percent:0;mso-wrap-distance-left:9pt;mso-wrap-distance-top:0;mso-wrap-distance-right:9pt;mso-wrap-distance-bottom:0;mso-position-horizontal:absolute;mso-position-horizontal-relative:text;mso-position-vertical:absolute;mso-position-vertical-relative:text;mso-width-percent:0;mso-height-percent:0;mso-width-relative:margin;mso-height-relative:margin" o:gfxdata="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" adj="20372" strokecolor="black [3200]" strokeweight=".5pt"/>
             </w:pict>
           </mc:Fallback>
         </mc:AlternateContent>
@@ -10367,9 +11597,9 @@
           </mc:Choice>
           <mc:Fallback>
             <w:pict>
-              <v:group w14:anchorId="37631442" id="_x0000_s1199" style="position:absolute;margin-left:577.9pt;margin-top:2.5pt;width:68.85pt;height:38.6pt;z-index:251736064" coordsize="8746,4903" o:gfxdata="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">
-                <v:shape id="Diamond 10" o:spid="_x0000_s1200" type="#_x0000_t4" style="position:absolute;width:8746;height:4903;visibility:visible;mso-wrap-style:square;v-text-anchor:middle" o:gfxdata="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" filled="f" strokecolor="#172c51" strokeweight=".5pt"/>
-                <v:shape id="Text Box 11" o:spid="_x0000_s1201" type="#_x0000_t202" style="position:absolute;left:2473;top:1242;width:5499;height:2551;visibility:visible;mso-wrap-style:square;v-text-anchor:top" o:gfxdata="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" filled="f" stroked="f" strokeweight=".5pt">
+              <v:group w14:anchorId="37631442" id="_x0000_s1212" style="position:absolute;margin-left:577.9pt;margin-top:2.5pt;width:68.85pt;height:38.6pt;z-index:251736064" coordsize="8746,4903" o:gfxdata="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">
+                <v:shape id="Diamond 10" o:spid="_x0000_s1213" type="#_x0000_t4" style="position:absolute;width:8746;height:4903;visibility:visible;mso-wrap-style:square;v-text-anchor:middle" o:gfxdata="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" filled="f" strokecolor="#172c51" strokeweight=".5pt"/>
+                <v:shape id="Text Box 11" o:spid="_x0000_s1214" type="#_x0000_t202" style="position:absolute;left:2473;top:1242;width:5499;height:2551;visibility:visible;mso-wrap-style:square;v-text-anchor:top" o:gfxdata="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" filled="f" stroked="f" strokeweight=".5pt">
                   <v:textbox>
                     <w:txbxContent>
                       <w:p>
@@ -10418,7 +11648,110 @@
         <mc:AlternateContent>
           <mc:Choice Requires="wps">
             <w:drawing>
-              <wp:anchor distT="0" distB="0" distL="114300" distR="114300" simplePos="0" relativeHeight="251800576" behindDoc="0" locked="0" layoutInCell="1" allowOverlap="1" wp14:anchorId="5181F571" wp14:editId="3E82F4A6">
+              <wp:anchor distT="0" distB="0" distL="114300" distR="114300" simplePos="0" relativeHeight="251858944" behindDoc="0" locked="0" layoutInCell="1" allowOverlap="1" wp14:anchorId="75B25CAD" wp14:editId="38469671">
+                <wp:simplePos x="0" y="0"/>
+                <wp:positionH relativeFrom="column">
+                  <wp:posOffset>12087013</wp:posOffset>
+                </wp:positionH>
+                <wp:positionV relativeFrom="paragraph">
+                  <wp:posOffset>240305</wp:posOffset>
+                </wp:positionV>
+                <wp:extent cx="275167" cy="234527"/>
+                <wp:effectExtent l="0" t="0" r="0" b="0"/>
+                <wp:wrapNone/>
+                <wp:docPr id="1629526025" name="Text Box 190"/>
+                <wp:cNvGraphicFramePr/>
+                <a:graphic xmlns:a="http://schemas.openxmlformats.org/drawingml/2006/main">
+                  <a:graphicData uri="http://schemas.microsoft.com/office/word/2010/wordprocessingShape">
+                    <wps:wsp>
+                      <wps:cNvSpPr txBox="1"/>
+                      <wps:spPr>
+                        <a:xfrm>
+                          <a:off x="0" y="0"/>
+                          <a:ext cx="275167" cy="234527"/>
+                        </a:xfrm>
+                        <a:prstGeom prst="rect">
+                          <a:avLst/>
+                        </a:prstGeom>
+                        <a:noFill/>
+                        <a:ln w="6350">
+                          <a:noFill/>
+                        </a:ln>
+                      </wps:spPr>
+                      <wps:txbx>
+                        <w:txbxContent>
+                          <w:p>
+                            <w:pPr>
+                              <w:rPr>
+                                <w:sz w:val="16"/>
+                                <w:szCs w:val="16"/>
+                              </w:rPr>
+                            </w:pPr>
+                            <w:r>
+                              <w:rPr>
+                                <w:sz w:val="16"/>
+                                <w:szCs w:val="16"/>
+                              </w:rPr>
+                              <w:t>M</w:t>
+                            </w:r>
+                          </w:p>
+                        </w:txbxContent>
+                      </wps:txbx>
+                      <wps:bodyPr rot="0" spcFirstLastPara="0" vertOverflow="overflow" horzOverflow="overflow" vert="horz" wrap="square" lIns="91440" tIns="45720" rIns="91440" bIns="45720" numCol="1" spcCol="0" rtlCol="0" fromWordArt="0" anchor="t" anchorCtr="0" forceAA="0" compatLnSpc="1">
+                        <a:prstTxWarp prst="textNoShape">
+                          <a:avLst/>
+                        </a:prstTxWarp>
+                        <a:noAutofit/>
+                      </wps:bodyPr>
+                    </wps:wsp>
+                  </a:graphicData>
+                </a:graphic>
+                <wp14:sizeRelH relativeFrom="margin">
+                  <wp14:pctWidth>0</wp14:pctWidth>
+                </wp14:sizeRelH>
+                <wp14:sizeRelV relativeFrom="margin">
+                  <wp14:pctHeight>0</wp14:pctHeight>
+                </wp14:sizeRelV>
+              </wp:anchor>
+            </w:drawing>
+          </mc:Choice>
+          <mc:Fallback>
+            <w:pict>
+              <v:shape w14:anchorId="75B25CAD" id="_x0000_s1215" type="#_x0000_t202" style="position:absolute;margin-left:951.75pt;margin-top:18.9pt;width:21.65pt;height:18.45pt;z-index:251858944;visibility:visible;mso-wrap-style:square;mso-width-percent:0;mso-height-percent:0;mso-wrap-distance-left:9pt;mso-wrap-distance-top:0;mso-wrap-distance-right:9pt;mso-wrap-distance-bottom:0;mso-position-horizontal:absolute;mso-position-horizontal-relative:text;mso-position-vertical:absolute;mso-position-vertical-relative:text;mso-width-percent:0;mso-height-percent:0;mso-width-relative:margin;mso-height-relative:margin;v-text-anchor:top" o:gfxdata="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" filled="f" stroked="f" strokeweight=".5pt">
+                <v:textbox>
+                  <w:txbxContent>
+                    <w:p>
+                      <w:pPr>
+                        <w:rPr>
+                          <w:sz w:val="16"/>
+                          <w:szCs w:val="16"/>
+                        </w:rPr>
+                      </w:pPr>
+                      <w:r>
+                        <w:rPr>
+                          <w:sz w:val="16"/>
+                          <w:szCs w:val="16"/>
+                        </w:rPr>
+                        <w:t>M</w:t>
+                      </w:r>
+                    </w:p>
+                  </w:txbxContent>
+                </v:textbox>
+              </v:shape>
+            </w:pict>
+          </mc:Fallback>
+        </mc:AlternateContent>
+      </w:r>
+      <w:r>
+        <w:rPr>
+          <w:noProof/>
+          <w:sz w:val="16"/>
+          <w:szCs w:val="16"/>
+        </w:rPr>
+        <mc:AlternateContent>
+          <mc:Choice Requires="wps">
+            <w:drawing>
+              <wp:anchor distT="0" distB="0" distL="114300" distR="114300" simplePos="0" relativeHeight="251800576" behindDoc="0" locked="0" layoutInCell="1" allowOverlap="1" wp14:anchorId="5181F571" wp14:editId="03345D7A">
                 <wp:simplePos x="0" y="0"/>
                 <wp:positionH relativeFrom="column">
                   <wp:posOffset>12480248</wp:posOffset>
@@ -10467,7 +11800,7 @@
           </mc:Choice>
           <mc:Fallback>
             <w:pict>
-              <v:line w14:anchorId="5ECAE645" id="Straight Connector 69" o:spid="_x0000_s1026" style="position:absolute;flip:y;z-index:251800576;visibility:visible;mso-wrap-style:square;mso-wrap-distance-left:9pt;mso-wrap-distance-top:0;mso-wrap-distance-right:9pt;mso-wrap-distance-bottom:0;mso-position-horizontal:absolute;mso-position-horizontal-relative:text;mso-position-vertical:absolute;mso-position-vertical-relative:text" from="982.7pt,8.75pt" to="1016.25pt,31.05pt" o:gfxdata="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" strokecolor="black [3200]" strokeweight=".5pt">
+              <v:line w14:anchorId="52C4E348" id="Straight Connector 69" o:spid="_x0000_s1026" style="position:absolute;flip:y;z-index:251800576;visibility:visible;mso-wrap-style:square;mso-wrap-distance-left:9pt;mso-wrap-distance-top:0;mso-wrap-distance-right:9pt;mso-wrap-distance-bottom:0;mso-position-horizontal:absolute;mso-position-horizontal-relative:text;mso-position-vertical:absolute;mso-position-vertical-relative:text" from="982.7pt,8.75pt" to="1016.25pt,31.05pt" o:gfxdata="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" strokecolor="black [3200]" strokeweight=".5pt">
                 <v:stroke joinstyle="miter"/>
               </v:line>
             </w:pict>
@@ -10561,7 +11894,107 @@
         <mc:AlternateContent>
           <mc:Choice Requires="wps">
             <w:drawing>
-              <wp:anchor distT="0" distB="0" distL="114300" distR="114300" simplePos="0" relativeHeight="251799552" behindDoc="0" locked="0" layoutInCell="1" allowOverlap="1" wp14:anchorId="406957C8" wp14:editId="15CA0374">
+              <wp:anchor distT="0" distB="0" distL="114300" distR="114300" simplePos="0" relativeHeight="251856896" behindDoc="0" locked="0" layoutInCell="1" allowOverlap="1" wp14:anchorId="5EF203C8" wp14:editId="79CC6016">
+                <wp:simplePos x="0" y="0"/>
+                <wp:positionH relativeFrom="column">
+                  <wp:posOffset>12108815</wp:posOffset>
+                </wp:positionH>
+                <wp:positionV relativeFrom="paragraph">
+                  <wp:posOffset>256116</wp:posOffset>
+                </wp:positionV>
+                <wp:extent cx="253828" cy="217173"/>
+                <wp:effectExtent l="0" t="0" r="0" b="0"/>
+                <wp:wrapNone/>
+                <wp:docPr id="585358587" name="Text Box 190"/>
+                <wp:cNvGraphicFramePr/>
+                <a:graphic xmlns:a="http://schemas.openxmlformats.org/drawingml/2006/main">
+                  <a:graphicData uri="http://schemas.microsoft.com/office/word/2010/wordprocessingShape">
+                    <wps:wsp>
+                      <wps:cNvSpPr txBox="1"/>
+                      <wps:spPr>
+                        <a:xfrm>
+                          <a:off x="0" y="0"/>
+                          <a:ext cx="253828" cy="217173"/>
+                        </a:xfrm>
+                        <a:prstGeom prst="rect">
+                          <a:avLst/>
+                        </a:prstGeom>
+                        <a:noFill/>
+                        <a:ln w="6350">
+                          <a:noFill/>
+                        </a:ln>
+                      </wps:spPr>
+                      <wps:txbx>
+                        <w:txbxContent>
+                          <w:p>
+                            <w:pPr>
+                              <w:rPr>
+                                <w:sz w:val="16"/>
+                                <w:szCs w:val="16"/>
+                              </w:rPr>
+                            </w:pPr>
+                            <w:r>
+                              <w:rPr>
+                                <w:sz w:val="16"/>
+                                <w:szCs w:val="16"/>
+                              </w:rPr>
+                              <w:t>1</w:t>
+                            </w:r>
+                          </w:p>
+                        </w:txbxContent>
+                      </wps:txbx>
+                      <wps:bodyPr rot="0" spcFirstLastPara="0" vertOverflow="overflow" horzOverflow="overflow" vert="horz" wrap="square" lIns="91440" tIns="45720" rIns="91440" bIns="45720" numCol="1" spcCol="0" rtlCol="0" fromWordArt="0" anchor="t" anchorCtr="0" forceAA="0" compatLnSpc="1">
+                        <a:prstTxWarp prst="textNoShape">
+                          <a:avLst/>
+                        </a:prstTxWarp>
+                        <a:noAutofit/>
+                      </wps:bodyPr>
+                    </wps:wsp>
+                  </a:graphicData>
+                </a:graphic>
+                <wp14:sizeRelH relativeFrom="margin">
+                  <wp14:pctWidth>0</wp14:pctWidth>
+                </wp14:sizeRelH>
+              </wp:anchor>
+            </w:drawing>
+          </mc:Choice>
+          <mc:Fallback>
+            <w:pict>
+              <v:shape w14:anchorId="5EF203C8" id="_x0000_s1216" type="#_x0000_t202" style="position:absolute;margin-left:953.45pt;margin-top:20.15pt;width:20pt;height:17.1pt;z-index:251856896;visibility:visible;mso-wrap-style:square;mso-width-percent:0;mso-wrap-distance-left:9pt;mso-wrap-distance-top:0;mso-wrap-distance-right:9pt;mso-wrap-distance-bottom:0;mso-position-horizontal:absolute;mso-position-horizontal-relative:text;mso-position-vertical:absolute;mso-position-vertical-relative:text;mso-width-percent:0;mso-width-relative:margin;v-text-anchor:top" o:gfxdata="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" filled="f" stroked="f" strokeweight=".5pt">
+                <v:textbox>
+                  <w:txbxContent>
+                    <w:p>
+                      <w:pPr>
+                        <w:rPr>
+                          <w:sz w:val="16"/>
+                          <w:szCs w:val="16"/>
+                        </w:rPr>
+                      </w:pPr>
+                      <w:r>
+                        <w:rPr>
+                          <w:sz w:val="16"/>
+                          <w:szCs w:val="16"/>
+                        </w:rPr>
+                        <w:t>1</w:t>
+                      </w:r>
+                    </w:p>
+                  </w:txbxContent>
+                </v:textbox>
+              </v:shape>
+            </w:pict>
+          </mc:Fallback>
+        </mc:AlternateContent>
+      </w:r>
+      <w:r>
+        <w:rPr>
+          <w:noProof/>
+          <w:sz w:val="16"/>
+          <w:szCs w:val="16"/>
+        </w:rPr>
+        <mc:AlternateContent>
+          <mc:Choice Requires="wps">
+            <w:drawing>
+              <wp:anchor distT="0" distB="0" distL="114300" distR="114300" simplePos="0" relativeHeight="251799552" behindDoc="0" locked="0" layoutInCell="1" allowOverlap="1" wp14:anchorId="406957C8" wp14:editId="656791D3">
                 <wp:simplePos x="0" y="0"/>
                 <wp:positionH relativeFrom="column">
                   <wp:posOffset>12480248</wp:posOffset>
@@ -10610,7 +12043,7 @@
           </mc:Choice>
           <mc:Fallback>
             <w:pict>
-              <v:line w14:anchorId="050686C2" id="Straight Connector 68" o:spid="_x0000_s1026" style="position:absolute;z-index:251799552;visibility:visible;mso-wrap-style:square;mso-wrap-distance-left:9pt;mso-wrap-distance-top:0;mso-wrap-distance-right:9pt;mso-wrap-distance-bottom:0;mso-position-horizontal:absolute;mso-position-horizontal-relative:text;mso-position-vertical:absolute;mso-position-vertical-relative:text" from="982.7pt,23.45pt" to="1030.2pt,45.85pt" o:gfxdata="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" strokecolor="black [3200]" strokeweight=".5pt">
+              <v:line w14:anchorId="67EA7B61" id="Straight Connector 68" o:spid="_x0000_s1026" style="position:absolute;z-index:251799552;visibility:visible;mso-wrap-style:square;mso-wrap-distance-left:9pt;mso-wrap-distance-top:0;mso-wrap-distance-right:9pt;mso-wrap-distance-bottom:0;mso-position-horizontal:absolute;mso-position-horizontal-relative:text;mso-position-vertical:absolute;mso-position-vertical-relative:text" from="982.7pt,23.45pt" to="1030.2pt,45.85pt" o:gfxdata="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" strokecolor="black [3200]" strokeweight=".5pt">
                 <v:stroke joinstyle="miter"/>
               </v:line>
             </w:pict>
@@ -10877,11 +12310,11 @@
           </mc:Choice>
           <mc:Fallback>
             <w:pict>
-              <v:group w14:anchorId="36845320" id="_x0000_s1202" style="position:absolute;margin-left:844.95pt;margin-top:14.85pt;width:81.1pt;height:30.75pt;z-index:251772928" coordsize="10303,3909" o:gfxdata="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">
-                <v:oval id="Oval 14" o:spid="_x0000_s1203" style="position:absolute;width:8150;height:2534;visibility:visible;mso-wrap-style:square;v-text-anchor:middle" o:gfxdata="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" filled="f" strokecolor="#172c51" strokeweight=".5pt">
+              <v:group w14:anchorId="36845320" id="_x0000_s1217" style="position:absolute;margin-left:844.95pt;margin-top:14.85pt;width:81.1pt;height:30.75pt;z-index:251772928" coordsize="10303,3909" o:gfxdata="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">
+                <v:oval id="Oval 14" o:spid="_x0000_s1218" style="position:absolute;width:8150;height:2534;visibility:visible;mso-wrap-style:square;v-text-anchor:middle" o:gfxdata="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" filled="f" strokecolor="#172c51" strokeweight=".5pt">
                   <v:stroke joinstyle="miter"/>
                 </v:oval>
-                <v:shape id="Text Box 15" o:spid="_x0000_s1204" type="#_x0000_t202" style="position:absolute;left:1722;width:8581;height:3909;visibility:visible;mso-wrap-style:square;v-text-anchor:top" o:gfxdata="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" filled="f" stroked="f" strokeweight=".5pt">
+                <v:shape id="Text Box 15" o:spid="_x0000_s1219" type="#_x0000_t202" style="position:absolute;left:1722;width:8581;height:3909;visibility:visible;mso-wrap-style:square;v-text-anchor:top" o:gfxdata="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" filled="f" stroked="f" strokeweight=".5pt">
                   <v:textbox>
                     <w:txbxContent>
                       <w:p>
@@ -11097,8 +12530,8 @@
           </mc:Choice>
           <mc:Fallback>
             <w:pict>
-              <v:group w14:anchorId="28A4BE18" id="_x0000_s1205" style="position:absolute;margin-left:941.75pt;margin-top:6.3pt;width:54.15pt;height:17.35pt;z-index:251757568;mso-width-relative:margin" coordorigin=",-2" coordsize="6883,2205" o:gfxdata="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">
-                <v:shape id="Text Box 7" o:spid="_x0000_s1206" type="#_x0000_t202" style="position:absolute;left:870;top:-2;width:6013;height:2205;visibility:visible;mso-wrap-style:square;v-text-anchor:top" o:gfxdata="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" filled="f" stroked="f" strokeweight=".5pt">
+              <v:group w14:anchorId="28A4BE18" id="_x0000_s1220" style="position:absolute;margin-left:941.75pt;margin-top:6.3pt;width:54.15pt;height:17.35pt;z-index:251757568;mso-width-relative:margin" coordorigin=",-2" coordsize="6883,2205" o:gfxdata="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">
+                <v:shape id="Text Box 7" o:spid="_x0000_s1221" type="#_x0000_t202" style="position:absolute;left:870;top:-2;width:6013;height:2205;visibility:visible;mso-wrap-style:square;v-text-anchor:top" o:gfxdata="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" filled="f" stroked="f" strokeweight=".5pt">
                   <v:textbox>
                     <w:txbxContent>
                       <w:p>
@@ -11119,7 +12552,7 @@
                     </w:txbxContent>
                   </v:textbox>
                 </v:shape>
-                <v:rect id="Rectangle 8" o:spid="_x0000_s1207" style="position:absolute;width:6216;height:2203;visibility:visible;mso-wrap-style:square;v-text-anchor:middle" o:gfxdata="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" filled="f" strokecolor="#172c51" strokeweight=".5pt"/>
+                <v:rect id="Rectangle 8" o:spid="_x0000_s1222" style="position:absolute;width:6216;height:2203;visibility:visible;mso-wrap-style:square;v-text-anchor:middle" o:gfxdata="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" filled="f" strokecolor="#172c51" strokeweight=".5pt"/>
               </v:group>
             </w:pict>
           </mc:Fallback>
@@ -11141,7 +12574,7 @@
         <mc:AlternateContent>
           <mc:Choice Requires="wpg">
             <w:drawing>
-              <wp:anchor distT="0" distB="0" distL="114300" distR="114300" simplePos="0" relativeHeight="251807744" behindDoc="0" locked="0" layoutInCell="1" allowOverlap="1" wp14:anchorId="77F35169" wp14:editId="79C7DDCB">
+              <wp:anchor distT="0" distB="0" distL="114300" distR="114300" simplePos="0" relativeHeight="251807744" behindDoc="0" locked="0" layoutInCell="1" allowOverlap="1" wp14:anchorId="77F35169" wp14:editId="29D8395D">
                 <wp:simplePos x="0" y="0"/>
                 <wp:positionH relativeFrom="column">
                   <wp:posOffset>15667759</wp:posOffset>
@@ -11288,10 +12721,10 @@
           </mc:Choice>
           <mc:Fallback>
             <w:pict>
-              <v:group w14:anchorId="77F35169" id="_x0000_s1208" style="position:absolute;margin-left:1233.7pt;margin-top:18.95pt;width:68.85pt;height:38.6pt;z-index:251807744" coordsize="8743,4902" o:gfxdata="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">
-                <v:group id="_x0000_s1209" style="position:absolute;width:8743;height:4902" coordsize="8746,4903" o:gfxdata="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">
-                  <v:shape id="Diamond 10" o:spid="_x0000_s1210" type="#_x0000_t4" style="position:absolute;width:8746;height:4903;visibility:visible;mso-wrap-style:square;v-text-anchor:middle" o:gfxdata="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" filled="f" strokecolor="#172c51" strokeweight=".5pt"/>
-                  <v:shape id="Text Box 11" o:spid="_x0000_s1211" type="#_x0000_t202" style="position:absolute;left:2821;top:1532;width:5135;height:2551;visibility:visible;mso-wrap-style:square;v-text-anchor:top" o:gfxdata="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" filled="f" stroked="f" strokeweight=".5pt">
+              <v:group w14:anchorId="77F35169" id="_x0000_s1223" style="position:absolute;margin-left:1233.7pt;margin-top:18.95pt;width:68.85pt;height:38.6pt;z-index:251807744" coordsize="8743,4902" o:gfxdata="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">
+                <v:group id="_x0000_s1224" style="position:absolute;width:8743;height:4902" coordsize="8746,4903" o:gfxdata="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">
+                  <v:shape id="Diamond 10" o:spid="_x0000_s1225" type="#_x0000_t4" style="position:absolute;width:8746;height:4903;visibility:visible;mso-wrap-style:square;v-text-anchor:middle" o:gfxdata="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" filled="f" strokecolor="#172c51" strokeweight=".5pt"/>
+                  <v:shape id="Text Box 11" o:spid="_x0000_s1226" type="#_x0000_t202" style="position:absolute;left:2821;top:1532;width:5135;height:2551;visibility:visible;mso-wrap-style:square;v-text-anchor:top" o:gfxdata="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" filled="f" stroked="f" strokeweight=".5pt">
                     <v:textbox>
                       <w:txbxContent>
                         <w:p>
@@ -11313,7 +12746,7 @@
                     </v:textbox>
                   </v:shape>
                 </v:group>
-                <v:shape id="Diamond 185" o:spid="_x0000_s1212" type="#_x0000_t4" style="position:absolute;left:285;top:219;width:8131;height:4448;visibility:visible;mso-wrap-style:square;v-text-anchor:middle" o:gfxdata="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" filled="f" strokecolor="#172c51" strokeweight=".5pt"/>
+                <v:shape id="Diamond 185" o:spid="_x0000_s1227" type="#_x0000_t4" style="position:absolute;left:285;top:219;width:8131;height:4448;visibility:visible;mso-wrap-style:square;v-text-anchor:middle" o:gfxdata="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" filled="f" strokecolor="#172c51" strokeweight=".5pt"/>
               </v:group>
             </w:pict>
           </mc:Fallback>
@@ -11414,14 +12847,7 @@
                                   <w:sz w:val="16"/>
                                   <w:szCs w:val="16"/>
                                 </w:rPr>
-                                <w:t>Mid</w:t>
-                              </w:r>
-                              <w:r>
-                                <w:rPr>
-                                  <w:sz w:val="16"/>
-                                  <w:szCs w:val="16"/>
-                                </w:rPr>
-                                <w:t>_Exam_Mark</w:t>
+                                <w:t>Mid_Exam_Mark</w:t>
                               </w:r>
                               <w:proofErr w:type="spellEnd"/>
                             </w:p>
@@ -11445,11 +12871,11 @@
           </mc:Choice>
           <mc:Fallback>
             <w:pict>
-              <v:group w14:anchorId="5125ED37" id="_x0000_s1213" style="position:absolute;margin-left:999.4pt;margin-top:20.75pt;width:76.9pt;height:30.75pt;z-index:251777024;mso-width-relative:margin" coordorigin="-259" coordsize="9768,3909" o:gfxdata="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">
-                <v:oval id="Oval 14" o:spid="_x0000_s1214" style="position:absolute;width:8150;height:2534;visibility:visible;mso-wrap-style:square;v-text-anchor:middle" o:gfxdata="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" filled="f" strokecolor="#172c51" strokeweight=".5pt">
+              <v:group w14:anchorId="5125ED37" id="_x0000_s1228" style="position:absolute;margin-left:999.4pt;margin-top:20.75pt;width:76.9pt;height:30.75pt;z-index:251777024;mso-width-relative:margin" coordorigin="-259" coordsize="9768,3909" o:gfxdata="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">
+                <v:oval id="Oval 14" o:spid="_x0000_s1229" style="position:absolute;width:8150;height:2534;visibility:visible;mso-wrap-style:square;v-text-anchor:middle" o:gfxdata="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" filled="f" strokecolor="#172c51" strokeweight=".5pt">
                   <v:stroke joinstyle="miter"/>
                 </v:oval>
-                <v:shape id="Text Box 15" o:spid="_x0000_s1215" type="#_x0000_t202" style="position:absolute;left:-259;width:9768;height:3909;visibility:visible;mso-wrap-style:square;v-text-anchor:top" o:gfxdata="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" filled="f" stroked="f" strokeweight=".5pt">
+                <v:shape id="Text Box 15" o:spid="_x0000_s1230" type="#_x0000_t202" style="position:absolute;left:-259;width:9768;height:3909;visibility:visible;mso-wrap-style:square;v-text-anchor:top" o:gfxdata="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" filled="f" stroked="f" strokeweight=".5pt">
                   <v:textbox>
                     <w:txbxContent>
                       <w:p>
@@ -11465,14 +12891,7 @@
                             <w:sz w:val="16"/>
                             <w:szCs w:val="16"/>
                           </w:rPr>
-                          <w:t>Mid</w:t>
-                        </w:r>
-                        <w:r>
-                          <w:rPr>
-                            <w:sz w:val="16"/>
-                            <w:szCs w:val="16"/>
-                          </w:rPr>
-                          <w:t>_Exam_Mark</w:t>
+                          <w:t>Mid_Exam_Mark</w:t>
                         </w:r>
                         <w:proofErr w:type="spellEnd"/>
                       </w:p>
@@ -11603,11 +13022,11 @@
           </mc:Choice>
           <mc:Fallback>
             <w:pict>
-              <v:group w14:anchorId="7F2121A7" id="_x0000_s1216" style="position:absolute;margin-left:885.75pt;margin-top:19.9pt;width:76.9pt;height:31pt;z-index:251774976;mso-width-relative:margin" coordorigin="-502" coordsize="9768,3939" o:gfxdata="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">
-                <v:oval id="Oval 14" o:spid="_x0000_s1217" style="position:absolute;width:8150;height:2534;visibility:visible;mso-wrap-style:square;v-text-anchor:middle" o:gfxdata="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" filled="f" strokecolor="#172c51" strokeweight=".5pt">
+              <v:group w14:anchorId="7F2121A7" id="_x0000_s1231" style="position:absolute;margin-left:885.75pt;margin-top:19.9pt;width:76.9pt;height:31pt;z-index:251774976;mso-width-relative:margin" coordorigin="-502" coordsize="9768,3939" o:gfxdata="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">
+                <v:oval id="Oval 14" o:spid="_x0000_s1232" style="position:absolute;width:8150;height:2534;visibility:visible;mso-wrap-style:square;v-text-anchor:middle" o:gfxdata="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" filled="f" strokecolor="#172c51" strokeweight=".5pt">
                   <v:stroke joinstyle="miter"/>
                 </v:oval>
-                <v:shape id="Text Box 15" o:spid="_x0000_s1218" type="#_x0000_t202" style="position:absolute;left:-502;top:30;width:9767;height:3909;visibility:visible;mso-wrap-style:square;v-text-anchor:top" o:gfxdata="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" filled="f" stroked="f" strokeweight=".5pt">
+                <v:shape id="Text Box 15" o:spid="_x0000_s1233" type="#_x0000_t202" style="position:absolute;left:-502;top:30;width:9767;height:3909;visibility:visible;mso-wrap-style:square;v-text-anchor:top" o:gfxdata="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" filled="f" stroked="f" strokeweight=".5pt">
                   <v:textbox>
                     <w:txbxContent>
                       <w:p>
@@ -11656,7 +13075,7 @@
         <mc:AlternateContent>
           <mc:Choice Requires="wps">
             <w:drawing>
-              <wp:anchor distT="0" distB="0" distL="114300" distR="114300" simplePos="0" relativeHeight="251765760" behindDoc="0" locked="0" layoutInCell="1" allowOverlap="1" wp14:anchorId="3EA8B670" wp14:editId="27373EF3">
+              <wp:anchor distT="0" distB="0" distL="114300" distR="114300" simplePos="0" relativeHeight="251765760" behindDoc="0" locked="0" layoutInCell="1" allowOverlap="1" wp14:anchorId="3EA8B670" wp14:editId="1EF1EDD8">
                 <wp:simplePos x="0" y="0"/>
                 <wp:positionH relativeFrom="column">
                   <wp:posOffset>7520803</wp:posOffset>
@@ -11713,7 +13132,7 @@
           </mc:Choice>
           <mc:Fallback>
             <w:pict>
-              <v:shape w14:anchorId="0F548AE7" id="Connector: Elbow 54" o:spid="_x0000_s1026" type="#_x0000_t34" style="position:absolute;margin-left:592.2pt;margin-top:7.65pt;width:675.95pt;height:121.4pt;flip:y;z-index:251765760;visibility:visible;mso-wrap-style:square;mso-width-percent:0;mso-height-percent:0;mso-wrap-distance-left:9pt;mso-wrap-distance-top:0;mso-wrap-distance-right:9pt;mso-wrap-distance-bottom:0;mso-position-horizontal:absolute;mso-position-horizontal-relative:text;mso-position-vertical:absolute;mso-position-vertical-relative:text;mso-width-percent:0;mso-height-percent:0;mso-width-relative:margin;mso-height-relative:margin" o:gfxdata="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" adj="21600" strokecolor="black [3200]" strokeweight=".5pt"/>
+              <v:shape w14:anchorId="2E288981" id="Connector: Elbow 54" o:spid="_x0000_s1026" type="#_x0000_t34" style="position:absolute;margin-left:592.2pt;margin-top:7.65pt;width:675.95pt;height:121.4pt;flip:y;z-index:251765760;visibility:visible;mso-wrap-style:square;mso-width-percent:0;mso-height-percent:0;mso-wrap-distance-left:9pt;mso-wrap-distance-top:0;mso-wrap-distance-right:9pt;mso-wrap-distance-bottom:0;mso-position-horizontal:absolute;mso-position-horizontal-relative:text;mso-position-vertical:absolute;mso-position-vertical-relative:text;mso-width-percent:0;mso-height-percent:0;mso-width-relative:margin;mso-height-relative:margin" o:gfxdata="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" adj="21600" strokecolor="black [3200]" strokeweight=".5pt"/>
             </w:pict>
           </mc:Fallback>
         </mc:AlternateContent>
@@ -11734,7 +13153,7 @@
         <mc:AlternateContent>
           <mc:Choice Requires="wpg">
             <w:drawing>
-              <wp:anchor distT="0" distB="0" distL="114300" distR="114300" simplePos="0" relativeHeight="251761664" behindDoc="0" locked="0" layoutInCell="1" allowOverlap="1" wp14:anchorId="33C4366D" wp14:editId="6489B46A">
+              <wp:anchor distT="0" distB="0" distL="114300" distR="114300" simplePos="0" relativeHeight="251761664" behindDoc="0" locked="0" layoutInCell="1" allowOverlap="1" wp14:anchorId="33C4366D" wp14:editId="6BB8FA73">
                 <wp:simplePos x="0" y="0"/>
                 <wp:positionH relativeFrom="column">
                   <wp:posOffset>10276503</wp:posOffset>
@@ -11839,9 +13258,9 @@
           </mc:Choice>
           <mc:Fallback>
             <w:pict>
-              <v:group w14:anchorId="33C4366D" id="_x0000_s1219" style="position:absolute;margin-left:809.15pt;margin-top:6.75pt;width:68.85pt;height:38.6pt;z-index:251761664" coordsize="8746,4903" o:gfxdata="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">
-                <v:shape id="Diamond 10" o:spid="_x0000_s1220" type="#_x0000_t4" style="position:absolute;width:8746;height:4903;visibility:visible;mso-wrap-style:square;v-text-anchor:middle" o:gfxdata="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" filled="f" strokecolor="#172c51" strokeweight=".5pt"/>
-                <v:shape id="Text Box 11" o:spid="_x0000_s1221" type="#_x0000_t202" style="position:absolute;left:1825;top:1182;width:5498;height:2551;visibility:visible;mso-wrap-style:square;v-text-anchor:top" o:gfxdata="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" filled="f" stroked="f" strokeweight=".5pt">
+              <v:group w14:anchorId="33C4366D" id="_x0000_s1234" style="position:absolute;margin-left:809.15pt;margin-top:6.75pt;width:68.85pt;height:38.6pt;z-index:251761664" coordsize="8746,4903" o:gfxdata="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">
+                <v:shape id="Diamond 10" o:spid="_x0000_s1235" type="#_x0000_t4" style="position:absolute;width:8746;height:4903;visibility:visible;mso-wrap-style:square;v-text-anchor:middle" o:gfxdata="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" filled="f" strokecolor="#172c51" strokeweight=".5pt"/>
+                <v:shape id="Text Box 11" o:spid="_x0000_s1236" type="#_x0000_t202" style="position:absolute;left:1825;top:1182;width:5498;height:2551;visibility:visible;mso-wrap-style:square;v-text-anchor:top" o:gfxdata="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" filled="f" stroked="f" strokeweight=".5pt">
                   <v:textbox>
                     <w:txbxContent>
                       <w:p>
@@ -11881,7 +13300,7 @@
         <mc:AlternateContent>
           <mc:Choice Requires="wps">
             <w:drawing>
-              <wp:anchor distT="0" distB="0" distL="114300" distR="114300" simplePos="0" relativeHeight="251764736" behindDoc="0" locked="0" layoutInCell="1" allowOverlap="1" wp14:anchorId="236DF74F" wp14:editId="23C9E5C0">
+              <wp:anchor distT="0" distB="0" distL="114300" distR="114300" simplePos="0" relativeHeight="251764736" behindDoc="0" locked="0" layoutInCell="1" allowOverlap="1" wp14:anchorId="236DF74F" wp14:editId="1F85CD35">
                 <wp:simplePos x="0" y="0"/>
                 <wp:positionH relativeFrom="column">
                   <wp:posOffset>7520803</wp:posOffset>
@@ -11935,7 +13354,7 @@
           </mc:Choice>
           <mc:Fallback>
             <w:pict>
-              <v:shape w14:anchorId="4EC746BD" id="Connector: Elbow 53" o:spid="_x0000_s1026" type="#_x0000_t34" style="position:absolute;margin-left:592.2pt;margin-top:.9pt;width:217.35pt;height:71.55pt;flip:y;z-index:251764736;visibility:visible;mso-wrap-style:square;mso-width-percent:0;mso-wrap-distance-left:9pt;mso-wrap-distance-top:0;mso-wrap-distance-right:9pt;mso-wrap-distance-bottom:0;mso-position-horizontal:absolute;mso-position-horizontal-relative:text;mso-position-vertical:absolute;mso-position-vertical-relative:text;mso-width-percent:0;mso-width-relative:margin" o:gfxdata="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" adj="15573" strokecolor="black [3200]" strokeweight=".5pt"/>
+              <v:shape w14:anchorId="63A7AE77" id="Connector: Elbow 53" o:spid="_x0000_s1026" type="#_x0000_t34" style="position:absolute;margin-left:592.2pt;margin-top:.9pt;width:217.35pt;height:71.55pt;flip:y;z-index:251764736;visibility:visible;mso-wrap-style:square;mso-width-percent:0;mso-wrap-distance-left:9pt;mso-wrap-distance-top:0;mso-wrap-distance-right:9pt;mso-wrap-distance-bottom:0;mso-position-horizontal:absolute;mso-position-horizontal-relative:text;mso-position-vertical:absolute;mso-position-vertical-relative:text;mso-width-percent:0;mso-width-relative:margin" o:gfxdata="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" adj="15573" strokecolor="black [3200]" strokeweight=".5pt"/>
             </w:pict>
           </mc:Fallback>
         </mc:AlternateContent>
@@ -11947,6 +13366,206 @@
           <w:tab w:val="left" w:pos="5064"/>
         </w:tabs>
       </w:pPr>
+      <w:r>
+        <w:rPr>
+          <w:noProof/>
+          <w:sz w:val="16"/>
+          <w:szCs w:val="16"/>
+        </w:rPr>
+        <mc:AlternateContent>
+          <mc:Choice Requires="wps">
+            <w:drawing>
+              <wp:anchor distT="0" distB="0" distL="114300" distR="114300" simplePos="0" relativeHeight="251836416" behindDoc="0" locked="0" layoutInCell="1" allowOverlap="1" wp14:anchorId="49EFC1DB" wp14:editId="686FE3FE">
+                <wp:simplePos x="0" y="0"/>
+                <wp:positionH relativeFrom="column">
+                  <wp:posOffset>7216140</wp:posOffset>
+                </wp:positionH>
+                <wp:positionV relativeFrom="paragraph">
+                  <wp:posOffset>312844</wp:posOffset>
+                </wp:positionV>
+                <wp:extent cx="253365" cy="217170"/>
+                <wp:effectExtent l="0" t="0" r="0" b="0"/>
+                <wp:wrapNone/>
+                <wp:docPr id="459859804" name="Text Box 190"/>
+                <wp:cNvGraphicFramePr/>
+                <a:graphic xmlns:a="http://schemas.openxmlformats.org/drawingml/2006/main">
+                  <a:graphicData uri="http://schemas.microsoft.com/office/word/2010/wordprocessingShape">
+                    <wps:wsp>
+                      <wps:cNvSpPr txBox="1"/>
+                      <wps:spPr>
+                        <a:xfrm>
+                          <a:off x="0" y="0"/>
+                          <a:ext cx="253365" cy="217170"/>
+                        </a:xfrm>
+                        <a:prstGeom prst="rect">
+                          <a:avLst/>
+                        </a:prstGeom>
+                        <a:noFill/>
+                        <a:ln w="6350">
+                          <a:noFill/>
+                        </a:ln>
+                      </wps:spPr>
+                      <wps:txbx>
+                        <w:txbxContent>
+                          <w:p>
+                            <w:pPr>
+                              <w:rPr>
+                                <w:sz w:val="16"/>
+                                <w:szCs w:val="16"/>
+                              </w:rPr>
+                            </w:pPr>
+                            <w:r>
+                              <w:rPr>
+                                <w:sz w:val="16"/>
+                                <w:szCs w:val="16"/>
+                              </w:rPr>
+                              <w:t>M</w:t>
+                            </w:r>
+                          </w:p>
+                        </w:txbxContent>
+                      </wps:txbx>
+                      <wps:bodyPr rot="0" spcFirstLastPara="0" vertOverflow="overflow" horzOverflow="overflow" vert="horz" wrap="square" lIns="91440" tIns="45720" rIns="91440" bIns="45720" numCol="1" spcCol="0" rtlCol="0" fromWordArt="0" anchor="t" anchorCtr="0" forceAA="0" compatLnSpc="1">
+                        <a:prstTxWarp prst="textNoShape">
+                          <a:avLst/>
+                        </a:prstTxWarp>
+                        <a:noAutofit/>
+                      </wps:bodyPr>
+                    </wps:wsp>
+                  </a:graphicData>
+                </a:graphic>
+                <wp14:sizeRelH relativeFrom="margin">
+                  <wp14:pctWidth>0</wp14:pctWidth>
+                </wp14:sizeRelH>
+              </wp:anchor>
+            </w:drawing>
+          </mc:Choice>
+          <mc:Fallback>
+            <w:pict>
+              <v:shape w14:anchorId="49EFC1DB" id="_x0000_s1237" type="#_x0000_t202" style="position:absolute;margin-left:568.2pt;margin-top:24.65pt;width:19.95pt;height:17.1pt;z-index:251836416;visibility:visible;mso-wrap-style:square;mso-width-percent:0;mso-wrap-distance-left:9pt;mso-wrap-distance-top:0;mso-wrap-distance-right:9pt;mso-wrap-distance-bottom:0;mso-position-horizontal:absolute;mso-position-horizontal-relative:text;mso-position-vertical:absolute;mso-position-vertical-relative:text;mso-width-percent:0;mso-width-relative:margin;v-text-anchor:top" o:gfxdata="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" filled="f" stroked="f" strokeweight=".5pt">
+                <v:textbox>
+                  <w:txbxContent>
+                    <w:p>
+                      <w:pPr>
+                        <w:rPr>
+                          <w:sz w:val="16"/>
+                          <w:szCs w:val="16"/>
+                        </w:rPr>
+                      </w:pPr>
+                      <w:r>
+                        <w:rPr>
+                          <w:sz w:val="16"/>
+                          <w:szCs w:val="16"/>
+                        </w:rPr>
+                        <w:t>M</w:t>
+                      </w:r>
+                    </w:p>
+                  </w:txbxContent>
+                </v:textbox>
+              </v:shape>
+            </w:pict>
+          </mc:Fallback>
+        </mc:AlternateContent>
+      </w:r>
+      <w:r>
+        <w:rPr>
+          <w:noProof/>
+          <w:sz w:val="16"/>
+          <w:szCs w:val="16"/>
+        </w:rPr>
+        <mc:AlternateContent>
+          <mc:Choice Requires="wps">
+            <w:drawing>
+              <wp:anchor distT="0" distB="0" distL="114300" distR="114300" simplePos="0" relativeHeight="251828224" behindDoc="0" locked="0" layoutInCell="1" allowOverlap="1" wp14:anchorId="50B8709C" wp14:editId="518D6B93">
+                <wp:simplePos x="0" y="0"/>
+                <wp:positionH relativeFrom="column">
+                  <wp:posOffset>6907804</wp:posOffset>
+                </wp:positionH>
+                <wp:positionV relativeFrom="paragraph">
+                  <wp:posOffset>314325</wp:posOffset>
+                </wp:positionV>
+                <wp:extent cx="253365" cy="217170"/>
+                <wp:effectExtent l="0" t="0" r="0" b="0"/>
+                <wp:wrapNone/>
+                <wp:docPr id="669920924" name="Text Box 190"/>
+                <wp:cNvGraphicFramePr/>
+                <a:graphic xmlns:a="http://schemas.openxmlformats.org/drawingml/2006/main">
+                  <a:graphicData uri="http://schemas.microsoft.com/office/word/2010/wordprocessingShape">
+                    <wps:wsp>
+                      <wps:cNvSpPr txBox="1"/>
+                      <wps:spPr>
+                        <a:xfrm>
+                          <a:off x="0" y="0"/>
+                          <a:ext cx="253365" cy="217170"/>
+                        </a:xfrm>
+                        <a:prstGeom prst="rect">
+                          <a:avLst/>
+                        </a:prstGeom>
+                        <a:noFill/>
+                        <a:ln w="6350">
+                          <a:noFill/>
+                        </a:ln>
+                      </wps:spPr>
+                      <wps:txbx>
+                        <w:txbxContent>
+                          <w:p>
+                            <w:pPr>
+                              <w:rPr>
+                                <w:sz w:val="16"/>
+                                <w:szCs w:val="16"/>
+                              </w:rPr>
+                            </w:pPr>
+                            <w:r>
+                              <w:rPr>
+                                <w:sz w:val="16"/>
+                                <w:szCs w:val="16"/>
+                              </w:rPr>
+                              <w:t>N</w:t>
+                            </w:r>
+                          </w:p>
+                        </w:txbxContent>
+                      </wps:txbx>
+                      <wps:bodyPr rot="0" spcFirstLastPara="0" vertOverflow="overflow" horzOverflow="overflow" vert="horz" wrap="square" lIns="91440" tIns="45720" rIns="91440" bIns="45720" numCol="1" spcCol="0" rtlCol="0" fromWordArt="0" anchor="t" anchorCtr="0" forceAA="0" compatLnSpc="1">
+                        <a:prstTxWarp prst="textNoShape">
+                          <a:avLst/>
+                        </a:prstTxWarp>
+                        <a:noAutofit/>
+                      </wps:bodyPr>
+                    </wps:wsp>
+                  </a:graphicData>
+                </a:graphic>
+                <wp14:sizeRelH relativeFrom="margin">
+                  <wp14:pctWidth>0</wp14:pctWidth>
+                </wp14:sizeRelH>
+              </wp:anchor>
+            </w:drawing>
+          </mc:Choice>
+          <mc:Fallback>
+            <w:pict>
+              <v:shape w14:anchorId="50B8709C" id="_x0000_s1238" type="#_x0000_t202" style="position:absolute;margin-left:543.9pt;margin-top:24.75pt;width:19.95pt;height:17.1pt;z-index:251828224;visibility:visible;mso-wrap-style:square;mso-width-percent:0;mso-wrap-distance-left:9pt;mso-wrap-distance-top:0;mso-wrap-distance-right:9pt;mso-wrap-distance-bottom:0;mso-position-horizontal:absolute;mso-position-horizontal-relative:text;mso-position-vertical:absolute;mso-position-vertical-relative:text;mso-width-percent:0;mso-width-relative:margin;v-text-anchor:top" o:gfxdata="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" filled="f" stroked="f" strokeweight=".5pt">
+                <v:textbox>
+                  <w:txbxContent>
+                    <w:p>
+                      <w:pPr>
+                        <w:rPr>
+                          <w:sz w:val="16"/>
+                          <w:szCs w:val="16"/>
+                        </w:rPr>
+                      </w:pPr>
+                      <w:r>
+                        <w:rPr>
+                          <w:sz w:val="16"/>
+                          <w:szCs w:val="16"/>
+                        </w:rPr>
+                        <w:t>N</w:t>
+                      </w:r>
+                    </w:p>
+                  </w:txbxContent>
+                </v:textbox>
+              </v:shape>
+            </w:pict>
+          </mc:Fallback>
+        </mc:AlternateContent>
+      </w:r>
     </w:p>
     <w:p>
       <w:pPr>
@@ -11954,6 +13573,309 @@
           <w:tab w:val="left" w:pos="5064"/>
         </w:tabs>
       </w:pPr>
+      <w:r>
+        <w:rPr>
+          <w:noProof/>
+          <w:sz w:val="16"/>
+          <w:szCs w:val="16"/>
+        </w:rPr>
+        <mc:AlternateContent>
+          <mc:Choice Requires="wps">
+            <w:drawing>
+              <wp:anchor distT="0" distB="0" distL="114300" distR="114300" simplePos="0" relativeHeight="251863040" behindDoc="0" locked="0" layoutInCell="1" allowOverlap="1" wp14:anchorId="4815A946" wp14:editId="1975254B">
+                <wp:simplePos x="0" y="0"/>
+                <wp:positionH relativeFrom="column">
+                  <wp:posOffset>7449820</wp:posOffset>
+                </wp:positionH>
+                <wp:positionV relativeFrom="paragraph">
+                  <wp:posOffset>318770</wp:posOffset>
+                </wp:positionV>
+                <wp:extent cx="253365" cy="217170"/>
+                <wp:effectExtent l="0" t="0" r="0" b="0"/>
+                <wp:wrapNone/>
+                <wp:docPr id="204529964" name="Text Box 190"/>
+                <wp:cNvGraphicFramePr/>
+                <a:graphic xmlns:a="http://schemas.openxmlformats.org/drawingml/2006/main">
+                  <a:graphicData uri="http://schemas.microsoft.com/office/word/2010/wordprocessingShape">
+                    <wps:wsp>
+                      <wps:cNvSpPr txBox="1"/>
+                      <wps:spPr>
+                        <a:xfrm>
+                          <a:off x="0" y="0"/>
+                          <a:ext cx="253365" cy="217170"/>
+                        </a:xfrm>
+                        <a:prstGeom prst="rect">
+                          <a:avLst/>
+                        </a:prstGeom>
+                        <a:noFill/>
+                        <a:ln w="6350">
+                          <a:noFill/>
+                        </a:ln>
+                      </wps:spPr>
+                      <wps:txbx>
+                        <w:txbxContent>
+                          <w:p>
+                            <w:pPr>
+                              <w:rPr>
+                                <w:sz w:val="16"/>
+                                <w:szCs w:val="16"/>
+                              </w:rPr>
+                            </w:pPr>
+                            <w:r>
+                              <w:rPr>
+                                <w:sz w:val="16"/>
+                                <w:szCs w:val="16"/>
+                              </w:rPr>
+                              <w:t>N</w:t>
+                            </w:r>
+                          </w:p>
+                        </w:txbxContent>
+                      </wps:txbx>
+                      <wps:bodyPr rot="0" spcFirstLastPara="0" vertOverflow="overflow" horzOverflow="overflow" vert="horz" wrap="square" lIns="91440" tIns="45720" rIns="91440" bIns="45720" numCol="1" spcCol="0" rtlCol="0" fromWordArt="0" anchor="t" anchorCtr="0" forceAA="0" compatLnSpc="1">
+                        <a:prstTxWarp prst="textNoShape">
+                          <a:avLst/>
+                        </a:prstTxWarp>
+                        <a:noAutofit/>
+                      </wps:bodyPr>
+                    </wps:wsp>
+                  </a:graphicData>
+                </a:graphic>
+                <wp14:sizeRelH relativeFrom="margin">
+                  <wp14:pctWidth>0</wp14:pctWidth>
+                </wp14:sizeRelH>
+              </wp:anchor>
+            </w:drawing>
+          </mc:Choice>
+          <mc:Fallback>
+            <w:pict>
+              <v:shape w14:anchorId="4815A946" id="_x0000_s1239" type="#_x0000_t202" style="position:absolute;margin-left:586.6pt;margin-top:25.1pt;width:19.95pt;height:17.1pt;z-index:251863040;visibility:visible;mso-wrap-style:square;mso-width-percent:0;mso-wrap-distance-left:9pt;mso-wrap-distance-top:0;mso-wrap-distance-right:9pt;mso-wrap-distance-bottom:0;mso-position-horizontal:absolute;mso-position-horizontal-relative:text;mso-position-vertical:absolute;mso-position-vertical-relative:text;mso-width-percent:0;mso-width-relative:margin;v-text-anchor:top" o:gfxdata="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" filled="f" stroked="f" strokeweight=".5pt">
+                <v:textbox>
+                  <w:txbxContent>
+                    <w:p>
+                      <w:pPr>
+                        <w:rPr>
+                          <w:sz w:val="16"/>
+                          <w:szCs w:val="16"/>
+                        </w:rPr>
+                      </w:pPr>
+                      <w:r>
+                        <w:rPr>
+                          <w:sz w:val="16"/>
+                          <w:szCs w:val="16"/>
+                        </w:rPr>
+                        <w:t>N</w:t>
+                      </w:r>
+                    </w:p>
+                  </w:txbxContent>
+                </v:textbox>
+              </v:shape>
+            </w:pict>
+          </mc:Fallback>
+        </mc:AlternateContent>
+      </w:r>
+      <w:r>
+        <w:rPr>
+          <w:noProof/>
+          <w:sz w:val="16"/>
+          <w:szCs w:val="16"/>
+        </w:rPr>
+        <mc:AlternateContent>
+          <mc:Choice Requires="wps">
+            <w:drawing>
+              <wp:anchor distT="0" distB="0" distL="114300" distR="114300" simplePos="0" relativeHeight="251854848" behindDoc="0" locked="0" layoutInCell="1" allowOverlap="1" wp14:anchorId="715AF284" wp14:editId="7FDC6B84">
+                <wp:simplePos x="0" y="0"/>
+                <wp:positionH relativeFrom="column">
+                  <wp:posOffset>7444740</wp:posOffset>
+                </wp:positionH>
+                <wp:positionV relativeFrom="paragraph">
+                  <wp:posOffset>139489</wp:posOffset>
+                </wp:positionV>
+                <wp:extent cx="253365" cy="217170"/>
+                <wp:effectExtent l="0" t="0" r="0" b="0"/>
+                <wp:wrapNone/>
+                <wp:docPr id="914404521" name="Text Box 190"/>
+                <wp:cNvGraphicFramePr/>
+                <a:graphic xmlns:a="http://schemas.openxmlformats.org/drawingml/2006/main">
+                  <a:graphicData uri="http://schemas.microsoft.com/office/word/2010/wordprocessingShape">
+                    <wps:wsp>
+                      <wps:cNvSpPr txBox="1"/>
+                      <wps:spPr>
+                        <a:xfrm>
+                          <a:off x="0" y="0"/>
+                          <a:ext cx="253365" cy="217170"/>
+                        </a:xfrm>
+                        <a:prstGeom prst="rect">
+                          <a:avLst/>
+                        </a:prstGeom>
+                        <a:noFill/>
+                        <a:ln w="6350">
+                          <a:noFill/>
+                        </a:ln>
+                      </wps:spPr>
+                      <wps:txbx>
+                        <w:txbxContent>
+                          <w:p>
+                            <w:pPr>
+                              <w:rPr>
+                                <w:sz w:val="16"/>
+                                <w:szCs w:val="16"/>
+                              </w:rPr>
+                            </w:pPr>
+                            <w:r>
+                              <w:rPr>
+                                <w:sz w:val="16"/>
+                                <w:szCs w:val="16"/>
+                              </w:rPr>
+                              <w:t>1</w:t>
+                            </w:r>
+                          </w:p>
+                        </w:txbxContent>
+                      </wps:txbx>
+                      <wps:bodyPr rot="0" spcFirstLastPara="0" vertOverflow="overflow" horzOverflow="overflow" vert="horz" wrap="square" lIns="91440" tIns="45720" rIns="91440" bIns="45720" numCol="1" spcCol="0" rtlCol="0" fromWordArt="0" anchor="t" anchorCtr="0" forceAA="0" compatLnSpc="1">
+                        <a:prstTxWarp prst="textNoShape">
+                          <a:avLst/>
+                        </a:prstTxWarp>
+                        <a:noAutofit/>
+                      </wps:bodyPr>
+                    </wps:wsp>
+                  </a:graphicData>
+                </a:graphic>
+                <wp14:sizeRelH relativeFrom="margin">
+                  <wp14:pctWidth>0</wp14:pctWidth>
+                </wp14:sizeRelH>
+              </wp:anchor>
+            </w:drawing>
+          </mc:Choice>
+          <mc:Fallback>
+            <w:pict>
+              <v:shape w14:anchorId="715AF284" id="_x0000_s1240" type="#_x0000_t202" style="position:absolute;margin-left:586.2pt;margin-top:11pt;width:19.95pt;height:17.1pt;z-index:251854848;visibility:visible;mso-wrap-style:square;mso-width-percent:0;mso-wrap-distance-left:9pt;mso-wrap-distance-top:0;mso-wrap-distance-right:9pt;mso-wrap-distance-bottom:0;mso-position-horizontal:absolute;mso-position-horizontal-relative:text;mso-position-vertical:absolute;mso-position-vertical-relative:text;mso-width-percent:0;mso-width-relative:margin;v-text-anchor:top" o:gfxdata="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" filled="f" stroked="f" strokeweight=".5pt">
+                <v:textbox>
+                  <w:txbxContent>
+                    <w:p>
+                      <w:pPr>
+                        <w:rPr>
+                          <w:sz w:val="16"/>
+                          <w:szCs w:val="16"/>
+                        </w:rPr>
+                      </w:pPr>
+                      <w:r>
+                        <w:rPr>
+                          <w:sz w:val="16"/>
+                          <w:szCs w:val="16"/>
+                        </w:rPr>
+                        <w:t>1</w:t>
+                      </w:r>
+                    </w:p>
+                  </w:txbxContent>
+                </v:textbox>
+              </v:shape>
+            </w:pict>
+          </mc:Fallback>
+        </mc:AlternateContent>
+      </w:r>
+      <w:r>
+        <w:rPr>
+          <w:noProof/>
+          <w:sz w:val="16"/>
+          <w:szCs w:val="16"/>
+        </w:rPr>
+        <mc:AlternateContent>
+          <mc:Choice Requires="wps">
+            <w:drawing>
+              <wp:anchor distT="0" distB="0" distL="114300" distR="114300" simplePos="0" relativeHeight="251842560" behindDoc="0" locked="0" layoutInCell="1" allowOverlap="1" wp14:anchorId="210A1453" wp14:editId="7BDB292E">
+                <wp:simplePos x="0" y="0"/>
+                <wp:positionH relativeFrom="column">
+                  <wp:posOffset>7551208</wp:posOffset>
+                </wp:positionH>
+                <wp:positionV relativeFrom="paragraph">
+                  <wp:posOffset>52617</wp:posOffset>
+                </wp:positionV>
+                <wp:extent cx="207433" cy="224367"/>
+                <wp:effectExtent l="0" t="0" r="0" b="4445"/>
+                <wp:wrapNone/>
+                <wp:docPr id="1336014632" name="Text Box 190"/>
+                <wp:cNvGraphicFramePr/>
+                <a:graphic xmlns:a="http://schemas.openxmlformats.org/drawingml/2006/main">
+                  <a:graphicData uri="http://schemas.microsoft.com/office/word/2010/wordprocessingShape">
+                    <wps:wsp>
+                      <wps:cNvSpPr txBox="1"/>
+                      <wps:spPr>
+                        <a:xfrm>
+                          <a:off x="0" y="0"/>
+                          <a:ext cx="207433" cy="224367"/>
+                        </a:xfrm>
+                        <a:prstGeom prst="rect">
+                          <a:avLst/>
+                        </a:prstGeom>
+                        <a:noFill/>
+                        <a:ln w="6350">
+                          <a:noFill/>
+                        </a:ln>
+                      </wps:spPr>
+                      <wps:txbx>
+                        <w:txbxContent>
+                          <w:p>
+                            <w:pPr>
+                              <w:rPr>
+                                <w:sz w:val="16"/>
+                                <w:szCs w:val="16"/>
+                              </w:rPr>
+                            </w:pPr>
+                            <w:r>
+                              <w:rPr>
+                                <w:sz w:val="16"/>
+                                <w:szCs w:val="16"/>
+                              </w:rPr>
+                              <w:t>N</w:t>
+                            </w:r>
+                          </w:p>
+                        </w:txbxContent>
+                      </wps:txbx>
+                      <wps:bodyPr rot="0" spcFirstLastPara="0" vertOverflow="overflow" horzOverflow="overflow" vert="horz" wrap="square" lIns="91440" tIns="45720" rIns="91440" bIns="45720" numCol="1" spcCol="0" rtlCol="0" fromWordArt="0" anchor="t" anchorCtr="0" forceAA="0" compatLnSpc="1">
+                        <a:prstTxWarp prst="textNoShape">
+                          <a:avLst/>
+                        </a:prstTxWarp>
+                        <a:noAutofit/>
+                      </wps:bodyPr>
+                    </wps:wsp>
+                  </a:graphicData>
+                </a:graphic>
+                <wp14:sizeRelH relativeFrom="margin">
+                  <wp14:pctWidth>0</wp14:pctWidth>
+                </wp14:sizeRelH>
+                <wp14:sizeRelV relativeFrom="margin">
+                  <wp14:pctHeight>0</wp14:pctHeight>
+                </wp14:sizeRelV>
+              </wp:anchor>
+            </w:drawing>
+          </mc:Choice>
+          <mc:Fallback>
+            <w:pict>
+              <v:shape w14:anchorId="210A1453" id="_x0000_s1241" type="#_x0000_t202" style="position:absolute;margin-left:594.6pt;margin-top:4.15pt;width:16.35pt;height:17.65pt;z-index:251842560;visibility:visible;mso-wrap-style:square;mso-width-percent:0;mso-height-percent:0;mso-wrap-distance-left:9pt;mso-wrap-distance-top:0;mso-wrap-distance-right:9pt;mso-wrap-distance-bottom:0;mso-position-horizontal:absolute;mso-position-horizontal-relative:text;mso-position-vertical:absolute;mso-position-vertical-relative:text;mso-width-percent:0;mso-height-percent:0;mso-width-relative:margin;mso-height-relative:margin;v-text-anchor:top" o:gfxdata="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" filled="f" stroked="f" strokeweight=".5pt">
+                <v:textbox>
+                  <w:txbxContent>
+                    <w:p>
+                      <w:pPr>
+                        <w:rPr>
+                          <w:sz w:val="16"/>
+                          <w:szCs w:val="16"/>
+                        </w:rPr>
+                      </w:pPr>
+                      <w:r>
+                        <w:rPr>
+                          <w:sz w:val="16"/>
+                          <w:szCs w:val="16"/>
+                        </w:rPr>
+                        <w:t>N</w:t>
+                      </w:r>
+                    </w:p>
+                  </w:txbxContent>
+                </v:textbox>
+              </v:shape>
+            </w:pict>
+          </mc:Fallback>
+        </mc:AlternateContent>
+      </w:r>
       <w:r>
         <w:rPr>
           <w:noProof/>
@@ -12327,14 +14249,7 @@
                                     <w:sz w:val="16"/>
                                     <w:szCs w:val="16"/>
                                   </w:rPr>
-                                  <w:t>N</w:t>
-                                </w:r>
-                                <w:r>
-                                  <w:rPr>
-                                    <w:sz w:val="16"/>
-                                    <w:szCs w:val="16"/>
-                                  </w:rPr>
-                                  <w:t>ame</w:t>
+                                  <w:t>Name</w:t>
                                 </w:r>
                               </w:p>
                             </w:txbxContent>
@@ -12555,9 +14470,9 @@
           </mc:Choice>
           <mc:Fallback>
             <w:pict>
-              <v:group w14:anchorId="7D4AA8EB" id="Group 46" o:spid="_x0000_s1222" style="position:absolute;margin-left:437.5pt;margin-top:14.9pt;width:215.3pt;height:99.5pt;z-index:251716608" coordsize="27345,12636" o:gfxdata="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">
-                <v:group id="_x0000_s1223" style="position:absolute;left:13425;width:6655;height:2203" coordsize="6657,2205" o:gfxdata="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">
-                  <v:shape id="Text Box 7" o:spid="_x0000_s1224" type="#_x0000_t202" style="position:absolute;left:644;width:6013;height:2205;visibility:visible;mso-wrap-style:square;v-text-anchor:top" o:gfxdata="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" filled="f" stroked="f" strokeweight=".5pt">
+              <v:group w14:anchorId="7D4AA8EB" id="Group 46" o:spid="_x0000_s1242" style="position:absolute;margin-left:437.5pt;margin-top:14.9pt;width:215.3pt;height:99.5pt;z-index:251716608" coordsize="27345,12636" o:gfxdata="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">
+                <v:group id="_x0000_s1243" style="position:absolute;left:13425;width:6655;height:2203" coordsize="6657,2205" o:gfxdata="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">
+                  <v:shape id="Text Box 7" o:spid="_x0000_s1244" type="#_x0000_t202" style="position:absolute;left:644;width:6013;height:2205;visibility:visible;mso-wrap-style:square;v-text-anchor:top" o:gfxdata="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" filled="f" stroked="f" strokeweight=".5pt">
                     <v:textbox>
                       <w:txbxContent>
                         <w:p>
@@ -12594,13 +14509,13 @@
                       </w:txbxContent>
                     </v:textbox>
                   </v:shape>
-                  <v:rect id="Rectangle 8" o:spid="_x0000_s1225" style="position:absolute;width:6216;height:2203;visibility:visible;mso-wrap-style:square;v-text-anchor:middle" o:gfxdata="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" filled="f" strokecolor="#172c51" strokeweight=".5pt"/>
+                  <v:rect id="Rectangle 8" o:spid="_x0000_s1245" style="position:absolute;width:6216;height:2203;visibility:visible;mso-wrap-style:square;v-text-anchor:middle" o:gfxdata="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" filled="f" strokecolor="#172c51" strokeweight=".5pt"/>
                 </v:group>
-                <v:group id="_x0000_s1226" style="position:absolute;left:7983;top:8094;width:8947;height:4032" coordsize="8952,4038" o:gfxdata="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">
-                  <v:oval id="Oval 14" o:spid="_x0000_s1227" style="position:absolute;width:8150;height:2534;visibility:visible;mso-wrap-style:square;v-text-anchor:middle" o:gfxdata="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" filled="f" strokecolor="#172c51" strokeweight=".5pt">
+                <v:group id="_x0000_s1246" style="position:absolute;left:7983;top:8094;width:8947;height:4032" coordsize="8952,4038" o:gfxdata="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">
+                  <v:oval id="Oval 14" o:spid="_x0000_s1247" style="position:absolute;width:8150;height:2534;visibility:visible;mso-wrap-style:square;v-text-anchor:middle" o:gfxdata="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" filled="f" strokecolor="#172c51" strokeweight=".5pt">
                     <v:stroke joinstyle="miter"/>
                   </v:oval>
-                  <v:shape id="Text Box 15" o:spid="_x0000_s1228" type="#_x0000_t202" style="position:absolute;left:372;top:128;width:8580;height:3910;visibility:visible;mso-wrap-style:square;v-text-anchor:top" o:gfxdata="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" filled="f" stroked="f" strokeweight=".5pt">
+                  <v:shape id="Text Box 15" o:spid="_x0000_s1248" type="#_x0000_t202" style="position:absolute;left:372;top:128;width:8580;height:3910;visibility:visible;mso-wrap-style:square;v-text-anchor:top" o:gfxdata="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" filled="f" stroked="f" strokeweight=".5pt">
                     <v:textbox>
                       <w:txbxContent>
                         <w:p>
@@ -12624,11 +14539,11 @@
                     </v:textbox>
                   </v:shape>
                 </v:group>
-                <v:group id="_x0000_s1229" style="position:absolute;left:17210;top:8674;width:10135;height:3962" coordsize="10139,3967" o:gfxdata="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">
-                  <v:oval id="Oval 14" o:spid="_x0000_s1230" style="position:absolute;width:8150;height:2534;visibility:visible;mso-wrap-style:square;v-text-anchor:middle" o:gfxdata="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" filled="f" strokecolor="#172c51" strokeweight=".5pt">
+                <v:group id="_x0000_s1249" style="position:absolute;left:17210;top:8674;width:10135;height:3962" coordsize="10139,3967" o:gfxdata="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">
+                  <v:oval id="Oval 14" o:spid="_x0000_s1250" style="position:absolute;width:8150;height:2534;visibility:visible;mso-wrap-style:square;v-text-anchor:middle" o:gfxdata="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" filled="f" strokecolor="#172c51" strokeweight=".5pt">
                     <v:stroke joinstyle="miter"/>
                   </v:oval>
-                  <v:shape id="Text Box 15" o:spid="_x0000_s1231" type="#_x0000_t202" style="position:absolute;left:1558;top:57;width:8581;height:3910;visibility:visible;mso-wrap-style:square;v-text-anchor:top" o:gfxdata="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" filled="f" stroked="f" strokeweight=".5pt">
+                  <v:shape id="Text Box 15" o:spid="_x0000_s1251" type="#_x0000_t202" style="position:absolute;left:1558;top:57;width:8581;height:3910;visibility:visible;mso-wrap-style:square;v-text-anchor:top" o:gfxdata="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" filled="f" stroked="f" strokeweight=".5pt">
                     <v:textbox>
                       <w:txbxContent>
                         <w:p>
@@ -12650,11 +14565,11 @@
                     </v:textbox>
                   </v:shape>
                 </v:group>
-                <v:group id="_x0000_s1232" style="position:absolute;left:2762;top:5248;width:10554;height:3931" coordsize="10560,3935" o:gfxdata="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">
-                  <v:oval id="Oval 14" o:spid="_x0000_s1233" style="position:absolute;width:8150;height:2534;visibility:visible;mso-wrap-style:square;v-text-anchor:middle" o:gfxdata="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" filled="f" strokecolor="#172c51" strokeweight=".5pt">
+                <v:group id="_x0000_s1252" style="position:absolute;left:2762;top:5248;width:10554;height:3931" coordsize="10560,3935" o:gfxdata="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">
+                  <v:oval id="Oval 14" o:spid="_x0000_s1253" style="position:absolute;width:8150;height:2534;visibility:visible;mso-wrap-style:square;v-text-anchor:middle" o:gfxdata="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" filled="f" strokecolor="#172c51" strokeweight=".5pt">
                     <v:stroke joinstyle="miter"/>
                   </v:oval>
-                  <v:shape id="Text Box 15" o:spid="_x0000_s1234" type="#_x0000_t202" style="position:absolute;left:1979;top:26;width:8581;height:3909;visibility:visible;mso-wrap-style:square;v-text-anchor:top" o:gfxdata="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" filled="f" stroked="f" strokeweight=".5pt">
+                  <v:shape id="Text Box 15" o:spid="_x0000_s1254" type="#_x0000_t202" style="position:absolute;left:1979;top:26;width:8581;height:3909;visibility:visible;mso-wrap-style:square;v-text-anchor:top" o:gfxdata="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" filled="f" stroked="f" strokeweight=".5pt">
                     <v:textbox>
                       <w:txbxContent>
                         <w:p>
@@ -12669,25 +14584,18 @@
                               <w:sz w:val="16"/>
                               <w:szCs w:val="16"/>
                             </w:rPr>
-                            <w:t>N</w:t>
-                          </w:r>
-                          <w:r>
-                            <w:rPr>
-                              <w:sz w:val="16"/>
-                              <w:szCs w:val="16"/>
-                            </w:rPr>
-                            <w:t>ame</w:t>
+                            <w:t>Name</w:t>
                           </w:r>
                         </w:p>
                       </w:txbxContent>
                     </v:textbox>
                   </v:shape>
                 </v:group>
-                <v:group id="_x0000_s1235" style="position:absolute;top:856;width:9315;height:3905" coordsize="9321,3909" o:gfxdata="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">
-                  <v:oval id="Oval 14" o:spid="_x0000_s1236" style="position:absolute;width:8150;height:2534;visibility:visible;mso-wrap-style:square;v-text-anchor:middle" o:gfxdata="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" filled="f" strokecolor="#172c51" strokeweight=".5pt">
+                <v:group id="_x0000_s1255" style="position:absolute;top:856;width:9315;height:3905" coordsize="9321,3909" o:gfxdata="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">
+                  <v:oval id="Oval 14" o:spid="_x0000_s1256" style="position:absolute;width:8150;height:2534;visibility:visible;mso-wrap-style:square;v-text-anchor:middle" o:gfxdata="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" filled="f" strokecolor="#172c51" strokeweight=".5pt">
                     <v:stroke joinstyle="miter"/>
                   </v:oval>
-                  <v:shape id="Text Box 15" o:spid="_x0000_s1237" type="#_x0000_t202" style="position:absolute;left:741;width:8580;height:3909;visibility:visible;mso-wrap-style:square;v-text-anchor:top" o:gfxdata="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" filled="f" stroked="f" strokeweight=".5pt">
+                  <v:shape id="Text Box 15" o:spid="_x0000_s1257" type="#_x0000_t202" style="position:absolute;left:741;width:8580;height:3909;visibility:visible;mso-wrap-style:square;v-text-anchor:top" o:gfxdata="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" filled="f" stroked="f" strokeweight=".5pt">
                     <v:textbox>
                       <w:txbxContent>
                         <w:p>
@@ -12713,16 +14621,16 @@
                     </v:textbox>
                   </v:shape>
                 </v:group>
-                <v:line id="Straight Connector 25" o:spid="_x0000_s1238" style="position:absolute;visibility:visible;mso-wrap-style:square" from="17431,2210" to="20912,8674" o:connectortype="straight" o:gfxdata="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" strokecolor="black [3200]" strokeweight=".5pt">
+                <v:line id="Straight Connector 25" o:spid="_x0000_s1258" style="position:absolute;visibility:visible;mso-wrap-style:square" from="17431,2210" to="20912,8674" o:connectortype="straight" o:gfxdata="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" strokecolor="black [3200]" strokeweight=".5pt">
                   <v:stroke joinstyle="miter"/>
                 </v:line>
-                <v:line id="Straight Connector 26" o:spid="_x0000_s1239" style="position:absolute;flip:x;visibility:visible;mso-wrap-style:square" from="12403,2210" to="14724,8094" o:connectortype="straight" o:gfxdata="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" strokecolor="black [3200]" strokeweight=".5pt">
+                <v:line id="Straight Connector 26" o:spid="_x0000_s1259" style="position:absolute;flip:x;visibility:visible;mso-wrap-style:square" from="12403,2210" to="14724,8094" o:connectortype="straight" o:gfxdata="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" strokecolor="black [3200]" strokeweight=".5pt">
                   <v:stroke joinstyle="miter"/>
                 </v:line>
-                <v:line id="Straight Connector 27" o:spid="_x0000_s1240" style="position:absolute;flip:x;visibility:visible;mso-wrap-style:square" from="7486,1878" to="13412,5275" o:connectortype="straight" o:gfxdata="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" strokecolor="black [3200]" strokeweight=".5pt">
+                <v:line id="Straight Connector 27" o:spid="_x0000_s1260" style="position:absolute;flip:x;visibility:visible;mso-wrap-style:square" from="7486,1878" to="13412,5275" o:connectortype="straight" o:gfxdata="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" strokecolor="black [3200]" strokeweight=".5pt">
                   <v:stroke joinstyle="miter"/>
                 </v:line>
-                <v:line id="Straight Connector 28" o:spid="_x0000_s1241" style="position:absolute;flip:x;visibility:visible;mso-wrap-style:square" from="8149,469" to="13416,2154" o:connectortype="straight" o:gfxdata="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" strokecolor="black [3200]" strokeweight=".5pt">
+                <v:line id="Straight Connector 28" o:spid="_x0000_s1261" style="position:absolute;flip:x;visibility:visible;mso-wrap-style:square" from="8149,469" to="13416,2154" o:connectortype="straight" o:gfxdata="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" strokecolor="black [3200]" strokeweight=".5pt">
                   <v:stroke joinstyle="miter"/>
                 </v:line>
               </v:group>

--- a/ER diagram.docx
+++ b/ER diagram.docx
@@ -1199,452 +1199,7 @@
         <mc:AlternateContent>
           <mc:Choice Requires="wps">
             <w:drawing>
-              <wp:anchor distT="0" distB="0" distL="114300" distR="114300" simplePos="0" relativeHeight="251631616" behindDoc="0" locked="0" layoutInCell="1" allowOverlap="1" wp14:anchorId="762BFA16" wp14:editId="55585B86">
-                <wp:simplePos x="0" y="0"/>
-                <wp:positionH relativeFrom="column">
-                  <wp:posOffset>12225600</wp:posOffset>
-                </wp:positionH>
-                <wp:positionV relativeFrom="paragraph">
-                  <wp:posOffset>2372400</wp:posOffset>
-                </wp:positionV>
-                <wp:extent cx="425650" cy="177920"/>
-                <wp:effectExtent l="0" t="0" r="31750" b="31750"/>
-                <wp:wrapNone/>
-                <wp:docPr id="1704245894" name="Straight Connector 19"/>
-                <wp:cNvGraphicFramePr/>
-                <a:graphic xmlns:a="http://schemas.openxmlformats.org/drawingml/2006/main">
-                  <a:graphicData uri="http://schemas.microsoft.com/office/word/2010/wordprocessingShape">
-                    <wps:wsp>
-                      <wps:cNvCnPr/>
-                      <wps:spPr>
-                        <a:xfrm flipV="1">
-                          <a:off x="0" y="0"/>
-                          <a:ext cx="425650" cy="177920"/>
-                        </a:xfrm>
-                        <a:prstGeom prst="line">
-                          <a:avLst/>
-                        </a:prstGeom>
-                      </wps:spPr>
-                      <wps:style>
-                        <a:lnRef idx="1">
-                          <a:schemeClr val="dk1"/>
-                        </a:lnRef>
-                        <a:fillRef idx="0">
-                          <a:schemeClr val="dk1"/>
-                        </a:fillRef>
-                        <a:effectRef idx="0">
-                          <a:schemeClr val="dk1"/>
-                        </a:effectRef>
-                        <a:fontRef idx="minor">
-                          <a:schemeClr val="tx1"/>
-                        </a:fontRef>
-                      </wps:style>
-                      <wps:bodyPr/>
-                    </wps:wsp>
-                  </a:graphicData>
-                </a:graphic>
-                <wp14:sizeRelH relativeFrom="margin">
-                  <wp14:pctWidth>0</wp14:pctWidth>
-                </wp14:sizeRelH>
-                <wp14:sizeRelV relativeFrom="margin">
-                  <wp14:pctHeight>0</wp14:pctHeight>
-                </wp14:sizeRelV>
-              </wp:anchor>
-            </w:drawing>
-          </mc:Choice>
-          <mc:Fallback>
-            <w:pict>
-              <v:line w14:anchorId="565CC9AF" id="Straight Connector 19" o:spid="_x0000_s1026" style="position:absolute;flip:y;z-index:251631616;visibility:visible;mso-wrap-style:square;mso-width-percent:0;mso-height-percent:0;mso-wrap-distance-left:9pt;mso-wrap-distance-top:0;mso-wrap-distance-right:9pt;mso-wrap-distance-bottom:0;mso-position-horizontal:absolute;mso-position-horizontal-relative:text;mso-position-vertical:absolute;mso-position-vertical-relative:text;mso-width-percent:0;mso-height-percent:0;mso-width-relative:margin;mso-height-relative:margin" from="962.65pt,186.8pt" to="996.15pt,200.8pt" o:gfxdata="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" strokecolor="black [3200]" strokeweight=".5pt">
-                <v:stroke joinstyle="miter"/>
-              </v:line>
-            </w:pict>
-          </mc:Fallback>
-        </mc:AlternateContent>
-      </w:r>
-      <w:r>
-        <w:rPr>
-          <w:noProof/>
-          <w:sz w:val="16"/>
-          <w:szCs w:val="16"/>
-        </w:rPr>
-        <mc:AlternateContent>
-          <mc:Choice Requires="wpg">
-            <w:drawing>
-              <wp:anchor distT="0" distB="0" distL="114300" distR="114300" simplePos="0" relativeHeight="251630592" behindDoc="0" locked="0" layoutInCell="1" allowOverlap="1" wp14:anchorId="3C6F01C0" wp14:editId="131986E3">
-                <wp:simplePos x="0" y="0"/>
-                <wp:positionH relativeFrom="column">
-                  <wp:posOffset>12649755</wp:posOffset>
-                </wp:positionH>
-                <wp:positionV relativeFrom="paragraph">
-                  <wp:posOffset>2227450</wp:posOffset>
-                </wp:positionV>
-                <wp:extent cx="1045163" cy="390924"/>
-                <wp:effectExtent l="0" t="0" r="0" b="0"/>
-                <wp:wrapNone/>
-                <wp:docPr id="1071603898" name="Group 16"/>
-                <wp:cNvGraphicFramePr/>
-                <a:graphic xmlns:a="http://schemas.openxmlformats.org/drawingml/2006/main">
-                  <a:graphicData uri="http://schemas.microsoft.com/office/word/2010/wordprocessingGroup">
-                    <wpg:wgp>
-                      <wpg:cNvGrpSpPr/>
-                      <wpg:grpSpPr>
-                        <a:xfrm>
-                          <a:off x="0" y="0"/>
-                          <a:ext cx="1045163" cy="390924"/>
-                          <a:chOff x="0" y="0"/>
-                          <a:chExt cx="1045374" cy="390939"/>
-                        </a:xfrm>
-                      </wpg:grpSpPr>
-                      <wps:wsp>
-                        <wps:cNvPr id="968520226" name="Oval 14"/>
-                        <wps:cNvSpPr/>
-                        <wps:spPr>
-                          <a:xfrm>
-                            <a:off x="0" y="0"/>
-                            <a:ext cx="815008" cy="253475"/>
-                          </a:xfrm>
-                          <a:prstGeom prst="ellipse">
-                            <a:avLst/>
-                          </a:prstGeom>
-                          <a:noFill/>
-                          <a:ln w="6350" cap="flat" cmpd="sng" algn="ctr">
-                            <a:solidFill>
-                              <a:srgbClr val="4472C4">
-                                <a:shade val="15000"/>
-                              </a:srgbClr>
-                            </a:solidFill>
-                            <a:prstDash val="solid"/>
-                            <a:miter lim="800000"/>
-                          </a:ln>
-                          <a:effectLst/>
-                        </wps:spPr>
-                        <wps:bodyPr rot="0" spcFirstLastPara="0" vertOverflow="overflow" horzOverflow="overflow" vert="horz" wrap="square" lIns="91440" tIns="45720" rIns="91440" bIns="45720" numCol="1" spcCol="0" rtlCol="0" fromWordArt="0" anchor="ctr" anchorCtr="0" forceAA="0" compatLnSpc="1">
-                          <a:prstTxWarp prst="textNoShape">
-                            <a:avLst/>
-                          </a:prstTxWarp>
-                          <a:noAutofit/>
-                        </wps:bodyPr>
-                      </wps:wsp>
-                      <wps:wsp>
-                        <wps:cNvPr id="2010535389" name="Text Box 15"/>
-                        <wps:cNvSpPr txBox="1"/>
-                        <wps:spPr>
-                          <a:xfrm>
-                            <a:off x="187295" y="0"/>
-                            <a:ext cx="858079" cy="390939"/>
-                          </a:xfrm>
-                          <a:prstGeom prst="rect">
-                            <a:avLst/>
-                          </a:prstGeom>
-                          <a:noFill/>
-                          <a:ln w="6350">
-                            <a:noFill/>
-                          </a:ln>
-                        </wps:spPr>
-                        <wps:txbx>
-                          <w:txbxContent>
-                            <w:p>
-                              <w:pPr>
-                                <w:rPr>
-                                  <w:sz w:val="16"/>
-                                  <w:szCs w:val="16"/>
-                                </w:rPr>
-                              </w:pPr>
-                              <w:r>
-                                <w:rPr>
-                                  <w:sz w:val="16"/>
-                                  <w:szCs w:val="16"/>
-                                </w:rPr>
-                                <w:t>Status</w:t>
-                              </w:r>
-                            </w:p>
-                          </w:txbxContent>
-                        </wps:txbx>
-                        <wps:bodyPr rot="0" spcFirstLastPara="0" vertOverflow="overflow" horzOverflow="overflow" vert="horz" wrap="square" lIns="91440" tIns="45720" rIns="91440" bIns="45720" numCol="1" spcCol="0" rtlCol="0" fromWordArt="0" anchor="t" anchorCtr="0" forceAA="0" compatLnSpc="1">
-                          <a:prstTxWarp prst="textNoShape">
-                            <a:avLst/>
-                          </a:prstTxWarp>
-                          <a:noAutofit/>
-                        </wps:bodyPr>
-                      </wps:wsp>
-                    </wpg:wgp>
-                  </a:graphicData>
-                </a:graphic>
-              </wp:anchor>
-            </w:drawing>
-          </mc:Choice>
-          <mc:Fallback>
-            <w:pict>
-              <v:group w14:anchorId="3C6F01C0" id="Group 16" o:spid="_x0000_s1058" style="position:absolute;margin-left:996.05pt;margin-top:175.4pt;width:82.3pt;height:30.8pt;z-index:251630592" coordsize="10453,3909" o:gfxdata="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">
-                <v:oval id="Oval 14" o:spid="_x0000_s1059" style="position:absolute;width:8150;height:2534;visibility:visible;mso-wrap-style:square;v-text-anchor:middle" o:gfxdata="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" filled="f" strokecolor="#172c51" strokeweight=".5pt">
-                  <v:stroke joinstyle="miter"/>
-                </v:oval>
-                <v:shape id="Text Box 15" o:spid="_x0000_s1060" type="#_x0000_t202" style="position:absolute;left:1872;width:8581;height:3909;visibility:visible;mso-wrap-style:square;v-text-anchor:top" o:gfxdata="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" filled="f" stroked="f" strokeweight=".5pt">
-                  <v:textbox>
-                    <w:txbxContent>
-                      <w:p>
-                        <w:pPr>
-                          <w:rPr>
-                            <w:sz w:val="16"/>
-                            <w:szCs w:val="16"/>
-                          </w:rPr>
-                        </w:pPr>
-                        <w:r>
-                          <w:rPr>
-                            <w:sz w:val="16"/>
-                            <w:szCs w:val="16"/>
-                          </w:rPr>
-                          <w:t>Status</w:t>
-                        </w:r>
-                      </w:p>
-                    </w:txbxContent>
-                  </v:textbox>
-                </v:shape>
-              </v:group>
-            </w:pict>
-          </mc:Fallback>
-        </mc:AlternateContent>
-      </w:r>
-      <w:r>
-        <w:rPr>
-          <w:noProof/>
-          <w:sz w:val="16"/>
-          <w:szCs w:val="16"/>
-        </w:rPr>
-        <mc:AlternateContent>
-          <mc:Choice Requires="wps">
-            <w:drawing>
-              <wp:anchor distT="0" distB="0" distL="114300" distR="114300" simplePos="0" relativeHeight="251637760" behindDoc="0" locked="0" layoutInCell="1" allowOverlap="1" wp14:anchorId="03C1CDD1" wp14:editId="13CE8F3D">
-                <wp:simplePos x="0" y="0"/>
-                <wp:positionH relativeFrom="column">
-                  <wp:posOffset>12092400</wp:posOffset>
-                </wp:positionH>
-                <wp:positionV relativeFrom="paragraph">
-                  <wp:posOffset>2175606</wp:posOffset>
-                </wp:positionV>
-                <wp:extent cx="388800" cy="376174"/>
-                <wp:effectExtent l="0" t="0" r="30480" b="24130"/>
-                <wp:wrapNone/>
-                <wp:docPr id="1081115794" name="Straight Connector 25"/>
-                <wp:cNvGraphicFramePr/>
-                <a:graphic xmlns:a="http://schemas.openxmlformats.org/drawingml/2006/main">
-                  <a:graphicData uri="http://schemas.microsoft.com/office/word/2010/wordprocessingShape">
-                    <wps:wsp>
-                      <wps:cNvCnPr/>
-                      <wps:spPr>
-                        <a:xfrm flipH="1">
-                          <a:off x="0" y="0"/>
-                          <a:ext cx="388800" cy="376174"/>
-                        </a:xfrm>
-                        <a:prstGeom prst="line">
-                          <a:avLst/>
-                        </a:prstGeom>
-                      </wps:spPr>
-                      <wps:style>
-                        <a:lnRef idx="1">
-                          <a:schemeClr val="dk1"/>
-                        </a:lnRef>
-                        <a:fillRef idx="0">
-                          <a:schemeClr val="dk1"/>
-                        </a:fillRef>
-                        <a:effectRef idx="0">
-                          <a:schemeClr val="dk1"/>
-                        </a:effectRef>
-                        <a:fontRef idx="minor">
-                          <a:schemeClr val="tx1"/>
-                        </a:fontRef>
-                      </wps:style>
-                      <wps:bodyPr/>
-                    </wps:wsp>
-                  </a:graphicData>
-                </a:graphic>
-                <wp14:sizeRelH relativeFrom="margin">
-                  <wp14:pctWidth>0</wp14:pctWidth>
-                </wp14:sizeRelH>
-                <wp14:sizeRelV relativeFrom="margin">
-                  <wp14:pctHeight>0</wp14:pctHeight>
-                </wp14:sizeRelV>
-              </wp:anchor>
-            </w:drawing>
-          </mc:Choice>
-          <mc:Fallback>
-            <w:pict>
-              <v:line w14:anchorId="53EB1651" id="Straight Connector 25" o:spid="_x0000_s1026" style="position:absolute;flip:x;z-index:251637760;visibility:visible;mso-wrap-style:square;mso-width-percent:0;mso-height-percent:0;mso-wrap-distance-left:9pt;mso-wrap-distance-top:0;mso-wrap-distance-right:9pt;mso-wrap-distance-bottom:0;mso-position-horizontal:absolute;mso-position-horizontal-relative:text;mso-position-vertical:absolute;mso-position-vertical-relative:text;mso-width-percent:0;mso-height-percent:0;mso-width-relative:margin;mso-height-relative:margin" from="952.15pt,171.3pt" to="982.75pt,200.9pt" o:gfxdata="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" strokecolor="black [3200]" strokeweight=".5pt">
-                <v:stroke joinstyle="miter"/>
-              </v:line>
-            </w:pict>
-          </mc:Fallback>
-        </mc:AlternateContent>
-      </w:r>
-      <w:r>
-        <w:rPr>
-          <w:noProof/>
-          <w:sz w:val="16"/>
-          <w:szCs w:val="16"/>
-        </w:rPr>
-        <mc:AlternateContent>
-          <mc:Choice Requires="wpg">
-            <w:drawing>
-              <wp:anchor distT="0" distB="0" distL="114300" distR="114300" simplePos="0" relativeHeight="251624448" behindDoc="0" locked="0" layoutInCell="1" allowOverlap="1" wp14:anchorId="569E386F" wp14:editId="0FC0B471">
-                <wp:simplePos x="0" y="0"/>
-                <wp:positionH relativeFrom="column">
-                  <wp:posOffset>12162605</wp:posOffset>
-                </wp:positionH>
-                <wp:positionV relativeFrom="paragraph">
-                  <wp:posOffset>1924080</wp:posOffset>
-                </wp:positionV>
-                <wp:extent cx="1030149" cy="390924"/>
-                <wp:effectExtent l="0" t="0" r="0" b="0"/>
-                <wp:wrapNone/>
-                <wp:docPr id="513734620" name="Group 16"/>
-                <wp:cNvGraphicFramePr/>
-                <a:graphic xmlns:a="http://schemas.openxmlformats.org/drawingml/2006/main">
-                  <a:graphicData uri="http://schemas.microsoft.com/office/word/2010/wordprocessingGroup">
-                    <wpg:wgp>
-                      <wpg:cNvGrpSpPr/>
-                      <wpg:grpSpPr>
-                        <a:xfrm>
-                          <a:off x="0" y="0"/>
-                          <a:ext cx="1030149" cy="390924"/>
-                          <a:chOff x="0" y="0"/>
-                          <a:chExt cx="1030357" cy="390939"/>
-                        </a:xfrm>
-                      </wpg:grpSpPr>
-                      <wps:wsp>
-                        <wps:cNvPr id="904379014" name="Oval 14"/>
-                        <wps:cNvSpPr/>
-                        <wps:spPr>
-                          <a:xfrm>
-                            <a:off x="0" y="0"/>
-                            <a:ext cx="815008" cy="253475"/>
-                          </a:xfrm>
-                          <a:prstGeom prst="ellipse">
-                            <a:avLst/>
-                          </a:prstGeom>
-                          <a:noFill/>
-                          <a:ln w="6350"/>
-                        </wps:spPr>
-                        <wps:style>
-                          <a:lnRef idx="2">
-                            <a:schemeClr val="accent1">
-                              <a:shade val="15000"/>
-                            </a:schemeClr>
-                          </a:lnRef>
-                          <a:fillRef idx="1">
-                            <a:schemeClr val="accent1"/>
-                          </a:fillRef>
-                          <a:effectRef idx="0">
-                            <a:schemeClr val="accent1"/>
-                          </a:effectRef>
-                          <a:fontRef idx="minor">
-                            <a:schemeClr val="lt1"/>
-                          </a:fontRef>
-                        </wps:style>
-                        <wps:bodyPr rot="0" spcFirstLastPara="0" vertOverflow="overflow" horzOverflow="overflow" vert="horz" wrap="square" lIns="91440" tIns="45720" rIns="91440" bIns="45720" numCol="1" spcCol="0" rtlCol="0" fromWordArt="0" anchor="ctr" anchorCtr="0" forceAA="0" compatLnSpc="1">
-                          <a:prstTxWarp prst="textNoShape">
-                            <a:avLst/>
-                          </a:prstTxWarp>
-                          <a:noAutofit/>
-                        </wps:bodyPr>
-                      </wps:wsp>
-                      <wps:wsp>
-                        <wps:cNvPr id="1112766754" name="Text Box 15"/>
-                        <wps:cNvSpPr txBox="1"/>
-                        <wps:spPr>
-                          <a:xfrm>
-                            <a:off x="172278" y="0"/>
-                            <a:ext cx="858079" cy="390939"/>
-                          </a:xfrm>
-                          <a:prstGeom prst="rect">
-                            <a:avLst/>
-                          </a:prstGeom>
-                          <a:noFill/>
-                          <a:ln w="6350">
-                            <a:noFill/>
-                          </a:ln>
-                        </wps:spPr>
-                        <wps:txbx>
-                          <w:txbxContent>
-                            <w:p>
-                              <w:pPr>
-                                <w:rPr>
-                                  <w:sz w:val="16"/>
-                                  <w:szCs w:val="16"/>
-                                  <w:u w:val="single"/>
-                                </w:rPr>
-                              </w:pPr>
-                              <w:proofErr w:type="spellStart"/>
-                              <w:r>
-                                <w:rPr>
-                                  <w:sz w:val="16"/>
-                                  <w:szCs w:val="16"/>
-                                  <w:u w:val="single"/>
-                                </w:rPr>
-                                <w:t>RegNo</w:t>
-                              </w:r>
-                              <w:proofErr w:type="spellEnd"/>
-                            </w:p>
-                          </w:txbxContent>
-                        </wps:txbx>
-                        <wps:bodyPr rot="0" spcFirstLastPara="0" vertOverflow="overflow" horzOverflow="overflow" vert="horz" wrap="square" lIns="91440" tIns="45720" rIns="91440" bIns="45720" numCol="1" spcCol="0" rtlCol="0" fromWordArt="0" anchor="t" anchorCtr="0" forceAA="0" compatLnSpc="1">
-                          <a:prstTxWarp prst="textNoShape">
-                            <a:avLst/>
-                          </a:prstTxWarp>
-                          <a:noAutofit/>
-                        </wps:bodyPr>
-                      </wps:wsp>
-                    </wpg:wgp>
-                  </a:graphicData>
-                </a:graphic>
-              </wp:anchor>
-            </w:drawing>
-          </mc:Choice>
-          <mc:Fallback>
-            <w:pict>
-              <v:group w14:anchorId="569E386F" id="_x0000_s1061" style="position:absolute;margin-left:957.7pt;margin-top:151.5pt;width:81.1pt;height:30.8pt;z-index:251624448" coordsize="10303,3909" o:gfxdata="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">
-                <v:oval id="Oval 14" o:spid="_x0000_s1062" style="position:absolute;width:8150;height:2534;visibility:visible;mso-wrap-style:square;v-text-anchor:middle" o:gfxdata="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" filled="f" strokecolor="#09101d [484]" strokeweight=".5pt">
-                  <v:stroke joinstyle="miter"/>
-                </v:oval>
-                <v:shape id="Text Box 15" o:spid="_x0000_s1063" type="#_x0000_t202" style="position:absolute;left:1722;width:8581;height:3909;visibility:visible;mso-wrap-style:square;v-text-anchor:top" o:gfxdata="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" filled="f" stroked="f" strokeweight=".5pt">
-                  <v:textbox>
-                    <w:txbxContent>
-                      <w:p>
-                        <w:pPr>
-                          <w:rPr>
-                            <w:sz w:val="16"/>
-                            <w:szCs w:val="16"/>
-                            <w:u w:val="single"/>
-                          </w:rPr>
-                        </w:pPr>
-                        <w:proofErr w:type="spellStart"/>
-                        <w:r>
-                          <w:rPr>
-                            <w:sz w:val="16"/>
-                            <w:szCs w:val="16"/>
-                            <w:u w:val="single"/>
-                          </w:rPr>
-                          <w:t>RegNo</w:t>
-                        </w:r>
-                        <w:proofErr w:type="spellEnd"/>
-                      </w:p>
-                    </w:txbxContent>
-                  </v:textbox>
-                </v:shape>
-              </v:group>
-            </w:pict>
-          </mc:Fallback>
-        </mc:AlternateContent>
-      </w:r>
-      <w:r>
-        <w:rPr>
-          <w:noProof/>
-          <w:sz w:val="16"/>
-          <w:szCs w:val="16"/>
-        </w:rPr>
-        <mc:AlternateContent>
-          <mc:Choice Requires="wps">
-            <w:drawing>
-              <wp:anchor distT="0" distB="0" distL="114300" distR="114300" simplePos="0" relativeHeight="251672576" behindDoc="0" locked="0" layoutInCell="1" allowOverlap="1" wp14:anchorId="463FD920" wp14:editId="6C7DDE01">
+              <wp:anchor distT="0" distB="0" distL="114300" distR="114300" simplePos="0" relativeHeight="251672576" behindDoc="0" locked="0" layoutInCell="1" allowOverlap="1" wp14:anchorId="463FD920" wp14:editId="00FE4A15">
                 <wp:simplePos x="0" y="0"/>
                 <wp:positionH relativeFrom="column">
                   <wp:posOffset>7279200</wp:posOffset>
@@ -1701,7 +1256,7 @@
           </mc:Choice>
           <mc:Fallback>
             <w:pict>
-              <v:shapetype w14:anchorId="7BE7E81C" id="_x0000_t34" coordsize="21600,21600" o:spt="34" o:oned="t" adj="10800" path="m,l@0,0@0,21600,21600,21600e" filled="f">
+              <v:shapetype w14:anchorId="10709EFE" id="_x0000_t34" coordsize="21600,21600" o:spt="34" o:oned="t" adj="10800" path="m,l@0,0@0,21600,21600,21600e" filled="f">
                 <v:stroke joinstyle="miter"/>
                 <v:formulas>
                   <v:f eqn="val #0"/>
@@ -2102,11 +1657,11 @@
           </mc:Choice>
           <mc:Fallback>
             <w:pict>
-              <v:group w14:anchorId="12B71EE5" id="Group 10" o:spid="_x0000_s1064" style="position:absolute;margin-left:548.35pt;margin-top:128pt;width:24.9pt;height:23.35pt;z-index:251667456" coordsize="316333,296562" o:gfxdata="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">
-                <v:oval id="Oval 8" o:spid="_x0000_s1065" style="position:absolute;width:316333;height:296562;visibility:visible;mso-wrap-style:square;v-text-anchor:middle" o:gfxdata="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" filled="f" strokecolor="black [3213]" strokeweight=".5pt">
+              <v:group w14:anchorId="12B71EE5" id="Group 10" o:spid="_x0000_s1058" style="position:absolute;margin-left:548.35pt;margin-top:128pt;width:24.9pt;height:23.35pt;z-index:251667456" coordsize="316333,296562" o:gfxdata="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">
+                <v:oval id="Oval 8" o:spid="_x0000_s1059" style="position:absolute;width:316333;height:296562;visibility:visible;mso-wrap-style:square;v-text-anchor:middle" o:gfxdata="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" filled="f" strokecolor="black [3213]" strokeweight=".5pt">
                   <v:stroke joinstyle="miter"/>
                 </v:oval>
-                <v:shape id="Text Box 9" o:spid="_x0000_s1066" type="#_x0000_t202" style="position:absolute;left:44484;top:24714;width:271746;height:217479;visibility:visible;mso-wrap-style:square;v-text-anchor:top" o:gfxdata="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" filled="f" stroked="f" strokeweight=".5pt">
+                <v:shape id="Text Box 9" o:spid="_x0000_s1060" type="#_x0000_t202" style="position:absolute;left:44484;top:24714;width:271746;height:217479;visibility:visible;mso-wrap-style:square;v-text-anchor:top" o:gfxdata="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" filled="f" stroked="f" strokeweight=".5pt">
                   <v:textbox>
                     <w:txbxContent>
                       <w:p>
@@ -2719,11 +2274,11 @@
           </mc:Choice>
           <mc:Fallback>
             <w:pict>
-              <v:group w14:anchorId="352D88C9" id="_x0000_s1067" style="position:absolute;margin-left:658.6pt;margin-top:82.85pt;width:81.1pt;height:30.8pt;z-index:251627520" coordsize="10303,3909" o:gfxdata="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">
-                <v:oval id="Oval 14" o:spid="_x0000_s1068" style="position:absolute;width:8150;height:2534;visibility:visible;mso-wrap-style:square;v-text-anchor:middle" o:gfxdata="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" filled="f" strokecolor="#172c51" strokeweight=".5pt">
+              <v:group w14:anchorId="352D88C9" id="Group 16" o:spid="_x0000_s1061" style="position:absolute;margin-left:658.6pt;margin-top:82.85pt;width:81.1pt;height:30.8pt;z-index:251627520" coordsize="10303,3909" o:gfxdata="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">
+                <v:oval id="Oval 14" o:spid="_x0000_s1062" style="position:absolute;width:8150;height:2534;visibility:visible;mso-wrap-style:square;v-text-anchor:middle" o:gfxdata="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" filled="f" strokecolor="#172c51" strokeweight=".5pt">
                   <v:stroke joinstyle="miter"/>
                 </v:oval>
-                <v:shape id="Text Box 15" o:spid="_x0000_s1069" type="#_x0000_t202" style="position:absolute;left:1722;width:8581;height:3909;visibility:visible;mso-wrap-style:square;v-text-anchor:top" o:gfxdata="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" filled="f" stroked="f" strokeweight=".5pt">
+                <v:shape id="Text Box 15" o:spid="_x0000_s1063" type="#_x0000_t202" style="position:absolute;left:1722;width:8581;height:3909;visibility:visible;mso-wrap-style:square;v-text-anchor:top" o:gfxdata="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" filled="f" stroked="f" strokeweight=".5pt">
                   <v:textbox>
                     <w:txbxContent>
                       <w:p>
@@ -2863,11 +2418,11 @@
           </mc:Choice>
           <mc:Fallback>
             <w:pict>
-              <v:group w14:anchorId="60C1DD00" id="_x0000_s1070" style="position:absolute;margin-left:648.15pt;margin-top:45.55pt;width:78.25pt;height:30.8pt;z-index:251628544" coordsize="9939,3909" o:gfxdata="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">
-                <v:oval id="Oval 14" o:spid="_x0000_s1071" style="position:absolute;width:8150;height:2534;visibility:visible;mso-wrap-style:square;v-text-anchor:middle" o:gfxdata="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" filled="f" strokecolor="#172c51" strokeweight=".5pt">
+              <v:group w14:anchorId="60C1DD00" id="_x0000_s1064" style="position:absolute;margin-left:648.15pt;margin-top:45.55pt;width:78.25pt;height:30.8pt;z-index:251628544" coordsize="9939,3909" o:gfxdata="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">
+                <v:oval id="Oval 14" o:spid="_x0000_s1065" style="position:absolute;width:8150;height:2534;visibility:visible;mso-wrap-style:square;v-text-anchor:middle" o:gfxdata="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" filled="f" strokecolor="#172c51" strokeweight=".5pt">
                   <v:stroke joinstyle="miter"/>
                 </v:oval>
-                <v:shape id="Text Box 15" o:spid="_x0000_s1072" type="#_x0000_t202" style="position:absolute;left:1358;width:8581;height:3909;visibility:visible;mso-wrap-style:square;v-text-anchor:top" o:gfxdata="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" filled="f" stroked="f" strokeweight=".5pt">
+                <v:shape id="Text Box 15" o:spid="_x0000_s1066" type="#_x0000_t202" style="position:absolute;left:1358;width:8581;height:3909;visibility:visible;mso-wrap-style:square;v-text-anchor:top" o:gfxdata="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" filled="f" stroked="f" strokeweight=".5pt">
                   <v:textbox>
                     <w:txbxContent>
                       <w:p>
@@ -3007,11 +2562,11 @@
           </mc:Choice>
           <mc:Fallback>
             <w:pict>
-              <v:group w14:anchorId="3C94D49E" id="_x0000_s1073" style="position:absolute;margin-left:602.8pt;margin-top:18.65pt;width:81.1pt;height:30.8pt;z-index:251655168" coordsize="10303,3909" o:gfxdata="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">
-                <v:oval id="Oval 14" o:spid="_x0000_s1074" style="position:absolute;width:8150;height:2534;visibility:visible;mso-wrap-style:square;v-text-anchor:middle" o:gfxdata="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" filled="f" strokecolor="#172c51" strokeweight=".5pt">
+              <v:group w14:anchorId="3C94D49E" id="_x0000_s1067" style="position:absolute;margin-left:602.8pt;margin-top:18.65pt;width:81.1pt;height:30.8pt;z-index:251655168" coordsize="10303,3909" o:gfxdata="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">
+                <v:oval id="Oval 14" o:spid="_x0000_s1068" style="position:absolute;width:8150;height:2534;visibility:visible;mso-wrap-style:square;v-text-anchor:middle" o:gfxdata="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" filled="f" strokecolor="#172c51" strokeweight=".5pt">
                   <v:stroke joinstyle="miter"/>
                 </v:oval>
-                <v:shape id="Text Box 15" o:spid="_x0000_s1075" type="#_x0000_t202" style="position:absolute;left:1722;width:8581;height:3909;visibility:visible;mso-wrap-style:square;v-text-anchor:top" o:gfxdata="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" filled="f" stroked="f" strokeweight=".5pt">
+                <v:shape id="Text Box 15" o:spid="_x0000_s1069" type="#_x0000_t202" style="position:absolute;left:1722;width:8581;height:3909;visibility:visible;mso-wrap-style:square;v-text-anchor:top" o:gfxdata="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" filled="f" stroked="f" strokeweight=".5pt">
                   <v:textbox>
                     <w:txbxContent>
                       <w:p>
@@ -3202,12 +2757,12 @@
           </mc:Choice>
           <mc:Fallback>
             <w:pict>
-              <v:group w14:anchorId="2008E650" id="Group 18" o:spid="_x0000_s1076" style="position:absolute;margin-left:512.2pt;margin-top:2.3pt;width:78.25pt;height:32.35pt;z-index:251629568" coordorigin="-202,2065" coordsize="9937,4108" o:gfxdata="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">
-                <v:group id="_x0000_s1077" style="position:absolute;left:-202;top:2167;width:9937;height:4007" coordorigin="-9356,2169" coordsize="9939,4011" o:gfxdata="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">
-                  <v:oval id="Oval 14" o:spid="_x0000_s1078" style="position:absolute;left:-8908;top:2169;width:8150;height:2535;visibility:visible;mso-wrap-style:square;v-text-anchor:middle" o:gfxdata="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" filled="f" strokecolor="#172c51" strokeweight=".5pt">
+              <v:group w14:anchorId="2008E650" id="Group 18" o:spid="_x0000_s1070" style="position:absolute;margin-left:512.2pt;margin-top:2.3pt;width:78.25pt;height:32.35pt;z-index:251629568" coordorigin="-202,2065" coordsize="9937,4108" o:gfxdata="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">
+                <v:group id="_x0000_s1071" style="position:absolute;left:-202;top:2167;width:9937;height:4007" coordorigin="-9356,2169" coordsize="9939,4011" o:gfxdata="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">
+                  <v:oval id="Oval 14" o:spid="_x0000_s1072" style="position:absolute;left:-8908;top:2169;width:8150;height:2535;visibility:visible;mso-wrap-style:square;v-text-anchor:middle" o:gfxdata="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" filled="f" strokecolor="#172c51" strokeweight=".5pt">
                     <v:stroke joinstyle="miter"/>
                   </v:oval>
-                  <v:shape id="Text Box 15" o:spid="_x0000_s1079" type="#_x0000_t202" style="position:absolute;left:-9356;top:2271;width:9939;height:3909;visibility:visible;mso-wrap-style:square;v-text-anchor:top" o:gfxdata="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" filled="f" stroked="f" strokeweight=".5pt">
+                  <v:shape id="Text Box 15" o:spid="_x0000_s1073" type="#_x0000_t202" style="position:absolute;left:-9356;top:2271;width:9939;height:3909;visibility:visible;mso-wrap-style:square;v-text-anchor:top" o:gfxdata="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" filled="f" stroked="f" strokeweight=".5pt">
                     <v:textbox>
                       <w:txbxContent>
                         <w:p>
@@ -3231,7 +2786,7 @@
                     </v:textbox>
                   </v:shape>
                 </v:group>
-                <v:oval id="Oval 17" o:spid="_x0000_s1080" style="position:absolute;top:2065;width:8580;height:2789;visibility:visible;mso-wrap-style:square;v-text-anchor:middle" o:gfxdata="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" filled="f" strokecolor="#09101d [484]" strokeweight=".5pt">
+                <v:oval id="Oval 17" o:spid="_x0000_s1074" style="position:absolute;top:2065;width:8580;height:2789;visibility:visible;mso-wrap-style:square;v-text-anchor:middle" o:gfxdata="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" filled="f" strokecolor="#09101d [484]" strokeweight=".5pt">
                   <v:stroke joinstyle="miter"/>
                 </v:oval>
               </v:group>
@@ -3353,11 +2908,11 @@
           </mc:Choice>
           <mc:Fallback>
             <w:pict>
-              <v:group w14:anchorId="3851C795" id="_x0000_s1081" style="position:absolute;margin-left:453.2pt;margin-top:33.65pt;width:69.1pt;height:30.8pt;z-index:251626496" coordsize="8779,3909" o:gfxdata="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">
-                <v:oval id="Oval 14" o:spid="_x0000_s1082" style="position:absolute;width:8150;height:2534;visibility:visible;mso-wrap-style:square;v-text-anchor:middle" o:gfxdata="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" filled="f" strokecolor="#172c51" strokeweight=".5pt">
+              <v:group w14:anchorId="3851C795" id="_x0000_s1075" style="position:absolute;margin-left:453.2pt;margin-top:33.65pt;width:69.1pt;height:30.8pt;z-index:251626496" coordsize="8779,3909" o:gfxdata="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">
+                <v:oval id="Oval 14" o:spid="_x0000_s1076" style="position:absolute;width:8150;height:2534;visibility:visible;mso-wrap-style:square;v-text-anchor:middle" o:gfxdata="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" filled="f" strokecolor="#172c51" strokeweight=".5pt">
                   <v:stroke joinstyle="miter"/>
                 </v:oval>
-                <v:shape id="Text Box 15" o:spid="_x0000_s1083" type="#_x0000_t202" style="position:absolute;left:198;width:8581;height:3909;visibility:visible;mso-wrap-style:square;v-text-anchor:top" o:gfxdata="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" filled="f" stroked="f" strokeweight=".5pt">
+                <v:shape id="Text Box 15" o:spid="_x0000_s1077" type="#_x0000_t202" style="position:absolute;left:198;width:8581;height:3909;visibility:visible;mso-wrap-style:square;v-text-anchor:top" o:gfxdata="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" filled="f" stroked="f" strokeweight=".5pt">
                   <v:textbox>
                     <w:txbxContent>
                       <w:p>
@@ -3765,12 +3320,12 @@
           </mc:Choice>
           <mc:Fallback>
             <w:pict>
-              <v:group w14:anchorId="2E5B3456" id="Group 3" o:spid="_x0000_s1084" style="position:absolute;margin-left:338.2pt;margin-top:25.7pt;width:174.15pt;height:65.8pt;z-index:251660288" coordsize="22114,8357" o:gfxdata="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">
-                <v:group id="_x0000_s1085" style="position:absolute;left:11813;top:4448;width:10301;height:3909" coordsize="10303,3909" o:gfxdata="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">
-                  <v:oval id="Oval 14" o:spid="_x0000_s1086" style="position:absolute;width:8150;height:2534;visibility:visible;mso-wrap-style:square;v-text-anchor:middle" o:gfxdata="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" filled="f" strokecolor="#172c51" strokeweight=".5pt">
+              <v:group w14:anchorId="2E5B3456" id="Group 3" o:spid="_x0000_s1078" style="position:absolute;margin-left:338.2pt;margin-top:25.7pt;width:174.15pt;height:65.8pt;z-index:251660288" coordsize="22114,8357" o:gfxdata="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">
+                <v:group id="_x0000_s1079" style="position:absolute;left:11813;top:4448;width:10301;height:3909" coordsize="10303,3909" o:gfxdata="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">
+                  <v:oval id="Oval 14" o:spid="_x0000_s1080" style="position:absolute;width:8150;height:2534;visibility:visible;mso-wrap-style:square;v-text-anchor:middle" o:gfxdata="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" filled="f" strokecolor="#172c51" strokeweight=".5pt">
                     <v:stroke joinstyle="miter"/>
                   </v:oval>
-                  <v:shape id="Text Box 15" o:spid="_x0000_s1087" type="#_x0000_t202" style="position:absolute;left:1722;width:8581;height:3909;visibility:visible;mso-wrap-style:square;v-text-anchor:top" o:gfxdata="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" filled="f" stroked="f" strokeweight=".5pt">
+                  <v:shape id="Text Box 15" o:spid="_x0000_s1081" type="#_x0000_t202" style="position:absolute;left:1722;width:8581;height:3909;visibility:visible;mso-wrap-style:square;v-text-anchor:top" o:gfxdata="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" filled="f" stroked="f" strokeweight=".5pt">
                     <v:textbox>
                       <w:txbxContent>
                         <w:p>
@@ -3792,17 +3347,17 @@
                     </v:textbox>
                   </v:shape>
                 </v:group>
-                <v:line id="Straight Connector 22" o:spid="_x0000_s1088" style="position:absolute;visibility:visible;mso-wrap-style:square" from="8106,5733" to="11813,5733" o:connectortype="straight" o:gfxdata="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" strokecolor="black [3200]" strokeweight=".5pt">
+                <v:line id="Straight Connector 22" o:spid="_x0000_s1082" style="position:absolute;visibility:visible;mso-wrap-style:square" from="8106,5733" to="11813,5733" o:connectortype="straight" o:gfxdata="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" strokecolor="black [3200]" strokeweight=".5pt">
                   <v:stroke joinstyle="miter"/>
                 </v:line>
-                <v:line id="Straight Connector 23" o:spid="_x0000_s1089" style="position:absolute;visibility:visible;mso-wrap-style:square" from="8847,2224" to="12197,5278" o:connectortype="straight" o:gfxdata="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" strokecolor="black [3200]" strokeweight=".5pt">
+                <v:line id="Straight Connector 23" o:spid="_x0000_s1083" style="position:absolute;visibility:visible;mso-wrap-style:square" from="8847,2224" to="12197,5278" o:connectortype="straight" o:gfxdata="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" strokecolor="black [3200]" strokeweight=".5pt">
                   <v:stroke joinstyle="miter"/>
                 </v:line>
-                <v:group id="_x0000_s1090" style="position:absolute;left:2224;width:9560;height:3909" coordsize="9562,3909" o:gfxdata="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">
-                  <v:oval id="Oval 14" o:spid="_x0000_s1091" style="position:absolute;width:8150;height:2534;visibility:visible;mso-wrap-style:square;v-text-anchor:middle" o:gfxdata="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" filled="f" strokecolor="#172c51" strokeweight=".5pt">
+                <v:group id="_x0000_s1084" style="position:absolute;left:2224;width:9560;height:3909" coordsize="9562,3909" o:gfxdata="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">
+                  <v:oval id="Oval 14" o:spid="_x0000_s1085" style="position:absolute;width:8150;height:2534;visibility:visible;mso-wrap-style:square;v-text-anchor:middle" o:gfxdata="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" filled="f" strokecolor="#172c51" strokeweight=".5pt">
                     <v:stroke joinstyle="miter"/>
                   </v:oval>
-                  <v:shape id="Text Box 15" o:spid="_x0000_s1092" type="#_x0000_t202" style="position:absolute;left:981;width:8581;height:3909;visibility:visible;mso-wrap-style:square;v-text-anchor:top" o:gfxdata="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" filled="f" stroked="f" strokeweight=".5pt">
+                  <v:shape id="Text Box 15" o:spid="_x0000_s1086" type="#_x0000_t202" style="position:absolute;left:981;width:8581;height:3909;visibility:visible;mso-wrap-style:square;v-text-anchor:top" o:gfxdata="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" filled="f" stroked="f" strokeweight=".5pt">
                     <v:textbox>
                       <w:txbxContent>
                         <w:p>
@@ -3840,11 +3395,11 @@
                     </v:textbox>
                   </v:shape>
                 </v:group>
-                <v:group id="_x0000_s1093" style="position:absolute;top:4448;width:9658;height:3909" coordsize="9660,3909" o:gfxdata="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">
-                  <v:oval id="Oval 14" o:spid="_x0000_s1094" style="position:absolute;width:8150;height:2534;visibility:visible;mso-wrap-style:square;v-text-anchor:middle" o:gfxdata="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" filled="f" strokecolor="#172c51" strokeweight=".5pt">
+                <v:group id="_x0000_s1087" style="position:absolute;top:4448;width:9658;height:3909" coordsize="9660,3909" o:gfxdata="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">
+                  <v:oval id="Oval 14" o:spid="_x0000_s1088" style="position:absolute;width:8150;height:2534;visibility:visible;mso-wrap-style:square;v-text-anchor:middle" o:gfxdata="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" filled="f" strokecolor="#172c51" strokeweight=".5pt">
                     <v:stroke joinstyle="miter"/>
                   </v:oval>
-                  <v:shape id="Text Box 15" o:spid="_x0000_s1095" type="#_x0000_t202" style="position:absolute;left:1080;width:8580;height:3909;visibility:visible;mso-wrap-style:square;v-text-anchor:top" o:gfxdata="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" filled="f" stroked="f" strokeweight=".5pt">
+                  <v:shape id="Text Box 15" o:spid="_x0000_s1089" type="#_x0000_t202" style="position:absolute;left:1080;width:8580;height:3909;visibility:visible;mso-wrap-style:square;v-text-anchor:top" o:gfxdata="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" filled="f" stroked="f" strokeweight=".5pt">
                     <v:textbox>
                       <w:txbxContent>
                         <w:p>
@@ -4004,11 +3559,11 @@
           </mc:Choice>
           <mc:Fallback>
             <w:pict>
-              <v:group w14:anchorId="7F9CAB69" id="_x0000_s1096" style="position:absolute;margin-left:410.9pt;margin-top:88.3pt;width:85pt;height:30.8pt;z-index:251653120;mso-width-relative:margin" coordsize="10797,3909" o:gfxdata="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">
-                <v:oval id="Oval 14" o:spid="_x0000_s1097" style="position:absolute;width:8150;height:2534;visibility:visible;mso-wrap-style:square;v-text-anchor:middle" o:gfxdata="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" filled="f" strokecolor="#172c51" strokeweight=".5pt">
+              <v:group w14:anchorId="7F9CAB69" id="_x0000_s1090" style="position:absolute;margin-left:410.9pt;margin-top:88.3pt;width:85pt;height:30.8pt;z-index:251653120;mso-width-relative:margin" coordsize="10797,3909" o:gfxdata="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">
+                <v:oval id="Oval 14" o:spid="_x0000_s1091" style="position:absolute;width:8150;height:2534;visibility:visible;mso-wrap-style:square;v-text-anchor:middle" o:gfxdata="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" filled="f" strokecolor="#172c51" strokeweight=".5pt">
                   <v:stroke joinstyle="miter"/>
                 </v:oval>
-                <v:shape id="Text Box 15" o:spid="_x0000_s1098" type="#_x0000_t202" style="position:absolute;left:2217;width:8580;height:3909;visibility:visible;mso-wrap-style:square;v-text-anchor:top" o:gfxdata="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" filled="f" stroked="f" strokeweight=".5pt">
+                <v:shape id="Text Box 15" o:spid="_x0000_s1092" type="#_x0000_t202" style="position:absolute;left:2217;width:8580;height:3909;visibility:visible;mso-wrap-style:square;v-text-anchor:top" o:gfxdata="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" filled="f" stroked="f" strokeweight=".5pt">
                   <v:textbox>
                     <w:txbxContent>
                       <w:p>
@@ -4167,8 +3722,8 @@
           </mc:Choice>
           <mc:Fallback>
             <w:pict>
-              <v:group w14:anchorId="001842E9" id="Group 9" o:spid="_x0000_s1099" style="position:absolute;margin-left:537.45pt;margin-top:79.3pt;width:48.9pt;height:17.35pt;z-index:251641856;mso-width-relative:margin" coordorigin=",-2" coordsize="6216,2205" o:gfxdata="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">
-                <v:shape id="Text Box 7" o:spid="_x0000_s1100" type="#_x0000_t202" style="position:absolute;left:971;top:-2;width:4825;height:2205;visibility:visible;mso-wrap-style:square;v-text-anchor:top" o:gfxdata="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" filled="f" stroked="f" strokeweight=".5pt">
+              <v:group w14:anchorId="001842E9" id="Group 9" o:spid="_x0000_s1093" style="position:absolute;margin-left:537.45pt;margin-top:79.3pt;width:48.9pt;height:17.35pt;z-index:251641856;mso-width-relative:margin" coordorigin=",-2" coordsize="6216,2205" o:gfxdata="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">
+                <v:shape id="Text Box 7" o:spid="_x0000_s1094" type="#_x0000_t202" style="position:absolute;left:971;top:-2;width:4825;height:2205;visibility:visible;mso-wrap-style:square;v-text-anchor:top" o:gfxdata="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" filled="f" stroked="f" strokeweight=".5pt">
                   <v:textbox>
                     <w:txbxContent>
                       <w:p>
@@ -4205,7 +3760,7 @@
                     </w:txbxContent>
                   </v:textbox>
                 </v:shape>
-                <v:rect id="Rectangle 8" o:spid="_x0000_s1101" style="position:absolute;width:6216;height:2203;visibility:visible;mso-wrap-style:square;v-text-anchor:middle" o:gfxdata="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" filled="f" strokecolor="#172c51" strokeweight=".5pt"/>
+                <v:rect id="Rectangle 8" o:spid="_x0000_s1095" style="position:absolute;width:6216;height:2203;visibility:visible;mso-wrap-style:square;v-text-anchor:middle" o:gfxdata="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" filled="f" strokecolor="#172c51" strokeweight=".5pt"/>
               </v:group>
             </w:pict>
           </mc:Fallback>
@@ -4332,8 +3887,8 @@
           </mc:Choice>
           <mc:Fallback>
             <w:pict>
-              <v:group w14:anchorId="381DA56A" id="_x0000_s1102" style="position:absolute;margin-left:920.85pt;margin-top:201.2pt;width:52.4pt;height:17.35pt;z-index:251623424" coordsize="6657,2205" o:gfxdata="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">
-                <v:shape id="Text Box 7" o:spid="_x0000_s1103" type="#_x0000_t202" style="position:absolute;left:644;width:6013;height:2205;visibility:visible;mso-wrap-style:square;v-text-anchor:top" o:gfxdata="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" filled="f" stroked="f" strokeweight=".5pt">
+              <v:group w14:anchorId="381DA56A" id="_x0000_s1096" style="position:absolute;margin-left:920.85pt;margin-top:201.2pt;width:52.4pt;height:17.35pt;z-index:251623424" coordsize="6657,2205" o:gfxdata="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">
+                <v:shape id="Text Box 7" o:spid="_x0000_s1097" type="#_x0000_t202" style="position:absolute;left:644;width:6013;height:2205;visibility:visible;mso-wrap-style:square;v-text-anchor:top" o:gfxdata="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" filled="f" stroked="f" strokeweight=".5pt">
                   <v:textbox>
                     <w:txbxContent>
                       <w:p>
@@ -4354,7 +3909,7 @@
                     </w:txbxContent>
                   </v:textbox>
                 </v:shape>
-                <v:rect id="Rectangle 8" o:spid="_x0000_s1104" style="position:absolute;width:6216;height:2203;visibility:visible;mso-wrap-style:square;v-text-anchor:middle" o:gfxdata="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" filled="f" strokecolor="#09101d [484]" strokeweight=".5pt"/>
+                <v:rect id="Rectangle 8" o:spid="_x0000_s1098" style="position:absolute;width:6216;height:2203;visibility:visible;mso-wrap-style:square;v-text-anchor:middle" o:gfxdata="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" filled="f" strokecolor="#09101d [484]" strokeweight=".5pt"/>
               </v:group>
             </w:pict>
           </mc:Fallback>
@@ -4493,8 +4048,8 @@
           </mc:Choice>
           <mc:Fallback>
             <w:pict>
-              <v:group w14:anchorId="7817F92E" id="_x0000_s1105" style="position:absolute;margin-left:305.05pt;margin-top:201.9pt;width:48.9pt;height:17.35pt;z-index:251645952;mso-width-relative:margin" coordorigin=",-2" coordsize="6216,2205" o:gfxdata="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">
-                <v:shape id="Text Box 7" o:spid="_x0000_s1106" type="#_x0000_t202" style="position:absolute;left:971;top:-2;width:4825;height:2205;visibility:visible;mso-wrap-style:square;v-text-anchor:top" o:gfxdata="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" filled="f" stroked="f" strokeweight=".5pt">
+              <v:group w14:anchorId="7817F92E" id="_x0000_s1099" style="position:absolute;margin-left:305.05pt;margin-top:201.9pt;width:48.9pt;height:17.35pt;z-index:251645952;mso-width-relative:margin" coordorigin=",-2" coordsize="6216,2205" o:gfxdata="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">
+                <v:shape id="Text Box 7" o:spid="_x0000_s1100" type="#_x0000_t202" style="position:absolute;left:971;top:-2;width:4825;height:2205;visibility:visible;mso-wrap-style:square;v-text-anchor:top" o:gfxdata="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" filled="f" stroked="f" strokeweight=".5pt">
                   <v:textbox>
                     <w:txbxContent>
                       <w:p>
@@ -4531,7 +4086,7 @@
                     </w:txbxContent>
                   </v:textbox>
                 </v:shape>
-                <v:rect id="Rectangle 8" o:spid="_x0000_s1107" style="position:absolute;width:6216;height:2203;visibility:visible;mso-wrap-style:square;v-text-anchor:middle" o:gfxdata="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" filled="f" strokecolor="#172c51" strokeweight=".5pt"/>
+                <v:rect id="Rectangle 8" o:spid="_x0000_s1101" style="position:absolute;width:6216;height:2203;visibility:visible;mso-wrap-style:square;v-text-anchor:middle" o:gfxdata="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" filled="f" strokecolor="#172c51" strokeweight=".5pt"/>
               </v:group>
             </w:pict>
           </mc:Fallback>
@@ -4670,8 +4225,8 @@
           </mc:Choice>
           <mc:Fallback>
             <w:pict>
-              <v:group w14:anchorId="5C50D66A" id="_x0000_s1108" style="position:absolute;margin-left:98.95pt;margin-top:201.3pt;width:48.9pt;height:17.45pt;z-index:251643904;mso-width-relative:margin" coordorigin=",-18" coordsize="6216,2221" o:gfxdata="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">
-                <v:shape id="Text Box 7" o:spid="_x0000_s1109" type="#_x0000_t202" style="position:absolute;left:683;top:-18;width:4825;height:2205;visibility:visible;mso-wrap-style:square;v-text-anchor:top" o:gfxdata="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" filled="f" stroked="f" strokeweight=".5pt">
+              <v:group w14:anchorId="5C50D66A" id="_x0000_s1102" style="position:absolute;margin-left:98.95pt;margin-top:201.3pt;width:48.9pt;height:17.45pt;z-index:251643904;mso-width-relative:margin" coordorigin=",-18" coordsize="6216,2221" o:gfxdata="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">
+                <v:shape id="Text Box 7" o:spid="_x0000_s1103" type="#_x0000_t202" style="position:absolute;left:683;top:-18;width:4825;height:2205;visibility:visible;mso-wrap-style:square;v-text-anchor:top" o:gfxdata="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" filled="f" stroked="f" strokeweight=".5pt">
                   <v:textbox>
                     <w:txbxContent>
                       <w:p>
@@ -4708,7 +4263,7 @@
                     </w:txbxContent>
                   </v:textbox>
                 </v:shape>
-                <v:rect id="Rectangle 8" o:spid="_x0000_s1110" style="position:absolute;width:6216;height:2203;visibility:visible;mso-wrap-style:square;v-text-anchor:middle" o:gfxdata="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" filled="f" strokecolor="#172c51" strokeweight=".5pt"/>
+                <v:rect id="Rectangle 8" o:spid="_x0000_s1104" style="position:absolute;width:6216;height:2203;visibility:visible;mso-wrap-style:square;v-text-anchor:middle" o:gfxdata="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" filled="f" strokecolor="#172c51" strokeweight=".5pt"/>
               </v:group>
             </w:pict>
           </mc:Fallback>
@@ -4830,6 +4385,451 @@
           <w:tab w:val="left" w:pos="5064"/>
         </w:tabs>
       </w:pPr>
+      <w:r>
+        <w:rPr>
+          <w:noProof/>
+          <w:sz w:val="16"/>
+          <w:szCs w:val="16"/>
+        </w:rPr>
+        <mc:AlternateContent>
+          <mc:Choice Requires="wps">
+            <w:drawing>
+              <wp:anchor distT="0" distB="0" distL="114300" distR="114300" simplePos="0" relativeHeight="251631616" behindDoc="0" locked="0" layoutInCell="1" allowOverlap="1" wp14:anchorId="762BFA16" wp14:editId="74D93F70">
+                <wp:simplePos x="0" y="0"/>
+                <wp:positionH relativeFrom="column">
+                  <wp:posOffset>12225867</wp:posOffset>
+                </wp:positionH>
+                <wp:positionV relativeFrom="paragraph">
+                  <wp:posOffset>315013</wp:posOffset>
+                </wp:positionV>
+                <wp:extent cx="134831" cy="330994"/>
+                <wp:effectExtent l="0" t="0" r="36830" b="31115"/>
+                <wp:wrapNone/>
+                <wp:docPr id="1704245894" name="Straight Connector 19"/>
+                <wp:cNvGraphicFramePr/>
+                <a:graphic xmlns:a="http://schemas.openxmlformats.org/drawingml/2006/main">
+                  <a:graphicData uri="http://schemas.microsoft.com/office/word/2010/wordprocessingShape">
+                    <wps:wsp>
+                      <wps:cNvCnPr/>
+                      <wps:spPr>
+                        <a:xfrm flipV="1">
+                          <a:off x="0" y="0"/>
+                          <a:ext cx="134831" cy="330994"/>
+                        </a:xfrm>
+                        <a:prstGeom prst="line">
+                          <a:avLst/>
+                        </a:prstGeom>
+                      </wps:spPr>
+                      <wps:style>
+                        <a:lnRef idx="1">
+                          <a:schemeClr val="dk1"/>
+                        </a:lnRef>
+                        <a:fillRef idx="0">
+                          <a:schemeClr val="dk1"/>
+                        </a:fillRef>
+                        <a:effectRef idx="0">
+                          <a:schemeClr val="dk1"/>
+                        </a:effectRef>
+                        <a:fontRef idx="minor">
+                          <a:schemeClr val="tx1"/>
+                        </a:fontRef>
+                      </wps:style>
+                      <wps:bodyPr/>
+                    </wps:wsp>
+                  </a:graphicData>
+                </a:graphic>
+                <wp14:sizeRelH relativeFrom="margin">
+                  <wp14:pctWidth>0</wp14:pctWidth>
+                </wp14:sizeRelH>
+                <wp14:sizeRelV relativeFrom="margin">
+                  <wp14:pctHeight>0</wp14:pctHeight>
+                </wp14:sizeRelV>
+              </wp:anchor>
+            </w:drawing>
+          </mc:Choice>
+          <mc:Fallback>
+            <w:pict>
+              <v:line w14:anchorId="2BE00452" id="Straight Connector 19" o:spid="_x0000_s1026" style="position:absolute;flip:y;z-index:251631616;visibility:visible;mso-wrap-style:square;mso-width-percent:0;mso-height-percent:0;mso-wrap-distance-left:9pt;mso-wrap-distance-top:0;mso-wrap-distance-right:9pt;mso-wrap-distance-bottom:0;mso-position-horizontal:absolute;mso-position-horizontal-relative:text;mso-position-vertical:absolute;mso-position-vertical-relative:text;mso-width-percent:0;mso-height-percent:0;mso-width-relative:margin;mso-height-relative:margin" from="962.65pt,24.8pt" to="973.25pt,50.85pt" o:gfxdata="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" strokecolor="black [3200]" strokeweight=".5pt">
+                <v:stroke joinstyle="miter"/>
+              </v:line>
+            </w:pict>
+          </mc:Fallback>
+        </mc:AlternateContent>
+      </w:r>
+      <w:r>
+        <w:rPr>
+          <w:noProof/>
+          <w:sz w:val="16"/>
+          <w:szCs w:val="16"/>
+        </w:rPr>
+        <mc:AlternateContent>
+          <mc:Choice Requires="wpg">
+            <w:drawing>
+              <wp:anchor distT="0" distB="0" distL="114300" distR="114300" simplePos="0" relativeHeight="251630592" behindDoc="0" locked="0" layoutInCell="1" allowOverlap="1" wp14:anchorId="3C6F01C0" wp14:editId="640F5A33">
+                <wp:simplePos x="0" y="0"/>
+                <wp:positionH relativeFrom="column">
+                  <wp:posOffset>12086167</wp:posOffset>
+                </wp:positionH>
+                <wp:positionV relativeFrom="paragraph">
+                  <wp:posOffset>67005</wp:posOffset>
+                </wp:positionV>
+                <wp:extent cx="1045163" cy="390924"/>
+                <wp:effectExtent l="0" t="0" r="0" b="0"/>
+                <wp:wrapNone/>
+                <wp:docPr id="1071603898" name="Group 16"/>
+                <wp:cNvGraphicFramePr/>
+                <a:graphic xmlns:a="http://schemas.openxmlformats.org/drawingml/2006/main">
+                  <a:graphicData uri="http://schemas.microsoft.com/office/word/2010/wordprocessingGroup">
+                    <wpg:wgp>
+                      <wpg:cNvGrpSpPr/>
+                      <wpg:grpSpPr>
+                        <a:xfrm>
+                          <a:off x="0" y="0"/>
+                          <a:ext cx="1045163" cy="390924"/>
+                          <a:chOff x="0" y="0"/>
+                          <a:chExt cx="1045374" cy="390939"/>
+                        </a:xfrm>
+                      </wpg:grpSpPr>
+                      <wps:wsp>
+                        <wps:cNvPr id="968520226" name="Oval 14"/>
+                        <wps:cNvSpPr/>
+                        <wps:spPr>
+                          <a:xfrm>
+                            <a:off x="0" y="0"/>
+                            <a:ext cx="815008" cy="253475"/>
+                          </a:xfrm>
+                          <a:prstGeom prst="ellipse">
+                            <a:avLst/>
+                          </a:prstGeom>
+                          <a:noFill/>
+                          <a:ln w="6350" cap="flat" cmpd="sng" algn="ctr">
+                            <a:solidFill>
+                              <a:srgbClr val="4472C4">
+                                <a:shade val="15000"/>
+                              </a:srgbClr>
+                            </a:solidFill>
+                            <a:prstDash val="solid"/>
+                            <a:miter lim="800000"/>
+                          </a:ln>
+                          <a:effectLst/>
+                        </wps:spPr>
+                        <wps:bodyPr rot="0" spcFirstLastPara="0" vertOverflow="overflow" horzOverflow="overflow" vert="horz" wrap="square" lIns="91440" tIns="45720" rIns="91440" bIns="45720" numCol="1" spcCol="0" rtlCol="0" fromWordArt="0" anchor="ctr" anchorCtr="0" forceAA="0" compatLnSpc="1">
+                          <a:prstTxWarp prst="textNoShape">
+                            <a:avLst/>
+                          </a:prstTxWarp>
+                          <a:noAutofit/>
+                        </wps:bodyPr>
+                      </wps:wsp>
+                      <wps:wsp>
+                        <wps:cNvPr id="2010535389" name="Text Box 15"/>
+                        <wps:cNvSpPr txBox="1"/>
+                        <wps:spPr>
+                          <a:xfrm>
+                            <a:off x="187295" y="0"/>
+                            <a:ext cx="858079" cy="390939"/>
+                          </a:xfrm>
+                          <a:prstGeom prst="rect">
+                            <a:avLst/>
+                          </a:prstGeom>
+                          <a:noFill/>
+                          <a:ln w="6350">
+                            <a:noFill/>
+                          </a:ln>
+                        </wps:spPr>
+                        <wps:txbx>
+                          <w:txbxContent>
+                            <w:p>
+                              <w:pPr>
+                                <w:rPr>
+                                  <w:sz w:val="16"/>
+                                  <w:szCs w:val="16"/>
+                                </w:rPr>
+                              </w:pPr>
+                              <w:r>
+                                <w:rPr>
+                                  <w:sz w:val="16"/>
+                                  <w:szCs w:val="16"/>
+                                </w:rPr>
+                                <w:t>Status</w:t>
+                              </w:r>
+                            </w:p>
+                          </w:txbxContent>
+                        </wps:txbx>
+                        <wps:bodyPr rot="0" spcFirstLastPara="0" vertOverflow="overflow" horzOverflow="overflow" vert="horz" wrap="square" lIns="91440" tIns="45720" rIns="91440" bIns="45720" numCol="1" spcCol="0" rtlCol="0" fromWordArt="0" anchor="t" anchorCtr="0" forceAA="0" compatLnSpc="1">
+                          <a:prstTxWarp prst="textNoShape">
+                            <a:avLst/>
+                          </a:prstTxWarp>
+                          <a:noAutofit/>
+                        </wps:bodyPr>
+                      </wps:wsp>
+                    </wpg:wgp>
+                  </a:graphicData>
+                </a:graphic>
+              </wp:anchor>
+            </w:drawing>
+          </mc:Choice>
+          <mc:Fallback>
+            <w:pict>
+              <v:group w14:anchorId="3C6F01C0" id="_x0000_s1105" style="position:absolute;margin-left:951.65pt;margin-top:5.3pt;width:82.3pt;height:30.8pt;z-index:251630592" coordsize="10453,3909" o:gfxdata="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">
+                <v:oval id="Oval 14" o:spid="_x0000_s1106" style="position:absolute;width:8150;height:2534;visibility:visible;mso-wrap-style:square;v-text-anchor:middle" o:gfxdata="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" filled="f" strokecolor="#172c51" strokeweight=".5pt">
+                  <v:stroke joinstyle="miter"/>
+                </v:oval>
+                <v:shape id="Text Box 15" o:spid="_x0000_s1107" type="#_x0000_t202" style="position:absolute;left:1872;width:8581;height:3909;visibility:visible;mso-wrap-style:square;v-text-anchor:top" o:gfxdata="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" filled="f" stroked="f" strokeweight=".5pt">
+                  <v:textbox>
+                    <w:txbxContent>
+                      <w:p>
+                        <w:pPr>
+                          <w:rPr>
+                            <w:sz w:val="16"/>
+                            <w:szCs w:val="16"/>
+                          </w:rPr>
+                        </w:pPr>
+                        <w:r>
+                          <w:rPr>
+                            <w:sz w:val="16"/>
+                            <w:szCs w:val="16"/>
+                          </w:rPr>
+                          <w:t>Status</w:t>
+                        </w:r>
+                      </w:p>
+                    </w:txbxContent>
+                  </v:textbox>
+                </v:shape>
+              </v:group>
+            </w:pict>
+          </mc:Fallback>
+        </mc:AlternateContent>
+      </w:r>
+      <w:r>
+        <w:rPr>
+          <w:noProof/>
+          <w:sz w:val="16"/>
+          <w:szCs w:val="16"/>
+        </w:rPr>
+        <mc:AlternateContent>
+          <mc:Choice Requires="wps">
+            <w:drawing>
+              <wp:anchor distT="0" distB="0" distL="114300" distR="114300" simplePos="0" relativeHeight="251637760" behindDoc="0" locked="0" layoutInCell="1" allowOverlap="1" wp14:anchorId="03C1CDD1" wp14:editId="766C49E2">
+                <wp:simplePos x="0" y="0"/>
+                <wp:positionH relativeFrom="column">
+                  <wp:posOffset>11607800</wp:posOffset>
+                </wp:positionH>
+                <wp:positionV relativeFrom="paragraph">
+                  <wp:posOffset>315806</wp:posOffset>
+                </wp:positionV>
+                <wp:extent cx="211667" cy="334111"/>
+                <wp:effectExtent l="0" t="0" r="36195" b="27940"/>
+                <wp:wrapNone/>
+                <wp:docPr id="1081115794" name="Straight Connector 25"/>
+                <wp:cNvGraphicFramePr/>
+                <a:graphic xmlns:a="http://schemas.openxmlformats.org/drawingml/2006/main">
+                  <a:graphicData uri="http://schemas.microsoft.com/office/word/2010/wordprocessingShape">
+                    <wps:wsp>
+                      <wps:cNvCnPr/>
+                      <wps:spPr>
+                        <a:xfrm>
+                          <a:off x="0" y="0"/>
+                          <a:ext cx="211667" cy="334111"/>
+                        </a:xfrm>
+                        <a:prstGeom prst="line">
+                          <a:avLst/>
+                        </a:prstGeom>
+                      </wps:spPr>
+                      <wps:style>
+                        <a:lnRef idx="1">
+                          <a:schemeClr val="dk1"/>
+                        </a:lnRef>
+                        <a:fillRef idx="0">
+                          <a:schemeClr val="dk1"/>
+                        </a:fillRef>
+                        <a:effectRef idx="0">
+                          <a:schemeClr val="dk1"/>
+                        </a:effectRef>
+                        <a:fontRef idx="minor">
+                          <a:schemeClr val="tx1"/>
+                        </a:fontRef>
+                      </wps:style>
+                      <wps:bodyPr/>
+                    </wps:wsp>
+                  </a:graphicData>
+                </a:graphic>
+                <wp14:sizeRelH relativeFrom="margin">
+                  <wp14:pctWidth>0</wp14:pctWidth>
+                </wp14:sizeRelH>
+                <wp14:sizeRelV relativeFrom="margin">
+                  <wp14:pctHeight>0</wp14:pctHeight>
+                </wp14:sizeRelV>
+              </wp:anchor>
+            </w:drawing>
+          </mc:Choice>
+          <mc:Fallback>
+            <w:pict>
+              <v:line w14:anchorId="0399573F" id="Straight Connector 25" o:spid="_x0000_s1026" style="position:absolute;z-index:251637760;visibility:visible;mso-wrap-style:square;mso-width-percent:0;mso-height-percent:0;mso-wrap-distance-left:9pt;mso-wrap-distance-top:0;mso-wrap-distance-right:9pt;mso-wrap-distance-bottom:0;mso-position-horizontal:absolute;mso-position-horizontal-relative:text;mso-position-vertical:absolute;mso-position-vertical-relative:text;mso-width-percent:0;mso-height-percent:0;mso-width-relative:margin;mso-height-relative:margin" from="914pt,24.85pt" to="930.65pt,51.15pt" o:gfxdata="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" strokecolor="black [3200]" strokeweight=".5pt">
+                <v:stroke joinstyle="miter"/>
+              </v:line>
+            </w:pict>
+          </mc:Fallback>
+        </mc:AlternateContent>
+      </w:r>
+      <w:r>
+        <w:rPr>
+          <w:noProof/>
+          <w:sz w:val="16"/>
+          <w:szCs w:val="16"/>
+        </w:rPr>
+        <mc:AlternateContent>
+          <mc:Choice Requires="wpg">
+            <w:drawing>
+              <wp:anchor distT="0" distB="0" distL="114300" distR="114300" simplePos="0" relativeHeight="251624448" behindDoc="0" locked="0" layoutInCell="1" allowOverlap="1" wp14:anchorId="569E386F" wp14:editId="07D56CD2">
+                <wp:simplePos x="0" y="0"/>
+                <wp:positionH relativeFrom="column">
+                  <wp:posOffset>11165405</wp:posOffset>
+                </wp:positionH>
+                <wp:positionV relativeFrom="paragraph">
+                  <wp:posOffset>64061</wp:posOffset>
+                </wp:positionV>
+                <wp:extent cx="1030149" cy="390924"/>
+                <wp:effectExtent l="0" t="0" r="0" b="0"/>
+                <wp:wrapNone/>
+                <wp:docPr id="513734620" name="Group 16"/>
+                <wp:cNvGraphicFramePr/>
+                <a:graphic xmlns:a="http://schemas.openxmlformats.org/drawingml/2006/main">
+                  <a:graphicData uri="http://schemas.microsoft.com/office/word/2010/wordprocessingGroup">
+                    <wpg:wgp>
+                      <wpg:cNvGrpSpPr/>
+                      <wpg:grpSpPr>
+                        <a:xfrm>
+                          <a:off x="0" y="0"/>
+                          <a:ext cx="1030149" cy="390924"/>
+                          <a:chOff x="0" y="0"/>
+                          <a:chExt cx="1030357" cy="390939"/>
+                        </a:xfrm>
+                      </wpg:grpSpPr>
+                      <wps:wsp>
+                        <wps:cNvPr id="904379014" name="Oval 14"/>
+                        <wps:cNvSpPr/>
+                        <wps:spPr>
+                          <a:xfrm>
+                            <a:off x="0" y="0"/>
+                            <a:ext cx="815008" cy="253475"/>
+                          </a:xfrm>
+                          <a:prstGeom prst="ellipse">
+                            <a:avLst/>
+                          </a:prstGeom>
+                          <a:noFill/>
+                          <a:ln w="6350"/>
+                        </wps:spPr>
+                        <wps:style>
+                          <a:lnRef idx="2">
+                            <a:schemeClr val="accent1">
+                              <a:shade val="15000"/>
+                            </a:schemeClr>
+                          </a:lnRef>
+                          <a:fillRef idx="1">
+                            <a:schemeClr val="accent1"/>
+                          </a:fillRef>
+                          <a:effectRef idx="0">
+                            <a:schemeClr val="accent1"/>
+                          </a:effectRef>
+                          <a:fontRef idx="minor">
+                            <a:schemeClr val="lt1"/>
+                          </a:fontRef>
+                        </wps:style>
+                        <wps:bodyPr rot="0" spcFirstLastPara="0" vertOverflow="overflow" horzOverflow="overflow" vert="horz" wrap="square" lIns="91440" tIns="45720" rIns="91440" bIns="45720" numCol="1" spcCol="0" rtlCol="0" fromWordArt="0" anchor="ctr" anchorCtr="0" forceAA="0" compatLnSpc="1">
+                          <a:prstTxWarp prst="textNoShape">
+                            <a:avLst/>
+                          </a:prstTxWarp>
+                          <a:noAutofit/>
+                        </wps:bodyPr>
+                      </wps:wsp>
+                      <wps:wsp>
+                        <wps:cNvPr id="1112766754" name="Text Box 15"/>
+                        <wps:cNvSpPr txBox="1"/>
+                        <wps:spPr>
+                          <a:xfrm>
+                            <a:off x="172278" y="0"/>
+                            <a:ext cx="858079" cy="390939"/>
+                          </a:xfrm>
+                          <a:prstGeom prst="rect">
+                            <a:avLst/>
+                          </a:prstGeom>
+                          <a:noFill/>
+                          <a:ln w="6350">
+                            <a:noFill/>
+                          </a:ln>
+                        </wps:spPr>
+                        <wps:txbx>
+                          <w:txbxContent>
+                            <w:p>
+                              <w:pPr>
+                                <w:rPr>
+                                  <w:sz w:val="16"/>
+                                  <w:szCs w:val="16"/>
+                                  <w:u w:val="single"/>
+                                </w:rPr>
+                              </w:pPr>
+                              <w:proofErr w:type="spellStart"/>
+                              <w:r>
+                                <w:rPr>
+                                  <w:sz w:val="16"/>
+                                  <w:szCs w:val="16"/>
+                                  <w:u w:val="single"/>
+                                </w:rPr>
+                                <w:t>RegNo</w:t>
+                              </w:r>
+                              <w:proofErr w:type="spellEnd"/>
+                            </w:p>
+                          </w:txbxContent>
+                        </wps:txbx>
+                        <wps:bodyPr rot="0" spcFirstLastPara="0" vertOverflow="overflow" horzOverflow="overflow" vert="horz" wrap="square" lIns="91440" tIns="45720" rIns="91440" bIns="45720" numCol="1" spcCol="0" rtlCol="0" fromWordArt="0" anchor="t" anchorCtr="0" forceAA="0" compatLnSpc="1">
+                          <a:prstTxWarp prst="textNoShape">
+                            <a:avLst/>
+                          </a:prstTxWarp>
+                          <a:noAutofit/>
+                        </wps:bodyPr>
+                      </wps:wsp>
+                    </wpg:wgp>
+                  </a:graphicData>
+                </a:graphic>
+              </wp:anchor>
+            </w:drawing>
+          </mc:Choice>
+          <mc:Fallback>
+            <w:pict>
+              <v:group w14:anchorId="569E386F" id="_x0000_s1108" style="position:absolute;margin-left:879.15pt;margin-top:5.05pt;width:81.1pt;height:30.8pt;z-index:251624448" coordsize="10303,3909" o:gfxdata="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">
+                <v:oval id="Oval 14" o:spid="_x0000_s1109" style="position:absolute;width:8150;height:2534;visibility:visible;mso-wrap-style:square;v-text-anchor:middle" o:gfxdata="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" filled="f" strokecolor="#09101d [484]" strokeweight=".5pt">
+                  <v:stroke joinstyle="miter"/>
+                </v:oval>
+                <v:shape id="Text Box 15" o:spid="_x0000_s1110" type="#_x0000_t202" style="position:absolute;left:1722;width:8581;height:3909;visibility:visible;mso-wrap-style:square;v-text-anchor:top" o:gfxdata="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" filled="f" stroked="f" strokeweight=".5pt">
+                  <v:textbox>
+                    <w:txbxContent>
+                      <w:p>
+                        <w:pPr>
+                          <w:rPr>
+                            <w:sz w:val="16"/>
+                            <w:szCs w:val="16"/>
+                            <w:u w:val="single"/>
+                          </w:rPr>
+                        </w:pPr>
+                        <w:proofErr w:type="spellStart"/>
+                        <w:r>
+                          <w:rPr>
+                            <w:sz w:val="16"/>
+                            <w:szCs w:val="16"/>
+                            <w:u w:val="single"/>
+                          </w:rPr>
+                          <w:t>RegNo</w:t>
+                        </w:r>
+                        <w:proofErr w:type="spellEnd"/>
+                      </w:p>
+                    </w:txbxContent>
+                  </v:textbox>
+                </v:shape>
+              </v:group>
+            </w:pict>
+          </mc:Fallback>
+        </mc:AlternateContent>
+      </w:r>
     </w:p>
     <w:p>
       <w:pPr>
